--- a/downloads/teacher/ai-3-week-01.docx
+++ b/downloads/teacher/ai-3-week-01.docx
@@ -2744,6 +2744,396 @@
         <w:t>For the Verified Study Buddy, separate routing predictions, source retrieval and generated explanations in its evidence record.</w:t>
       </w:r>
     </w:p>
+    <w:p>
+      <w:pPr>
+        <w:pStyle w:val="Heading1"/>
+      </w:pPr>
+      <w:r>
+        <w:t>07. Prepare, teach and assess</w:t>
+      </w:r>
+    </w:p>
+    <w:p>
+      <w:r>
+        <w:t>Teaching target: Distinguish discriminative prediction from generation by inspecting the requested output</w:t>
+      </w:r>
+    </w:p>
+    <w:p>
+      <w:r>
+        <w:t>Prepare the labelled worked-case picture, the matching workbook, fictional input cards and a place for individual responses. No paid AI account is required for the paper reasoning activities.</w:t>
+      </w:r>
+    </w:p>
+    <w:tbl>
+      <w:tblPr>
+        <w:tblStyle w:val="LightShading-Accent1"/>
+        <w:tblW w:type="auto" w:w="0"/>
+        <w:tblLook w:firstColumn="1" w:firstRow="1" w:lastColumn="0" w:lastRow="0" w:noHBand="0" w:noVBand="1" w:val="04A0"/>
+      </w:tblPr>
+      <w:tblGrid>
+        <w:gridCol w:w="3408"/>
+        <w:gridCol w:w="3408"/>
+        <w:gridCol w:w="3408"/>
+      </w:tblGrid>
+      <w:tr>
+        <w:trPr>
+          <w:tblHeader/>
+        </w:trPr>
+        <w:tc>
+          <w:tcPr>
+            <w:tcW w:type="dxa" w:w="3408"/>
+          </w:tcPr>
+          <w:p>
+            <w:r>
+              <w:t>Session</w:t>
+            </w:r>
+          </w:p>
+        </w:tc>
+        <w:tc>
+          <w:tcPr>
+            <w:tcW w:type="dxa" w:w="3408"/>
+          </w:tcPr>
+          <w:p>
+            <w:r>
+              <w:t>Plan</w:t>
+            </w:r>
+          </w:p>
+        </w:tc>
+        <w:tc>
+          <w:tcPr>
+            <w:tcW w:type="dxa" w:w="3408"/>
+          </w:tcPr>
+          <w:p>
+            <w:r>
+              <w:t>Resources</w:t>
+            </w:r>
+          </w:p>
+        </w:tc>
+      </w:tr>
+      <w:tr>
+        <w:tc>
+          <w:tcPr>
+            <w:tcW w:type="dxa" w:w="3408"/>
+          </w:tcPr>
+          <w:p>
+            <w:r>
+              <w:t>Session 1 · Understand · 45 min</w:t>
+            </w:r>
+          </w:p>
+        </w:tc>
+        <w:tc>
+          <w:tcPr>
+            <w:tcW w:type="dxa" w:w="3408"/>
+          </w:tcPr>
+          <w:p>
+            <w:r>
+              <w:t>0–7: recall and prerequisite; 7–15: inspect the concrete case and predict; 15–30: teacher models the worked trace; 30–40: learners explain a step using the text and visual; 40–45: check the core idea.</w:t>
+            </w:r>
+          </w:p>
+        </w:tc>
+        <w:tc>
+          <w:tcPr>
+            <w:tcW w:type="dxa" w:w="3408"/>
+          </w:tcPr>
+          <w:p>
+            <w:r>
+              <w:t>Sections 1–6; record the brief recall in the workbook.</w:t>
+            </w:r>
+          </w:p>
+        </w:tc>
+      </w:tr>
+      <w:tr>
+        <w:tc>
+          <w:tcPr>
+            <w:tcW w:type="dxa" w:w="3408"/>
+          </w:tcPr>
+          <w:p>
+            <w:r>
+              <w:t>Session 2 · Practise · 45 min</w:t>
+            </w:r>
+          </w:p>
+        </w:tc>
+        <w:tc>
+          <w:tcPr>
+            <w:tcW w:type="dxa" w:w="3408"/>
+          </w:tcPr>
+          <w:p>
+            <w:r>
+              <w:t>0–5: retrieve the procedure; 5–15: W2 completion practice; 15–23: explain and check with a partner; 23–30: each learner answers the misconception check; 30–40: targeted reteaching or a harder variation; 40–45: prepare the investigation.</w:t>
+            </w:r>
+          </w:p>
+        </w:tc>
+        <w:tc>
+          <w:tcPr>
+            <w:tcW w:type="dxa" w:w="3408"/>
+          </w:tcPr>
+          <w:p>
+            <w:r>
+              <w:t>Sections 7–10; use the matching workbook W2 and misconception check.</w:t>
+            </w:r>
+          </w:p>
+        </w:tc>
+      </w:tr>
+      <w:tr>
+        <w:tc>
+          <w:tcPr>
+            <w:tcW w:type="dxa" w:w="3408"/>
+          </w:tcPr>
+          <w:p>
+            <w:r>
+              <w:t>Session 3 · Investigate and transfer · 45 min</w:t>
+            </w:r>
+          </w:p>
+        </w:tc>
+        <w:tc>
+          <w:tcPr>
+            <w:tcW w:type="dxa" w:w="3408"/>
+          </w:tcPr>
+          <w:p>
+            <w:r>
+              <w:t>0–5: retrieve the decision rule; 5–20: investigate or trace; 20–30: start the independent case; 30–38: connect the project; 38–43: act on feedback; 43–45: plan the return check.</w:t>
+            </w:r>
+          </w:p>
+        </w:tc>
+        <w:tc>
+          <w:tcPr>
+            <w:tcW w:type="dxa" w:w="3408"/>
+          </w:tcPr>
+          <w:p>
+            <w:r>
+              <w:t>Sections 9 and 11–14. Give extra time to finish the full task set; use Section 15 when the week includes a coding lab.</w:t>
+            </w:r>
+          </w:p>
+        </w:tc>
+      </w:tr>
+    </w:tbl>
+    <w:p>
+      <w:r>
+        <w:t>Before class, solve the supported practice: For The marker is, calculate the three empirical probabilities, their sum and their meaning.</w:t>
+      </w:r>
+    </w:p>
+    <w:p>
+      <w:r>
+        <w:t>Reasoned practice answer: Teacher explanation: Probabilities 0.6,0.3,0.1 sum to 1 and describe ten supplied corpus continuations; they are not observations of the current marker.</w:t>
+      </w:r>
+    </w:p>
+    <w:p>
+      <w:r>
+        <w:t>Check every learner before discussion: Use the worked case for Generative and predictive objectives. Proposed explanation: “Generative models do not predict”. Decide whether this explanation is supported. Point to the step or supplied fact that decides; explain your repair if needed.</w:t>
+      </w:r>
+    </w:p>
+    <w:p>
+      <w:r>
+        <w:t>Misconception repair: Autoregressive generation predicts the next item repeatedly.</w:t>
+      </w:r>
+    </w:p>
+    <w:p>
+      <w:r>
+        <w:t>Support: read the exact case aloud, enlarge the labelled picture, supply input cards and model only the first deciding step. Accept a spoken explanation or drawing; retain the reasoning goal.</w:t>
+      </w:r>
+    </w:p>
+    <w:p>
+      <w:r>
+        <w:t>Extension: The classifier instead predicts history while N and the draft stay unchanged. Require a prediction and a reason before comparing. Expected result: The category prediction changes, but the same unsupported draft claim still needs checking. Reason: Stages can fail independently; one result does not validate another.</w:t>
+      </w:r>
+    </w:p>
+    <w:p>
+      <w:r>
+        <w:t>Independent assessment: withhold the reserved answer until the learner has attempted the new case. Record support separately from correctness.</w:t>
+      </w:r>
+    </w:p>
+    <w:tbl>
+      <w:tblPr>
+        <w:tblStyle w:val="LightShading-Accent1"/>
+        <w:tblW w:type="auto" w:w="0"/>
+        <w:tblLook w:firstColumn="1" w:firstRow="1" w:lastColumn="0" w:lastRow="0" w:noHBand="0" w:noVBand="1" w:val="04A0"/>
+      </w:tblPr>
+      <w:tblGrid>
+        <w:gridCol w:w="2556"/>
+        <w:gridCol w:w="2556"/>
+        <w:gridCol w:w="2556"/>
+        <w:gridCol w:w="2556"/>
+      </w:tblGrid>
+      <w:tr>
+        <w:trPr>
+          <w:tblHeader/>
+        </w:trPr>
+        <w:tc>
+          <w:tcPr>
+            <w:tcW w:type="dxa" w:w="2556"/>
+          </w:tcPr>
+          <w:p>
+            <w:r>
+              <w:t>Criterion</w:t>
+            </w:r>
+          </w:p>
+        </w:tc>
+        <w:tc>
+          <w:tcPr>
+            <w:tcW w:type="dxa" w:w="2556"/>
+          </w:tcPr>
+          <w:p>
+            <w:r>
+              <w:t>Not yet</w:t>
+            </w:r>
+          </w:p>
+        </w:tc>
+        <w:tc>
+          <w:tcPr>
+            <w:tcW w:type="dxa" w:w="2556"/>
+          </w:tcPr>
+          <w:p>
+            <w:r>
+              <w:t>With support</w:t>
+            </w:r>
+          </w:p>
+        </w:tc>
+        <w:tc>
+          <w:tcPr>
+            <w:tcW w:type="dxa" w:w="2556"/>
+          </w:tcPr>
+          <w:p>
+            <w:r>
+              <w:t>Independent</w:t>
+            </w:r>
+          </w:p>
+        </w:tc>
+      </w:tr>
+      <w:tr>
+        <w:tc>
+          <w:tcPr>
+            <w:tcW w:type="dxa" w:w="2556"/>
+          </w:tcPr>
+          <w:p>
+            <w:r>
+              <w:t>Explanation</w:t>
+            </w:r>
+          </w:p>
+        </w:tc>
+        <w:tc>
+          <w:tcPr>
+            <w:tcW w:type="dxa" w:w="2556"/>
+          </w:tcPr>
+          <w:p>
+            <w:r>
+              <w:t>Names an answer without a deciding fact</w:t>
+            </w:r>
+          </w:p>
+        </w:tc>
+        <w:tc>
+          <w:tcPr>
+            <w:tcW w:type="dxa" w:w="2556"/>
+          </w:tcPr>
+          <w:p>
+            <w:r>
+              <w:t>Uses a hint to link fact and decision</w:t>
+            </w:r>
+          </w:p>
+        </w:tc>
+        <w:tc>
+          <w:tcPr>
+            <w:tcW w:type="dxa" w:w="2556"/>
+          </w:tcPr>
+          <w:p>
+            <w:r>
+              <w:t>Explains the deciding fact in own words</w:t>
+            </w:r>
+          </w:p>
+        </w:tc>
+      </w:tr>
+      <w:tr>
+        <w:tc>
+          <w:tcPr>
+            <w:tcW w:type="dxa" w:w="2556"/>
+          </w:tcPr>
+          <w:p>
+            <w:r>
+              <w:t>Trace or test</w:t>
+            </w:r>
+          </w:p>
+        </w:tc>
+        <w:tc>
+          <w:tcPr>
+            <w:tcW w:type="dxa" w:w="2556"/>
+          </w:tcPr>
+          <w:p>
+            <w:r>
+              <w:t>Cannot connect input and result</w:t>
+            </w:r>
+          </w:p>
+        </w:tc>
+        <w:tc>
+          <w:tcPr>
+            <w:tcW w:type="dxa" w:w="2556"/>
+          </w:tcPr>
+          <w:p>
+            <w:r>
+              <w:t>Completes steps with prompts</w:t>
+            </w:r>
+          </w:p>
+        </w:tc>
+        <w:tc>
+          <w:tcPr>
+            <w:tcW w:type="dxa" w:w="2556"/>
+          </w:tcPr>
+          <w:p>
+            <w:r>
+              <w:t>Traces or tests a changed case accurately</w:t>
+            </w:r>
+          </w:p>
+        </w:tc>
+      </w:tr>
+      <w:tr>
+        <w:tc>
+          <w:tcPr>
+            <w:tcW w:type="dxa" w:w="2556"/>
+          </w:tcPr>
+          <w:p>
+            <w:r>
+              <w:t>Limits and revision</w:t>
+            </w:r>
+          </w:p>
+        </w:tc>
+        <w:tc>
+          <w:tcPr>
+            <w:tcW w:type="dxa" w:w="2556"/>
+          </w:tcPr>
+          <w:p>
+            <w:r>
+              <w:t>Claims more than evidence supports</w:t>
+            </w:r>
+          </w:p>
+        </w:tc>
+        <w:tc>
+          <w:tcPr>
+            <w:tcW w:type="dxa" w:w="2556"/>
+          </w:tcPr>
+          <w:p>
+            <w:r>
+              <w:t>Names a limit after a prompt</w:t>
+            </w:r>
+          </w:p>
+        </w:tc>
+        <w:tc>
+          <w:tcPr>
+            <w:tcW w:type="dxa" w:w="2556"/>
+          </w:tcPr>
+          <w:p>
+            <w:r>
+              <w:t>States a defensible limit and useful next test</w:t>
+            </w:r>
+          </w:p>
+        </w:tc>
+      </w:tr>
+    </w:tbl>
+    <w:p>
+      <w:r>
+        <w:t>Project checkpoint: Frame the need. Name the user, the problem, allowed inputs and a safe simple starting method.</w:t>
+      </w:r>
+    </w:p>
+    <w:p>
+      <w:r>
+        <w:t>Use the weekly teacher answer for topic-specific reasoning. A saved progress tick is an activity record; judge mastery from the learner’s explanation and evidence.</w:t>
+      </w:r>
+    </w:p>
     <w:sectPr>
       <w:pgSz w:w="12240" w:h="15840"/>
       <w:pgMar w:top="936" w:right="1008" w:bottom="936" w:left="1008" w:header="720" w:footer="720" w:gutter="0"/>

--- a/downloads/teacher/ai-3-week-01.docx
+++ b/downloads/teacher/ai-3-week-01.docx
@@ -3134,6 +3134,39 @@
         <w:t>Use the weekly teacher answer for topic-specific reasoning. A saved progress tick is an activity record; judge mastery from the learner’s explanation and evidence.</w:t>
       </w:r>
     </w:p>
+    <w:p>
+      <w:pPr>
+        <w:pStyle w:val="Heading1"/>
+      </w:pPr>
+      <w:r>
+        <w:t>08. Use feedback, labs and repair paths</w:t>
+      </w:r>
+    </w:p>
+    <w:p>
+      <w:r>
+        <w:t>Use the two formative questions as supported practice, not as independent mastery scores. Discuss the deciding evidence rather than accepting a guessed selection.</w:t>
+      </w:r>
+    </w:p>
+    <w:p>
+      <w:r>
+        <w:t>The feedback comes from the reviewed public worked case. Do not reveal the separately reserved independent teacher answer until the learner has attempted that case.</w:t>
+      </w:r>
+    </w:p>
+    <w:p>
+      <w:r>
+        <w:t>Ask students to predict before running code. Preserve errors and actual outputs; collect a changed test and an explanation. The branch-boundary and indexing lessons deliberately include failure cases.</w:t>
+      </w:r>
+    </w:p>
+    <w:p>
+      <w:r>
+        <w:t>Use the earlier worked-explanation links to address a specific missing building block, then return to the current question. Adapt this suggestion after observing the learner; it is not an automatic diagnosis.</w:t>
+      </w:r>
+    </w:p>
+    <w:p>
+      <w:r>
+        <w:t>Collect the completed-work portfolio as evidence. Record support separately from correctness, and assess explanation, trace/test and limitations. Progress ticks and quiz selections alone do not establish mastery.</w:t>
+      </w:r>
+    </w:p>
     <w:sectPr>
       <w:pgSz w:w="12240" w:h="15840"/>
       <w:pgMar w:top="936" w:right="1008" w:bottom="936" w:left="1008" w:header="720" w:footer="720" w:gutter="0"/>

--- a/downloads/teacher/ai-3-week-01.docx
+++ b/downloads/teacher/ai-3-week-01.docx
@@ -29,6 +29,11 @@
       </w:r>
     </w:p>
     <w:p>
+      <w:r>
+        <w:t>Prepare Predictive and Generative AI: check the target, prerequisites, resources and adaptable teaching schedule.</w:t>
+      </w:r>
+    </w:p>
+    <w:p>
       <w:pPr>
         <w:pStyle w:val="Heading3"/>
       </w:pPr>
@@ -37,8 +42,44 @@
       </w:r>
     </w:p>
     <w:p>
-      <w:r>
-        <w:t>Primary target: Distinguish discriminative prediction from generation by inspecting the requested output</w:t>
+      <w:pPr>
+        <w:spacing w:line="336" w:lineRule="auto" w:after="180"/>
+      </w:pPr>
+      <w:r>
+        <w:rPr>
+          <w:b w:val="0"/>
+        </w:rPr>
+        <w:t xml:space="preserve">Primary </w:t>
+      </w:r>
+      <w:r>
+        <w:rPr>
+          <w:b/>
+        </w:rPr>
+        <w:t>target</w:t>
+      </w:r>
+      <w:r>
+        <w:rPr>
+          <w:b w:val="0"/>
+        </w:rPr>
+        <w:t xml:space="preserve">: Distinguish discriminative </w:t>
+      </w:r>
+      <w:r>
+        <w:rPr>
+          <w:b/>
+        </w:rPr>
+        <w:t>prediction</w:t>
+      </w:r>
+      <w:r>
+        <w:rPr>
+          <w:b w:val="0"/>
+        </w:rPr>
+        <w:t xml:space="preserve"> from generation by inspecting the requested </w:t>
+      </w:r>
+      <w:r>
+        <w:rPr>
+          <w:b/>
+        </w:rPr>
+        <w:t>output</w:t>
       </w:r>
     </w:p>
     <w:tbl>
@@ -185,12 +226,47 @@
       </w:tr>
     </w:tbl>
     <w:p>
-      <w:r>
-        <w:t>This is a starting allocation of 135 minutes, not a validated duration. Preserve all named topics. Schedule extra time for connected examples, the full investigation, independent cases and project building. Repeated copies of a case share one recorded attempt; they are not new evidence.</w:t>
-      </w:r>
-    </w:p>
-    <w:p>
-      <w:r>
+      <w:pPr>
+        <w:spacing w:line="336" w:lineRule="auto" w:after="180"/>
+      </w:pPr>
+      <w:r>
+        <w:rPr>
+          <w:b w:val="0"/>
+        </w:rPr>
+        <w:t>This is a starting allocation of 135 minutes, not a validated duration. Preserve all named topics. Schedule extra time for connected examples, the full investigation, independent cases and project building.</w:t>
+      </w:r>
+    </w:p>
+    <w:p>
+      <w:pPr>
+        <w:spacing w:line="336" w:lineRule="auto" w:after="180"/>
+      </w:pPr>
+      <w:r>
+        <w:rPr>
+          <w:b w:val="0"/>
+        </w:rPr>
+        <w:t xml:space="preserve">Repeated copies of a case share one recorded attempt; they are not new </w:t>
+      </w:r>
+      <w:r>
+        <w:rPr>
+          <w:b/>
+        </w:rPr>
+        <w:t>evidence</w:t>
+      </w:r>
+      <w:r>
+        <w:rPr>
+          <w:b w:val="0"/>
+        </w:rPr>
+        <w:t>.</w:t>
+      </w:r>
+    </w:p>
+    <w:p>
+      <w:pPr>
+        <w:spacing w:line="336" w:lineRule="auto" w:after="180"/>
+      </w:pPr>
+      <w:r>
+        <w:rPr>
+          <w:b w:val="0"/>
+        </w:rPr>
         <w:t>Case exposure check: this source example appears in ai-2/27, ai-3/1. Reuse a familiar case for recall or modelling; verify that the case used to assess transfer has not already received feedback.</w:t>
       </w:r>
     </w:p>
@@ -211,22 +287,52 @@
       </w:r>
     </w:p>
     <w:p>
-      <w:r>
+      <w:pPr>
+        <w:spacing w:line="336" w:lineRule="auto" w:after="180"/>
+      </w:pPr>
+      <w:r>
+        <w:rPr>
+          <w:b w:val="0"/>
+        </w:rPr>
         <w:t>Without opening the old lesson, explain one key idea from Capstone Expo. Give an example and a mistake that the idea helps you avoid.</w:t>
       </w:r>
     </w:p>
     <w:p>
-      <w:r>
-        <w:t>Look for: Defend an application using reproducible evidence</w:t>
-      </w:r>
-    </w:p>
-    <w:p>
-      <w:r>
+      <w:pPr>
+        <w:spacing w:line="336" w:lineRule="auto" w:after="180"/>
+      </w:pPr>
+      <w:r>
+        <w:rPr>
+          <w:b w:val="0"/>
+        </w:rPr>
+        <w:t xml:space="preserve">Look for: Defend an application using reproducible </w:t>
+      </w:r>
+      <w:r>
+        <w:rPr>
+          <w:b/>
+        </w:rPr>
+        <w:t>evidence</w:t>
+      </w:r>
+    </w:p>
+    <w:p>
+      <w:pPr>
+        <w:spacing w:line="336" w:lineRule="auto" w:after="180"/>
+      </w:pPr>
+      <w:r>
+        <w:rPr>
+          <w:b w:val="0"/>
+        </w:rPr>
         <w:t>Reference example, not the only acceptable wording: Fictional raw dataset, schema, code version, settings, run instructions, tests with expected/actual results, rejection reasons and change log.</w:t>
       </w:r>
     </w:p>
     <w:p>
-      <w:r>
+      <w:pPr>
+        <w:spacing w:line="336" w:lineRule="auto" w:after="180"/>
+      </w:pPr>
+      <w:r>
+        <w:rPr>
+          <w:b w:val="0"/>
+        </w:rPr>
         <w:t>Use the student module and workbook section with this exact week title. The worked case, independent question and answers below form one aligned lesson sequence.</w:t>
       </w:r>
     </w:p>
@@ -239,7 +345,13 @@
       </w:r>
     </w:p>
     <w:p>
-      <w:r>
+      <w:pPr>
+        <w:spacing w:line="336" w:lineRule="auto" w:after="180"/>
+      </w:pPr>
+      <w:r>
+        <w:rPr>
+          <w:b w:val="0"/>
+        </w:rPr>
         <w:t>A study tool finds a paragraph, labels its difficulty and invents practice questions. Identify the three operations and one check for each.</w:t>
       </w:r>
     </w:p>
@@ -252,8 +364,20 @@
       </w:r>
     </w:p>
     <w:p>
-      <w:r>
-        <w:t>Week 1: Predictive and Generative AI</w:t>
+      <w:pPr>
+        <w:spacing w:line="336" w:lineRule="auto" w:after="180"/>
+      </w:pPr>
+      <w:r>
+        <w:rPr>
+          <w:b w:val="0"/>
+        </w:rPr>
+        <w:t xml:space="preserve">Week 1: Predictive and </w:t>
+      </w:r>
+      <w:r>
+        <w:rPr>
+          <w:b/>
+        </w:rPr>
+        <w:t>Generative AI</w:t>
       </w:r>
     </w:p>
     <w:tbl>
@@ -389,12 +513,38 @@
       </w:r>
     </w:p>
     <w:p>
-      <w:r>
+      <w:pPr>
+        <w:spacing w:line="336" w:lineRule="auto" w:after="180"/>
+      </w:pPr>
+      <w:r>
+        <w:rPr>
+          <w:b w:val="0"/>
+        </w:rPr>
         <w:t>Use the supplied scenario, student illustrations and blank paper. For numeric work, offer counters or a calculator after learners show the setup. Fictional records are supplied; personal data and paid accounts are unnecessary.</w:t>
       </w:r>
     </w:p>
     <w:p>
-      <w:r>
+      <w:pPr>
+        <w:pStyle w:val="Heading3"/>
+      </w:pPr>
+      <w:r>
+        <w:t>Alternative compact allocation</w:t>
+      </w:r>
+    </w:p>
+    <w:p>
+      <w:r>
+        <w:t>This compact option is not the full-week schedule. Use the main teaching cycle and allow extra sessions for the investigation, independent work and project.</w:t>
+      </w:r>
+    </w:p>
+    <w:p>
+      <w:pPr>
+        <w:spacing w:line="336" w:lineRule="auto" w:after="180"/>
+        <w:shd w:fill="F1F6F8"/>
+      </w:pPr>
+      <w:r>
+        <w:rPr>
+          <w:b w:val="0"/>
+        </w:rPr>
         <w:t>Allow 80 minutes: recall 8; explanation 12; worked demonstration 15; guided practice 20; independent assessment 15; project and reflection 10. Extend the lab into a second session when needed.</w:t>
       </w:r>
     </w:p>
@@ -407,8 +557,37 @@
       </w:r>
     </w:p>
     <w:p>
-      <w:r>
-        <w:t>Use two 45-minute sessions. All model outputs and probability tables are constructed classroom examples. No hosted AI service, external API or student account is needed. Distinguish a model objective from factual support and system permissions. Collect independent work before discussing its solutions.</w:t>
+      <w:pPr>
+        <w:spacing w:line="336" w:lineRule="auto" w:after="180"/>
+      </w:pPr>
+      <w:r>
+        <w:rPr>
+          <w:b w:val="0"/>
+        </w:rPr>
+        <w:t xml:space="preserve">Use two 45-minute sessions. All model </w:t>
+      </w:r>
+      <w:r>
+        <w:rPr>
+          <w:b/>
+        </w:rPr>
+        <w:t>output</w:t>
+      </w:r>
+      <w:r>
+        <w:rPr>
+          <w:b w:val="0"/>
+        </w:rPr>
+        <w:t>s and probability tables are constructed classroom examples. No hosted AI service, external API or student account is needed.</w:t>
+      </w:r>
+    </w:p>
+    <w:p>
+      <w:pPr>
+        <w:spacing w:line="336" w:lineRule="auto" w:after="180"/>
+      </w:pPr>
+      <w:r>
+        <w:rPr>
+          <w:b w:val="0"/>
+        </w:rPr>
+        <w:t>Distinguish a model objective from factual support and system permissions. Collect independent work before discussing its solutions.</w:t>
       </w:r>
     </w:p>
     <w:p>
@@ -420,22 +599,106 @@
       </w:r>
     </w:p>
     <w:p>
-      <w:r>
-        <w:t>A prediction is a model output. Truth requires appropriate independent observations or sources; confidence and low training loss do not supply that evidence.</w:t>
-      </w:r>
-    </w:p>
-    <w:p>
-      <w:r>
+      <w:pPr>
+        <w:spacing w:line="336" w:lineRule="auto" w:after="180"/>
+      </w:pPr>
+      <w:r>
+        <w:rPr>
+          <w:b w:val="0"/>
+        </w:rPr>
+        <w:t xml:space="preserve">A </w:t>
+      </w:r>
+      <w:r>
+        <w:rPr>
+          <w:b/>
+        </w:rPr>
+        <w:t>prediction</w:t>
+      </w:r>
+      <w:r>
+        <w:rPr>
+          <w:b w:val="0"/>
+        </w:rPr>
+        <w:t xml:space="preserve"> is a model </w:t>
+      </w:r>
+      <w:r>
+        <w:rPr>
+          <w:b/>
+        </w:rPr>
+        <w:t>output</w:t>
+      </w:r>
+      <w:r>
+        <w:rPr>
+          <w:b w:val="0"/>
+        </w:rPr>
+        <w:t xml:space="preserve">. Truth requires appropriate independent </w:t>
+      </w:r>
+      <w:r>
+        <w:rPr>
+          <w:b/>
+        </w:rPr>
+        <w:t>observation</w:t>
+      </w:r>
+      <w:r>
+        <w:rPr>
+          <w:b w:val="0"/>
+        </w:rPr>
+        <w:t xml:space="preserve">s or sources; confidence and low </w:t>
+      </w:r>
+      <w:r>
+        <w:rPr>
+          <w:b/>
+        </w:rPr>
+        <w:t>training</w:t>
+      </w:r>
+      <w:r>
+        <w:rPr>
+          <w:b w:val="0"/>
+        </w:rPr>
+        <w:t xml:space="preserve"> loss do not supply that </w:t>
+      </w:r>
+      <w:r>
+        <w:rPr>
+          <w:b/>
+        </w:rPr>
+        <w:t>evidence</w:t>
+      </w:r>
+      <w:r>
+        <w:rPr>
+          <w:b w:val="0"/>
+        </w:rPr>
+        <w:t>.</w:t>
+      </w:r>
+    </w:p>
+    <w:p>
+      <w:pPr>
+        <w:spacing w:line="336" w:lineRule="auto" w:after="180"/>
+      </w:pPr>
+      <w:r>
+        <w:rPr>
+          <w:b w:val="0"/>
+        </w:rPr>
         <w:t>Printed lesson and workbook; paper and pencil</w:t>
       </w:r>
     </w:p>
     <w:p>
-      <w:r>
+      <w:pPr>
+        <w:spacing w:line="336" w:lineRule="auto" w:after="180"/>
+      </w:pPr>
+      <w:r>
+        <w:rPr>
+          <w:b w:val="0"/>
+        </w:rPr>
         <w:t>Calculator; optional local Python 3 interpreter</w:t>
       </w:r>
     </w:p>
     <w:p>
-      <w:r>
+      <w:pPr>
+        <w:spacing w:line="336" w:lineRule="auto" w:after="180"/>
+      </w:pPr>
+      <w:r>
+        <w:rPr>
+          <w:b w:val="0"/>
+        </w:rPr>
         <w:t>Prepare the independent task and fresh retry without displaying solutions</w:t>
       </w:r>
     </w:p>
@@ -448,12 +711,36 @@
       </w:r>
     </w:p>
     <w:p>
-      <w:r>
-        <w:t>By the end, I can identify generation and prediction objectives without confusing either with verified truth.</w:t>
-      </w:r>
-    </w:p>
-    <w:p>
-      <w:r>
+      <w:pPr>
+        <w:spacing w:line="336" w:lineRule="auto" w:after="180"/>
+      </w:pPr>
+      <w:r>
+        <w:rPr>
+          <w:b w:val="0"/>
+        </w:rPr>
+        <w:t xml:space="preserve">By the end, I can identify generation and </w:t>
+      </w:r>
+      <w:r>
+        <w:rPr>
+          <w:b/>
+        </w:rPr>
+        <w:t>prediction</w:t>
+      </w:r>
+      <w:r>
+        <w:rPr>
+          <w:b w:val="0"/>
+        </w:rPr>
+        <w:t xml:space="preserve"> objectives without confusing either with verified truth.</w:t>
+      </w:r>
+    </w:p>
+    <w:p>
+      <w:pPr>
+        <w:spacing w:line="336" w:lineRule="auto" w:after="180"/>
+      </w:pPr>
+      <w:r>
+        <w:rPr>
+          <w:b w:val="0"/>
+        </w:rPr>
         <w:t>This added worked case illustrates the week’s main idea. Retain all original and connected topics; schedule its practice within the teaching cycle.</w:t>
       </w:r>
     </w:p>
@@ -466,61 +753,191 @@
       </w:r>
     </w:p>
     <w:p>
+      <w:r>
+        <w:t>Model Predictive and Generative AI using the supplied case, labelled mechanism and reasoning. Make the scope of each conclusion explicit.</w:t>
+      </w:r>
+    </w:p>
+    <w:p>
+      <w:pPr>
+        <w:spacing w:line="336" w:lineRule="auto" w:after="180"/>
+      </w:pPr>
+      <w:r>
+        <w:rPr>
+          <w:b/>
+        </w:rPr>
+        <w:t>Input</w:t>
+      </w:r>
+      <w:r>
+        <w:rPr>
+          <w:b w:val="0"/>
+        </w:rPr>
+        <w:t xml:space="preserve"> → </w:t>
+      </w:r>
+      <w:r>
+        <w:rPr>
+          <w:b/>
+        </w:rPr>
+        <w:t>Process</w:t>
+      </w:r>
+      <w:r>
+        <w:rPr>
+          <w:b w:val="0"/>
+        </w:rPr>
+        <w:t xml:space="preserve"> → </w:t>
+      </w:r>
+      <w:r>
+        <w:rPr>
+          <w:b/>
+        </w:rPr>
+        <w:t>Output</w:t>
+      </w:r>
+    </w:p>
+    <w:p>
+      <w:pPr>
+        <w:spacing w:line="336" w:lineRule="auto" w:after="180"/>
+      </w:pPr>
+      <w:r>
+        <w:rPr>
+          <w:b w:val="0"/>
+        </w:rPr>
+        <w:t>Trace the information. At each stage, ask what changed and how you could test it.</w:t>
+      </w:r>
+    </w:p>
+    <w:p>
+      <w:pPr>
+        <w:spacing w:line="336" w:lineRule="auto" w:after="180"/>
+      </w:pPr>
+      <w:r>
+        <w:rPr>
+          <w:b w:val="0"/>
+        </w:rPr>
+        <w:t>Which stage could fail even when the other two are correct? Explain:</w:t>
+      </w:r>
+    </w:p>
+    <w:p>
+      <w:pPr>
+        <w:spacing w:line="336" w:lineRule="auto" w:after="180"/>
+      </w:pPr>
+      <w:r>
+        <w:rPr>
+          <w:b w:val="0"/>
+        </w:rPr>
+        <w:t xml:space="preserve">Predict first. Then check each step. A correct answer without visible reasoning is incomplete </w:t>
+      </w:r>
+      <w:r>
+        <w:rPr>
+          <w:b/>
+        </w:rPr>
+        <w:t>evidence</w:t>
+      </w:r>
+      <w:r>
+        <w:rPr>
+          <w:b w:val="0"/>
+        </w:rPr>
+        <w:t>.</w:t>
+      </w:r>
+    </w:p>
+    <w:p>
+      <w:pPr>
+        <w:spacing w:line="336" w:lineRule="auto" w:after="180"/>
+        <w:shd w:fill="F4F9FC"/>
+      </w:pPr>
+      <w:r>
+        <w:rPr>
+          <w:b w:val="0"/>
+        </w:rPr>
+        <w:t>1. Classifier: choose one label from cat, dog, or rabbit.</w:t>
+      </w:r>
+    </w:p>
+    <w:p>
+      <w:pPr>
+        <w:spacing w:line="336" w:lineRule="auto" w:after="180"/>
+        <w:shd w:fill="F4F9FC"/>
+      </w:pPr>
+      <w:r>
+        <w:rPr>
+          <w:b w:val="0"/>
+        </w:rPr>
+        <w:t>2. Regressor: estimate a numerical reading time.</w:t>
+      </w:r>
+    </w:p>
+    <w:p>
+      <w:pPr>
+        <w:spacing w:line="336" w:lineRule="auto" w:after="180"/>
+        <w:shd w:fill="F4F9FC"/>
+      </w:pPr>
+      <w:r>
+        <w:rPr>
+          <w:b w:val="0"/>
+        </w:rPr>
+        <w:t>3. Generator: construct a new explanation token by token.</w:t>
+      </w:r>
+    </w:p>
+    <w:p>
+      <w:pPr>
+        <w:spacing w:line="336" w:lineRule="auto" w:after="180"/>
+        <w:shd w:fill="F4F9FC"/>
+      </w:pPr>
+      <w:r>
+        <w:rPr>
+          <w:b w:val="0"/>
+        </w:rPr>
+        <w:t xml:space="preserve">4. A product may combine </w:t>
+      </w:r>
+      <w:r>
+        <w:rPr>
+          <w:b/>
+        </w:rPr>
+        <w:t>mechanism</w:t>
+      </w:r>
+      <w:r>
+        <w:rPr>
+          <w:b w:val="0"/>
+        </w:rPr>
+        <w:t>s, so test each stage separately.</w:t>
+      </w:r>
+    </w:p>
+    <w:p>
+      <w:pPr>
+        <w:spacing w:line="336" w:lineRule="auto" w:after="180"/>
+      </w:pPr>
+      <w:r>
+        <w:rPr>
+          <w:b w:val="0"/>
+        </w:rPr>
+        <w:t>Recalculate, retrace, or restate the reasoning in your own representation:</w:t>
+      </w:r>
+    </w:p>
+    <w:p>
+      <w:pPr>
+        <w:spacing w:line="336" w:lineRule="auto" w:after="180"/>
+        <w:shd w:fill="F5F1FB"/>
+      </w:pPr>
+      <w:r>
+        <w:rPr>
+          <w:b w:val="0"/>
+        </w:rPr>
+        <w:t xml:space="preserve">CHECK Did the </w:t>
+      </w:r>
+      <w:r>
+        <w:rPr>
+          <w:b/>
+        </w:rPr>
+        <w:t>evidence</w:t>
+      </w:r>
+      <w:r>
+        <w:rPr>
+          <w:b w:val="0"/>
+        </w:rPr>
+        <w:t xml:space="preserve"> answer the exact question? Did the total, path, or source record stay consistent?</w:t>
+      </w:r>
+    </w:p>
+    <w:p>
       <w:pPr>
         <w:pStyle w:val="Heading3"/>
       </w:pPr>
       <w:r>
-        <w:t>Explain the mechanism</w:t>
-      </w:r>
-    </w:p>
-    <w:p>
-      <w:r>
-        <w:t>Input → Process → Output</w:t>
-      </w:r>
-    </w:p>
-    <w:p>
-      <w:r>
-        <w:t>Trace the information. At each stage, ask what changed and how you could test it.</w:t>
-      </w:r>
-    </w:p>
-    <w:p>
-      <w:r>
-        <w:t>Which stage could fail even when the other two are correct? Explain:</w:t>
-      </w:r>
-    </w:p>
-    <w:p>
-      <w:r>
-        <w:t>Predict first. Then check each step. A correct answer without visible reasoning is incomplete evidence.</w:t>
-      </w:r>
-    </w:p>
-    <w:p>
-      <w:r>
-        <w:t>1. Classifier: choose one label from cat, dog, or rabbit.</w:t>
-      </w:r>
-    </w:p>
-    <w:p>
-      <w:r>
-        <w:t>2. Regressor: estimate a numerical reading time.</w:t>
-      </w:r>
-    </w:p>
-    <w:p>
-      <w:r>
-        <w:t>3. Generator: construct a new explanation token by token.</w:t>
-      </w:r>
-    </w:p>
-    <w:p>
-      <w:r>
-        <w:t>4. A product may combine mechanisms, so test each stage separately.</w:t>
-      </w:r>
-    </w:p>
-    <w:p>
-      <w:r>
-        <w:t>Recalculate, retrace, or restate the reasoning in your own representation:</w:t>
-      </w:r>
-    </w:p>
-    <w:p>
-      <w:r>
-        <w:t>CHECK Did the evidence answer the exact question? Did the total, path, or source record stay consistent?</w:t>
+        <w:t>Concrete teaching case</w:t>
       </w:r>
     </w:p>
     <w:p>
@@ -528,16 +945,38 @@
         <w:pStyle w:val="Heading3"/>
       </w:pPr>
       <w:r>
-        <w:t>Concrete teaching case</w:t>
-      </w:r>
-    </w:p>
-    <w:p>
-      <w:r>
+        <w:t>The teaching case</w:t>
+      </w:r>
+    </w:p>
+    <w:p>
+      <w:pPr>
+        <w:spacing w:line="336" w:lineRule="auto" w:after="180"/>
+        <w:shd w:fill="F1F6FC"/>
+      </w:pPr>
+      <w:r>
+        <w:rPr>
+          <w:b w:val="0"/>
+        </w:rPr>
         <w:t>A tool labels a question biology, writes a new question and computes 7 times 8.</w:t>
       </w:r>
     </w:p>
     <w:p>
-      <w:r>
+      <w:pPr>
+        <w:pStyle w:val="Heading3"/>
+      </w:pPr>
+      <w:r>
+        <w:t>The teaching case</w:t>
+      </w:r>
+    </w:p>
+    <w:p>
+      <w:pPr>
+        <w:spacing w:line="336" w:lineRule="auto" w:after="180"/>
+        <w:shd w:fill="F1F6FC"/>
+      </w:pPr>
+      <w:r>
+        <w:rPr>
+          <w:b w:val="0"/>
+        </w:rPr>
         <w:t>Identify each operation.</w:t>
       </w:r>
     </w:p>
@@ -550,7 +989,22 @@
       </w:r>
     </w:p>
     <w:p>
-      <w:r>
+      <w:pPr>
+        <w:pStyle w:val="Heading3"/>
+      </w:pPr>
+      <w:r>
+        <w:t>Why the result follows</w:t>
+      </w:r>
+    </w:p>
+    <w:p>
+      <w:pPr>
+        <w:spacing w:line="336" w:lineRule="auto" w:after="180"/>
+        <w:shd w:fill="F1F6FC"/>
+      </w:pPr>
+      <w:r>
+        <w:rPr>
+          <w:b w:val="0"/>
+        </w:rPr>
         <w:t>Labelling selects a category; generation creates text; calculation returns 56. Generated questions need factual and instructional checks.</w:t>
       </w:r>
     </w:p>
@@ -563,18 +1017,168 @@
       </w:r>
     </w:p>
     <w:p>
-      <w:r>
-        <w:t>A classifier might map a message to the label request or report. A text generator instead produces a sequence, predicting a distribution over the next token given a prefix. Both make predictions, but the training targets and permitted outputs differ. One application can combine generation with a classifier, retrieval and human approval. Calling a whole product “generative” does not describe every component.</w:t>
-      </w:r>
-    </w:p>
-    <w:p>
-      <w:r>
-        <w:t>The objective defines what training attempts to fit. Next-token fit rewards matching observed continuations; it does not directly certify that an answer is true, well sourced or permitted. A fluent completion is still an output to evaluate against the task.</w:t>
-      </w:r>
-    </w:p>
-    <w:p>
-      <w:r>
-        <w:t>There are ten observed continuations. The empirical probabilities are red 6/10 = 0.6, blue 3/10 = 0.3, green 1/10 = 0.1. They are nonnegative and sum to 1. A simple frequentist classroom model uses these relative counts as its next-token distribution. These probabilities describe the supplied corpus counts, not the current colour of any actual marker.</w:t>
+      <w:pPr>
+        <w:pStyle w:val="Heading3"/>
+      </w:pPr>
+      <w:r>
+        <w:t>Explain the added worked example · 1</w:t>
+      </w:r>
+    </w:p>
+    <w:p>
+      <w:pPr>
+        <w:spacing w:line="336" w:lineRule="auto" w:after="180"/>
+      </w:pPr>
+      <w:r>
+        <w:rPr>
+          <w:b w:val="0"/>
+        </w:rPr>
+        <w:t>A classifier might map a message to the label request or report. A text generator instead produces a sequence, predicting a distribution over the next token given a prefix.</w:t>
+      </w:r>
+    </w:p>
+    <w:p>
+      <w:pPr>
+        <w:spacing w:line="336" w:lineRule="auto" w:after="180"/>
+      </w:pPr>
+      <w:r>
+        <w:rPr>
+          <w:b w:val="0"/>
+        </w:rPr>
+        <w:t xml:space="preserve">Both make </w:t>
+      </w:r>
+      <w:r>
+        <w:rPr>
+          <w:b/>
+        </w:rPr>
+        <w:t>prediction</w:t>
+      </w:r>
+      <w:r>
+        <w:rPr>
+          <w:b w:val="0"/>
+        </w:rPr>
+        <w:t xml:space="preserve">s, but the </w:t>
+      </w:r>
+      <w:r>
+        <w:rPr>
+          <w:b/>
+        </w:rPr>
+        <w:t>training</w:t>
+      </w:r>
+      <w:r>
+        <w:rPr>
+          <w:b w:val="0"/>
+        </w:rPr>
+        <w:t xml:space="preserve"> </w:t>
+      </w:r>
+      <w:r>
+        <w:rPr>
+          <w:b/>
+        </w:rPr>
+        <w:t>target</w:t>
+      </w:r>
+      <w:r>
+        <w:rPr>
+          <w:b w:val="0"/>
+        </w:rPr>
+        <w:t xml:space="preserve">s and permitted </w:t>
+      </w:r>
+      <w:r>
+        <w:rPr>
+          <w:b/>
+        </w:rPr>
+        <w:t>output</w:t>
+      </w:r>
+      <w:r>
+        <w:rPr>
+          <w:b w:val="0"/>
+        </w:rPr>
+        <w:t>s differ. One application can combine generation with a classifier, retrieval and human approval.</w:t>
+      </w:r>
+    </w:p>
+    <w:p>
+      <w:pPr>
+        <w:spacing w:line="336" w:lineRule="auto" w:after="180"/>
+      </w:pPr>
+      <w:r>
+        <w:rPr>
+          <w:b w:val="0"/>
+        </w:rPr>
+        <w:t>Calling a whole product “generative” does not describe every component.</w:t>
+      </w:r>
+    </w:p>
+    <w:p>
+      <w:pPr>
+        <w:spacing w:line="336" w:lineRule="auto" w:after="180"/>
+      </w:pPr>
+      <w:r>
+        <w:rPr>
+          <w:b w:val="0"/>
+        </w:rPr>
+        <w:t xml:space="preserve">The objective defines what </w:t>
+      </w:r>
+      <w:r>
+        <w:rPr>
+          <w:b/>
+        </w:rPr>
+        <w:t>training</w:t>
+      </w:r>
+      <w:r>
+        <w:rPr>
+          <w:b w:val="0"/>
+        </w:rPr>
+        <w:t xml:space="preserve"> attempts to fit. Next-token fit rewards matching observed continuations; it does not directly certify that an answer is true, well sourced or permitted.</w:t>
+      </w:r>
+    </w:p>
+    <w:p>
+      <w:pPr>
+        <w:spacing w:line="336" w:lineRule="auto" w:after="180"/>
+      </w:pPr>
+      <w:r>
+        <w:rPr>
+          <w:b w:val="0"/>
+        </w:rPr>
+        <w:t xml:space="preserve">A fluent completion is still an </w:t>
+      </w:r>
+      <w:r>
+        <w:rPr>
+          <w:b/>
+        </w:rPr>
+        <w:t>output</w:t>
+      </w:r>
+      <w:r>
+        <w:rPr>
+          <w:b w:val="0"/>
+        </w:rPr>
+        <w:t xml:space="preserve"> to evaluate against the task.</w:t>
+      </w:r>
+    </w:p>
+    <w:p>
+      <w:pPr>
+        <w:pStyle w:val="Heading3"/>
+      </w:pPr>
+      <w:r>
+        <w:t>Explain the added worked example · 2</w:t>
+      </w:r>
+    </w:p>
+    <w:p>
+      <w:pPr>
+        <w:spacing w:line="336" w:lineRule="auto" w:after="180"/>
+      </w:pPr>
+      <w:r>
+        <w:rPr>
+          <w:b w:val="0"/>
+        </w:rPr>
+        <w:t>There are ten observed continuations. The empirical probabilities are red 6/10 = 0.6, blue 3/10 = 0.3, green 1/10 = 0.1. They are nonnegative and sum to 1.</w:t>
+      </w:r>
+    </w:p>
+    <w:p>
+      <w:pPr>
+        <w:spacing w:line="336" w:lineRule="auto" w:after="180"/>
+      </w:pPr>
+      <w:r>
+        <w:rPr>
+          <w:b w:val="0"/>
+        </w:rPr>
+        <w:t>A simple frequentist classroom model uses these relative counts as its next-token distribution. These probabilities describe the supplied corpus counts, not the current colour of any actual marker.</w:t>
       </w:r>
     </w:p>
     <w:p>
@@ -718,18 +1322,121 @@
       </w:r>
     </w:p>
     <w:p>
-      <w:r>
-        <w:t>Use the complete worked example below before asking learners to complete W2. Reveal a small part, invite a prediction, then explain the deciding step. These teacher notes contain solutions; do not reveal the independent case answer during modelling.</w:t>
-      </w:r>
-    </w:p>
-    <w:p>
-      <w:r>
-        <w:t>After producing red, the next step conditions on the expanded prefix “The marker is red”. A second table might give an end token probability 0.8 and the token today probability 0.2. A generated sequence can stop at the end token or continue. Do not reuse the first-step table unchanged after adding a token unless the model explicitly ignores the new prefix.</w:t>
-      </w:r>
-    </w:p>
-    <w:p>
-      <w:r>
-        <w:t>A separate classifier can return red as a label from an image; that is a different input and target from continuing text. A downstream evaluation asks whether the system correctly reports the current marker. It must include ground truth or sources and appropriate failure handling, not just count plausible phrases.</w:t>
+      <w:pPr>
+        <w:spacing w:line="336" w:lineRule="auto" w:after="180"/>
+      </w:pPr>
+      <w:r>
+        <w:rPr>
+          <w:b w:val="0"/>
+        </w:rPr>
+        <w:t xml:space="preserve">Use the complete worked example below before asking learners to complete W2. Reveal a small part, invite a </w:t>
+      </w:r>
+      <w:r>
+        <w:rPr>
+          <w:b/>
+        </w:rPr>
+        <w:t>prediction</w:t>
+      </w:r>
+      <w:r>
+        <w:rPr>
+          <w:b w:val="0"/>
+        </w:rPr>
+        <w:t>, then explain the deciding step.</w:t>
+      </w:r>
+    </w:p>
+    <w:p>
+      <w:pPr>
+        <w:spacing w:line="336" w:lineRule="auto" w:after="180"/>
+      </w:pPr>
+      <w:r>
+        <w:rPr>
+          <w:b w:val="0"/>
+        </w:rPr>
+        <w:t>These teacher notes contain solutions; do not reveal the independent case answer during modelling.</w:t>
+      </w:r>
+    </w:p>
+    <w:p>
+      <w:pPr>
+        <w:pStyle w:val="Heading3"/>
+      </w:pPr>
+      <w:r>
+        <w:t>Model the reasoning aloud · 3</w:t>
+      </w:r>
+    </w:p>
+    <w:p>
+      <w:pPr>
+        <w:spacing w:line="336" w:lineRule="auto" w:after="180"/>
+      </w:pPr>
+      <w:r>
+        <w:rPr>
+          <w:b w:val="0"/>
+        </w:rPr>
+        <w:t>After producing red, the next step conditions on the expanded prefix “The marker is red”. A second table might give an end token probability 0.8 and the token today probability 0.2.</w:t>
+      </w:r>
+    </w:p>
+    <w:p>
+      <w:pPr>
+        <w:spacing w:line="336" w:lineRule="auto" w:after="180"/>
+      </w:pPr>
+      <w:r>
+        <w:rPr>
+          <w:b w:val="0"/>
+        </w:rPr>
+        <w:t>A generated sequence can stop at the end token or continue. Do not reuse the first-step table unchanged after adding a token unless the model explicitly ignores the new prefix.</w:t>
+      </w:r>
+    </w:p>
+    <w:p>
+      <w:pPr>
+        <w:pStyle w:val="Heading3"/>
+      </w:pPr>
+      <w:r>
+        <w:t>Model the reasoning aloud · 4</w:t>
+      </w:r>
+    </w:p>
+    <w:p>
+      <w:pPr>
+        <w:spacing w:line="336" w:lineRule="auto" w:after="180"/>
+      </w:pPr>
+      <w:r>
+        <w:rPr>
+          <w:b w:val="0"/>
+        </w:rPr>
+        <w:t xml:space="preserve">A separate classifier can return red as a label from an image; that is a different </w:t>
+      </w:r>
+      <w:r>
+        <w:rPr>
+          <w:b/>
+        </w:rPr>
+        <w:t>input</w:t>
+      </w:r>
+      <w:r>
+        <w:rPr>
+          <w:b w:val="0"/>
+        </w:rPr>
+        <w:t xml:space="preserve"> and </w:t>
+      </w:r>
+      <w:r>
+        <w:rPr>
+          <w:b/>
+        </w:rPr>
+        <w:t>target</w:t>
+      </w:r>
+      <w:r>
+        <w:rPr>
+          <w:b w:val="0"/>
+        </w:rPr>
+        <w:t xml:space="preserve"> from continuing text. A downstream evaluation asks whether the system correctly reports the current marker.</w:t>
+      </w:r>
+    </w:p>
+    <w:p>
+      <w:pPr>
+        <w:spacing w:line="336" w:lineRule="auto" w:after="180"/>
+      </w:pPr>
+      <w:r>
+        <w:rPr>
+          <w:b w:val="0"/>
+        </w:rPr>
+        <w:t>It must include ground truth or sources and appropriate failure handling, not just count plausible phrases.</w:t>
       </w:r>
     </w:p>
     <w:tbl>
@@ -835,7 +1542,13 @@
       </w:tr>
     </w:tbl>
     <w:p>
-      <w:r>
+      <w:pPr>
+        <w:spacing w:line="336" w:lineRule="auto" w:after="180"/>
+      </w:pPr>
+      <w:r>
+        <w:rPr>
+          <w:b w:val="0"/>
+        </w:rPr>
         <w:t>Use the diagram and verbal explanation together. Ask learners to match a sentence to a specific visual step; do not assign learners fixed visual or auditory learning styles.</w:t>
       </w:r>
     </w:p>
@@ -848,7 +1561,13 @@
       </w:r>
     </w:p>
     <w:p>
-      <w:r>
+      <w:pPr>
+        <w:spacing w:line="336" w:lineRule="auto" w:after="180"/>
+      </w:pPr>
+      <w:r>
+        <w:rPr>
+          <w:b w:val="0"/>
+        </w:rPr>
         <w:t>A fictional learning tool first classifies a question, then drafts an answer from a supplied note.</w:t>
       </w:r>
     </w:p>
@@ -861,12 +1580,54 @@
       </w:r>
     </w:p>
     <w:p>
-      <w:r>
-        <w:t>A fitted classifier labels a question science; its training used labelled questions.</w:t>
-      </w:r>
-    </w:p>
-    <w:p>
-      <w:r>
+      <w:pPr>
+        <w:pStyle w:val="Heading3"/>
+      </w:pPr>
+      <w:r>
+        <w:t>Supplied facts</w:t>
+      </w:r>
+    </w:p>
+    <w:p>
+      <w:pPr>
+        <w:spacing w:line="336" w:lineRule="auto" w:after="180"/>
+        <w:shd w:fill="F1F6FC"/>
+      </w:pPr>
+      <w:r>
+        <w:rPr>
+          <w:b w:val="0"/>
+        </w:rPr>
+        <w:t xml:space="preserve">A fitted classifier labels a question science; its </w:t>
+      </w:r>
+      <w:r>
+        <w:rPr>
+          <w:b/>
+        </w:rPr>
+        <w:t>training</w:t>
+      </w:r>
+      <w:r>
+        <w:rPr>
+          <w:b w:val="0"/>
+        </w:rPr>
+        <w:t xml:space="preserve"> used labelled questions.</w:t>
+      </w:r>
+    </w:p>
+    <w:p>
+      <w:pPr>
+        <w:pStyle w:val="Heading3"/>
+      </w:pPr>
+      <w:r>
+        <w:t>Supplied facts</w:t>
+      </w:r>
+    </w:p>
+    <w:p>
+      <w:pPr>
+        <w:spacing w:line="336" w:lineRule="auto" w:after="180"/>
+        <w:shd w:fill="F1F6FC"/>
+      </w:pPr>
+      <w:r>
+        <w:rPr>
+          <w:b w:val="0"/>
+        </w:rPr>
         <w:t>Approved note N: evaporation changes liquid water into water vapour. A generator drafts: “Water evaporates into vapour and always disappears forever.”</w:t>
       </w:r>
     </w:p>
@@ -1052,20 +1813,62 @@
       </w:r>
     </w:p>
     <w:p>
-      <w:r>
-        <w:t>Classification predicts a category under a trained mapping. Generation produces a sequence of words under a language objective. Supplying a note can support factual grounding, but the draft still requires claim-level checking. The category being correct does not prove every sentence in the answer is correct.</w:t>
-      </w:r>
-    </w:p>
-    <w:p>
       <w:pPr>
         <w:pStyle w:val="Heading3"/>
       </w:pPr>
       <w:r>
+        <w:t>Why the result follows</w:t>
+      </w:r>
+    </w:p>
+    <w:p>
+      <w:pPr>
+        <w:spacing w:line="336" w:lineRule="auto" w:after="180"/>
+        <w:shd w:fill="F1F6FC"/>
+      </w:pPr>
+      <w:r>
+        <w:rPr>
+          <w:b w:val="0"/>
+        </w:rPr>
+        <w:t>Classification predicts a category under a trained mapping. Generation produces a sequence of words under a language objective. Supplying a note can support factual grounding, but the draft still requires claim-level checking.</w:t>
+      </w:r>
+    </w:p>
+    <w:p>
+      <w:pPr>
+        <w:spacing w:line="336" w:lineRule="auto" w:after="180"/>
+        <w:shd w:fill="F1F6FC"/>
+      </w:pPr>
+      <w:r>
+        <w:rPr>
+          <w:b w:val="0"/>
+        </w:rPr>
+        <w:t>The category being correct does not prove every sentence in the answer is correct.</w:t>
+      </w:r>
+    </w:p>
+    <w:p>
+      <w:pPr>
+        <w:pStyle w:val="Heading3"/>
+      </w:pPr>
+      <w:r>
         <w:t>What this example does not establish</w:t>
       </w:r>
     </w:p>
     <w:p>
-      <w:r>
+      <w:pPr>
+        <w:pStyle w:val="Heading3"/>
+      </w:pPr>
+      <w:r>
+        <w:t>Keep the stated limit</w:t>
+      </w:r>
+    </w:p>
+    <w:p>
+      <w:pPr>
+        <w:spacing w:line="336" w:lineRule="auto" w:after="180"/>
+        <w:shd w:fill="FFF5E6"/>
+      </w:pPr>
+      <w:r>
+        <w:rPr>
+          <w:b w:val="0"/>
+        </w:rPr>
         <w:t>This example does not expose a real model’s architecture or prove that source-fed generation always stays grounded.</w:t>
       </w:r>
     </w:p>
@@ -1078,17 +1881,80 @@
       </w:r>
     </w:p>
     <w:p>
-      <w:r>
+      <w:pPr>
+        <w:pStyle w:val="Heading3"/>
+      </w:pPr>
+      <w:r>
+        <w:t>Change one thing</w:t>
+      </w:r>
+    </w:p>
+    <w:p>
+      <w:pPr>
+        <w:spacing w:line="336" w:lineRule="auto" w:after="180"/>
+        <w:shd w:fill="F5F1FB"/>
+      </w:pPr>
+      <w:r>
+        <w:rPr>
+          <w:b w:val="0"/>
+        </w:rPr>
         <w:t>Change: The classifier instead predicts history while N and the draft stay unchanged.</w:t>
       </w:r>
     </w:p>
     <w:p>
-      <w:r>
-        <w:t>Prediction: The category prediction changes, but the same unsupported draft claim still needs checking.</w:t>
-      </w:r>
-    </w:p>
-    <w:p>
-      <w:r>
+      <w:pPr>
+        <w:pStyle w:val="Heading3"/>
+      </w:pPr>
+      <w:r>
+        <w:t>Predicted result</w:t>
+      </w:r>
+    </w:p>
+    <w:p>
+      <w:pPr>
+        <w:spacing w:line="336" w:lineRule="auto" w:after="180"/>
+        <w:shd w:fill="F1F6FC"/>
+      </w:pPr>
+      <w:r>
+        <w:rPr>
+          <w:b/>
+        </w:rPr>
+        <w:t>Prediction</w:t>
+      </w:r>
+      <w:r>
+        <w:rPr>
+          <w:b w:val="0"/>
+        </w:rPr>
+        <w:t xml:space="preserve">: The category </w:t>
+      </w:r>
+      <w:r>
+        <w:rPr>
+          <w:b/>
+        </w:rPr>
+        <w:t>prediction</w:t>
+      </w:r>
+      <w:r>
+        <w:rPr>
+          <w:b w:val="0"/>
+        </w:rPr>
+        <w:t xml:space="preserve"> changes, but the same unsupported draft claim still needs checking.</w:t>
+      </w:r>
+    </w:p>
+    <w:p>
+      <w:pPr>
+        <w:pStyle w:val="Heading3"/>
+      </w:pPr>
+      <w:r>
+        <w:t>Why the result follows</w:t>
+      </w:r>
+    </w:p>
+    <w:p>
+      <w:pPr>
+        <w:spacing w:line="336" w:lineRule="auto" w:after="180"/>
+        <w:shd w:fill="F1F6FC"/>
+      </w:pPr>
+      <w:r>
+        <w:rPr>
+          <w:b w:val="0"/>
+        </w:rPr>
         <w:t>Reason: Stages can fail independently; one result does not validate another.</w:t>
       </w:r>
     </w:p>
@@ -1101,8 +1967,57 @@
       </w:r>
     </w:p>
     <w:p>
-      <w:r>
-        <w:t>Cover the result. Ask learners to name the inputs and predict the next step. Uncover one step, connect the icon to the actual procedure, and explain its evidence. Then change the supplied condition and compare. The picture is a representation; it does not document execution of a real AI model.</w:t>
+      <w:pPr>
+        <w:pStyle w:val="Heading3"/>
+      </w:pPr>
+      <w:r>
+        <w:t>Ask while showing the picture · 5</w:t>
+      </w:r>
+    </w:p>
+    <w:p>
+      <w:pPr>
+        <w:spacing w:line="336" w:lineRule="auto" w:after="180"/>
+      </w:pPr>
+      <w:r>
+        <w:rPr>
+          <w:b w:val="0"/>
+        </w:rPr>
+        <w:t xml:space="preserve">Cover the result. Ask learners to name the </w:t>
+      </w:r>
+      <w:r>
+        <w:rPr>
+          <w:b/>
+        </w:rPr>
+        <w:t>input</w:t>
+      </w:r>
+      <w:r>
+        <w:rPr>
+          <w:b w:val="0"/>
+        </w:rPr>
+        <w:t xml:space="preserve">s and predict the next step. Uncover one step, connect the icon to the actual procedure, and explain its </w:t>
+      </w:r>
+      <w:r>
+        <w:rPr>
+          <w:b/>
+        </w:rPr>
+        <w:t>evidence</w:t>
+      </w:r>
+      <w:r>
+        <w:rPr>
+          <w:b w:val="0"/>
+        </w:rPr>
+        <w:t>. Then change the supplied condition and compare.</w:t>
+      </w:r>
+    </w:p>
+    <w:p>
+      <w:pPr>
+        <w:spacing w:line="336" w:lineRule="auto" w:after="180"/>
+      </w:pPr>
+      <w:r>
+        <w:rPr>
+          <w:b w:val="0"/>
+        </w:rPr>
+        <w:t>The picture is a representation; it does not document execution of a real AI model.</w:t>
       </w:r>
     </w:p>
     <w:p>
@@ -1114,11 +2029,16 @@
       </w:r>
     </w:p>
     <w:p>
+      <w:r>
+        <w:t>Demonstrate Predictive and Generative AI, reduce support deliberately and check individual reasoning before discussing answers.</w:t>
+      </w:r>
+    </w:p>
+    <w:p>
       <w:pPr>
         <w:pStyle w:val="Heading3"/>
       </w:pPr>
       <w:r>
-        <w:t>Demonstrate and guide practice</w:t>
+        <w:t>Board sequence</w:t>
       </w:r>
     </w:p>
     <w:p>
@@ -1126,26 +2046,90 @@
         <w:pStyle w:val="Heading3"/>
       </w:pPr>
       <w:r>
-        <w:t>Board sequence</w:t>
-      </w:r>
-    </w:p>
-    <w:p>
-      <w:r>
+        <w:t>1. Put the facts on the board</w:t>
+      </w:r>
+    </w:p>
+    <w:p>
+      <w:pPr>
+        <w:spacing w:line="336" w:lineRule="auto" w:after="180"/>
+        <w:shd w:fill="F4F9FC"/>
+      </w:pPr>
+      <w:r>
+        <w:rPr>
+          <w:b w:val="0"/>
+        </w:rPr>
         <w:t>Write the given facts: A tool labels a question biology, writes a new question and computes 7 times 8.</w:t>
       </w:r>
     </w:p>
     <w:p>
-      <w:r>
+      <w:pPr>
+        <w:pStyle w:val="Heading3"/>
+      </w:pPr>
+      <w:r>
+        <w:t>2. State the decision to explain</w:t>
+      </w:r>
+    </w:p>
+    <w:p>
+      <w:pPr>
+        <w:spacing w:line="336" w:lineRule="auto" w:after="180"/>
+        <w:shd w:fill="F4F9FC"/>
+      </w:pPr>
+      <w:r>
+        <w:rPr>
+          <w:b w:val="0"/>
+        </w:rPr>
         <w:t>Write the question to explain: Identify each operation.</w:t>
       </w:r>
     </w:p>
     <w:p>
-      <w:r>
-        <w:t>Reveal after predictions: Labelling selects a category; generation creates text; calculation returns 56. Generated questions need factual and instructional checks.</w:t>
-      </w:r>
-    </w:p>
-    <w:p>
-      <w:r>
+      <w:pPr>
+        <w:pStyle w:val="Heading3"/>
+      </w:pPr>
+      <w:r>
+        <w:t>3. Reveal the worked reasoning</w:t>
+      </w:r>
+    </w:p>
+    <w:p>
+      <w:pPr>
+        <w:spacing w:line="336" w:lineRule="auto" w:after="180"/>
+        <w:shd w:fill="F1F6FC"/>
+      </w:pPr>
+      <w:r>
+        <w:rPr>
+          <w:b w:val="0"/>
+        </w:rPr>
+        <w:t xml:space="preserve">Reveal after </w:t>
+      </w:r>
+      <w:r>
+        <w:rPr>
+          <w:b/>
+        </w:rPr>
+        <w:t>prediction</w:t>
+      </w:r>
+      <w:r>
+        <w:rPr>
+          <w:b w:val="0"/>
+        </w:rPr>
+        <w:t>s: Labelling selects a category; generation creates text; calculation returns 56. Generated questions need factual and instructional checks.</w:t>
+      </w:r>
+    </w:p>
+    <w:p>
+      <w:pPr>
+        <w:pStyle w:val="Heading3"/>
+      </w:pPr>
+      <w:r>
+        <w:t>Hold back the independent task</w:t>
+      </w:r>
+    </w:p>
+    <w:p>
+      <w:pPr>
+        <w:spacing w:line="336" w:lineRule="auto" w:after="180"/>
+        <w:shd w:fill="F5F1FB"/>
+      </w:pPr>
+      <w:r>
+        <w:rPr>
+          <w:b w:val="0"/>
+        </w:rPr>
         <w:t>Keep for an independent attempt: A system labels a message as spam. Another writes a new reply. Which task predicts a category and which generates content? Can the new reply contain a false fact?</w:t>
       </w:r>
     </w:p>
@@ -1158,23 +2142,77 @@
       </w:r>
     </w:p>
     <w:p>
-      <w:r>
+      <w:pPr>
+        <w:pStyle w:val="Heading3"/>
+      </w:pPr>
+      <w:r>
+        <w:t>Ask the class</w:t>
+      </w:r>
+    </w:p>
+    <w:p>
+      <w:pPr>
+        <w:spacing w:line="336" w:lineRule="auto" w:after="180"/>
+        <w:shd w:fill="F5F1FB"/>
+      </w:pPr>
+      <w:r>
+        <w:rPr>
+          <w:b w:val="0"/>
+        </w:rPr>
         <w:t>Ask: Which facts are given, and which would we have to assume? Learners mark relevant details before discussing answers.</w:t>
       </w:r>
     </w:p>
     <w:p>
-      <w:r>
+      <w:pPr>
+        <w:pStyle w:val="Heading3"/>
+      </w:pPr>
+      <w:r>
+        <w:t>Language to model</w:t>
+      </w:r>
+    </w:p>
+    <w:p>
+      <w:pPr>
+        <w:spacing w:line="336" w:lineRule="auto" w:after="180"/>
+        <w:shd w:fill="F1F6F8"/>
+      </w:pPr>
+      <w:r>
+        <w:rPr>
+          <w:b w:val="0"/>
+        </w:rPr>
         <w:t>Say: Predict first. Show the rule, information path or calculation that would produce the result. A correct guess is not yet an explanation.</w:t>
       </w:r>
     </w:p>
     <w:p>
-      <w:r>
+      <w:pPr>
+        <w:spacing w:line="336" w:lineRule="auto" w:after="180"/>
+      </w:pPr>
+      <w:r>
+        <w:rPr>
+          <w:b w:val="0"/>
+        </w:rPr>
         <w:t>Reveal reasoning one step at a time. Explain why a tempting alternative fails. Write units and denominators for arithmetic, trace conditions for decisions, and identify supporting sources for claims.</w:t>
       </w:r>
     </w:p>
     <w:p>
-      <w:r>
-        <w:t>In pairs, one learner solves while the other checks evidence; exchange roles. Remove the worked answer before independent assessment.</w:t>
+      <w:pPr>
+        <w:spacing w:line="336" w:lineRule="auto" w:after="180"/>
+      </w:pPr>
+      <w:r>
+        <w:rPr>
+          <w:b w:val="0"/>
+        </w:rPr>
+        <w:t xml:space="preserve">In pairs, one learner solves while the other checks </w:t>
+      </w:r>
+      <w:r>
+        <w:rPr>
+          <w:b/>
+        </w:rPr>
+        <w:t>evidence</w:t>
+      </w:r>
+      <w:r>
+        <w:rPr>
+          <w:b w:val="0"/>
+        </w:rPr>
+        <w:t>; exchange roles. Remove the worked answer before independent assessment.</w:t>
       </w:r>
     </w:p>
     <w:p>
@@ -1186,8 +2224,26 @@
       </w:r>
     </w:p>
     <w:p>
-      <w:r>
-        <w:t>Guided: open 0.8 and closed 0.2. The corpus prefers open, but the sensor supplies current closed evidence. Exit: a conditional continuation probability is not verification of a current fact.</w:t>
+      <w:pPr>
+        <w:spacing w:line="336" w:lineRule="auto" w:after="180"/>
+      </w:pPr>
+      <w:r>
+        <w:rPr>
+          <w:b w:val="0"/>
+        </w:rPr>
+        <w:t xml:space="preserve">Guided: open 0.8 and closed 0.2. The corpus prefers open, but the sensor supplies current closed </w:t>
+      </w:r>
+      <w:r>
+        <w:rPr>
+          <w:b/>
+        </w:rPr>
+        <w:t>evidence</w:t>
+      </w:r>
+      <w:r>
+        <w:rPr>
+          <w:b w:val="0"/>
+        </w:rPr>
+        <w:t>. Exit: a conditional continuation probability is not verification of a current fact.</w:t>
       </w:r>
     </w:p>
     <w:p>
@@ -1419,41 +2475,119 @@
       </w:r>
     </w:p>
     <w:p>
-      <w:r>
+      <w:pPr>
+        <w:pStyle w:val="Heading3"/>
+      </w:pPr>
+      <w:r>
+        <w:t>Completion practice</w:t>
+      </w:r>
+    </w:p>
+    <w:p>
+      <w:pPr>
+        <w:spacing w:line="336" w:lineRule="auto" w:after="180"/>
+        <w:shd w:fill="F5F1FB"/>
+      </w:pPr>
+      <w:r>
+        <w:rPr>
+          <w:b w:val="0"/>
+        </w:rPr>
         <w:t>Completion task: For The marker is, calculate the three empirical probabilities, their sum and their meaning.</w:t>
       </w:r>
     </w:p>
     <w:p>
-      <w:r>
-        <w:t>Teacher check: Teacher explanation: Probabilities 0.6,0.3,0.1 sum to 1 and describe ten supplied corpus continuations; they are not observations of the current marker.</w:t>
-      </w:r>
-    </w:p>
-    <w:p>
-      <w:r>
-        <w:t>Start by identifying the given inputs together. Leave the intermediate steps blank. If needed, model one step, then withdraw that help on the next step. Move to a full trace only when the partial trace is understood. For partners, alternate explainer and checker; collect a response from every learner before discussion.</w:t>
-      </w:r>
-    </w:p>
-    <w:p>
       <w:pPr>
         <w:pStyle w:val="Heading3"/>
       </w:pPr>
       <w:r>
+        <w:t>Reasoning to listen for</w:t>
+      </w:r>
+    </w:p>
+    <w:p>
+      <w:pPr>
+        <w:spacing w:line="336" w:lineRule="auto" w:after="180"/>
+        <w:shd w:fill="F1F6FC"/>
+      </w:pPr>
+      <w:r>
+        <w:rPr>
+          <w:b w:val="0"/>
+        </w:rPr>
+        <w:t xml:space="preserve">Teacher check: Teacher explanation: Probabilities 0.6,0.3,0.1 sum to 1 and describe ten supplied corpus continuations; they are not </w:t>
+      </w:r>
+      <w:r>
+        <w:rPr>
+          <w:b/>
+        </w:rPr>
+        <w:t>observation</w:t>
+      </w:r>
+      <w:r>
+        <w:rPr>
+          <w:b w:val="0"/>
+        </w:rPr>
+        <w:t>s of the current marker.</w:t>
+      </w:r>
+    </w:p>
+    <w:p>
+      <w:pPr>
+        <w:spacing w:line="336" w:lineRule="auto" w:after="180"/>
+      </w:pPr>
+      <w:r>
+        <w:rPr>
+          <w:b w:val="0"/>
+        </w:rPr>
+        <w:t xml:space="preserve">Start by identifying the given </w:t>
+      </w:r>
+      <w:r>
+        <w:rPr>
+          <w:b/>
+        </w:rPr>
+        <w:t>input</w:t>
+      </w:r>
+      <w:r>
+        <w:rPr>
+          <w:b w:val="0"/>
+        </w:rPr>
+        <w:t>s together. Leave the intermediate steps blank. If needed, model one step, then withdraw that help on the next step. Move to a full trace only when the partial trace is understood.</w:t>
+      </w:r>
+    </w:p>
+    <w:p>
+      <w:pPr>
+        <w:spacing w:line="336" w:lineRule="auto" w:after="180"/>
+      </w:pPr>
+      <w:r>
+        <w:rPr>
+          <w:b w:val="0"/>
+        </w:rPr>
+        <w:t>For partners, alternate explainer and checker; collect a response from every learner before discussion.</w:t>
+      </w:r>
+    </w:p>
+    <w:p>
+      <w:pPr>
+        <w:pStyle w:val="Heading3"/>
+      </w:pPr>
+      <w:r>
         <w:t>Individual reasoning check</w:t>
       </w:r>
     </w:p>
     <w:p>
-      <w:r>
-        <w:t>Use the worked case for Generative and predictive objectives. Proposed explanation: “Generative models do not predict”. Decide whether this explanation is supported. Point to the step or supplied fact that decides; explain your repair if needed.</w:t>
-      </w:r>
-    </w:p>
-    <w:p>
-      <w:r>
-        <w:t>Expected correction: Autoregressive generation predicts the next item repeatedly.</w:t>
-      </w:r>
-    </w:p>
-    <w:p>
-      <w:r>
-        <w:t>Collect explanations, not only yes/no votes. If a misunderstanding is common, re-model the relevant step for the class. If it affects a few learners, give a short targeted group explanation while others solve a more demanding variation.</w:t>
+      <w:pPr>
+        <w:spacing w:line="336" w:lineRule="auto" w:after="180"/>
+      </w:pPr>
+      <w:r>
+        <w:rPr>
+          <w:b w:val="0"/>
+        </w:rPr>
+        <w:t>Use the worked case for Generative and predictive objectives. Proposed explanation: “Generative models do not predict”. Decide whether this explanation is supported.</w:t>
+      </w:r>
+    </w:p>
+    <w:p>
+      <w:pPr>
+        <w:spacing w:line="336" w:lineRule="auto" w:after="180"/>
+      </w:pPr>
+      <w:r>
+        <w:rPr>
+          <w:b w:val="0"/>
+        </w:rPr>
+        <w:t>Point to the step or supplied fact that decides; explain your repair if needed.</w:t>
       </w:r>
     </w:p>
     <w:p>
@@ -1461,11 +2595,83 @@
         <w:pStyle w:val="Heading3"/>
       </w:pPr>
       <w:r>
+        <w:t>Expected repair</w:t>
+      </w:r>
+    </w:p>
+    <w:p>
+      <w:pPr>
+        <w:spacing w:line="336" w:lineRule="auto" w:after="180"/>
+        <w:shd w:fill="F1F6FC"/>
+      </w:pPr>
+      <w:r>
+        <w:rPr>
+          <w:b w:val="0"/>
+        </w:rPr>
+        <w:t xml:space="preserve">Expected correction: </w:t>
+      </w:r>
+      <w:r>
+        <w:rPr>
+          <w:b/>
+        </w:rPr>
+        <w:t>Autoregressive generation</w:t>
+      </w:r>
+      <w:r>
+        <w:rPr>
+          <w:b w:val="0"/>
+        </w:rPr>
+        <w:t xml:space="preserve"> predicts the next item repeatedly.</w:t>
+      </w:r>
+    </w:p>
+    <w:p>
+      <w:pPr>
+        <w:spacing w:line="336" w:lineRule="auto" w:after="180"/>
+      </w:pPr>
+      <w:r>
+        <w:rPr>
+          <w:b w:val="0"/>
+        </w:rPr>
+        <w:t>Collect explanations, not only yes/no votes. If a misunderstanding is common, re-model the relevant step for the class.</w:t>
+      </w:r>
+    </w:p>
+    <w:p>
+      <w:pPr>
+        <w:spacing w:line="336" w:lineRule="auto" w:after="180"/>
+      </w:pPr>
+      <w:r>
+        <w:rPr>
+          <w:b w:val="0"/>
+        </w:rPr>
+        <w:t xml:space="preserve">If it affects a few learners, give a short </w:t>
+      </w:r>
+      <w:r>
+        <w:rPr>
+          <w:b/>
+        </w:rPr>
+        <w:t>target</w:t>
+      </w:r>
+      <w:r>
+        <w:rPr>
+          <w:b w:val="0"/>
+        </w:rPr>
+        <w:t>ed group explanation while others solve a more demanding variation.</w:t>
+      </w:r>
+    </w:p>
+    <w:p>
+      <w:pPr>
+        <w:pStyle w:val="Heading3"/>
+      </w:pPr>
+      <w:r>
         <w:t>Pictorial practice question</w:t>
       </w:r>
     </w:p>
     <w:p>
-      <w:r>
+      <w:pPr>
+        <w:spacing w:line="336" w:lineRule="auto" w:after="180"/>
+      </w:pPr>
+      <w:r>
+        <w:rPr>
+          <w:b w:val="0"/>
+        </w:rPr>
         <w:t>Identify the first unsupported claim and explain what source would be needed before asserting it.</w:t>
       </w:r>
     </w:p>
@@ -1478,18 +2684,72 @@
       </w:r>
     </w:p>
     <w:p>
-      <w:r>
+      <w:pPr>
+        <w:spacing w:line="336" w:lineRule="auto" w:after="180"/>
+      </w:pPr>
+      <w:r>
+        <w:rPr>
+          <w:b w:val="0"/>
+        </w:rPr>
         <w:t>“Always disappears forever” is unsupported and misleading as phrased; do not assert it. The approved note supports liquid changing into vapour, not disappearance.</w:t>
       </w:r>
     </w:p>
     <w:p>
-      <w:r>
-        <w:t>Changed-case reasoning: The category prediction changes, but the same unsupported draft claim still needs checking. Stages can fail independently; one result does not validate another.</w:t>
-      </w:r>
-    </w:p>
-    <w:p>
-      <w:r>
-        <w:t>Collect each learner’s explanation before discussion. Use the first missing connection between input, deciding step and result to choose support. This question is worked-case practice, not fresh mastery evidence.</w:t>
+      <w:pPr>
+        <w:spacing w:line="336" w:lineRule="auto" w:after="180"/>
+      </w:pPr>
+      <w:r>
+        <w:rPr>
+          <w:b w:val="0"/>
+        </w:rPr>
+        <w:t xml:space="preserve">Changed-case reasoning: The category </w:t>
+      </w:r>
+      <w:r>
+        <w:rPr>
+          <w:b/>
+        </w:rPr>
+        <w:t>prediction</w:t>
+      </w:r>
+      <w:r>
+        <w:rPr>
+          <w:b w:val="0"/>
+        </w:rPr>
+        <w:t xml:space="preserve"> changes, but the same unsupported draft claim still needs checking. Stages can fail independently; one result does not validate another.</w:t>
+      </w:r>
+    </w:p>
+    <w:p>
+      <w:pPr>
+        <w:spacing w:line="336" w:lineRule="auto" w:after="180"/>
+      </w:pPr>
+      <w:r>
+        <w:rPr>
+          <w:b w:val="0"/>
+        </w:rPr>
+        <w:t xml:space="preserve">Collect each learner’s explanation before discussion. Use the first missing connection between </w:t>
+      </w:r>
+      <w:r>
+        <w:rPr>
+          <w:b/>
+        </w:rPr>
+        <w:t>input</w:t>
+      </w:r>
+      <w:r>
+        <w:rPr>
+          <w:b w:val="0"/>
+        </w:rPr>
+        <w:t xml:space="preserve">, deciding step and result to choose support. This question is worked-case practice, not fresh mastery </w:t>
+      </w:r>
+      <w:r>
+        <w:rPr>
+          <w:b/>
+        </w:rPr>
+        <w:t>evidence</w:t>
+      </w:r>
+      <w:r>
+        <w:rPr>
+          <w:b w:val="0"/>
+        </w:rPr>
+        <w:t>.</w:t>
       </w:r>
     </w:p>
     <w:p>
@@ -1501,54 +2761,141 @@
       </w:r>
     </w:p>
     <w:p>
+      <w:r>
+        <w:t>Run the Predictive and Generative AI investigation and use the first unsupported step to choose a teaching response.</w:t>
+      </w:r>
+    </w:p>
+    <w:p>
+      <w:pPr>
+        <w:spacing w:line="336" w:lineRule="auto" w:after="180"/>
+      </w:pPr>
+      <w:r>
+        <w:rPr>
+          <w:b w:val="0"/>
+        </w:rPr>
+        <w:t>Words You Can Use to Reason</w:t>
+      </w:r>
+    </w:p>
+    <w:p>
+      <w:pPr>
+        <w:spacing w:line="336" w:lineRule="auto" w:after="180"/>
+      </w:pPr>
+      <w:r>
+        <w:rPr>
+          <w:b w:val="0"/>
+        </w:rPr>
+        <w:t>A definition matters when you can recognize the idea, use it, and contrast it with a near-miss.</w:t>
+      </w:r>
+    </w:p>
+    <w:p>
+      <w:pPr>
+        <w:spacing w:line="336" w:lineRule="auto" w:after="180"/>
+      </w:pPr>
+      <w:r>
+        <w:rPr>
+          <w:b w:val="0"/>
+        </w:rPr>
+        <w:t>Predict → Test → Record → Explain</w:t>
+      </w:r>
+    </w:p>
+    <w:p>
+      <w:pPr>
+        <w:spacing w:line="336" w:lineRule="auto" w:after="180"/>
+      </w:pPr>
+      <w:r>
+        <w:rPr>
+          <w:b w:val="0"/>
+        </w:rPr>
+        <w:t>Keep expected and actual results separate. Surprises are useful data when recorded honestly.</w:t>
+      </w:r>
+    </w:p>
+    <w:p>
+      <w:pPr>
+        <w:spacing w:line="336" w:lineRule="auto" w:after="180"/>
+      </w:pPr>
+      <w:r>
+        <w:rPr>
+          <w:b w:val="0"/>
+        </w:rPr>
+        <w:t xml:space="preserve">Sort twelve systems by </w:t>
+      </w:r>
+      <w:r>
+        <w:rPr>
+          <w:b/>
+        </w:rPr>
+        <w:t>mechanism</w:t>
+      </w:r>
+      <w:r>
+        <w:rPr>
+          <w:b w:val="0"/>
+        </w:rPr>
+        <w:t xml:space="preserve">. For each, name its </w:t>
+      </w:r>
+      <w:r>
+        <w:rPr>
+          <w:b/>
+        </w:rPr>
+        <w:t>output space</w:t>
+      </w:r>
+      <w:r>
+        <w:rPr>
+          <w:b w:val="0"/>
+        </w:rPr>
+        <w:t xml:space="preserve">, </w:t>
+      </w:r>
+      <w:r>
+        <w:rPr>
+          <w:b/>
+        </w:rPr>
+        <w:t>evidence</w:t>
+      </w:r>
+      <w:r>
+        <w:rPr>
+          <w:b w:val="0"/>
+        </w:rPr>
+        <w:t xml:space="preserve"> needed, and one possible failure.</w:t>
+      </w:r>
+    </w:p>
+    <w:p>
+      <w:pPr>
+        <w:spacing w:line="336" w:lineRule="auto" w:after="180"/>
+        <w:shd w:fill="F5F1FB"/>
+      </w:pPr>
+      <w:r>
+        <w:rPr>
+          <w:b w:val="0"/>
+        </w:rPr>
+        <w:t>What did the hardest test teach you that the normal test did not?</w:t>
+      </w:r>
+    </w:p>
+    <w:p>
       <w:pPr>
         <w:pStyle w:val="Heading3"/>
       </w:pPr>
       <w:r>
-        <w:t>Run the weekly evidence lab</w:t>
-      </w:r>
-    </w:p>
-    <w:p>
-      <w:r>
-        <w:t>Words You Can Use to Reason</w:t>
-      </w:r>
-    </w:p>
-    <w:p>
-      <w:r>
-        <w:t>A definition matters when you can recognize the idea, use it, and contrast it with a near-miss.</w:t>
-      </w:r>
-    </w:p>
-    <w:p>
-      <w:r>
-        <w:t>Predict → Test → Record → Explain</w:t>
-      </w:r>
-    </w:p>
-    <w:p>
-      <w:r>
-        <w:t>Keep expected and actual results separate. Surprises are useful data when recorded honestly.</w:t>
-      </w:r>
-    </w:p>
-    <w:p>
-      <w:r>
-        <w:t>Sort twelve systems by mechanism. For each, name its output space, evidence needed, and one possible failure.</w:t>
-      </w:r>
-    </w:p>
-    <w:p>
-      <w:r>
-        <w:t>What did the hardest test teach you that the normal test did not?</w:t>
-      </w:r>
-    </w:p>
-    <w:p>
-      <w:pPr>
-        <w:pStyle w:val="Heading3"/>
-      </w:pPr>
-      <w:r>
         <w:t>Make the lab runnable</w:t>
       </w:r>
     </w:p>
     <w:p>
-      <w:r>
-        <w:t>Use the concrete case as the shared normal case and the independent question as a second case. Each pair creates a boundary or missing-information case and predicts its result before testing. Keep the expected result separate from an observed mistake.</w:t>
+      <w:pPr>
+        <w:spacing w:line="336" w:lineRule="auto" w:after="180"/>
+      </w:pPr>
+      <w:r>
+        <w:rPr>
+          <w:b w:val="0"/>
+        </w:rPr>
+        <w:t>Use the concrete case as the shared normal case and the independent question as a second case. Each pair creates a boundary or missing-information case and predicts its result before testing.</w:t>
+      </w:r>
+    </w:p>
+    <w:p>
+      <w:pPr>
+        <w:spacing w:line="336" w:lineRule="auto" w:after="180"/>
+      </w:pPr>
+      <w:r>
+        <w:rPr>
+          <w:b w:val="0"/>
+        </w:rPr>
+        <w:t>Keep the expected result separate from an observed mistake.</w:t>
       </w:r>
     </w:p>
     <w:tbl>
@@ -1706,8 +3053,25 @@
       </w:r>
     </w:p>
     <w:p>
-      <w:r>
-        <w:t>For guessing, return to given facts and request a trace. For vocabulary without application, use one example and one non-example. For arithmetic errors, check the setup before the calculation. Finish with a different uncoached case before recording mastery.</w:t>
+      <w:pPr>
+        <w:spacing w:line="336" w:lineRule="auto" w:after="180"/>
+      </w:pPr>
+      <w:r>
+        <w:rPr>
+          <w:b w:val="0"/>
+        </w:rPr>
+        <w:t>For guessing, return to given facts and request a trace. For vocabulary without application, use one example and one non-example. For arithmetic errors, check the setup before the calculation.</w:t>
+      </w:r>
+    </w:p>
+    <w:p>
+      <w:pPr>
+        <w:spacing w:line="336" w:lineRule="auto" w:after="180"/>
+      </w:pPr>
+      <w:r>
+        <w:rPr>
+          <w:b w:val="0"/>
+        </w:rPr>
+        <w:t>Finish with a different uncoached case before recording mastery.</w:t>
       </w:r>
     </w:p>
     <w:p>
@@ -1719,17 +3083,59 @@
       </w:r>
     </w:p>
     <w:p>
-      <w:r>
-        <w:t>Generative models do not predict: Autoregressive generation predicts the next item repeatedly.</w:t>
-      </w:r>
-    </w:p>
-    <w:p>
-      <w:r>
-        <w:t>The most frequent phrase is the current truth: Corpus frequency and current observations answer different questions.</w:t>
-      </w:r>
-    </w:p>
-    <w:p>
-      <w:r>
+      <w:pPr>
+        <w:spacing w:line="336" w:lineRule="auto" w:after="180"/>
+      </w:pPr>
+      <w:r>
+        <w:rPr>
+          <w:b w:val="0"/>
+        </w:rPr>
+        <w:t xml:space="preserve">Generative models do not predict: </w:t>
+      </w:r>
+      <w:r>
+        <w:rPr>
+          <w:b/>
+        </w:rPr>
+        <w:t>Autoregressive generation</w:t>
+      </w:r>
+      <w:r>
+        <w:rPr>
+          <w:b w:val="0"/>
+        </w:rPr>
+        <w:t xml:space="preserve"> predicts the next item repeatedly.</w:t>
+      </w:r>
+    </w:p>
+    <w:p>
+      <w:pPr>
+        <w:spacing w:line="336" w:lineRule="auto" w:after="180"/>
+      </w:pPr>
+      <w:r>
+        <w:rPr>
+          <w:b w:val="0"/>
+        </w:rPr>
+        <w:t xml:space="preserve">The most frequent phrase is the current truth: Corpus frequency and current </w:t>
+      </w:r>
+      <w:r>
+        <w:rPr>
+          <w:b/>
+        </w:rPr>
+        <w:t>observation</w:t>
+      </w:r>
+      <w:r>
+        <w:rPr>
+          <w:b w:val="0"/>
+        </w:rPr>
+        <w:t>s answer different questions.</w:t>
+      </w:r>
+    </w:p>
+    <w:p>
+      <w:pPr>
+        <w:spacing w:line="336" w:lineRule="auto" w:after="180"/>
+      </w:pPr>
+      <w:r>
+        <w:rPr>
+          <w:b w:val="0"/>
+        </w:rPr>
         <w:t>A single accuracy score evaluates the whole system: Generation, retrieval, grounding, formatting and permissions require appropriate separate checks.</w:t>
       </w:r>
     </w:p>
@@ -1888,8 +3294,25 @@
       </w:tr>
     </w:tbl>
     <w:p>
-      <w:r>
-        <w:t>Offer an oral explanation, drawing, enlarged visual or fewer examples when that removes a reading/writing barrier. Keep the same reasoning goal. Stretch secure learners by changing a boundary or assumption and asking them to defend the effect, not simply by assigning more of the same questions.</w:t>
+      <w:pPr>
+        <w:spacing w:line="336" w:lineRule="auto" w:after="180"/>
+      </w:pPr>
+      <w:r>
+        <w:rPr>
+          <w:b w:val="0"/>
+        </w:rPr>
+        <w:t>Offer an oral explanation, drawing, enlarged visual or fewer examples when that removes a reading/writing barrier. Keep the same reasoning goal.</w:t>
+      </w:r>
+    </w:p>
+    <w:p>
+      <w:pPr>
+        <w:spacing w:line="336" w:lineRule="auto" w:after="180"/>
+      </w:pPr>
+      <w:r>
+        <w:rPr>
+          <w:b w:val="0"/>
+        </w:rPr>
+        <w:t>Stretch secure learners by changing a boundary or assumption and asking them to defend the effect, not simply by assigning more of the same questions.</w:t>
       </w:r>
     </w:p>
     <w:p>
@@ -1901,11 +3324,16 @@
       </w:r>
     </w:p>
     <w:p>
+      <w:r>
+        <w:t>Use the Predictive and Generative AI questions, teacher keys and criteria after the relevant attempts. Previously discussed cases are practice; protect the separately selected independent task.</w:t>
+      </w:r>
+    </w:p>
+    <w:p>
       <w:pPr>
         <w:pStyle w:val="Heading3"/>
       </w:pPr>
       <w:r>
-        <w:t>Assess and explain the answers</w:t>
+        <w:t>Worked case answer</w:t>
       </w:r>
     </w:p>
     <w:p>
@@ -1913,11 +3341,18 @@
         <w:pStyle w:val="Heading3"/>
       </w:pPr>
       <w:r>
-        <w:t>Worked case answer</w:t>
-      </w:r>
-    </w:p>
-    <w:p>
-      <w:r>
+        <w:t>Teacher key · Worked case answer</w:t>
+      </w:r>
+    </w:p>
+    <w:p>
+      <w:pPr>
+        <w:spacing w:line="336" w:lineRule="auto" w:after="180"/>
+        <w:shd w:fill="F1F6FC"/>
+      </w:pPr>
+      <w:r>
+        <w:rPr>
+          <w:b w:val="0"/>
+        </w:rPr>
         <w:t>Labelling selects a category; generation creates text; calculation returns 56. Generated questions need factual and instructional checks.</w:t>
       </w:r>
     </w:p>
@@ -1930,7 +3365,22 @@
       </w:r>
     </w:p>
     <w:p>
-      <w:r>
+      <w:pPr>
+        <w:pStyle w:val="Heading3"/>
+      </w:pPr>
+      <w:r>
+        <w:t>Independent question · withhold the key</w:t>
+      </w:r>
+    </w:p>
+    <w:p>
+      <w:pPr>
+        <w:spacing w:line="336" w:lineRule="auto" w:after="180"/>
+        <w:shd w:fill="F5F1FB"/>
+      </w:pPr>
+      <w:r>
+        <w:rPr>
+          <w:b w:val="0"/>
+        </w:rPr>
         <w:t>A system labels a message as spam. Another writes a new reply. Which task predicts a category and which generates content? Can the new reply contain a false fact?</w:t>
       </w:r>
     </w:p>
@@ -1943,7 +3393,22 @@
       </w:r>
     </w:p>
     <w:p>
-      <w:r>
+      <w:pPr>
+        <w:pStyle w:val="Heading3"/>
+      </w:pPr>
+      <w:r>
+        <w:t>Teacher key · Expected independent answer</w:t>
+      </w:r>
+    </w:p>
+    <w:p>
+      <w:pPr>
+        <w:spacing w:line="336" w:lineRule="auto" w:after="180"/>
+        <w:shd w:fill="F1F6FC"/>
+      </w:pPr>
+      <w:r>
+        <w:rPr>
+          <w:b w:val="0"/>
+        </w:rPr>
         <w:t>Spam labeling predicts a category; writing the reply generates content. Generated wording can contain false claims and needs checking.</w:t>
       </w:r>
     </w:p>
@@ -2182,8 +3647,25 @@
       </w:tr>
     </w:tbl>
     <w:p>
-      <w:r>
-        <w:t>Use 6/8 as a classroom checkpoint, with 2 required for both Result and Reasoning. This is a proposed teaching rule, not a validated certification threshold. Do not count a coached answer as independent mastery; correct unsafe or unsupported claims regardless of total.</w:t>
+      <w:pPr>
+        <w:spacing w:line="336" w:lineRule="auto" w:after="180"/>
+      </w:pPr>
+      <w:r>
+        <w:rPr>
+          <w:b w:val="0"/>
+        </w:rPr>
+        <w:t>Use 6/8 as a classroom checkpoint, with 2 required for both Result and Reasoning. This is a proposed teaching rule, not a validated certification threshold.</w:t>
+      </w:r>
+    </w:p>
+    <w:p>
+      <w:pPr>
+        <w:spacing w:line="336" w:lineRule="auto" w:after="180"/>
+      </w:pPr>
+      <w:r>
+        <w:rPr>
+          <w:b w:val="0"/>
+        </w:rPr>
+        <w:t>Do not count a coached answer as independent mastery; correct unsafe or unsupported claims regardless of total.</w:t>
       </w:r>
     </w:p>
     <w:p>
@@ -2195,8 +3677,26 @@
       </w:r>
     </w:p>
     <w:p>
-      <w:r>
-        <w:t>Ask the learner to find the evidence that challenges this claim: “Fluent new wording proves the reply is factual.” Keep the first attempt and an uncoached retry separate.</w:t>
+      <w:pPr>
+        <w:spacing w:line="336" w:lineRule="auto" w:after="180"/>
+      </w:pPr>
+      <w:r>
+        <w:rPr>
+          <w:b w:val="0"/>
+        </w:rPr>
+        <w:t xml:space="preserve">Ask the learner to find the </w:t>
+      </w:r>
+      <w:r>
+        <w:rPr>
+          <w:b/>
+        </w:rPr>
+        <w:t>evidence</w:t>
+      </w:r>
+      <w:r>
+        <w:rPr>
+          <w:b w:val="0"/>
+        </w:rPr>
+        <w:t xml:space="preserve"> that challenges this claim: “Fluent new wording proves the reply is factual.” Keep the first attempt and an uncoached retry separate.</w:t>
       </w:r>
     </w:p>
     <w:p>
@@ -2208,15 +3708,54 @@
       </w:r>
     </w:p>
     <w:p>
-      <w:r>
-        <w:t>Retrieval needs the correct paragraph; prediction needs a defined difficulty label and suitable evaluation; generation needs factual and instructional checks. A correct retrieved passage does not guarantee appropriate questions.</w:t>
-      </w:r>
-    </w:p>
-    <w:p>
       <w:pPr>
         <w:pStyle w:val="Heading3"/>
       </w:pPr>
       <w:r>
+        <w:t>Teacher key · Original transfer answer</w:t>
+      </w:r>
+    </w:p>
+    <w:p>
+      <w:pPr>
+        <w:spacing w:line="336" w:lineRule="auto" w:after="180"/>
+        <w:shd w:fill="F1F6FC"/>
+      </w:pPr>
+      <w:r>
+        <w:rPr>
+          <w:b w:val="0"/>
+        </w:rPr>
+        <w:t xml:space="preserve">Retrieval needs the correct paragraph; </w:t>
+      </w:r>
+      <w:r>
+        <w:rPr>
+          <w:b/>
+        </w:rPr>
+        <w:t>prediction</w:t>
+      </w:r>
+      <w:r>
+        <w:rPr>
+          <w:b w:val="0"/>
+        </w:rPr>
+        <w:t xml:space="preserve"> needs a defined difficulty label and suitable evaluation; generation needs factual and instructional checks.</w:t>
+      </w:r>
+    </w:p>
+    <w:p>
+      <w:pPr>
+        <w:spacing w:line="336" w:lineRule="auto" w:after="180"/>
+        <w:shd w:fill="F1F6FC"/>
+      </w:pPr>
+      <w:r>
+        <w:rPr>
+          <w:b w:val="0"/>
+        </w:rPr>
+        <w:t>A correct retrieved passage does not guarantee appropriate questions.</w:t>
+      </w:r>
+    </w:p>
+    <w:p>
+      <w:pPr>
+        <w:pStyle w:val="Heading3"/>
+      </w:pPr>
+      <w:r>
         <w:t>Explanations for the additional workbook examples</w:t>
       </w:r>
     </w:p>
@@ -2229,48 +3768,198 @@
       </w:r>
     </w:p>
     <w:p>
-      <w:r>
-        <w:t>Classify these components by target: label a message request/report; continue a prefix with a sequence; retrieve a stored sensor record. Explain why the application may combine them.</w:t>
-      </w:r>
-    </w:p>
-    <w:p>
-      <w:r>
-        <w:t>Teacher explanation: Message labels are discriminative prediction; continuing a sequence is generation; record lookup is retrieval rather than learned generation by itself. One application can route a request, retrieve evidence and generate a response.</w:t>
-      </w:r>
-    </w:p>
-    <w:p>
       <w:pPr>
         <w:pStyle w:val="Heading3"/>
       </w:pPr>
       <w:r>
+        <w:t>Workbook question · W1</w:t>
+      </w:r>
+    </w:p>
+    <w:p>
+      <w:pPr>
+        <w:spacing w:line="336" w:lineRule="auto" w:after="180"/>
+        <w:shd w:fill="F5F1FB"/>
+      </w:pPr>
+      <w:r>
+        <w:rPr>
+          <w:b w:val="0"/>
+        </w:rPr>
+        <w:t xml:space="preserve">Classify these components by </w:t>
+      </w:r>
+      <w:r>
+        <w:rPr>
+          <w:b/>
+        </w:rPr>
+        <w:t>target</w:t>
+      </w:r>
+      <w:r>
+        <w:rPr>
+          <w:b w:val="0"/>
+        </w:rPr>
+        <w:t>: label a message request/report; continue a prefix with a sequence; retrieve a stored sensor record. Explain why the application may combine them.</w:t>
+      </w:r>
+    </w:p>
+    <w:p>
+      <w:pPr>
+        <w:pStyle w:val="Heading3"/>
+      </w:pPr>
+      <w:r>
+        <w:t>Teacher reasoning · W1</w:t>
+      </w:r>
+    </w:p>
+    <w:p>
+      <w:pPr>
+        <w:spacing w:line="336" w:lineRule="auto" w:after="180"/>
+        <w:shd w:fill="F1F6FC"/>
+      </w:pPr>
+      <w:r>
+        <w:rPr>
+          <w:b w:val="0"/>
+        </w:rPr>
+        <w:t xml:space="preserve">Teacher explanation: Message labels are discriminative </w:t>
+      </w:r>
+      <w:r>
+        <w:rPr>
+          <w:b/>
+        </w:rPr>
+        <w:t>prediction</w:t>
+      </w:r>
+      <w:r>
+        <w:rPr>
+          <w:b w:val="0"/>
+        </w:rPr>
+        <w:t>; continuing a sequence is generation; record lookup is retrieval rather than learned generation by itself.</w:t>
+      </w:r>
+    </w:p>
+    <w:p>
+      <w:pPr>
+        <w:spacing w:line="336" w:lineRule="auto" w:after="180"/>
+        <w:shd w:fill="F1F6FC"/>
+      </w:pPr>
+      <w:r>
+        <w:rPr>
+          <w:b w:val="0"/>
+        </w:rPr>
+        <w:t xml:space="preserve">One application can route a request, retrieve </w:t>
+      </w:r>
+      <w:r>
+        <w:rPr>
+          <w:b/>
+        </w:rPr>
+        <w:t>evidence</w:t>
+      </w:r>
+      <w:r>
+        <w:rPr>
+          <w:b w:val="0"/>
+        </w:rPr>
+        <w:t xml:space="preserve"> and generate a response.</w:t>
+      </w:r>
+    </w:p>
+    <w:p>
+      <w:pPr>
+        <w:pStyle w:val="Heading3"/>
+      </w:pPr>
+      <w:r>
         <w:t>W2 Compute the distribution</w:t>
       </w:r>
     </w:p>
     <w:p>
-      <w:r>
+      <w:pPr>
+        <w:pStyle w:val="Heading3"/>
+      </w:pPr>
+      <w:r>
+        <w:t>Workbook question · W2</w:t>
+      </w:r>
+    </w:p>
+    <w:p>
+      <w:pPr>
+        <w:spacing w:line="336" w:lineRule="auto" w:after="180"/>
+        <w:shd w:fill="F5F1FB"/>
+      </w:pPr>
+      <w:r>
+        <w:rPr>
+          <w:b w:val="0"/>
+        </w:rPr>
         <w:t>For The marker is, calculate the three empirical probabilities, their sum and their meaning.</w:t>
       </w:r>
     </w:p>
     <w:p>
-      <w:r>
-        <w:t>Teacher explanation: Probabilities 0.6,0.3,0.1 sum to 1 and describe ten supplied corpus continuations; they are not observations of the current marker.</w:t>
-      </w:r>
-    </w:p>
-    <w:p>
       <w:pPr>
         <w:pStyle w:val="Heading3"/>
       </w:pPr>
       <w:r>
+        <w:t>Teacher reasoning · W2</w:t>
+      </w:r>
+    </w:p>
+    <w:p>
+      <w:pPr>
+        <w:spacing w:line="336" w:lineRule="auto" w:after="180"/>
+        <w:shd w:fill="F1F6FC"/>
+      </w:pPr>
+      <w:r>
+        <w:rPr>
+          <w:b w:val="0"/>
+        </w:rPr>
+        <w:t xml:space="preserve">Teacher explanation: Probabilities 0.6,0.3,0.1 sum to 1 and describe ten supplied corpus continuations; they are not </w:t>
+      </w:r>
+      <w:r>
+        <w:rPr>
+          <w:b/>
+        </w:rPr>
+        <w:t>observation</w:t>
+      </w:r>
+      <w:r>
+        <w:rPr>
+          <w:b w:val="0"/>
+        </w:rPr>
+        <w:t>s of the current marker.</w:t>
+      </w:r>
+    </w:p>
+    <w:p>
+      <w:pPr>
+        <w:pStyle w:val="Heading3"/>
+      </w:pPr>
+      <w:r>
         <w:t>W3 Follow the prefix</w:t>
       </w:r>
     </w:p>
     <w:p>
-      <w:r>
+      <w:pPr>
+        <w:pStyle w:val="Heading3"/>
+      </w:pPr>
+      <w:r>
+        <w:t>Workbook question · W3</w:t>
+      </w:r>
+    </w:p>
+    <w:p>
+      <w:pPr>
+        <w:spacing w:line="336" w:lineRule="auto" w:after="180"/>
+        <w:shd w:fill="F5F1FB"/>
+      </w:pPr>
+      <w:r>
+        <w:rPr>
+          <w:b w:val="0"/>
+        </w:rPr>
         <w:t>After red is selected, the expanded-prefix table gives end 0.8 and today 0.2. Explain why these values cannot be substituted for the red/blue/green probabilities.</w:t>
       </w:r>
     </w:p>
     <w:p>
-      <w:r>
+      <w:pPr>
+        <w:pStyle w:val="Heading3"/>
+      </w:pPr>
+      <w:r>
+        <w:t>Teacher reasoning · W3</w:t>
+      </w:r>
+    </w:p>
+    <w:p>
+      <w:pPr>
+        <w:spacing w:line="336" w:lineRule="auto" w:after="180"/>
+        <w:shd w:fill="F1F6FC"/>
+      </w:pPr>
+      <w:r>
+        <w:rPr>
+          <w:b w:val="0"/>
+        </w:rPr>
         <w:t>Teacher explanation: The conditional prefix and alternatives differ. The second table describes what follows The marker is red, not what colour follows the earlier prefix.</w:t>
       </w:r>
     </w:p>
@@ -2283,57 +3972,291 @@
       </w:r>
     </w:p>
     <w:p>
-      <w:r>
-        <w:t>For prefix The signal is, counts are high 2, low 5, unknown 3. Compute all probabilities and the most frequent continuation. A current measurement reports high. State what the most frequent continuation does and does not establish.</w:t>
-      </w:r>
-    </w:p>
-    <w:p>
-      <w:r>
-        <w:t>Teacher explanation: Probabilities high 0.2, low 0.5, unknown 0.3; low is most frequent. This describes the constructed corpus, not the current signal. Current high is supported by the supplied measurement; generating low would conflict with that observation.</w:t>
-      </w:r>
-    </w:p>
-    <w:p>
       <w:pPr>
         <w:pStyle w:val="Heading3"/>
       </w:pPr>
       <w:r>
+        <w:t>Workbook question · W4</w:t>
+      </w:r>
+    </w:p>
+    <w:p>
+      <w:pPr>
+        <w:spacing w:line="336" w:lineRule="auto" w:after="180"/>
+        <w:shd w:fill="F5F1FB"/>
+      </w:pPr>
+      <w:r>
+        <w:rPr>
+          <w:b w:val="0"/>
+        </w:rPr>
+        <w:t>For prefix The signal is, counts are high 2, low 5, unknown 3. Compute all probabilities and the most frequent continuation. A current measurement reports high.</w:t>
+      </w:r>
+    </w:p>
+    <w:p>
+      <w:pPr>
+        <w:spacing w:line="336" w:lineRule="auto" w:after="180"/>
+        <w:shd w:fill="F5F1FB"/>
+      </w:pPr>
+      <w:r>
+        <w:rPr>
+          <w:b w:val="0"/>
+        </w:rPr>
+        <w:t>State what the most frequent continuation does and does not establish.</w:t>
+      </w:r>
+    </w:p>
+    <w:p>
+      <w:pPr>
+        <w:pStyle w:val="Heading3"/>
+      </w:pPr>
+      <w:r>
+        <w:t>Teacher reasoning · W4</w:t>
+      </w:r>
+    </w:p>
+    <w:p>
+      <w:pPr>
+        <w:spacing w:line="336" w:lineRule="auto" w:after="180"/>
+        <w:shd w:fill="F1F6FC"/>
+      </w:pPr>
+      <w:r>
+        <w:rPr>
+          <w:b w:val="0"/>
+        </w:rPr>
+        <w:t>Teacher explanation: Probabilities high 0.2, low 0.5, unknown 0.3; low is most frequent. This describes the constructed corpus, not the current signal.</w:t>
+      </w:r>
+    </w:p>
+    <w:p>
+      <w:pPr>
+        <w:spacing w:line="336" w:lineRule="auto" w:after="180"/>
+        <w:shd w:fill="F1F6FC"/>
+      </w:pPr>
+      <w:r>
+        <w:rPr>
+          <w:b w:val="0"/>
+        </w:rPr>
+        <w:t xml:space="preserve">Current high is supported by the supplied measurement; generating low would conflict with that </w:t>
+      </w:r>
+      <w:r>
+        <w:rPr>
+          <w:b/>
+        </w:rPr>
+        <w:t>observation</w:t>
+      </w:r>
+      <w:r>
+        <w:rPr>
+          <w:b w:val="0"/>
+        </w:rPr>
+        <w:t>.</w:t>
+      </w:r>
+    </w:p>
+    <w:p>
+      <w:pPr>
+        <w:pStyle w:val="Heading3"/>
+      </w:pPr>
+      <w:r>
         <w:t>W5 Design a useful evaluation</w:t>
       </w:r>
     </w:p>
     <w:p>
-      <w:r>
-        <w:t>A system reports current room status using retrieved measurements and generated sentences. Name checks for evidence, response quality and permission.</w:t>
-      </w:r>
-    </w:p>
-    <w:p>
-      <w:r>
-        <w:t>Teacher explanation: Check the correct room and measurement time/source, agreement of every status claim with retrieved data, required response format and handling of missing/conflicting observations, and that only approved read/report actions occur. Continuation fit alone is insufficient.</w:t>
-      </w:r>
-    </w:p>
-    <w:p>
       <w:pPr>
         <w:pStyle w:val="Heading3"/>
       </w:pPr>
       <w:r>
+        <w:t>Workbook question · W5</w:t>
+      </w:r>
+    </w:p>
+    <w:p>
+      <w:pPr>
+        <w:spacing w:line="336" w:lineRule="auto" w:after="180"/>
+        <w:shd w:fill="F5F1FB"/>
+      </w:pPr>
+      <w:r>
+        <w:rPr>
+          <w:b w:val="0"/>
+        </w:rPr>
+        <w:t xml:space="preserve">A system reports current room status using retrieved measurements and generated sentences. Name checks for </w:t>
+      </w:r>
+      <w:r>
+        <w:rPr>
+          <w:b/>
+        </w:rPr>
+        <w:t>evidence</w:t>
+      </w:r>
+      <w:r>
+        <w:rPr>
+          <w:b w:val="0"/>
+        </w:rPr>
+        <w:t>, response quality and permission.</w:t>
+      </w:r>
+    </w:p>
+    <w:p>
+      <w:pPr>
+        <w:pStyle w:val="Heading3"/>
+      </w:pPr>
+      <w:r>
+        <w:t>Teacher reasoning · W5</w:t>
+      </w:r>
+    </w:p>
+    <w:p>
+      <w:pPr>
+        <w:spacing w:line="336" w:lineRule="auto" w:after="180"/>
+        <w:shd w:fill="F1F6FC"/>
+      </w:pPr>
+      <w:r>
+        <w:rPr>
+          <w:b w:val="0"/>
+        </w:rPr>
+        <w:t xml:space="preserve">Teacher explanation: Check the correct room and measurement time/source, agreement of every status claim with retrieved data, required response format and handling of missing/conflicting </w:t>
+      </w:r>
+      <w:r>
+        <w:rPr>
+          <w:b/>
+        </w:rPr>
+        <w:t>observation</w:t>
+      </w:r>
+      <w:r>
+        <w:rPr>
+          <w:b w:val="0"/>
+        </w:rPr>
+        <w:t>s, and that only approved read/report actions occur.</w:t>
+      </w:r>
+    </w:p>
+    <w:p>
+      <w:pPr>
+        <w:spacing w:line="336" w:lineRule="auto" w:after="180"/>
+        <w:shd w:fill="F1F6FC"/>
+      </w:pPr>
+      <w:r>
+        <w:rPr>
+          <w:b w:val="0"/>
+        </w:rPr>
+        <w:t>Continuation fit alone is insufficient.</w:t>
+      </w:r>
+    </w:p>
+    <w:p>
+      <w:pPr>
+        <w:pStyle w:val="Heading3"/>
+      </w:pPr>
+      <w:r>
         <w:t>Assess independent transfer</w:t>
       </w:r>
     </w:p>
     <w:p>
-      <w:r>
-        <w:t>Selected case: A system retrieves an approved Moon note, uses a trained classifier to predict reading difficulty, then writes a poem. Identify each mechanism and the evidence needed to check its output.</w:t>
-      </w:r>
-    </w:p>
-    <w:p>
       <w:pPr>
         <w:pStyle w:val="Heading3"/>
       </w:pPr>
       <w:r>
+        <w:t>Independent question · withhold the key</w:t>
+      </w:r>
+    </w:p>
+    <w:p>
+      <w:pPr>
+        <w:spacing w:line="336" w:lineRule="auto" w:after="180"/>
+        <w:shd w:fill="F5F1FB"/>
+      </w:pPr>
+      <w:r>
+        <w:rPr>
+          <w:b w:val="0"/>
+        </w:rPr>
+        <w:t xml:space="preserve">Selected case: A system retrieves an approved Moon note, uses a trained classifier to predict reading difficulty, then writes a poem. Identify each </w:t>
+      </w:r>
+      <w:r>
+        <w:rPr>
+          <w:b/>
+        </w:rPr>
+        <w:t>mechanism</w:t>
+      </w:r>
+      <w:r>
+        <w:rPr>
+          <w:b w:val="0"/>
+        </w:rPr>
+        <w:t xml:space="preserve"> and the </w:t>
+      </w:r>
+      <w:r>
+        <w:rPr>
+          <w:b/>
+        </w:rPr>
+        <w:t>evidence</w:t>
+      </w:r>
+      <w:r>
+        <w:rPr>
+          <w:b w:val="0"/>
+        </w:rPr>
+        <w:t xml:space="preserve"> needed to check its </w:t>
+      </w:r>
+      <w:r>
+        <w:rPr>
+          <w:b/>
+        </w:rPr>
+        <w:t>output</w:t>
+      </w:r>
+      <w:r>
+        <w:rPr>
+          <w:b w:val="0"/>
+        </w:rPr>
+        <w:t>.</w:t>
+      </w:r>
+    </w:p>
+    <w:p>
+      <w:pPr>
+        <w:pStyle w:val="Heading3"/>
+      </w:pPr>
+      <w:r>
         <w:t>Selected case answer</w:t>
       </w:r>
     </w:p>
     <w:p>
-      <w:r>
-        <w:t>Retrieval finds an existing note; classification predicts from fitted patterns; generation creates text. Check relevance and provenance of the note, difficulty predictions against suitable held-out labels, and poem claims against sources. Fluent style is not factual evidence.</w:t>
+      <w:pPr>
+        <w:pStyle w:val="Heading3"/>
+      </w:pPr>
+      <w:r>
+        <w:t>Teacher key · Selected case answer</w:t>
+      </w:r>
+    </w:p>
+    <w:p>
+      <w:pPr>
+        <w:spacing w:line="336" w:lineRule="auto" w:after="180"/>
+        <w:shd w:fill="F1F6FC"/>
+      </w:pPr>
+      <w:r>
+        <w:rPr>
+          <w:b w:val="0"/>
+        </w:rPr>
+        <w:t>Retrieval finds an existing note; classification predicts from fitted patterns; generation creates text.</w:t>
+      </w:r>
+    </w:p>
+    <w:p>
+      <w:pPr>
+        <w:spacing w:line="336" w:lineRule="auto" w:after="180"/>
+        <w:shd w:fill="F1F6FC"/>
+      </w:pPr>
+      <w:r>
+        <w:rPr>
+          <w:b w:val="0"/>
+        </w:rPr>
+        <w:t xml:space="preserve">Check relevance and provenance of the note, difficulty </w:t>
+      </w:r>
+      <w:r>
+        <w:rPr>
+          <w:b/>
+        </w:rPr>
+        <w:t>prediction</w:t>
+      </w:r>
+      <w:r>
+        <w:rPr>
+          <w:b w:val="0"/>
+        </w:rPr>
+        <w:t xml:space="preserve">s against suitable held-out labels, and poem claims against sources. Fluent style is not factual </w:t>
+      </w:r>
+      <w:r>
+        <w:rPr>
+          <w:b/>
+        </w:rPr>
+        <w:t>evidence</w:t>
+      </w:r>
+      <w:r>
+        <w:rPr>
+          <w:b w:val="0"/>
+        </w:rPr>
+        <w:t>.</w:t>
       </w:r>
     </w:p>
     <w:tbl>
@@ -2439,21 +4362,77 @@
       </w:tr>
     </w:tbl>
     <w:p>
-      <w:r>
-        <w:t>Record each dimension as not yet, with support, or independent. Accept a valid alternative procedure with a defensible trace. Do not penalise an honestly recorded model failure if the learner correctly explains its evidence and limits.</w:t>
-      </w:r>
-    </w:p>
-    <w:p>
       <w:pPr>
         <w:pStyle w:val="Heading3"/>
       </w:pPr>
       <w:r>
+        <w:t>Teacher key · Selected case answer</w:t>
+      </w:r>
+    </w:p>
+    <w:p>
+      <w:pPr>
+        <w:spacing w:line="336" w:lineRule="auto" w:after="180"/>
+        <w:shd w:fill="F1F6FC"/>
+      </w:pPr>
+      <w:r>
+        <w:rPr>
+          <w:b w:val="0"/>
+        </w:rPr>
+        <w:t>Record each dimension as not yet, with support, or independent. Accept a valid alternative procedure with a defensible trace.</w:t>
+      </w:r>
+    </w:p>
+    <w:p>
+      <w:pPr>
+        <w:spacing w:line="336" w:lineRule="auto" w:after="180"/>
+        <w:shd w:fill="F1F6FC"/>
+      </w:pPr>
+      <w:r>
+        <w:rPr>
+          <w:b w:val="0"/>
+        </w:rPr>
+        <w:t xml:space="preserve">Do not penalise an honestly recorded model failure if the learner correctly explains its </w:t>
+      </w:r>
+      <w:r>
+        <w:rPr>
+          <w:b/>
+        </w:rPr>
+        <w:t>evidence</w:t>
+      </w:r>
+      <w:r>
+        <w:rPr>
+          <w:b w:val="0"/>
+        </w:rPr>
+        <w:t xml:space="preserve"> and limits.</w:t>
+      </w:r>
+    </w:p>
+    <w:p>
+      <w:pPr>
+        <w:pStyle w:val="Heading3"/>
+      </w:pPr>
+      <w:r>
         <w:t>Feedback that the learner uses</w:t>
       </w:r>
     </w:p>
     <w:p>
-      <w:r>
-        <w:t>Name the earliest unsupported step and give one action to repair it. Have the learner make that repair now and explain why. Then assess the relevant skill on a fresh, fully specified case. Confirm it was not previously practised with feedback; solve and check the new case before assigning it. A follow-up design prompt is a starting brief, not automatically an equivalent test.</w:t>
+      <w:pPr>
+        <w:spacing w:line="336" w:lineRule="auto" w:after="180"/>
+      </w:pPr>
+      <w:r>
+        <w:rPr>
+          <w:b w:val="0"/>
+        </w:rPr>
+        <w:t>Name the earliest unsupported step and give one action to repair it. Have the learner make that repair now and explain why. Then assess the relevant skill on a fresh, fully specified case.</w:t>
+      </w:r>
+    </w:p>
+    <w:p>
+      <w:pPr>
+        <w:spacing w:line="336" w:lineRule="auto" w:after="180"/>
+      </w:pPr>
+      <w:r>
+        <w:rPr>
+          <w:b w:val="0"/>
+        </w:rPr>
+        <w:t>Confirm it was not previously practised with feedback; solve and check the new case before assigning it. A follow-up design prompt is a starting brief, not automatically an equivalent test.</w:t>
       </w:r>
     </w:p>
     <w:p>
@@ -2465,11 +4444,62 @@
       </w:r>
     </w:p>
     <w:p>
+      <w:r>
+        <w:t>Connect Predictive and Generative AI to Verified Study Buddy, adapt support and plan a later changed-case check.</w:t>
+      </w:r>
+    </w:p>
+    <w:p>
       <w:pPr>
         <w:pStyle w:val="Heading3"/>
       </w:pPr>
       <w:r>
-        <w:t>Connect and extend learning</w:t>
+        <w:t>Verified Study Buddy</w:t>
+      </w:r>
+    </w:p>
+    <w:p>
+      <w:pPr>
+        <w:spacing w:line="336" w:lineRule="auto" w:after="180"/>
+      </w:pPr>
+      <w:r>
+        <w:rPr>
+          <w:b w:val="0"/>
+        </w:rPr>
+        <w:t>Separate Study Buddy tasks into classify, calculate, retrieve, and generate stages.</w:t>
+      </w:r>
+    </w:p>
+    <w:p>
+      <w:pPr>
+        <w:spacing w:line="336" w:lineRule="auto" w:after="180"/>
+      </w:pPr>
+      <w:r>
+        <w:rPr>
+          <w:b w:val="0"/>
+        </w:rPr>
+        <w:t xml:space="preserve">Keep the decision, </w:t>
+      </w:r>
+      <w:r>
+        <w:rPr>
+          <w:b/>
+        </w:rPr>
+        <w:t>input</w:t>
+      </w:r>
+      <w:r>
+        <w:rPr>
+          <w:b w:val="0"/>
+        </w:rPr>
+        <w:t xml:space="preserve">, result, explanation and remaining limitation in the project </w:t>
+      </w:r>
+      <w:r>
+        <w:rPr>
+          <w:b/>
+        </w:rPr>
+        <w:t>evidence</w:t>
+      </w:r>
+      <w:r>
+        <w:rPr>
+          <w:b w:val="0"/>
+        </w:rPr>
+        <w:t xml:space="preserve"> record. Retrieve this record next week rather than restarting the project.</w:t>
       </w:r>
     </w:p>
     <w:p>
@@ -2477,17 +4507,54 @@
         <w:pStyle w:val="Heading3"/>
       </w:pPr>
       <w:r>
-        <w:t>Verified Study Buddy</w:t>
-      </w:r>
-    </w:p>
-    <w:p>
-      <w:r>
-        <w:t>Separate Study Buddy tasks into classify, calculate, retrieve, and generate stages.</w:t>
-      </w:r>
-    </w:p>
-    <w:p>
-      <w:r>
-        <w:t>Keep the decision, input, result, explanation and remaining limitation in the project evidence record. Retrieve this record next week rather than restarting the project.</w:t>
+        <w:t>Support and stretch</w:t>
+      </w:r>
+    </w:p>
+    <w:p>
+      <w:pPr>
+        <w:spacing w:line="336" w:lineRule="auto" w:after="180"/>
+      </w:pPr>
+      <w:r>
+        <w:rPr>
+          <w:b w:val="0"/>
+        </w:rPr>
+        <w:t xml:space="preserve">Provide one short approved passage; separate instruction, </w:t>
+      </w:r>
+      <w:r>
+        <w:rPr>
+          <w:b/>
+        </w:rPr>
+        <w:t>input</w:t>
+      </w:r>
+      <w:r>
+        <w:rPr>
+          <w:b w:val="0"/>
+        </w:rPr>
+        <w:t xml:space="preserve">, </w:t>
+      </w:r>
+      <w:r>
+        <w:rPr>
+          <w:b/>
+        </w:rPr>
+        <w:t>output</w:t>
+      </w:r>
+      <w:r>
+        <w:rPr>
+          <w:b w:val="0"/>
+        </w:rPr>
+        <w:t xml:space="preserve"> and </w:t>
+      </w:r>
+      <w:r>
+        <w:rPr>
+          <w:b/>
+        </w:rPr>
+        <w:t>evidence</w:t>
+      </w:r>
+      <w:r>
+        <w:rPr>
+          <w:b w:val="0"/>
+        </w:rPr>
+        <w:t>. Stretch: introduce an unsupported claim or conflicting source and validate claim by claim with a fallback.</w:t>
       </w:r>
     </w:p>
     <w:p>
@@ -2495,12 +4562,30 @@
         <w:pStyle w:val="Heading3"/>
       </w:pPr>
       <w:r>
-        <w:t>Support and stretch</w:t>
-      </w:r>
-    </w:p>
-    <w:p>
-      <w:r>
-        <w:t>Provide one short approved passage; separate instruction, input, output and evidence. Stretch: introduce an unsupported claim or conflicting source and validate claim by claim with a fallback.</w:t>
+        <w:t>Exit reflection</w:t>
+      </w:r>
+    </w:p>
+    <w:p>
+      <w:pPr>
+        <w:spacing w:line="336" w:lineRule="auto" w:after="180"/>
+      </w:pPr>
+      <w:r>
+        <w:rPr>
+          <w:b w:val="0"/>
+        </w:rPr>
+        <w:t xml:space="preserve">Ask for one decision the learner can now justify and one situation requiring more </w:t>
+      </w:r>
+      <w:r>
+        <w:rPr>
+          <w:b/>
+        </w:rPr>
+        <w:t>evidence</w:t>
+      </w:r>
+      <w:r>
+        <w:rPr>
+          <w:b w:val="0"/>
+        </w:rPr>
+        <w:t xml:space="preserve"> or human review. Confidence ratings are separate from correct independent performance.</w:t>
       </w:r>
     </w:p>
     <w:p>
@@ -2508,12 +4593,30 @@
         <w:pStyle w:val="Heading3"/>
       </w:pPr>
       <w:r>
-        <w:t>Exit reflection</w:t>
-      </w:r>
-    </w:p>
-    <w:p>
-      <w:r>
-        <w:t>Ask for one decision the learner can now justify and one situation requiring more evidence or human review. Confidence ratings are separate from correct independent performance.</w:t>
+        <w:t>Bridge to the next week</w:t>
+      </w:r>
+    </w:p>
+    <w:p>
+      <w:pPr>
+        <w:spacing w:line="336" w:lineRule="auto" w:after="180"/>
+      </w:pPr>
+      <w:r>
+        <w:rPr>
+          <w:b w:val="0"/>
+        </w:rPr>
+        <w:t xml:space="preserve">Next: Week 2: A Distribution of Possibilities. Retrieve today’s </w:t>
+      </w:r>
+      <w:r>
+        <w:rPr>
+          <w:b/>
+        </w:rPr>
+        <w:t>evidence</w:t>
+      </w:r>
+      <w:r>
+        <w:rPr>
+          <w:b w:val="0"/>
+        </w:rPr>
+        <w:t xml:space="preserve"> and identify what carries forward and what is new.</w:t>
       </w:r>
     </w:p>
     <w:p>
@@ -2521,12 +4624,86 @@
         <w:pStyle w:val="Heading3"/>
       </w:pPr>
       <w:r>
-        <w:t>Bridge to the next week</w:t>
-      </w:r>
-    </w:p>
-    <w:p>
-      <w:r>
-        <w:t>Next: Week 2: A Distribution of Possibilities. Retrieve today’s evidence and identify what carries forward and what is new.</w:t>
+        <w:t>Support and fresh reassessment</w:t>
+      </w:r>
+    </w:p>
+    <w:p>
+      <w:pPr>
+        <w:spacing w:line="336" w:lineRule="auto" w:after="180"/>
+      </w:pPr>
+      <w:r>
+        <w:rPr>
+          <w:b w:val="0"/>
+        </w:rPr>
+        <w:t>Provide labelled intermediate columns and allow a calculator. Ask students to state the meaning and denominator of a value before interpreting it.</w:t>
+      </w:r>
+    </w:p>
+    <w:p>
+      <w:pPr>
+        <w:spacing w:line="336" w:lineRule="auto" w:after="180"/>
+      </w:pPr>
+      <w:r>
+        <w:rPr>
+          <w:b w:val="0"/>
+        </w:rPr>
+        <w:t>Extension: implement the classroom calculation locally and test boundary cases without using personal data.</w:t>
+      </w:r>
+    </w:p>
+    <w:p>
+      <w:pPr>
+        <w:spacing w:line="336" w:lineRule="auto" w:after="180"/>
+      </w:pPr>
+      <w:r>
+        <w:rPr>
+          <w:b w:val="0"/>
+        </w:rPr>
+        <w:t>W4 requires 0.2,0.5,0.3 and low, with the corpus/current-</w:t>
+      </w:r>
+      <w:r>
+        <w:rPr>
+          <w:b/>
+        </w:rPr>
+        <w:t>evidence</w:t>
+      </w:r>
+      <w:r>
+        <w:rPr>
+          <w:b w:val="0"/>
+        </w:rPr>
+        <w:t xml:space="preserve"> distinction. Fresh retry: counts ready 7, busy 1, unknown 2 and current </w:t>
+      </w:r>
+      <w:r>
+        <w:rPr>
+          <w:b/>
+        </w:rPr>
+        <w:t>observation</w:t>
+      </w:r>
+      <w:r>
+        <w:rPr>
+          <w:b w:val="0"/>
+        </w:rPr>
+        <w:t xml:space="preserve"> busy.</w:t>
+      </w:r>
+    </w:p>
+    <w:p>
+      <w:pPr>
+        <w:spacing w:line="336" w:lineRule="auto" w:after="180"/>
+      </w:pPr>
+      <w:r>
+        <w:rPr>
+          <w:b w:val="0"/>
+        </w:rPr>
+        <w:t>Probabilities 0.7,0.1,0.2; ready is most frequent but does not establish the current state.</w:t>
+      </w:r>
+    </w:p>
+    <w:p>
+      <w:pPr>
+        <w:spacing w:line="336" w:lineRule="auto" w:after="180"/>
+      </w:pPr>
+      <w:r>
+        <w:rPr>
+          <w:b w:val="0"/>
+        </w:rPr>
+        <w:t>Week 2 defines a small token vocabulary and traces encoding and decoding without assuming tokens are words.</w:t>
       </w:r>
     </w:p>
     <w:p>
@@ -2534,40 +4711,40 @@
         <w:pStyle w:val="Heading3"/>
       </w:pPr>
       <w:r>
-        <w:t>Support and fresh reassessment</w:t>
-      </w:r>
-    </w:p>
-    <w:p>
-      <w:r>
-        <w:t>Provide labelled intermediate columns and allow a calculator. Ask students to state the meaning and denominator of a value before interpreting it. Extension: implement the classroom calculation locally and test boundary cases without using personal data.</w:t>
-      </w:r>
-    </w:p>
-    <w:p>
-      <w:r>
-        <w:t>W4 requires 0.2,0.5,0.3 and low, with the corpus/current-evidence distinction. Fresh retry: counts ready 7, busy 1, unknown 2 and current observation busy. Probabilities 0.7,0.1,0.2; ready is most frequent but does not establish the current state.</w:t>
-      </w:r>
-    </w:p>
-    <w:p>
-      <w:r>
-        <w:t>Week 2 defines a small token vocabulary and traces encoding and decoding without assuming tokens are words.</w:t>
-      </w:r>
-    </w:p>
-    <w:p>
-      <w:pPr>
-        <w:pStyle w:val="Heading3"/>
-      </w:pPr>
-      <w:r>
         <w:t>Plan the delayed return</w:t>
       </w:r>
     </w:p>
     <w:p>
-      <w:r>
+      <w:pPr>
+        <w:spacing w:line="336" w:lineRule="auto" w:after="180"/>
+      </w:pPr>
+      <w:r>
+        <w:rPr>
+          <w:b w:val="0"/>
+        </w:rPr>
         <w:t>Suggested return points in this level: ai-3/2, ai-3/4, ai-3/7. Use actual classroom dates, adjusting for holidays and gaps. One, three and six teaching weeks are scheduling choices, not a claimed optimal spacing.</w:t>
       </w:r>
     </w:p>
     <w:p>
-      <w:r>
-        <w:t>At a delayed check, ask for the idea from memory and a changed application. Compare with the earlier independent response and record support used. For a new level, revisit the previous capstone before checking the new prerequisites.</w:t>
+      <w:pPr>
+        <w:spacing w:line="336" w:lineRule="auto" w:after="180"/>
+      </w:pPr>
+      <w:r>
+        <w:rPr>
+          <w:b w:val="0"/>
+        </w:rPr>
+        <w:t>At a delayed check, ask for the idea from memory and a changed application. Compare with the earlier independent response and record support used.</w:t>
+      </w:r>
+    </w:p>
+    <w:p>
+      <w:pPr>
+        <w:spacing w:line="336" w:lineRule="auto" w:after="180"/>
+      </w:pPr>
+      <w:r>
+        <w:rPr>
+          <w:b w:val="0"/>
+        </w:rPr>
+        <w:t>For a new level, revisit the previous capstone before checking the new prerequisites.</w:t>
       </w:r>
     </w:p>
     <w:tbl>
@@ -2727,8 +4904,26 @@
       </w:tr>
     </w:tbl>
     <w:p>
-      <w:r>
-        <w:t>Use the evidence to choose reteaching or the next step. A completed page, confidence rating or attractive project does not by itself demonstrate understanding.</w:t>
+      <w:pPr>
+        <w:spacing w:line="336" w:lineRule="auto" w:after="180"/>
+      </w:pPr>
+      <w:r>
+        <w:rPr>
+          <w:b w:val="0"/>
+        </w:rPr>
+        <w:t xml:space="preserve">Use the </w:t>
+      </w:r>
+      <w:r>
+        <w:rPr>
+          <w:b/>
+        </w:rPr>
+        <w:t>evidence</w:t>
+      </w:r>
+      <w:r>
+        <w:rPr>
+          <w:b w:val="0"/>
+        </w:rPr>
+        <w:t xml:space="preserve"> to choose reteaching or the next step. A completed page, confidence rating or attractive project does not by itself demonstrate understanding.</w:t>
       </w:r>
     </w:p>
     <w:p>
@@ -2740,8 +4935,38 @@
       </w:r>
     </w:p>
     <w:p>
-      <w:r>
-        <w:t>For the Verified Study Buddy, separate routing predictions, source retrieval and generated explanations in its evidence record.</w:t>
+      <w:pPr>
+        <w:spacing w:line="336" w:lineRule="auto" w:after="180"/>
+      </w:pPr>
+      <w:r>
+        <w:rPr>
+          <w:b w:val="0"/>
+        </w:rPr>
+        <w:t xml:space="preserve">For the Verified Study Buddy, separate routing </w:t>
+      </w:r>
+      <w:r>
+        <w:rPr>
+          <w:b/>
+        </w:rPr>
+        <w:t>prediction</w:t>
+      </w:r>
+      <w:r>
+        <w:rPr>
+          <w:b w:val="0"/>
+        </w:rPr>
+        <w:t xml:space="preserve">s, source retrieval and generated explanations in its </w:t>
+      </w:r>
+      <w:r>
+        <w:rPr>
+          <w:b/>
+        </w:rPr>
+        <w:t>evidence</w:t>
+      </w:r>
+      <w:r>
+        <w:rPr>
+          <w:b w:val="0"/>
+        </w:rPr>
+        <w:t xml:space="preserve"> record.</w:t>
       </w:r>
     </w:p>
     <w:p>
@@ -2754,12 +4979,80 @@
     </w:p>
     <w:p>
       <w:r>
-        <w:t>Teaching target: Distinguish discriminative prediction from generation by inspecting the requested output</w:t>
-      </w:r>
-    </w:p>
-    <w:p>
-      <w:r>
-        <w:t>Prepare the labelled worked-case picture, the matching workbook, fictional input cards and a place for individual responses. No paid AI account is required for the paper reasoning activities.</w:t>
+        <w:t>Use this preparation summary alongside the detailed Predictive and Generative AI lesson; it is a checklist rather than a replacement for the full sequence.</w:t>
+      </w:r>
+    </w:p>
+    <w:p>
+      <w:pPr>
+        <w:pStyle w:val="Heading3"/>
+      </w:pPr>
+      <w:r>
+        <w:t>Teaching target</w:t>
+      </w:r>
+    </w:p>
+    <w:p>
+      <w:pPr>
+        <w:spacing w:line="336" w:lineRule="auto" w:after="180"/>
+        <w:shd w:fill="EDF7F3"/>
+      </w:pPr>
+      <w:r>
+        <w:rPr>
+          <w:b w:val="0"/>
+        </w:rPr>
+        <w:t xml:space="preserve">Teaching </w:t>
+      </w:r>
+      <w:r>
+        <w:rPr>
+          <w:b/>
+        </w:rPr>
+        <w:t>target</w:t>
+      </w:r>
+      <w:r>
+        <w:rPr>
+          <w:b w:val="0"/>
+        </w:rPr>
+        <w:t xml:space="preserve">: Distinguish discriminative </w:t>
+      </w:r>
+      <w:r>
+        <w:rPr>
+          <w:b/>
+        </w:rPr>
+        <w:t>prediction</w:t>
+      </w:r>
+      <w:r>
+        <w:rPr>
+          <w:b w:val="0"/>
+        </w:rPr>
+        <w:t xml:space="preserve"> from generation by inspecting the requested </w:t>
+      </w:r>
+      <w:r>
+        <w:rPr>
+          <w:b/>
+        </w:rPr>
+        <w:t>output</w:t>
+      </w:r>
+    </w:p>
+    <w:p>
+      <w:pPr>
+        <w:spacing w:line="336" w:lineRule="auto" w:after="180"/>
+      </w:pPr>
+      <w:r>
+        <w:rPr>
+          <w:b w:val="0"/>
+        </w:rPr>
+        <w:t xml:space="preserve">Prepare the labelled worked-case picture, the matching workbook, fictional </w:t>
+      </w:r>
+      <w:r>
+        <w:rPr>
+          <w:b/>
+        </w:rPr>
+        <w:t>input</w:t>
+      </w:r>
+      <w:r>
+        <w:rPr>
+          <w:b w:val="0"/>
+        </w:rPr>
+        <w:t xml:space="preserve"> cards and a place for individual responses. No paid AI account is required for the paper reasoning activities.</w:t>
       </w:r>
     </w:p>
     <w:tbl>
@@ -2906,37 +5199,207 @@
       </w:tr>
     </w:tbl>
     <w:p>
-      <w:r>
+      <w:pPr>
+        <w:spacing w:line="336" w:lineRule="auto" w:after="180"/>
+      </w:pPr>
+      <w:r>
+        <w:rPr>
+          <w:b w:val="0"/>
+        </w:rPr>
         <w:t>Before class, solve the supported practice: For The marker is, calculate the three empirical probabilities, their sum and their meaning.</w:t>
       </w:r>
     </w:p>
     <w:p>
-      <w:r>
-        <w:t>Reasoned practice answer: Teacher explanation: Probabilities 0.6,0.3,0.1 sum to 1 and describe ten supplied corpus continuations; they are not observations of the current marker.</w:t>
-      </w:r>
-    </w:p>
-    <w:p>
-      <w:r>
-        <w:t>Check every learner before discussion: Use the worked case for Generative and predictive objectives. Proposed explanation: “Generative models do not predict”. Decide whether this explanation is supported. Point to the step or supplied fact that decides; explain your repair if needed.</w:t>
-      </w:r>
-    </w:p>
-    <w:p>
-      <w:r>
-        <w:t>Misconception repair: Autoregressive generation predicts the next item repeatedly.</w:t>
-      </w:r>
-    </w:p>
-    <w:p>
-      <w:r>
-        <w:t>Support: read the exact case aloud, enlarge the labelled picture, supply input cards and model only the first deciding step. Accept a spoken explanation or drawing; retain the reasoning goal.</w:t>
-      </w:r>
-    </w:p>
-    <w:p>
-      <w:r>
-        <w:t>Extension: The classifier instead predicts history while N and the draft stay unchanged. Require a prediction and a reason before comparing. Expected result: The category prediction changes, but the same unsupported draft claim still needs checking. Reason: Stages can fail independently; one result does not validate another.</w:t>
-      </w:r>
-    </w:p>
-    <w:p>
-      <w:r>
+      <w:pPr>
+        <w:pStyle w:val="Heading3"/>
+      </w:pPr>
+      <w:r>
+        <w:t>Supported practice answer</w:t>
+      </w:r>
+    </w:p>
+    <w:p>
+      <w:pPr>
+        <w:spacing w:line="336" w:lineRule="auto" w:after="180"/>
+        <w:shd w:fill="F1F6FC"/>
+      </w:pPr>
+      <w:r>
+        <w:rPr>
+          <w:b w:val="0"/>
+        </w:rPr>
+        <w:t xml:space="preserve">Reasoned practice answer: Teacher explanation: Probabilities 0.6,0.3,0.1 sum to 1 and describe ten supplied corpus continuations; they are not </w:t>
+      </w:r>
+      <w:r>
+        <w:rPr>
+          <w:b/>
+        </w:rPr>
+        <w:t>observation</w:t>
+      </w:r>
+      <w:r>
+        <w:rPr>
+          <w:b w:val="0"/>
+        </w:rPr>
+        <w:t>s of the current marker.</w:t>
+      </w:r>
+    </w:p>
+    <w:p>
+      <w:pPr>
+        <w:spacing w:line="336" w:lineRule="auto" w:after="180"/>
+      </w:pPr>
+      <w:r>
+        <w:rPr>
+          <w:b w:val="0"/>
+        </w:rPr>
+        <w:t>Check every learner before discussion: Use the worked case for Generative and predictive objectives. Proposed explanation: “Generative models do not predict”. Decide whether this explanation is supported.</w:t>
+      </w:r>
+    </w:p>
+    <w:p>
+      <w:pPr>
+        <w:spacing w:line="336" w:lineRule="auto" w:after="180"/>
+      </w:pPr>
+      <w:r>
+        <w:rPr>
+          <w:b w:val="0"/>
+        </w:rPr>
+        <w:t>Point to the step or supplied fact that decides; explain your repair if needed.</w:t>
+      </w:r>
+    </w:p>
+    <w:p>
+      <w:pPr>
+        <w:pStyle w:val="Heading3"/>
+      </w:pPr>
+      <w:r>
+        <w:t>Repair the misconception</w:t>
+      </w:r>
+    </w:p>
+    <w:p>
+      <w:pPr>
+        <w:spacing w:line="336" w:lineRule="auto" w:after="180"/>
+        <w:shd w:fill="FFF5E6"/>
+      </w:pPr>
+      <w:r>
+        <w:rPr>
+          <w:b w:val="0"/>
+        </w:rPr>
+        <w:t xml:space="preserve">Misconception repair: </w:t>
+      </w:r>
+      <w:r>
+        <w:rPr>
+          <w:b/>
+        </w:rPr>
+        <w:t>Autoregressive generation</w:t>
+      </w:r>
+      <w:r>
+        <w:rPr>
+          <w:b w:val="0"/>
+        </w:rPr>
+        <w:t xml:space="preserve"> predicts the next item repeatedly.</w:t>
+      </w:r>
+    </w:p>
+    <w:p>
+      <w:pPr>
+        <w:pStyle w:val="Heading3"/>
+      </w:pPr>
+      <w:r>
+        <w:t>Support without giving away the answer</w:t>
+      </w:r>
+    </w:p>
+    <w:p>
+      <w:pPr>
+        <w:spacing w:line="336" w:lineRule="auto" w:after="180"/>
+        <w:shd w:fill="F1F6F8"/>
+      </w:pPr>
+      <w:r>
+        <w:rPr>
+          <w:b w:val="0"/>
+        </w:rPr>
+        <w:t xml:space="preserve">Support: read the exact case aloud, enlarge the labelled picture, supply </w:t>
+      </w:r>
+      <w:r>
+        <w:rPr>
+          <w:b/>
+        </w:rPr>
+        <w:t>input</w:t>
+      </w:r>
+      <w:r>
+        <w:rPr>
+          <w:b w:val="0"/>
+        </w:rPr>
+        <w:t xml:space="preserve"> cards and model only the first deciding step. Accept a spoken explanation or drawing; retain the reasoning goal.</w:t>
+      </w:r>
+    </w:p>
+    <w:p>
+      <w:pPr>
+        <w:pStyle w:val="Heading3"/>
+      </w:pPr>
+      <w:r>
+        <w:t>Extend the reasoning</w:t>
+      </w:r>
+    </w:p>
+    <w:p>
+      <w:pPr>
+        <w:spacing w:line="336" w:lineRule="auto" w:after="180"/>
+        <w:shd w:fill="F5F1FB"/>
+      </w:pPr>
+      <w:r>
+        <w:rPr>
+          <w:b w:val="0"/>
+        </w:rPr>
+        <w:t xml:space="preserve">Extension: The classifier instead predicts history while N and the draft stay unchanged. Require a </w:t>
+      </w:r>
+      <w:r>
+        <w:rPr>
+          <w:b/>
+        </w:rPr>
+        <w:t>prediction</w:t>
+      </w:r>
+      <w:r>
+        <w:rPr>
+          <w:b w:val="0"/>
+        </w:rPr>
+        <w:t xml:space="preserve"> and a reason before comparing.</w:t>
+      </w:r>
+    </w:p>
+    <w:p>
+      <w:pPr>
+        <w:spacing w:line="336" w:lineRule="auto" w:after="180"/>
+        <w:shd w:fill="F5F1FB"/>
+      </w:pPr>
+      <w:r>
+        <w:rPr>
+          <w:b w:val="0"/>
+        </w:rPr>
+        <w:t xml:space="preserve">Expected result: The category </w:t>
+      </w:r>
+      <w:r>
+        <w:rPr>
+          <w:b/>
+        </w:rPr>
+        <w:t>prediction</w:t>
+      </w:r>
+      <w:r>
+        <w:rPr>
+          <w:b w:val="0"/>
+        </w:rPr>
+        <w:t xml:space="preserve"> changes, but the same unsupported draft claim still needs checking. Reason: Stages can fail independently; one result does not validate another.</w:t>
+      </w:r>
+    </w:p>
+    <w:p>
+      <w:pPr>
+        <w:pStyle w:val="Heading3"/>
+      </w:pPr>
+      <w:r>
+        <w:t>Protect the independent attempt</w:t>
+      </w:r>
+    </w:p>
+    <w:p>
+      <w:pPr>
+        <w:spacing w:line="336" w:lineRule="auto" w:after="180"/>
+        <w:shd w:fill="FFF5E6"/>
+      </w:pPr>
+      <w:r>
+        <w:rPr>
+          <w:b w:val="0"/>
+        </w:rPr>
         <w:t>Independent assessment: withhold the reserved answer until the learner has attempted the new case. Record support separately from correctness.</w:t>
       </w:r>
     </w:p>
@@ -3125,13 +5588,58 @@
       </w:tr>
     </w:tbl>
     <w:p>
-      <w:r>
-        <w:t>Project checkpoint: Frame the need. Name the user, the problem, allowed inputs and a safe simple starting method.</w:t>
-      </w:r>
-    </w:p>
-    <w:p>
-      <w:r>
-        <w:t>Use the weekly teacher answer for topic-specific reasoning. A saved progress tick is an activity record; judge mastery from the learner’s explanation and evidence.</w:t>
+      <w:pPr>
+        <w:pStyle w:val="Heading3"/>
+      </w:pPr>
+      <w:r>
+        <w:t>Project checkpoint</w:t>
+      </w:r>
+    </w:p>
+    <w:p>
+      <w:pPr>
+        <w:spacing w:line="336" w:lineRule="auto" w:after="180"/>
+        <w:shd w:fill="EDF7F3"/>
+      </w:pPr>
+      <w:r>
+        <w:rPr>
+          <w:b w:val="0"/>
+        </w:rPr>
+        <w:t xml:space="preserve">Project checkpoint: Frame the need. Name the user, the problem, allowed </w:t>
+      </w:r>
+      <w:r>
+        <w:rPr>
+          <w:b/>
+        </w:rPr>
+        <w:t>input</w:t>
+      </w:r>
+      <w:r>
+        <w:rPr>
+          <w:b w:val="0"/>
+        </w:rPr>
+        <w:t>s and a safe simple starting method.</w:t>
+      </w:r>
+    </w:p>
+    <w:p>
+      <w:pPr>
+        <w:spacing w:line="336" w:lineRule="auto" w:after="180"/>
+      </w:pPr>
+      <w:r>
+        <w:rPr>
+          <w:b w:val="0"/>
+        </w:rPr>
+        <w:t xml:space="preserve">Use the weekly teacher answer for topic-specific reasoning. A saved progress tick is an activity record; judge mastery from the learner’s explanation and </w:t>
+      </w:r>
+      <w:r>
+        <w:rPr>
+          <w:b/>
+        </w:rPr>
+        <w:t>evidence</w:t>
+      </w:r>
+      <w:r>
+        <w:rPr>
+          <w:b w:val="0"/>
+        </w:rPr>
+        <w:t>.</w:t>
       </w:r>
     </w:p>
     <w:p>
@@ -3144,27 +5652,917 @@
     </w:p>
     <w:p>
       <w:r>
-        <w:t>Use the two formative questions as supported practice, not as independent mastery scores. Discuss the deciding evidence rather than accepting a guessed selection.</w:t>
-      </w:r>
-    </w:p>
-    <w:p>
-      <w:r>
+        <w:t>Use feedback, earlier review and portfolios purposefully. Apply the coding routine only when this lesson has an executable lab.</w:t>
+      </w:r>
+    </w:p>
+    <w:p>
+      <w:pPr>
+        <w:spacing w:line="336" w:lineRule="auto" w:after="180"/>
+      </w:pPr>
+      <w:r>
+        <w:rPr>
+          <w:b w:val="0"/>
+        </w:rPr>
+        <w:t xml:space="preserve">Use the two formative questions as supported practice, not as independent mastery scores. Discuss the deciding </w:t>
+      </w:r>
+      <w:r>
+        <w:rPr>
+          <w:b/>
+        </w:rPr>
+        <w:t>evidence</w:t>
+      </w:r>
+      <w:r>
+        <w:rPr>
+          <w:b w:val="0"/>
+        </w:rPr>
+        <w:t xml:space="preserve"> rather than accepting a guessed selection.</w:t>
+      </w:r>
+    </w:p>
+    <w:p>
+      <w:pPr>
+        <w:spacing w:line="336" w:lineRule="auto" w:after="180"/>
+      </w:pPr>
+      <w:r>
+        <w:rPr>
+          <w:b w:val="0"/>
+        </w:rPr>
         <w:t>The feedback comes from the reviewed public worked case. Do not reveal the separately reserved independent teacher answer until the learner has attempted that case.</w:t>
       </w:r>
     </w:p>
     <w:p>
-      <w:r>
-        <w:t>Ask students to predict before running code. Preserve errors and actual outputs; collect a changed test and an explanation. The branch-boundary and indexing lessons deliberately include failure cases.</w:t>
-      </w:r>
-    </w:p>
-    <w:p>
-      <w:r>
+      <w:pPr>
+        <w:pStyle w:val="Heading3"/>
+      </w:pPr>
+      <w:r>
+        <w:t>For later coding lessons</w:t>
+      </w:r>
+    </w:p>
+    <w:p>
+      <w:r>
+        <w:t>This week has no code block. Use this routine when a later lesson includes an executable lab.</w:t>
+      </w:r>
+    </w:p>
+    <w:p>
+      <w:pPr>
+        <w:spacing w:line="336" w:lineRule="auto" w:after="180"/>
+        <w:shd w:fill="F1F6F8"/>
+      </w:pPr>
+      <w:r>
+        <w:rPr>
+          <w:b w:val="0"/>
+        </w:rPr>
+        <w:t xml:space="preserve">Ask students to predict before running code. Preserve errors and actual </w:t>
+      </w:r>
+      <w:r>
+        <w:rPr>
+          <w:b/>
+        </w:rPr>
+        <w:t>output</w:t>
+      </w:r>
+      <w:r>
+        <w:rPr>
+          <w:b w:val="0"/>
+        </w:rPr>
+        <w:t>s; collect a changed test and an explanation. The branch-boundary and indexing lessons deliberately include failure cases.</w:t>
+      </w:r>
+    </w:p>
+    <w:p>
+      <w:pPr>
+        <w:spacing w:line="336" w:lineRule="auto" w:after="180"/>
+      </w:pPr>
+      <w:r>
+        <w:rPr>
+          <w:b w:val="0"/>
+        </w:rPr>
         <w:t>Use the earlier worked-explanation links to address a specific missing building block, then return to the current question. Adapt this suggestion after observing the learner; it is not an automatic diagnosis.</w:t>
       </w:r>
     </w:p>
     <w:p>
-      <w:r>
-        <w:t>Collect the completed-work portfolio as evidence. Record support separately from correctness, and assess explanation, trace/test and limitations. Progress ticks and quiz selections alone do not establish mastery.</w:t>
+      <w:pPr>
+        <w:spacing w:line="336" w:lineRule="auto" w:after="180"/>
+      </w:pPr>
+      <w:r>
+        <w:rPr>
+          <w:b w:val="0"/>
+        </w:rPr>
+        <w:t xml:space="preserve">Collect the completed-work portfolio as </w:t>
+      </w:r>
+      <w:r>
+        <w:rPr>
+          <w:b/>
+        </w:rPr>
+        <w:t>evidence</w:t>
+      </w:r>
+      <w:r>
+        <w:rPr>
+          <w:b w:val="0"/>
+        </w:rPr>
+        <w:t>. Record support separately from correctness, and assess explanation, trace/test and limitations. Progress ticks and quiz selections alone do not establish mastery.</w:t>
+      </w:r>
+    </w:p>
+    <w:p>
+      <w:pPr>
+        <w:pStyle w:val="Heading1"/>
+      </w:pPr>
+      <w:r>
+        <w:t>09. Visual concept journey</w:t>
+      </w:r>
+    </w:p>
+    <w:p>
+      <w:r>
+        <w:t>Show one Predictive and Generative AI graphic at a time, request a prediction and discuss its trace before the independent assessment.</w:t>
+      </w:r>
+    </w:p>
+    <w:p>
+      <w:pPr>
+        <w:spacing w:line="336" w:lineRule="auto" w:after="180"/>
+      </w:pPr>
+      <w:r>
+        <w:rPr>
+          <w:b w:val="0"/>
+        </w:rPr>
+        <w:t xml:space="preserve">Use one picture at a time. Hide a worked result before asking for a </w:t>
+      </w:r>
+      <w:r>
+        <w:rPr>
+          <w:b/>
+        </w:rPr>
+        <w:t>prediction</w:t>
+      </w:r>
+      <w:r>
+        <w:rPr>
+          <w:b w:val="0"/>
+        </w:rPr>
+        <w:t>, then reveal it for feedback. These are supported teaching cases; retain the separate independent assessment for a fresh first attempt.</w:t>
+      </w:r>
+    </w:p>
+    <w:p>
+      <w:pPr>
+        <w:pStyle w:val="Heading3"/>
+      </w:pPr>
+      <w:r>
+        <w:t>01. Predictive and Generative AI: the case</w:t>
+      </w:r>
+    </w:p>
+    <w:p>
+      <w:r>
+        <w:drawing>
+          <wp:inline xmlns:a="http://schemas.openxmlformats.org/drawingml/2006/main" xmlns:pic="http://schemas.openxmlformats.org/drawingml/2006/picture">
+            <wp:extent cx="5486400" cy="3142488"/>
+            <wp:docPr id="2" name="Picture 2" descr="A fictional learning tool first classifies a question, then drafts an answer from a supplied note. Supplied facts: A fitted classifier labels a question science; its training used labelled questions. Approved note N: evaporation changes liquid water into water vapour. A generator drafts: “Water evaporates into vapour and always disappears forever.”"/>
+            <wp:cNvGraphicFramePr>
+              <a:graphicFrameLocks noChangeAspect="1"/>
+            </wp:cNvGraphicFramePr>
+            <a:graphic>
+              <a:graphicData uri="http://schemas.openxmlformats.org/drawingml/2006/picture">
+                <pic:pic>
+                  <pic:nvPicPr>
+                    <pic:cNvPr id="0" name="academy-story-ai-3-1-01.png"/>
+                    <pic:cNvPicPr/>
+                  </pic:nvPicPr>
+                  <pic:blipFill>
+                    <a:blip r:embed="rId10"/>
+                    <a:stretch>
+                      <a:fillRect/>
+                    </a:stretch>
+                  </pic:blipFill>
+                  <pic:spPr>
+                    <a:xfrm>
+                      <a:off x="0" y="0"/>
+                      <a:ext cx="5486400" cy="3142488"/>
+                    </a:xfrm>
+                    <a:prstGeom prst="rect"/>
+                  </pic:spPr>
+                </pic:pic>
+              </a:graphicData>
+            </a:graphic>
+          </wp:inline>
+        </w:drawing>
+      </w:r>
+    </w:p>
+    <w:p>
+      <w:pPr>
+        <w:spacing w:line="336" w:lineRule="auto" w:after="180"/>
+      </w:pPr>
+      <w:r>
+        <w:rPr>
+          <w:b w:val="0"/>
+        </w:rPr>
+        <w:t xml:space="preserve">A fictional learning tool first classifies a question, then drafts an answer from a supplied note. Supplied facts: A fitted classifier labels a question science; its </w:t>
+      </w:r>
+      <w:r>
+        <w:rPr>
+          <w:b/>
+        </w:rPr>
+        <w:t>training</w:t>
+      </w:r>
+      <w:r>
+        <w:rPr>
+          <w:b w:val="0"/>
+        </w:rPr>
+        <w:t xml:space="preserve"> used labelled questions.</w:t>
+      </w:r>
+    </w:p>
+    <w:p>
+      <w:pPr>
+        <w:spacing w:line="336" w:lineRule="auto" w:after="180"/>
+      </w:pPr>
+      <w:r>
+        <w:rPr>
+          <w:b w:val="0"/>
+        </w:rPr>
+        <w:t>Approved note N: evaporation changes liquid water into water vapour. A generator drafts: “Water evaporates into vapour and always disappears forever.”</w:t>
+      </w:r>
+    </w:p>
+    <w:p>
+      <w:pPr>
+        <w:spacing w:line="336" w:lineRule="auto" w:after="180"/>
+        <w:shd w:fill="F5F1FB"/>
+      </w:pPr>
+      <w:r>
+        <w:rPr>
+          <w:b w:val="0"/>
+        </w:rPr>
+        <w:t>Point to the given fact that matters most. Explain why it matters.</w:t>
+      </w:r>
+    </w:p>
+    <w:p>
+      <w:pPr>
+        <w:pStyle w:val="Heading3"/>
+      </w:pPr>
+      <w:r>
+        <w:t>Discuss while showing the picture</w:t>
+      </w:r>
+    </w:p>
+    <w:p>
+      <w:pPr>
+        <w:spacing w:line="336" w:lineRule="auto" w:after="180"/>
+        <w:shd w:fill="F1F6F8"/>
+      </w:pPr>
+      <w:r>
+        <w:rPr>
+          <w:b w:val="0"/>
+        </w:rPr>
+        <w:t>Teacher prompt: Point to the given fact that matters most. Explain why it matters. Ask learners to describe one label or arrow in ordinary words. Use the adjacent transcript if the image is difficult to see.</w:t>
+      </w:r>
+    </w:p>
+    <w:p>
+      <w:pPr>
+        <w:pStyle w:val="Heading3"/>
+      </w:pPr>
+      <w:r>
+        <w:t>02. Follow the deciding steps</w:t>
+      </w:r>
+    </w:p>
+    <w:p>
+      <w:r>
+        <w:drawing>
+          <wp:inline xmlns:a="http://schemas.openxmlformats.org/drawingml/2006/main" xmlns:pic="http://schemas.openxmlformats.org/drawingml/2006/picture">
+            <wp:extent cx="5486400" cy="4160520"/>
+            <wp:docPr id="3" name="Picture 3" descr="Predict category: The classifier predicts science from the new question. → Retrieve note: N supplies a specific statement about evaporation. → Generate draft: The draft adds “always disappears forever” beyond N. → Verify claims: Keep the supported change-of-state claim; remove or review the unsupported addition."/>
+            <wp:cNvGraphicFramePr>
+              <a:graphicFrameLocks noChangeAspect="1"/>
+            </wp:cNvGraphicFramePr>
+            <a:graphic>
+              <a:graphicData uri="http://schemas.openxmlformats.org/drawingml/2006/picture">
+                <pic:pic>
+                  <pic:nvPicPr>
+                    <pic:cNvPr id="0" name="academy-story-ai-3-1-02.png"/>
+                    <pic:cNvPicPr/>
+                  </pic:nvPicPr>
+                  <pic:blipFill>
+                    <a:blip r:embed="rId11"/>
+                    <a:stretch>
+                      <a:fillRect/>
+                    </a:stretch>
+                  </pic:blipFill>
+                  <pic:spPr>
+                    <a:xfrm>
+                      <a:off x="0" y="0"/>
+                      <a:ext cx="5486400" cy="4160520"/>
+                    </a:xfrm>
+                    <a:prstGeom prst="rect"/>
+                  </pic:spPr>
+                </pic:pic>
+              </a:graphicData>
+            </a:graphic>
+          </wp:inline>
+        </w:drawing>
+      </w:r>
+    </w:p>
+    <w:p>
+      <w:pPr>
+        <w:spacing w:line="336" w:lineRule="auto" w:after="180"/>
+      </w:pPr>
+      <w:r>
+        <w:rPr>
+          <w:b w:val="0"/>
+        </w:rPr>
+        <w:t>Predict category: The classifier predicts science from the new question. → Retrieve note: N supplies a specific statement about evaporation. → Generate draft: The draft adds “always disappears forever” beyond N. → Verify claims: Keep the supported change-of-state claim; remove or review the unsupported addition.</w:t>
+      </w:r>
+    </w:p>
+    <w:p>
+      <w:pPr>
+        <w:spacing w:line="336" w:lineRule="auto" w:after="180"/>
+        <w:shd w:fill="F5F1FB"/>
+      </w:pPr>
+      <w:r>
+        <w:rPr>
+          <w:b w:val="0"/>
+        </w:rPr>
+        <w:t xml:space="preserve">Point to each numbered stage and explain which recorded </w:t>
+      </w:r>
+      <w:r>
+        <w:rPr>
+          <w:b/>
+        </w:rPr>
+        <w:t>input</w:t>
+      </w:r>
+      <w:r>
+        <w:rPr>
+          <w:b w:val="0"/>
+        </w:rPr>
+        <w:t xml:space="preserve"> it uses.</w:t>
+      </w:r>
+    </w:p>
+    <w:p>
+      <w:pPr>
+        <w:pStyle w:val="Heading3"/>
+      </w:pPr>
+      <w:r>
+        <w:t>Discuss while showing the picture</w:t>
+      </w:r>
+    </w:p>
+    <w:p>
+      <w:pPr>
+        <w:spacing w:line="336" w:lineRule="auto" w:after="180"/>
+        <w:shd w:fill="F1F6F8"/>
+      </w:pPr>
+      <w:r>
+        <w:rPr>
+          <w:b w:val="0"/>
+        </w:rPr>
+        <w:t xml:space="preserve">Teacher prompt: Point to each numbered stage and explain which recorded </w:t>
+      </w:r>
+      <w:r>
+        <w:rPr>
+          <w:b/>
+        </w:rPr>
+        <w:t>input</w:t>
+      </w:r>
+      <w:r>
+        <w:rPr>
+          <w:b w:val="0"/>
+        </w:rPr>
+        <w:t xml:space="preserve"> it uses. Ask learners to describe one label or arrow in ordinary words. Use the adjacent transcript if the image is difficult to see.</w:t>
+      </w:r>
+    </w:p>
+    <w:p>
+      <w:pPr>
+        <w:pStyle w:val="Heading3"/>
+      </w:pPr>
+      <w:r>
+        <w:t>03. Keep the evidence roles separate</w:t>
+      </w:r>
+    </w:p>
+    <w:p>
+      <w:r>
+        <w:drawing>
+          <wp:inline xmlns:a="http://schemas.openxmlformats.org/drawingml/2006/main" xmlns:pic="http://schemas.openxmlformats.org/drawingml/2006/picture">
+            <wp:extent cx="5486400" cy="2834640"/>
+            <wp:docPr id="4" name="Picture 4" descr="Keep the evidence roles separate. Ten corpus continuations | Count red 6, blue 3, green 1 | Distribution 0.6, 0.3, 0.1. Prefix: The marker is | Select a next token | An output, not an observation. Current marker question | Check direct evidence | Colour claim needs support"/>
+            <wp:cNvGraphicFramePr>
+              <a:graphicFrameLocks noChangeAspect="1"/>
+            </wp:cNvGraphicFramePr>
+            <a:graphic>
+              <a:graphicData uri="http://schemas.openxmlformats.org/drawingml/2006/picture">
+                <pic:pic>
+                  <pic:nvPicPr>
+                    <pic:cNvPr id="0" name="academy-story-ai-3-1-03.png"/>
+                    <pic:cNvPicPr/>
+                  </pic:nvPicPr>
+                  <pic:blipFill>
+                    <a:blip r:embed="rId12"/>
+                    <a:stretch>
+                      <a:fillRect/>
+                    </a:stretch>
+                  </pic:blipFill>
+                  <pic:spPr>
+                    <a:xfrm>
+                      <a:off x="0" y="0"/>
+                      <a:ext cx="5486400" cy="2834640"/>
+                    </a:xfrm>
+                    <a:prstGeom prst="rect"/>
+                  </pic:spPr>
+                </pic:pic>
+              </a:graphicData>
+            </a:graphic>
+          </wp:inline>
+        </w:drawing>
+      </w:r>
+    </w:p>
+    <w:p>
+      <w:pPr>
+        <w:spacing w:line="336" w:lineRule="auto" w:after="180"/>
+      </w:pPr>
+      <w:r>
+        <w:rPr>
+          <w:b w:val="0"/>
+        </w:rPr>
+        <w:t xml:space="preserve">Keep the </w:t>
+      </w:r>
+      <w:r>
+        <w:rPr>
+          <w:b/>
+        </w:rPr>
+        <w:t>evidence</w:t>
+      </w:r>
+      <w:r>
+        <w:rPr>
+          <w:b w:val="0"/>
+        </w:rPr>
+        <w:t xml:space="preserve"> roles separate. Ten corpus continuations | Count red 6, blue 3, green 1 | Distribution 0.6, 0.3, 0.1. Prefix: The marker is | Select a next token | An </w:t>
+      </w:r>
+      <w:r>
+        <w:rPr>
+          <w:b/>
+        </w:rPr>
+        <w:t>output</w:t>
+      </w:r>
+      <w:r>
+        <w:rPr>
+          <w:b w:val="0"/>
+        </w:rPr>
+        <w:t xml:space="preserve">, not an </w:t>
+      </w:r>
+      <w:r>
+        <w:rPr>
+          <w:b/>
+        </w:rPr>
+        <w:t>observation</w:t>
+      </w:r>
+      <w:r>
+        <w:rPr>
+          <w:b w:val="0"/>
+        </w:rPr>
+        <w:t>.</w:t>
+      </w:r>
+    </w:p>
+    <w:p>
+      <w:pPr>
+        <w:spacing w:line="336" w:lineRule="auto" w:after="180"/>
+      </w:pPr>
+      <w:r>
+        <w:rPr>
+          <w:b w:val="0"/>
+        </w:rPr>
+        <w:t xml:space="preserve">Current marker question | Check direct </w:t>
+      </w:r>
+      <w:r>
+        <w:rPr>
+          <w:b/>
+        </w:rPr>
+        <w:t>evidence</w:t>
+      </w:r>
+      <w:r>
+        <w:rPr>
+          <w:b w:val="0"/>
+        </w:rPr>
+        <w:t xml:space="preserve"> | Colour claim needs support</w:t>
+      </w:r>
+    </w:p>
+    <w:p>
+      <w:pPr>
+        <w:spacing w:line="336" w:lineRule="auto" w:after="180"/>
+        <w:shd w:fill="F5F1FB"/>
+      </w:pPr>
+      <w:r>
+        <w:rPr>
+          <w:b w:val="0"/>
+        </w:rPr>
+        <w:t>Read the labels and values. Explain the relationship the model shows.</w:t>
+      </w:r>
+    </w:p>
+    <w:p>
+      <w:pPr>
+        <w:pStyle w:val="Heading3"/>
+      </w:pPr>
+      <w:r>
+        <w:t>Discuss while showing the picture</w:t>
+      </w:r>
+    </w:p>
+    <w:p>
+      <w:pPr>
+        <w:spacing w:line="336" w:lineRule="auto" w:after="180"/>
+        <w:shd w:fill="F1F6F8"/>
+      </w:pPr>
+      <w:r>
+        <w:rPr>
+          <w:b w:val="0"/>
+        </w:rPr>
+        <w:t>Teacher prompt: Read the labels and values. Explain the relationship the model shows. Ask learners to describe one label or arrow in ordinary words. Use the adjacent transcript if the image is difficult to see.</w:t>
+      </w:r>
+    </w:p>
+    <w:p>
+      <w:pPr>
+        <w:pStyle w:val="Heading3"/>
+      </w:pPr>
+      <w:r>
+        <w:t>04. Change one thing. Trace what follows.</w:t>
+      </w:r>
+    </w:p>
+    <w:p>
+      <w:r>
+        <w:drawing>
+          <wp:inline xmlns:a="http://schemas.openxmlformats.org/drawingml/2006/main" xmlns:pic="http://schemas.openxmlformats.org/drawingml/2006/picture">
+            <wp:extent cx="5486400" cy="3026664"/>
+            <wp:docPr id="5" name="Picture 5" descr="Original case: Keep the supported change-of-state claim; remove or review the unsupported addition. Changed condition: The classifier instead predicts history while N and the draft stay unchanged. Expected result: The category prediction changes, but the same unsupported draft claim still needs checking. Reason: Stages can fail independently; one result does not validate another."/>
+            <wp:cNvGraphicFramePr>
+              <a:graphicFrameLocks noChangeAspect="1"/>
+            </wp:cNvGraphicFramePr>
+            <a:graphic>
+              <a:graphicData uri="http://schemas.openxmlformats.org/drawingml/2006/picture">
+                <pic:pic>
+                  <pic:nvPicPr>
+                    <pic:cNvPr id="0" name="academy-story-ai-3-1-04.png"/>
+                    <pic:cNvPicPr/>
+                  </pic:nvPicPr>
+                  <pic:blipFill>
+                    <a:blip r:embed="rId13"/>
+                    <a:stretch>
+                      <a:fillRect/>
+                    </a:stretch>
+                  </pic:blipFill>
+                  <pic:spPr>
+                    <a:xfrm>
+                      <a:off x="0" y="0"/>
+                      <a:ext cx="5486400" cy="3026664"/>
+                    </a:xfrm>
+                    <a:prstGeom prst="rect"/>
+                  </pic:spPr>
+                </pic:pic>
+              </a:graphicData>
+            </a:graphic>
+          </wp:inline>
+        </w:drawing>
+      </w:r>
+    </w:p>
+    <w:p>
+      <w:pPr>
+        <w:spacing w:line="336" w:lineRule="auto" w:after="180"/>
+      </w:pPr>
+      <w:r>
+        <w:rPr>
+          <w:b w:val="0"/>
+        </w:rPr>
+        <w:t>Original case: Keep the supported change-of-state claim; remove or review the unsupported addition. Changed condition: The classifier instead predicts history while N and the draft stay unchanged.</w:t>
+      </w:r>
+    </w:p>
+    <w:p>
+      <w:pPr>
+        <w:spacing w:line="336" w:lineRule="auto" w:after="180"/>
+      </w:pPr>
+      <w:r>
+        <w:rPr>
+          <w:b w:val="0"/>
+        </w:rPr>
+        <w:t xml:space="preserve">Expected result: The category </w:t>
+      </w:r>
+      <w:r>
+        <w:rPr>
+          <w:b/>
+        </w:rPr>
+        <w:t>prediction</w:t>
+      </w:r>
+      <w:r>
+        <w:rPr>
+          <w:b w:val="0"/>
+        </w:rPr>
+        <w:t xml:space="preserve"> changes, but the same unsupported draft claim still needs checking. Reason: Stages can fail independently; one result does not validate another.</w:t>
+      </w:r>
+    </w:p>
+    <w:p>
+      <w:pPr>
+        <w:spacing w:line="336" w:lineRule="auto" w:after="180"/>
+        <w:shd w:fill="F5F1FB"/>
+      </w:pPr>
+      <w:r>
+        <w:rPr>
+          <w:b w:val="0"/>
+        </w:rPr>
+        <w:t>Predict before checking the worked changed-case result. Name what changed and what the supplied facts allow you to conclude.</w:t>
+      </w:r>
+    </w:p>
+    <w:p>
+      <w:pPr>
+        <w:pStyle w:val="Heading3"/>
+      </w:pPr>
+      <w:r>
+        <w:t>Discuss while showing the picture</w:t>
+      </w:r>
+    </w:p>
+    <w:p>
+      <w:pPr>
+        <w:spacing w:line="336" w:lineRule="auto" w:after="180"/>
+        <w:shd w:fill="F1F6F8"/>
+      </w:pPr>
+      <w:r>
+        <w:rPr>
+          <w:b w:val="0"/>
+        </w:rPr>
+        <w:t>Teacher prompt: Predict before checking the worked changed-case result. Name what changed and what the supplied facts allow you to conclude. Ask learners to describe one label or arrow in ordinary words.</w:t>
+      </w:r>
+    </w:p>
+    <w:p>
+      <w:pPr>
+        <w:spacing w:line="336" w:lineRule="auto" w:after="180"/>
+        <w:shd w:fill="F1F6F8"/>
+      </w:pPr>
+      <w:r>
+        <w:rPr>
+          <w:b w:val="0"/>
+        </w:rPr>
+        <w:t>Use the adjacent transcript if the image is difficult to see. Changed-case reasoning: Stages can fail independently; one result does not validate another.</w:t>
+      </w:r>
+    </w:p>
+    <w:p>
+      <w:pPr>
+        <w:pStyle w:val="Heading3"/>
+      </w:pPr>
+      <w:r>
+        <w:t>05. Connect the explanation to its limit</w:t>
+      </w:r>
+    </w:p>
+    <w:p>
+      <w:r>
+        <w:drawing>
+          <wp:inline xmlns:a="http://schemas.openxmlformats.org/drawingml/2006/main" xmlns:pic="http://schemas.openxmlformats.org/drawingml/2006/picture">
+            <wp:extent cx="5486400" cy="2834640"/>
+            <wp:docPr id="6" name="Picture 6" descr="Classification predicts a category under a trained mapping. Generation produces a sequence of words under a language objective. Supplying a note can support factual grounding, but the draft still requires claim-level checking. The category being correct does not prove every sentence in the answer is correct. Limit: This example does not expose a real model’s architecture or prove that source-fed generation always stays grounded."/>
+            <wp:cNvGraphicFramePr>
+              <a:graphicFrameLocks noChangeAspect="1"/>
+            </wp:cNvGraphicFramePr>
+            <a:graphic>
+              <a:graphicData uri="http://schemas.openxmlformats.org/drawingml/2006/picture">
+                <pic:pic>
+                  <pic:nvPicPr>
+                    <pic:cNvPr id="0" name="academy-story-ai-3-1-05.png"/>
+                    <pic:cNvPicPr/>
+                  </pic:nvPicPr>
+                  <pic:blipFill>
+                    <a:blip r:embed="rId14"/>
+                    <a:stretch>
+                      <a:fillRect/>
+                    </a:stretch>
+                  </pic:blipFill>
+                  <pic:spPr>
+                    <a:xfrm>
+                      <a:off x="0" y="0"/>
+                      <a:ext cx="5486400" cy="2834640"/>
+                    </a:xfrm>
+                    <a:prstGeom prst="rect"/>
+                  </pic:spPr>
+                </pic:pic>
+              </a:graphicData>
+            </a:graphic>
+          </wp:inline>
+        </w:drawing>
+      </w:r>
+    </w:p>
+    <w:p>
+      <w:pPr>
+        <w:spacing w:line="336" w:lineRule="auto" w:after="180"/>
+      </w:pPr>
+      <w:r>
+        <w:rPr>
+          <w:b w:val="0"/>
+        </w:rPr>
+        <w:t>Classification predicts a category under a trained mapping. Generation produces a sequence of words under a language objective. Supplying a note can support factual grounding, but the draft still requires claim-level checking.</w:t>
+      </w:r>
+    </w:p>
+    <w:p>
+      <w:pPr>
+        <w:spacing w:line="336" w:lineRule="auto" w:after="180"/>
+      </w:pPr>
+      <w:r>
+        <w:rPr>
+          <w:b w:val="0"/>
+        </w:rPr>
+        <w:t>The category being correct does not prove every sentence in the answer is correct. Limit: This example does not expose a real model’s architecture or prove that source-fed generation always stays grounded.</w:t>
+      </w:r>
+    </w:p>
+    <w:p>
+      <w:pPr>
+        <w:spacing w:line="336" w:lineRule="auto" w:after="180"/>
+        <w:shd w:fill="F5F1FB"/>
+      </w:pPr>
+      <w:r>
+        <w:rPr>
+          <w:b w:val="0"/>
+        </w:rPr>
+        <w:t>Explain the case, then point to a limit on the claim.</w:t>
+      </w:r>
+    </w:p>
+    <w:p>
+      <w:pPr>
+        <w:pStyle w:val="Heading3"/>
+      </w:pPr>
+      <w:r>
+        <w:t>Discuss while showing the picture</w:t>
+      </w:r>
+    </w:p>
+    <w:p>
+      <w:pPr>
+        <w:spacing w:line="336" w:lineRule="auto" w:after="180"/>
+        <w:shd w:fill="F1F6F8"/>
+      </w:pPr>
+      <w:r>
+        <w:rPr>
+          <w:b w:val="0"/>
+        </w:rPr>
+        <w:t>Teacher prompt: Explain the case, then point to a limit on the claim. Ask learners to describe one label or arrow in ordinary words. Use the adjacent transcript if the image is difficult to see.</w:t>
+      </w:r>
+    </w:p>
+    <w:p>
+      <w:pPr>
+        <w:spacing w:line="336" w:lineRule="auto" w:after="180"/>
+        <w:shd w:fill="F1F6F8"/>
+      </w:pPr>
+      <w:r>
+        <w:rPr>
+          <w:b w:val="0"/>
+        </w:rPr>
+        <w:t>Keep the stated scope: This example does not expose a real model’s architecture or prove that source-fed generation always stays grounded.</w:t>
+      </w:r>
+    </w:p>
+    <w:p>
+      <w:pPr>
+        <w:pStyle w:val="Heading3"/>
+      </w:pPr>
+      <w:r>
+        <w:t>06. Make the idea visible in your project</w:t>
+      </w:r>
+    </w:p>
+    <w:p>
+      <w:r>
+        <w:drawing>
+          <wp:inline xmlns:a="http://schemas.openxmlformats.org/drawingml/2006/main" xmlns:pic="http://schemas.openxmlformats.org/drawingml/2006/picture">
+            <wp:extent cx="5486400" cy="3380232"/>
+            <wp:docPr id="7" name="Picture 7" descr="For the Verified Study Buddy, separate routing predictions, source retrieval and generated explanations in its evidence record. Draw your input, deciding step, result and limit. Supported question: Identify the first unsupported claim and explain what source would be needed before asserting it."/>
+            <wp:cNvGraphicFramePr>
+              <a:graphicFrameLocks noChangeAspect="1"/>
+            </wp:cNvGraphicFramePr>
+            <a:graphic>
+              <a:graphicData uri="http://schemas.openxmlformats.org/drawingml/2006/picture">
+                <pic:pic>
+                  <pic:nvPicPr>
+                    <pic:cNvPr id="0" name="academy-story-ai-3-1-06.png"/>
+                    <pic:cNvPicPr/>
+                  </pic:nvPicPr>
+                  <pic:blipFill>
+                    <a:blip r:embed="rId15"/>
+                    <a:stretch>
+                      <a:fillRect/>
+                    </a:stretch>
+                  </pic:blipFill>
+                  <pic:spPr>
+                    <a:xfrm>
+                      <a:off x="0" y="0"/>
+                      <a:ext cx="5486400" cy="3380232"/>
+                    </a:xfrm>
+                    <a:prstGeom prst="rect"/>
+                  </pic:spPr>
+                </pic:pic>
+              </a:graphicData>
+            </a:graphic>
+          </wp:inline>
+        </w:drawing>
+      </w:r>
+    </w:p>
+    <w:p>
+      <w:pPr>
+        <w:spacing w:line="336" w:lineRule="auto" w:after="180"/>
+      </w:pPr>
+      <w:r>
+        <w:rPr>
+          <w:b w:val="0"/>
+        </w:rPr>
+        <w:t xml:space="preserve">For the Verified Study Buddy, separate routing </w:t>
+      </w:r>
+      <w:r>
+        <w:rPr>
+          <w:b/>
+        </w:rPr>
+        <w:t>prediction</w:t>
+      </w:r>
+      <w:r>
+        <w:rPr>
+          <w:b w:val="0"/>
+        </w:rPr>
+        <w:t xml:space="preserve">s, source retrieval and generated explanations in its </w:t>
+      </w:r>
+      <w:r>
+        <w:rPr>
+          <w:b/>
+        </w:rPr>
+        <w:t>evidence</w:t>
+      </w:r>
+      <w:r>
+        <w:rPr>
+          <w:b w:val="0"/>
+        </w:rPr>
+        <w:t xml:space="preserve"> record. Draw your </w:t>
+      </w:r>
+      <w:r>
+        <w:rPr>
+          <w:b/>
+        </w:rPr>
+        <w:t>input</w:t>
+      </w:r>
+      <w:r>
+        <w:rPr>
+          <w:b w:val="0"/>
+        </w:rPr>
+        <w:t>, deciding step, result and limit.</w:t>
+      </w:r>
+    </w:p>
+    <w:p>
+      <w:pPr>
+        <w:spacing w:line="336" w:lineRule="auto" w:after="180"/>
+      </w:pPr>
+      <w:r>
+        <w:rPr>
+          <w:b w:val="0"/>
+        </w:rPr>
+        <w:t>Supported question: Identify the first unsupported claim and explain what source would be needed before asserting it.</w:t>
+      </w:r>
+    </w:p>
+    <w:p>
+      <w:pPr>
+        <w:spacing w:line="336" w:lineRule="auto" w:after="180"/>
+        <w:shd w:fill="F5F1FB"/>
+      </w:pPr>
+      <w:r>
+        <w:rPr>
+          <w:b w:val="0"/>
+        </w:rPr>
+        <w:t xml:space="preserve">Draw your project trace and justify the deciding step using </w:t>
+      </w:r>
+      <w:r>
+        <w:rPr>
+          <w:b/>
+        </w:rPr>
+        <w:t>evidence</w:t>
+      </w:r>
+      <w:r>
+        <w:rPr>
+          <w:b w:val="0"/>
+        </w:rPr>
+        <w:t>.</w:t>
+      </w:r>
+    </w:p>
+    <w:p>
+      <w:pPr>
+        <w:pStyle w:val="Heading3"/>
+      </w:pPr>
+      <w:r>
+        <w:t>Discuss while showing the picture</w:t>
+      </w:r>
+    </w:p>
+    <w:p>
+      <w:pPr>
+        <w:spacing w:line="336" w:lineRule="auto" w:after="180"/>
+        <w:shd w:fill="F1F6F8"/>
+      </w:pPr>
+      <w:r>
+        <w:rPr>
+          <w:b w:val="0"/>
+        </w:rPr>
+        <w:t xml:space="preserve">Teacher prompt: Draw your project trace and justify the deciding step using </w:t>
+      </w:r>
+      <w:r>
+        <w:rPr>
+          <w:b/>
+        </w:rPr>
+        <w:t>evidence</w:t>
+      </w:r>
+      <w:r>
+        <w:rPr>
+          <w:b w:val="0"/>
+        </w:rPr>
+        <w:t>. Ask learners to describe one label or arrow in ordinary words. Use the adjacent transcript if the image is difficult to see.</w:t>
+      </w:r>
+    </w:p>
+    <w:p>
+      <w:pPr>
+        <w:spacing w:line="336" w:lineRule="auto" w:after="180"/>
+        <w:shd w:fill="F1F6F8"/>
+      </w:pPr>
+      <w:r>
+        <w:rPr>
+          <w:b w:val="0"/>
+        </w:rPr>
+        <w:t>Supported practice key: “Always disappears forever” is unsupported and misleading as phrased; do not assert it. The approved note supports liquid changing into vapour, not disappearance.</w:t>
       </w:r>
     </w:p>
     <w:sectPr>

--- a/downloads/teacher/ai-3-week-01.docx
+++ b/downloads/teacher/ai-3-week-01.docx
@@ -219,7 +219,7 @@
           </w:tcPr>
           <w:p>
             <w:r>
-              <w:t>Sections 9 and 11–14. Give extra time to finish the full task set; use Section 15 when the week includes a coding lab.</w:t>
+              <w:t>Use “Run the investigation”, “Connect your project”, “Show what you know”, “Study a complete case” and “Try a new case independently”. Give extra time for the full task set. If this week has a coding lab, use its named section; section numbers can change when extra explanations are included.</w:t>
             </w:r>
           </w:p>
         </w:tc>
@@ -564,7 +564,7 @@
         <w:rPr>
           <w:b w:val="0"/>
         </w:rPr>
-        <w:t xml:space="preserve">Use two 45-minute sessions. All model </w:t>
+        <w:t xml:space="preserve">For the compact core route, use two 45-minute sessions. All model </w:t>
       </w:r>
       <w:r>
         <w:rPr>
@@ -2038,6 +2038,26 @@
         <w:pStyle w:val="Heading3"/>
       </w:pPr>
       <w:r>
+        <w:t>Choose the pacing route</w:t>
+      </w:r>
+    </w:p>
+    <w:p>
+      <w:pPr>
+        <w:spacing w:line="336" w:lineRule="auto" w:after="180"/>
+        <w:shd w:fill="F1F6F8"/>
+      </w:pPr>
+      <w:r>
+        <w:rPr>
+          <w:b w:val="0"/>
+        </w:rPr>
+        <w:t>Compact alternative: this two-session sequence covers selected core tasks. Use the three-session weekly plan for the full lesson, independent transfer, feedback and project work; allow extra time for extensions.</w:t>
+      </w:r>
+    </w:p>
+    <w:p>
+      <w:pPr>
+        <w:pStyle w:val="Heading3"/>
+      </w:pPr>
+      <w:r>
         <w:t>Board sequence</w:t>
       </w:r>
     </w:p>
@@ -2328,7 +2348,7 @@
           </w:tcPr>
           <w:p>
             <w:r>
-              <w:t>Read section 1 and complete W1; ask for a reason alongside each answer.</w:t>
+              <w:t>Read the explanation in “Notice the evidence” and “See how it works”, then complete W1; ask for a reason alongside each answer.</w:t>
             </w:r>
           </w:p>
         </w:tc>
@@ -2350,7 +2370,7 @@
           </w:tcPr>
           <w:p>
             <w:r>
-              <w:t>Trace the worked case in section 2 and complete W2.</w:t>
+              <w:t>Trace the “A closer explanation” material in “See how it works” and “Follow a worked example”, then complete W2. The pictorial case is an additional example.</w:t>
             </w:r>
           </w:p>
         </w:tc>
@@ -5192,7 +5212,7 @@
           </w:tcPr>
           <w:p>
             <w:r>
-              <w:t>Sections 9 and 11–14. Give extra time to finish the full task set; use Section 15 when the week includes a coding lab.</w:t>
+              <w:t>Use “Run the investigation”, “Connect your project”, “Show what you know”, “Study a complete case” and “Try a new case independently”. Give extra time for the full task set. If this week has a coding lab, use its named section; section numbers can change when extra explanations are included.</w:t>
             </w:r>
           </w:p>
         </w:tc>

--- a/downloads/teacher/ai-3-week-01.docx
+++ b/downloads/teacher/ai-3-week-01.docx
@@ -25,20 +25,38 @@
         <w:pStyle w:val="Heading1"/>
       </w:pPr>
       <w:r>
-        <w:t>01. Predictive and Generative AI</w:t>
-      </w:r>
-    </w:p>
-    <w:p>
-      <w:r>
-        <w:t>Prepare Predictive and Generative AI: check the target, prerequisites, resources and adaptable teaching schedule.</w:t>
-      </w:r>
-    </w:p>
-    <w:p>
-      <w:pPr>
-        <w:pStyle w:val="Heading3"/>
-      </w:pPr>
-      <w:r>
-        <w:t>Teach the learning cycle</w:t>
+        <w:t>Teach the first generative-systems week through explicit component contracts.</w:t>
+      </w:r>
+    </w:p>
+    <w:p>
+      <w:r>
+        <w:t>Supply all twelve cards, separate evidence types and collect the selected Moon task before feedback.</w:t>
+      </w:r>
+    </w:p>
+    <w:p>
+      <w:r>
+        <w:t>Require task-specific evidence rather than fluency, category labels or imagined performance.</w:t>
+      </w:r>
+    </w:p>
+    <w:p>
+      <w:pPr>
+        <w:pStyle w:val="Heading1"/>
+      </w:pPr>
+      <w:r>
+        <w:t>01. Prepare this connected week</w:t>
+      </w:r>
+    </w:p>
+    <w:p>
+      <w:r>
+        <w:t>Use one main plan and keep practice separate from the independent first attempt.</w:t>
+      </w:r>
+    </w:p>
+    <w:p>
+      <w:pPr>
+        <w:pStyle w:val="Heading2"/>
+      </w:pPr>
+      <w:r>
+        <w:t>Learning goal and precision</w:t>
       </w:r>
     </w:p>
     <w:p>
@@ -80,6 +98,119 @@
           <w:b/>
         </w:rPr>
         <w:t>output</w:t>
+      </w:r>
+    </w:p>
+    <w:p>
+      <w:pPr>
+        <w:spacing w:line="336" w:lineRule="auto" w:after="180"/>
+      </w:pPr>
+      <w:r>
+        <w:rPr>
+          <w:b w:val="0"/>
+        </w:rPr>
+        <w:t xml:space="preserve">For the compact core route, use two 45-minute sessions. All model </w:t>
+      </w:r>
+      <w:r>
+        <w:rPr>
+          <w:b/>
+        </w:rPr>
+        <w:t>output</w:t>
+      </w:r>
+      <w:r>
+        <w:rPr>
+          <w:b w:val="0"/>
+        </w:rPr>
+        <w:t>s and probability tables are constructed classroom examples. No hosted AI service, external API or student account is needed.</w:t>
+      </w:r>
+    </w:p>
+    <w:p>
+      <w:pPr>
+        <w:spacing w:line="336" w:lineRule="auto" w:after="180"/>
+      </w:pPr>
+      <w:r>
+        <w:rPr>
+          <w:b w:val="0"/>
+        </w:rPr>
+        <w:t>Distinguish a model objective from factual support and system permissions. Collect independent work before discussing its solutions.</w:t>
+      </w:r>
+    </w:p>
+    <w:p>
+      <w:pPr>
+        <w:spacing w:line="336" w:lineRule="auto" w:after="180"/>
+      </w:pPr>
+      <w:r>
+        <w:rPr>
+          <w:b w:val="0"/>
+        </w:rPr>
+        <w:t xml:space="preserve">By the end, I can identify generation and </w:t>
+      </w:r>
+      <w:r>
+        <w:rPr>
+          <w:b/>
+        </w:rPr>
+        <w:t>prediction</w:t>
+      </w:r>
+      <w:r>
+        <w:rPr>
+          <w:b w:val="0"/>
+        </w:rPr>
+        <w:t xml:space="preserve"> objectives without confusing either with verified truth.</w:t>
+      </w:r>
+    </w:p>
+    <w:p>
+      <w:pPr>
+        <w:pStyle w:val="Heading2"/>
+      </w:pPr>
+      <w:r>
+        <w:t>What to prepare</w:t>
+      </w:r>
+    </w:p>
+    <w:p>
+      <w:pPr>
+        <w:pStyle w:val="ListBullet"/>
+      </w:pPr>
+      <w:r>
+        <w:t>Use the supplied scenario, student illustrations and blank paper. For numeric work, offer counters or a calculator after learners show the setup. Fictional records are supplied; personal data and paid accounts are unnecessary.</w:t>
+      </w:r>
+    </w:p>
+    <w:p>
+      <w:pPr>
+        <w:pStyle w:val="ListBullet"/>
+      </w:pPr>
+      <w:r>
+        <w:t>Case exposure check: this source example appears in ai-2/27, ai-3/1. Reuse a familiar case for recall or modelling; verify that the case used to assess transfer has not already received feedback.</w:t>
+      </w:r>
+    </w:p>
+    <w:p>
+      <w:pPr>
+        <w:pStyle w:val="ListBullet"/>
+      </w:pPr>
+      <w:r>
+        <w:t>Printed lesson and workbook; paper and pencil</w:t>
+      </w:r>
+    </w:p>
+    <w:p>
+      <w:pPr>
+        <w:pStyle w:val="ListBullet"/>
+      </w:pPr>
+      <w:r>
+        <w:t>Calculator; optional local Python 3 interpreter</w:t>
+      </w:r>
+    </w:p>
+    <w:p>
+      <w:pPr>
+        <w:pStyle w:val="ListBullet"/>
+      </w:pPr>
+      <w:r>
+        <w:t>Prepare the independent task and fresh retry without displaying solutions</w:t>
+      </w:r>
+    </w:p>
+    <w:p>
+      <w:pPr>
+        <w:pStyle w:val="Heading2"/>
+      </w:pPr>
+      <w:r>
+        <w:t>Main teaching plan</w:t>
       </w:r>
     </w:p>
     <w:tbl>
@@ -261,13 +392,128 @@
     </w:p>
     <w:p>
       <w:pPr>
+        <w:pStyle w:val="Heading2"/>
+      </w:pPr>
+      <w:r>
+        <w:t>Opening retrieval and readiness</w:t>
+      </w:r>
+    </w:p>
+    <w:p>
+      <w:pPr>
         <w:spacing w:line="336" w:lineRule="auto" w:after="180"/>
       </w:pPr>
       <w:r>
         <w:rPr>
           <w:b w:val="0"/>
         </w:rPr>
-        <w:t>Case exposure check: this source example appears in ai-2/27, ai-3/1. Reuse a familiar case for recall or modelling; verify that the case used to assess transfer has not already received feedback.</w:t>
+        <w:t>Without opening the old lesson, explain one key idea from Capstone Expo. Give an example and a mistake that the idea helps you avoid.</w:t>
+      </w:r>
+    </w:p>
+    <w:p>
+      <w:pPr>
+        <w:spacing w:line="336" w:lineRule="auto" w:after="180"/>
+      </w:pPr>
+      <w:r>
+        <w:rPr>
+          <w:b w:val="0"/>
+        </w:rPr>
+        <w:t xml:space="preserve">Look for: Defend an application using reproducible </w:t>
+      </w:r>
+      <w:r>
+        <w:rPr>
+          <w:b/>
+        </w:rPr>
+        <w:t>evidence</w:t>
+      </w:r>
+    </w:p>
+    <w:p>
+      <w:pPr>
+        <w:spacing w:line="336" w:lineRule="auto" w:after="180"/>
+      </w:pPr>
+      <w:r>
+        <w:rPr>
+          <w:b w:val="0"/>
+        </w:rPr>
+        <w:t>Reference example, not the only acceptable wording: Fictional raw dataset, schema, code version, settings, run instructions, tests with expected/actual results, rejection reasons and change log.</w:t>
+      </w:r>
+    </w:p>
+    <w:p>
+      <w:pPr>
+        <w:spacing w:line="336" w:lineRule="auto" w:after="180"/>
+      </w:pPr>
+      <w:r>
+        <w:rPr>
+          <w:b w:val="0"/>
+        </w:rPr>
+        <w:t xml:space="preserve">A </w:t>
+      </w:r>
+      <w:r>
+        <w:rPr>
+          <w:b/>
+        </w:rPr>
+        <w:t>prediction</w:t>
+      </w:r>
+      <w:r>
+        <w:rPr>
+          <w:b w:val="0"/>
+        </w:rPr>
+        <w:t xml:space="preserve"> is a model </w:t>
+      </w:r>
+      <w:r>
+        <w:rPr>
+          <w:b/>
+        </w:rPr>
+        <w:t>output</w:t>
+      </w:r>
+      <w:r>
+        <w:rPr>
+          <w:b w:val="0"/>
+        </w:rPr>
+        <w:t xml:space="preserve">. Truth requires appropriate independent </w:t>
+      </w:r>
+      <w:r>
+        <w:rPr>
+          <w:b/>
+        </w:rPr>
+        <w:t>observation</w:t>
+      </w:r>
+      <w:r>
+        <w:rPr>
+          <w:b w:val="0"/>
+        </w:rPr>
+        <w:t xml:space="preserve">s or sources; confidence and low </w:t>
+      </w:r>
+      <w:r>
+        <w:rPr>
+          <w:b/>
+        </w:rPr>
+        <w:t>training</w:t>
+      </w:r>
+      <w:r>
+        <w:rPr>
+          <w:b w:val="0"/>
+        </w:rPr>
+        <w:t xml:space="preserve"> loss do not supply that </w:t>
+      </w:r>
+      <w:r>
+        <w:rPr>
+          <w:b/>
+        </w:rPr>
+        <w:t>evidence</w:t>
+      </w:r>
+      <w:r>
+        <w:rPr>
+          <w:b w:val="0"/>
+        </w:rPr>
+        <w:t>.</w:t>
+      </w:r>
+    </w:p>
+    <w:p>
+      <w:pPr>
+        <w:pStyle w:val="Heading2"/>
+      </w:pPr>
+      <w:r>
+        <w:t>Earlier wording, alternatives and picture transcripts · reference / check after trying</w:t>
       </w:r>
     </w:p>
     <w:p>
@@ -275,6 +521,14 @@
         <w:pStyle w:val="Heading3"/>
       </w:pPr>
       <w:r>
+        <w:t>Teach the learning cycle</w:t>
+      </w:r>
+    </w:p>
+    <w:p>
+      <w:pPr>
+        <w:pStyle w:val="Heading3"/>
+      </w:pPr>
+      <w:r>
         <w:t>Retrieval answer guidance</w:t>
       </w:r>
     </w:p>
@@ -284,45 +538,6 @@
       </w:pPr>
       <w:r>
         <w:t>Capstone Expo</w:t>
-      </w:r>
-    </w:p>
-    <w:p>
-      <w:pPr>
-        <w:spacing w:line="336" w:lineRule="auto" w:after="180"/>
-      </w:pPr>
-      <w:r>
-        <w:rPr>
-          <w:b w:val="0"/>
-        </w:rPr>
-        <w:t>Without opening the old lesson, explain one key idea from Capstone Expo. Give an example and a mistake that the idea helps you avoid.</w:t>
-      </w:r>
-    </w:p>
-    <w:p>
-      <w:pPr>
-        <w:spacing w:line="336" w:lineRule="auto" w:after="180"/>
-      </w:pPr>
-      <w:r>
-        <w:rPr>
-          <w:b w:val="0"/>
-        </w:rPr>
-        <w:t xml:space="preserve">Look for: Defend an application using reproducible </w:t>
-      </w:r>
-      <w:r>
-        <w:rPr>
-          <w:b/>
-        </w:rPr>
-        <w:t>evidence</w:t>
-      </w:r>
-    </w:p>
-    <w:p>
-      <w:pPr>
-        <w:spacing w:line="336" w:lineRule="auto" w:after="180"/>
-      </w:pPr>
-      <w:r>
-        <w:rPr>
-          <w:b w:val="0"/>
-        </w:rPr>
-        <w:t>Reference example, not the only acceptable wording: Fictional raw dataset, schema, code version, settings, run instructions, tests with expected/actual results, rejection reasons and change log.</w:t>
       </w:r>
     </w:p>
     <w:p>
@@ -513,6 +728,11 @@
       </w:r>
     </w:p>
     <w:p>
+      <w:r>
+        <w:t>This compact option is not the full-week schedule. Use the main teaching cycle and allow extra sessions for the investigation, independent work and project.</w:t>
+      </w:r>
+    </w:p>
+    <w:p>
       <w:pPr>
         <w:spacing w:line="336" w:lineRule="auto" w:after="180"/>
       </w:pPr>
@@ -520,7 +740,7 @@
         <w:rPr>
           <w:b w:val="0"/>
         </w:rPr>
-        <w:t>Use the supplied scenario, student illustrations and blank paper. For numeric work, offer counters or a calculator after learners show the setup. Fictional records are supplied; personal data and paid accounts are unnecessary.</w:t>
+        <w:t>Allow 80 minutes: recall 8; explanation 12; worked demonstration 15; guided practice 20; independent assessment 15; project and reflection 10. Extend the lab into a second session when needed.</w:t>
       </w:r>
     </w:p>
     <w:p>
@@ -528,24 +748,536 @@
         <w:pStyle w:val="Heading3"/>
       </w:pPr>
       <w:r>
-        <w:t>Alternative compact allocation</w:t>
-      </w:r>
-    </w:p>
-    <w:p>
-      <w:r>
-        <w:t>This compact option is not the full-week schedule. Use the main teaching cycle and allow extra sessions for the investigation, independent work and project.</w:t>
+        <w:t>Preparation for the connected explanation</w:t>
+      </w:r>
+    </w:p>
+    <w:p>
+      <w:pPr>
+        <w:pStyle w:val="Heading3"/>
+      </w:pPr>
+      <w:r>
+        <w:t>Readiness answer</w:t>
+      </w:r>
+    </w:p>
+    <w:p>
+      <w:pPr>
+        <w:pStyle w:val="Heading3"/>
+      </w:pPr>
+      <w:r>
+        <w:t>End goal for the pictorial case</w:t>
       </w:r>
     </w:p>
     <w:p>
       <w:pPr>
         <w:spacing w:line="336" w:lineRule="auto" w:after="180"/>
-        <w:shd w:fill="F1F6F8"/>
       </w:pPr>
       <w:r>
         <w:rPr>
           <w:b w:val="0"/>
         </w:rPr>
-        <w:t>Allow 80 minutes: recall 8; explanation 12; worked demonstration 15; guided practice 20; independent assessment 15; project and reflection 10. Extend the lab into a second session when needed.</w:t>
+        <w:t>This added worked case illustrates the week’s main idea. Retain all original and connected topics; schedule its practice within the teaching cycle.</w:t>
+      </w:r>
+    </w:p>
+    <w:p>
+      <w:pPr>
+        <w:pStyle w:val="Heading1"/>
+      </w:pPr>
+      <w:r>
+        <w:t>02. Teach the component objective and its evidence together</w:t>
+      </w:r>
+    </w:p>
+    <w:p>
+      <w:r>
+        <w:t>Use marker counts, door observation and evaporation draft as separate cases.</w:t>
+      </w:r>
+    </w:p>
+    <w:p>
+      <w:pPr>
+        <w:pStyle w:val="Heading2"/>
+      </w:pPr>
+      <w:r>
+        <w:t>Define targets and output spaces</w:t>
+      </w:r>
+    </w:p>
+    <w:p>
+      <w:pPr>
+        <w:spacing w:line="336" w:lineRule="auto" w:after="180"/>
+      </w:pPr>
+      <w:r>
+        <w:rPr>
+          <w:b w:val="0"/>
+        </w:rPr>
+        <w:t>A classifier might map a message to the label request or report. A text generator instead produces a sequence, predicting a distribution over the next token given a prefix.</w:t>
+      </w:r>
+    </w:p>
+    <w:p>
+      <w:pPr>
+        <w:spacing w:line="336" w:lineRule="auto" w:after="180"/>
+      </w:pPr>
+      <w:r>
+        <w:rPr>
+          <w:b w:val="0"/>
+        </w:rPr>
+        <w:t xml:space="preserve">Both make </w:t>
+      </w:r>
+      <w:r>
+        <w:rPr>
+          <w:b/>
+        </w:rPr>
+        <w:t>prediction</w:t>
+      </w:r>
+      <w:r>
+        <w:rPr>
+          <w:b w:val="0"/>
+        </w:rPr>
+        <w:t xml:space="preserve">s, but the </w:t>
+      </w:r>
+      <w:r>
+        <w:rPr>
+          <w:b/>
+        </w:rPr>
+        <w:t>training</w:t>
+      </w:r>
+      <w:r>
+        <w:rPr>
+          <w:b w:val="0"/>
+        </w:rPr>
+        <w:t xml:space="preserve"> </w:t>
+      </w:r>
+      <w:r>
+        <w:rPr>
+          <w:b/>
+        </w:rPr>
+        <w:t>target</w:t>
+      </w:r>
+      <w:r>
+        <w:rPr>
+          <w:b w:val="0"/>
+        </w:rPr>
+        <w:t xml:space="preserve">s and permitted </w:t>
+      </w:r>
+      <w:r>
+        <w:rPr>
+          <w:b/>
+        </w:rPr>
+        <w:t>output</w:t>
+      </w:r>
+      <w:r>
+        <w:rPr>
+          <w:b w:val="0"/>
+        </w:rPr>
+        <w:t>s differ. One application can combine generation with a classifier, retrieval and human approval.</w:t>
+      </w:r>
+    </w:p>
+    <w:p>
+      <w:pPr>
+        <w:spacing w:line="336" w:lineRule="auto" w:after="180"/>
+      </w:pPr>
+      <w:r>
+        <w:rPr>
+          <w:b w:val="0"/>
+        </w:rPr>
+        <w:t>Calling a whole product “generative” does not describe every component.</w:t>
+      </w:r>
+    </w:p>
+    <w:p>
+      <w:pPr>
+        <w:spacing w:line="336" w:lineRule="auto" w:after="180"/>
+      </w:pPr>
+      <w:r>
+        <w:rPr>
+          <w:b w:val="0"/>
+        </w:rPr>
+        <w:t xml:space="preserve">The objective defines what </w:t>
+      </w:r>
+      <w:r>
+        <w:rPr>
+          <w:b/>
+        </w:rPr>
+        <w:t>training</w:t>
+      </w:r>
+      <w:r>
+        <w:rPr>
+          <w:b w:val="0"/>
+        </w:rPr>
+        <w:t xml:space="preserve"> attempts to fit. Next-token fit rewards matching observed continuations; it does not directly certify that an answer is true, well sourced or permitted.</w:t>
+      </w:r>
+    </w:p>
+    <w:p>
+      <w:pPr>
+        <w:spacing w:line="336" w:lineRule="auto" w:after="180"/>
+      </w:pPr>
+      <w:r>
+        <w:rPr>
+          <w:b w:val="0"/>
+        </w:rPr>
+        <w:t xml:space="preserve">A fluent completion is still an </w:t>
+      </w:r>
+      <w:r>
+        <w:rPr>
+          <w:b/>
+        </w:rPr>
+        <w:t>output</w:t>
+      </w:r>
+      <w:r>
+        <w:rPr>
+          <w:b w:val="0"/>
+        </w:rPr>
+        <w:t xml:space="preserve"> to evaluate against the task.</w:t>
+      </w:r>
+    </w:p>
+    <w:p>
+      <w:pPr>
+        <w:pStyle w:val="Heading2"/>
+      </w:pPr>
+      <w:r>
+        <w:t>Trace the complete marker distribution</w:t>
+      </w:r>
+    </w:p>
+    <w:tbl>
+      <w:tblPr>
+        <w:tblStyle w:val="LightShading-Accent1"/>
+        <w:tblW w:type="auto" w:w="0"/>
+        <w:tblLook w:firstColumn="1" w:firstRow="1" w:lastColumn="0" w:lastRow="0" w:noHBand="0" w:noVBand="1" w:val="04A0"/>
+      </w:tblPr>
+      <w:tblGrid>
+        <w:gridCol w:w="3408"/>
+        <w:gridCol w:w="3408"/>
+        <w:gridCol w:w="3408"/>
+      </w:tblGrid>
+      <w:tr>
+        <w:trPr>
+          <w:tblHeader/>
+        </w:trPr>
+        <w:tc>
+          <w:tcPr>
+            <w:tcW w:type="dxa" w:w="3408"/>
+          </w:tcPr>
+          <w:p>
+            <w:r>
+              <w:t>Prefix</w:t>
+            </w:r>
+          </w:p>
+        </w:tc>
+        <w:tc>
+          <w:tcPr>
+            <w:tcW w:type="dxa" w:w="3408"/>
+          </w:tcPr>
+          <w:p>
+            <w:r>
+              <w:t>Continuation</w:t>
+            </w:r>
+          </w:p>
+        </w:tc>
+        <w:tc>
+          <w:tcPr>
+            <w:tcW w:type="dxa" w:w="3408"/>
+          </w:tcPr>
+          <w:p>
+            <w:r>
+              <w:t>Count</w:t>
+            </w:r>
+          </w:p>
+        </w:tc>
+      </w:tr>
+      <w:tr>
+        <w:tc>
+          <w:tcPr>
+            <w:tcW w:type="dxa" w:w="3408"/>
+          </w:tcPr>
+          <w:p>
+            <w:r>
+              <w:t>The marker is</w:t>
+            </w:r>
+          </w:p>
+        </w:tc>
+        <w:tc>
+          <w:tcPr>
+            <w:tcW w:type="dxa" w:w="3408"/>
+          </w:tcPr>
+          <w:p>
+            <w:r>
+              <w:t>red</w:t>
+            </w:r>
+          </w:p>
+        </w:tc>
+        <w:tc>
+          <w:tcPr>
+            <w:tcW w:type="dxa" w:w="3408"/>
+          </w:tcPr>
+          <w:p>
+            <w:r>
+              <w:t>6</w:t>
+            </w:r>
+          </w:p>
+        </w:tc>
+      </w:tr>
+      <w:tr>
+        <w:tc>
+          <w:tcPr>
+            <w:tcW w:type="dxa" w:w="3408"/>
+          </w:tcPr>
+          <w:p>
+            <w:r>
+              <w:t>The marker is</w:t>
+            </w:r>
+          </w:p>
+        </w:tc>
+        <w:tc>
+          <w:tcPr>
+            <w:tcW w:type="dxa" w:w="3408"/>
+          </w:tcPr>
+          <w:p>
+            <w:r>
+              <w:t>blue</w:t>
+            </w:r>
+          </w:p>
+        </w:tc>
+        <w:tc>
+          <w:tcPr>
+            <w:tcW w:type="dxa" w:w="3408"/>
+          </w:tcPr>
+          <w:p>
+            <w:r>
+              <w:t>3</w:t>
+            </w:r>
+          </w:p>
+        </w:tc>
+      </w:tr>
+      <w:tr>
+        <w:tc>
+          <w:tcPr>
+            <w:tcW w:type="dxa" w:w="3408"/>
+          </w:tcPr>
+          <w:p>
+            <w:r>
+              <w:t>The marker is</w:t>
+            </w:r>
+          </w:p>
+        </w:tc>
+        <w:tc>
+          <w:tcPr>
+            <w:tcW w:type="dxa" w:w="3408"/>
+          </w:tcPr>
+          <w:p>
+            <w:r>
+              <w:t>green</w:t>
+            </w:r>
+          </w:p>
+        </w:tc>
+        <w:tc>
+          <w:tcPr>
+            <w:tcW w:type="dxa" w:w="3408"/>
+          </w:tcPr>
+          <w:p>
+            <w:r>
+              <w:t>1</w:t>
+            </w:r>
+          </w:p>
+        </w:tc>
+      </w:tr>
+    </w:tbl>
+    <w:p>
+      <w:pPr>
+        <w:spacing w:line="336" w:lineRule="auto" w:after="180"/>
+      </w:pPr>
+      <w:r>
+        <w:rPr>
+          <w:b w:val="0"/>
+        </w:rPr>
+        <w:t>There are ten observed continuations. The empirical probabilities are red 6/10 = 0.6, blue 3/10 = 0.3, green 1/10 = 0.1. They are nonnegative and sum to 1.</w:t>
+      </w:r>
+    </w:p>
+    <w:p>
+      <w:pPr>
+        <w:spacing w:line="336" w:lineRule="auto" w:after="180"/>
+      </w:pPr>
+      <w:r>
+        <w:rPr>
+          <w:b w:val="0"/>
+        </w:rPr>
+        <w:t>A simple frequentist classroom model uses these relative counts as its next-token distribution. These probabilities describe the supplied corpus counts, not the current colour of any actual marker.</w:t>
+      </w:r>
+    </w:p>
+    <w:p>
+      <w:pPr>
+        <w:pStyle w:val="Heading2"/>
+      </w:pPr>
+      <w:r>
+        <w:t>Expand the prefix before the next step</w:t>
+      </w:r>
+    </w:p>
+    <w:p>
+      <w:pPr>
+        <w:spacing w:line="336" w:lineRule="auto" w:after="180"/>
+      </w:pPr>
+      <w:r>
+        <w:rPr>
+          <w:b w:val="0"/>
+        </w:rPr>
+        <w:t>After producing red, the next step conditions on the expanded prefix “The marker is red”. A second table might give an end token probability 0.8 and the token today probability 0.2.</w:t>
+      </w:r>
+    </w:p>
+    <w:p>
+      <w:pPr>
+        <w:spacing w:line="336" w:lineRule="auto" w:after="180"/>
+      </w:pPr>
+      <w:r>
+        <w:rPr>
+          <w:b w:val="0"/>
+        </w:rPr>
+        <w:t>A generated sequence can stop at the end token or continue. Do not reuse the first-step table unchanged after adding a token unless the model explicitly ignores the new prefix.</w:t>
+      </w:r>
+    </w:p>
+    <w:p>
+      <w:pPr>
+        <w:pStyle w:val="Heading2"/>
+      </w:pPr>
+      <w:r>
+        <w:t>Distinguish factual evaluation</w:t>
+      </w:r>
+    </w:p>
+    <w:p>
+      <w:pPr>
+        <w:spacing w:line="336" w:lineRule="auto" w:after="180"/>
+      </w:pPr>
+      <w:r>
+        <w:rPr>
+          <w:b w:val="0"/>
+        </w:rPr>
+        <w:t xml:space="preserve">A separate classifier can return red as a label from an image; that is a different </w:t>
+      </w:r>
+      <w:r>
+        <w:rPr>
+          <w:b/>
+        </w:rPr>
+        <w:t>input</w:t>
+      </w:r>
+      <w:r>
+        <w:rPr>
+          <w:b w:val="0"/>
+        </w:rPr>
+        <w:t xml:space="preserve"> and </w:t>
+      </w:r>
+      <w:r>
+        <w:rPr>
+          <w:b/>
+        </w:rPr>
+        <w:t>target</w:t>
+      </w:r>
+      <w:r>
+        <w:rPr>
+          <w:b w:val="0"/>
+        </w:rPr>
+        <w:t xml:space="preserve"> from continuing text. A downstream evaluation asks whether the system correctly reports the current marker.</w:t>
+      </w:r>
+    </w:p>
+    <w:p>
+      <w:pPr>
+        <w:spacing w:line="336" w:lineRule="auto" w:after="180"/>
+      </w:pPr>
+      <w:r>
+        <w:rPr>
+          <w:b w:val="0"/>
+        </w:rPr>
+        <w:t>It must include ground truth or sources and appropriate failure handling, not just count plausible phrases.</w:t>
+      </w:r>
+    </w:p>
+    <w:p>
+      <w:pPr>
+        <w:pStyle w:val="Heading2"/>
+      </w:pPr>
+      <w:r>
+        <w:t>Read the separate evaporation case</w:t>
+      </w:r>
+    </w:p>
+    <w:p>
+      <w:pPr>
+        <w:spacing w:line="336" w:lineRule="auto" w:after="180"/>
+      </w:pPr>
+      <w:r>
+        <w:rPr>
+          <w:b w:val="0"/>
+        </w:rPr>
+        <w:t>A fictional learning tool first classifies a question, then drafts an answer from a supplied note.</w:t>
+      </w:r>
+    </w:p>
+    <w:p>
+      <w:pPr>
+        <w:spacing w:line="336" w:lineRule="auto" w:after="180"/>
+      </w:pPr>
+      <w:r>
+        <w:rPr>
+          <w:b w:val="0"/>
+        </w:rPr>
+        <w:t xml:space="preserve">A fitted classifier labels a question science; its </w:t>
+      </w:r>
+      <w:r>
+        <w:rPr>
+          <w:b/>
+        </w:rPr>
+        <w:t>training</w:t>
+      </w:r>
+      <w:r>
+        <w:rPr>
+          <w:b w:val="0"/>
+        </w:rPr>
+        <w:t xml:space="preserve"> used labelled questions.</w:t>
+      </w:r>
+    </w:p>
+    <w:p>
+      <w:pPr>
+        <w:spacing w:line="336" w:lineRule="auto" w:after="180"/>
+      </w:pPr>
+      <w:r>
+        <w:rPr>
+          <w:b w:val="0"/>
+        </w:rPr>
+        <w:t>Approved note N: evaporation changes liquid water into water vapour. A generator drafts: “Water evaporates into vapour and always disappears forever.”</w:t>
+      </w:r>
+    </w:p>
+    <w:p>
+      <w:pPr>
+        <w:pStyle w:val="Heading2"/>
+      </w:pPr>
+      <w:r>
+        <w:t>Trace the unsupported claim</w:t>
+      </w:r>
+    </w:p>
+    <w:p>
+      <w:r>
+        <w:drawing>
+          <wp:inline xmlns:a="http://schemas.openxmlformats.org/drawingml/2006/main" xmlns:pic="http://schemas.openxmlformats.org/drawingml/2006/picture">
+            <wp:extent cx="5486400" cy="4160520"/>
+            <wp:docPr id="1" name="Picture 1" descr="Predict category: The classifier predicts science from the new question. → Retrieve note: N supplies a specific statement about evaporation. → Generate draft: The draft adds “always disappears forever” beyond N. → Verify claims: Keep the supported change-of-state claim; remove or review the unsupported addition."/>
+            <wp:cNvGraphicFramePr>
+              <a:graphicFrameLocks noChangeAspect="1"/>
+            </wp:cNvGraphicFramePr>
+            <a:graphic>
+              <a:graphicData uri="http://schemas.openxmlformats.org/drawingml/2006/picture">
+                <pic:pic>
+                  <pic:nvPicPr>
+                    <pic:cNvPr id="0" name="academy-story-ai-3-1-02.png"/>
+                    <pic:cNvPicPr/>
+                  </pic:nvPicPr>
+                  <pic:blipFill>
+                    <a:blip r:embed="rId9"/>
+                    <a:stretch>
+                      <a:fillRect/>
+                    </a:stretch>
+                  </pic:blipFill>
+                  <pic:spPr>
+                    <a:xfrm>
+                      <a:off x="0" y="0"/>
+                      <a:ext cx="5486400" cy="4160520"/>
+                    </a:xfrm>
+                    <a:prstGeom prst="rect"/>
+                  </pic:spPr>
+                </pic:pic>
+              </a:graphicData>
+            </a:graphic>
+          </wp:inline>
+        </w:drawing>
       </w:r>
     </w:p>
     <w:p>
@@ -553,7 +1285,136 @@
         <w:pStyle w:val="Heading3"/>
       </w:pPr>
       <w:r>
-        <w:t>Preparation for the connected explanation</w:t>
+        <w:t>Read the picture one step at a time</w:t>
+      </w:r>
+    </w:p>
+    <w:tbl>
+      <w:tblPr>
+        <w:tblStyle w:val="LightShading-Accent1"/>
+        <w:tblW w:type="auto" w:w="0"/>
+        <w:tblLook w:firstColumn="1" w:firstRow="1" w:lastColumn="0" w:lastRow="0" w:noHBand="0" w:noVBand="1" w:val="04A0"/>
+      </w:tblPr>
+      <w:tblGrid>
+        <w:gridCol w:w="5112"/>
+        <w:gridCol w:w="5112"/>
+      </w:tblGrid>
+      <w:tr>
+        <w:trPr>
+          <w:tblHeader/>
+        </w:trPr>
+        <w:tc>
+          <w:tcPr>
+            <w:tcW w:type="dxa" w:w="5112"/>
+          </w:tcPr>
+          <w:p>
+            <w:r>
+              <w:t>Step</w:t>
+            </w:r>
+          </w:p>
+        </w:tc>
+        <w:tc>
+          <w:tcPr>
+            <w:tcW w:type="dxa" w:w="5112"/>
+          </w:tcPr>
+          <w:p>
+            <w:r>
+              <w:t>What happens and why</w:t>
+            </w:r>
+          </w:p>
+        </w:tc>
+      </w:tr>
+      <w:tr>
+        <w:tc>
+          <w:tcPr>
+            <w:tcW w:type="dxa" w:w="5112"/>
+          </w:tcPr>
+          <w:p>
+            <w:r>
+              <w:t>1. Predict category</w:t>
+            </w:r>
+          </w:p>
+        </w:tc>
+        <w:tc>
+          <w:tcPr>
+            <w:tcW w:type="dxa" w:w="5112"/>
+          </w:tcPr>
+          <w:p>
+            <w:r>
+              <w:t>The classifier predicts science from the new question.</w:t>
+            </w:r>
+          </w:p>
+        </w:tc>
+      </w:tr>
+      <w:tr>
+        <w:tc>
+          <w:tcPr>
+            <w:tcW w:type="dxa" w:w="5112"/>
+          </w:tcPr>
+          <w:p>
+            <w:r>
+              <w:t>2. Retrieve note</w:t>
+            </w:r>
+          </w:p>
+        </w:tc>
+        <w:tc>
+          <w:tcPr>
+            <w:tcW w:type="dxa" w:w="5112"/>
+          </w:tcPr>
+          <w:p>
+            <w:r>
+              <w:t>N supplies a specific statement about evaporation.</w:t>
+            </w:r>
+          </w:p>
+        </w:tc>
+      </w:tr>
+      <w:tr>
+        <w:tc>
+          <w:tcPr>
+            <w:tcW w:type="dxa" w:w="5112"/>
+          </w:tcPr>
+          <w:p>
+            <w:r>
+              <w:t>3. Generate draft</w:t>
+            </w:r>
+          </w:p>
+        </w:tc>
+        <w:tc>
+          <w:tcPr>
+            <w:tcW w:type="dxa" w:w="5112"/>
+          </w:tcPr>
+          <w:p>
+            <w:r>
+              <w:t>The draft adds “always disappears forever” beyond N.</w:t>
+            </w:r>
+          </w:p>
+        </w:tc>
+      </w:tr>
+      <w:tr>
+        <w:tc>
+          <w:tcPr>
+            <w:tcW w:type="dxa" w:w="5112"/>
+          </w:tcPr>
+          <w:p>
+            <w:r>
+              <w:t>4. Verify claims</w:t>
+            </w:r>
+          </w:p>
+        </w:tc>
+        <w:tc>
+          <w:tcPr>
+            <w:tcW w:type="dxa" w:w="5112"/>
+          </w:tcPr>
+          <w:p>
+            <w:r>
+              <w:t>Keep the supported change-of-state claim; remove or review the unsupported addition.</w:t>
+            </w:r>
+          </w:p>
+        </w:tc>
+      </w:tr>
+    </w:tbl>
+    <w:p>
+      <w:r>
+        <w:t>Match each pictured step to the supplied facts. This is a worked teaching case, not an independent assessment.</w:t>
       </w:r>
     </w:p>
     <w:p>
@@ -564,19 +1425,66 @@
         <w:rPr>
           <w:b w:val="0"/>
         </w:rPr>
-        <w:t xml:space="preserve">For the compact core route, use two 45-minute sessions. All model </w:t>
-      </w:r>
+        <w:t>Classification predicts a category under a trained mapping. Generation produces a sequence of words under a language objective. Supplying a note can support factual grounding, but the draft still requires claim-level checking.</w:t>
+      </w:r>
+    </w:p>
+    <w:p>
+      <w:pPr>
+        <w:spacing w:line="336" w:lineRule="auto" w:after="180"/>
+      </w:pPr>
+      <w:r>
+        <w:rPr>
+          <w:b w:val="0"/>
+        </w:rPr>
+        <w:t>The category being correct does not prove every sentence in the answer is correct.</w:t>
+      </w:r>
+    </w:p>
+    <w:p>
+      <w:pPr>
+        <w:pStyle w:val="Heading2"/>
+      </w:pPr>
+      <w:r>
+        <w:t>Change only the classifier label</w:t>
+      </w:r>
+    </w:p>
+    <w:p>
+      <w:pPr>
+        <w:spacing w:line="336" w:lineRule="auto" w:after="180"/>
+      </w:pPr>
+      <w:r>
+        <w:rPr>
+          <w:b w:val="0"/>
+        </w:rPr>
+        <w:t>Change: The classifier instead predicts history while N and the draft stay unchanged.</w:t>
+      </w:r>
+    </w:p>
+    <w:p>
+      <w:pPr>
+        <w:spacing w:line="336" w:lineRule="auto" w:after="180"/>
+      </w:pPr>
       <w:r>
         <w:rPr>
           <w:b/>
         </w:rPr>
-        <w:t>output</w:t>
+        <w:t>Prediction</w:t>
       </w:r>
       <w:r>
         <w:rPr>
           <w:b w:val="0"/>
         </w:rPr>
-        <w:t>s and probability tables are constructed classroom examples. No hosted AI service, external API or student account is needed.</w:t>
+        <w:t xml:space="preserve">: The category </w:t>
+      </w:r>
+      <w:r>
+        <w:rPr>
+          <w:b/>
+        </w:rPr>
+        <w:t>prediction</w:t>
+      </w:r>
+      <w:r>
+        <w:rPr>
+          <w:b w:val="0"/>
+        </w:rPr>
+        <w:t xml:space="preserve"> changes, but the same unsupported draft claim still needs checking.</w:t>
       </w:r>
     </w:p>
     <w:p>
@@ -587,7 +1495,261 @@
         <w:rPr>
           <w:b w:val="0"/>
         </w:rPr>
-        <w:t>Distinguish a model objective from factual support and system permissions. Collect independent work before discussing its solutions.</w:t>
+        <w:t>Reason: Stages can fail independently; one result does not validate another.</w:t>
+      </w:r>
+    </w:p>
+    <w:p>
+      <w:pPr>
+        <w:pStyle w:val="Heading2"/>
+      </w:pPr>
+      <w:r>
+        <w:t>State scope and withholding of independent feedback</w:t>
+      </w:r>
+    </w:p>
+    <w:p>
+      <w:pPr>
+        <w:spacing w:line="336" w:lineRule="auto" w:after="180"/>
+      </w:pPr>
+      <w:r>
+        <w:rPr>
+          <w:b w:val="0"/>
+        </w:rPr>
+        <w:t>This example does not expose a real model’s architecture or prove that source-fed generation always stays grounded.</w:t>
+      </w:r>
+    </w:p>
+    <w:p>
+      <w:pPr>
+        <w:spacing w:line="336" w:lineRule="auto" w:after="180"/>
+      </w:pPr>
+      <w:r>
+        <w:rPr>
+          <w:b w:val="0"/>
+        </w:rPr>
+        <w:t xml:space="preserve">Cover the result. Ask learners to name the </w:t>
+      </w:r>
+      <w:r>
+        <w:rPr>
+          <w:b/>
+        </w:rPr>
+        <w:t>input</w:t>
+      </w:r>
+      <w:r>
+        <w:rPr>
+          <w:b w:val="0"/>
+        </w:rPr>
+        <w:t xml:space="preserve">s and predict the next step. Uncover one step, connect the icon to the actual procedure, and explain its </w:t>
+      </w:r>
+      <w:r>
+        <w:rPr>
+          <w:b/>
+        </w:rPr>
+        <w:t>evidence</w:t>
+      </w:r>
+      <w:r>
+        <w:rPr>
+          <w:b w:val="0"/>
+        </w:rPr>
+        <w:t>. Then change the supplied condition and compare.</w:t>
+      </w:r>
+    </w:p>
+    <w:p>
+      <w:pPr>
+        <w:spacing w:line="336" w:lineRule="auto" w:after="180"/>
+      </w:pPr>
+      <w:r>
+        <w:rPr>
+          <w:b w:val="0"/>
+        </w:rPr>
+        <w:t>The picture is a representation; it does not document execution of a real AI model.</w:t>
+      </w:r>
+    </w:p>
+    <w:p>
+      <w:pPr>
+        <w:pStyle w:val="Heading2"/>
+      </w:pPr>
+      <w:r>
+        <w:t>Earlier wording, alternatives and picture transcripts · reference / check after trying</w:t>
+      </w:r>
+    </w:p>
+    <w:p>
+      <w:pPr>
+        <w:spacing w:line="336" w:lineRule="auto" w:after="180"/>
+      </w:pPr>
+      <w:r>
+        <w:rPr>
+          <w:b w:val="0"/>
+        </w:rPr>
+        <w:t>Explain the mechanism</w:t>
+      </w:r>
+    </w:p>
+    <w:p>
+      <w:pPr>
+        <w:spacing w:line="336" w:lineRule="auto" w:after="180"/>
+      </w:pPr>
+      <w:r>
+        <w:rPr>
+          <w:b/>
+        </w:rPr>
+        <w:t>Input</w:t>
+      </w:r>
+      <w:r>
+        <w:rPr>
+          <w:b w:val="0"/>
+        </w:rPr>
+        <w:t xml:space="preserve"> → </w:t>
+      </w:r>
+      <w:r>
+        <w:rPr>
+          <w:b/>
+        </w:rPr>
+        <w:t>Process</w:t>
+      </w:r>
+      <w:r>
+        <w:rPr>
+          <w:b w:val="0"/>
+        </w:rPr>
+        <w:t xml:space="preserve"> → </w:t>
+      </w:r>
+      <w:r>
+        <w:rPr>
+          <w:b/>
+        </w:rPr>
+        <w:t>Output</w:t>
+      </w:r>
+    </w:p>
+    <w:p>
+      <w:pPr>
+        <w:spacing w:line="336" w:lineRule="auto" w:after="180"/>
+      </w:pPr>
+      <w:r>
+        <w:rPr>
+          <w:b w:val="0"/>
+        </w:rPr>
+        <w:t>Trace the information. At each stage, ask what changed and how you could test it.</w:t>
+      </w:r>
+    </w:p>
+    <w:p>
+      <w:pPr>
+        <w:spacing w:line="336" w:lineRule="auto" w:after="180"/>
+      </w:pPr>
+      <w:r>
+        <w:rPr>
+          <w:b w:val="0"/>
+        </w:rPr>
+        <w:t>Which stage could fail even when the other two are correct? Explain:</w:t>
+      </w:r>
+    </w:p>
+    <w:p>
+      <w:pPr>
+        <w:spacing w:line="336" w:lineRule="auto" w:after="180"/>
+      </w:pPr>
+      <w:r>
+        <w:rPr>
+          <w:b w:val="0"/>
+        </w:rPr>
+        <w:t xml:space="preserve">Predict first. Then check each step. A correct answer without visible reasoning is incomplete </w:t>
+      </w:r>
+      <w:r>
+        <w:rPr>
+          <w:b/>
+        </w:rPr>
+        <w:t>evidence</w:t>
+      </w:r>
+      <w:r>
+        <w:rPr>
+          <w:b w:val="0"/>
+        </w:rPr>
+        <w:t>.</w:t>
+      </w:r>
+    </w:p>
+    <w:p>
+      <w:pPr>
+        <w:spacing w:line="336" w:lineRule="auto" w:after="180"/>
+      </w:pPr>
+      <w:r>
+        <w:rPr>
+          <w:b w:val="0"/>
+        </w:rPr>
+        <w:t>1. Classifier: choose one label from cat, dog, or rabbit.</w:t>
+      </w:r>
+    </w:p>
+    <w:p>
+      <w:pPr>
+        <w:spacing w:line="336" w:lineRule="auto" w:after="180"/>
+      </w:pPr>
+      <w:r>
+        <w:rPr>
+          <w:b w:val="0"/>
+        </w:rPr>
+        <w:t>2. Regressor: estimate a numerical reading time.</w:t>
+      </w:r>
+    </w:p>
+    <w:p>
+      <w:pPr>
+        <w:spacing w:line="336" w:lineRule="auto" w:after="180"/>
+      </w:pPr>
+      <w:r>
+        <w:rPr>
+          <w:b w:val="0"/>
+        </w:rPr>
+        <w:t>3. Generator: construct a new explanation token by token.</w:t>
+      </w:r>
+    </w:p>
+    <w:p>
+      <w:pPr>
+        <w:spacing w:line="336" w:lineRule="auto" w:after="180"/>
+      </w:pPr>
+      <w:r>
+        <w:rPr>
+          <w:b w:val="0"/>
+        </w:rPr>
+        <w:t xml:space="preserve">4. A product may combine </w:t>
+      </w:r>
+      <w:r>
+        <w:rPr>
+          <w:b/>
+        </w:rPr>
+        <w:t>mechanism</w:t>
+      </w:r>
+      <w:r>
+        <w:rPr>
+          <w:b w:val="0"/>
+        </w:rPr>
+        <w:t>s, so test each stage separately.</w:t>
+      </w:r>
+    </w:p>
+    <w:p>
+      <w:pPr>
+        <w:spacing w:line="336" w:lineRule="auto" w:after="180"/>
+      </w:pPr>
+      <w:r>
+        <w:rPr>
+          <w:b w:val="0"/>
+        </w:rPr>
+        <w:t>Recalculate, retrace, or restate the reasoning in your own representation:</w:t>
+      </w:r>
+    </w:p>
+    <w:p>
+      <w:pPr>
+        <w:spacing w:line="336" w:lineRule="auto" w:after="180"/>
+      </w:pPr>
+      <w:r>
+        <w:rPr>
+          <w:b w:val="0"/>
+        </w:rPr>
+        <w:t xml:space="preserve">CHECK Did the </w:t>
+      </w:r>
+      <w:r>
+        <w:rPr>
+          <w:b/>
+        </w:rPr>
+        <w:t>evidence</w:t>
+      </w:r>
+      <w:r>
+        <w:rPr>
+          <w:b w:val="0"/>
+        </w:rPr>
+        <w:t xml:space="preserve"> answer the exact question? Did the total, path, or source record stay consistent?</w:t>
       </w:r>
     </w:p>
     <w:p>
@@ -595,7 +1757,7 @@
         <w:pStyle w:val="Heading3"/>
       </w:pPr>
       <w:r>
-        <w:t>Readiness answer</w:t>
+        <w:t>Concrete teaching case</w:t>
       </w:r>
     </w:p>
     <w:p>
@@ -606,100 +1768,37 @@
         <w:rPr>
           <w:b w:val="0"/>
         </w:rPr>
-        <w:t xml:space="preserve">A </w:t>
-      </w:r>
-      <w:r>
-        <w:rPr>
-          <w:b/>
-        </w:rPr>
-        <w:t>prediction</w:t>
-      </w:r>
+        <w:t>A tool labels a question biology, writes a new question and computes 7 times 8.</w:t>
+      </w:r>
+    </w:p>
+    <w:p>
+      <w:pPr>
+        <w:spacing w:line="336" w:lineRule="auto" w:after="180"/>
+      </w:pPr>
       <w:r>
         <w:rPr>
           <w:b w:val="0"/>
         </w:rPr>
-        <w:t xml:space="preserve"> is a model </w:t>
-      </w:r>
-      <w:r>
-        <w:rPr>
-          <w:b/>
-        </w:rPr>
-        <w:t>output</w:t>
-      </w:r>
+        <w:t>Identify each operation.</w:t>
+      </w:r>
+    </w:p>
+    <w:p>
+      <w:pPr>
+        <w:pStyle w:val="Heading3"/>
+      </w:pPr>
+      <w:r>
+        <w:t>Exact explanation to model</w:t>
+      </w:r>
+    </w:p>
+    <w:p>
+      <w:pPr>
+        <w:spacing w:line="336" w:lineRule="auto" w:after="180"/>
+      </w:pPr>
       <w:r>
         <w:rPr>
           <w:b w:val="0"/>
         </w:rPr>
-        <w:t xml:space="preserve">. Truth requires appropriate independent </w:t>
-      </w:r>
-      <w:r>
-        <w:rPr>
-          <w:b/>
-        </w:rPr>
-        <w:t>observation</w:t>
-      </w:r>
-      <w:r>
-        <w:rPr>
-          <w:b w:val="0"/>
-        </w:rPr>
-        <w:t xml:space="preserve">s or sources; confidence and low </w:t>
-      </w:r>
-      <w:r>
-        <w:rPr>
-          <w:b/>
-        </w:rPr>
-        <w:t>training</w:t>
-      </w:r>
-      <w:r>
-        <w:rPr>
-          <w:b w:val="0"/>
-        </w:rPr>
-        <w:t xml:space="preserve"> loss do not supply that </w:t>
-      </w:r>
-      <w:r>
-        <w:rPr>
-          <w:b/>
-        </w:rPr>
-        <w:t>evidence</w:t>
-      </w:r>
-      <w:r>
-        <w:rPr>
-          <w:b w:val="0"/>
-        </w:rPr>
-        <w:t>.</w:t>
-      </w:r>
-    </w:p>
-    <w:p>
-      <w:pPr>
-        <w:spacing w:line="336" w:lineRule="auto" w:after="180"/>
-      </w:pPr>
-      <w:r>
-        <w:rPr>
-          <w:b w:val="0"/>
-        </w:rPr>
-        <w:t>Printed lesson and workbook; paper and pencil</w:t>
-      </w:r>
-    </w:p>
-    <w:p>
-      <w:pPr>
-        <w:spacing w:line="336" w:lineRule="auto" w:after="180"/>
-      </w:pPr>
-      <w:r>
-        <w:rPr>
-          <w:b w:val="0"/>
-        </w:rPr>
-        <w:t>Calculator; optional local Python 3 interpreter</w:t>
-      </w:r>
-    </w:p>
-    <w:p>
-      <w:pPr>
-        <w:spacing w:line="336" w:lineRule="auto" w:after="180"/>
-      </w:pPr>
-      <w:r>
-        <w:rPr>
-          <w:b w:val="0"/>
-        </w:rPr>
-        <w:t>Prepare the independent task and fresh retry without displaying solutions</w:t>
+        <w:t>Labelling selects a category; generation creates text; calculation returns 56. Generated questions need factual and instructional checks.</w:t>
       </w:r>
     </w:p>
     <w:p>
@@ -707,478 +1806,7 @@
         <w:pStyle w:val="Heading3"/>
       </w:pPr>
       <w:r>
-        <w:t>End goal for the pictorial case</w:t>
-      </w:r>
-    </w:p>
-    <w:p>
-      <w:pPr>
-        <w:spacing w:line="336" w:lineRule="auto" w:after="180"/>
-      </w:pPr>
-      <w:r>
-        <w:rPr>
-          <w:b w:val="0"/>
-        </w:rPr>
-        <w:t xml:space="preserve">By the end, I can identify generation and </w:t>
-      </w:r>
-      <w:r>
-        <w:rPr>
-          <w:b/>
-        </w:rPr>
-        <w:t>prediction</w:t>
-      </w:r>
-      <w:r>
-        <w:rPr>
-          <w:b w:val="0"/>
-        </w:rPr>
-        <w:t xml:space="preserve"> objectives without confusing either with verified truth.</w:t>
-      </w:r>
-    </w:p>
-    <w:p>
-      <w:pPr>
-        <w:spacing w:line="336" w:lineRule="auto" w:after="180"/>
-      </w:pPr>
-      <w:r>
-        <w:rPr>
-          <w:b w:val="0"/>
-        </w:rPr>
-        <w:t>This added worked case illustrates the week’s main idea. Retain all original and connected topics; schedule its practice within the teaching cycle.</w:t>
-      </w:r>
-    </w:p>
-    <w:p>
-      <w:pPr>
-        <w:pStyle w:val="Heading1"/>
-      </w:pPr>
-      <w:r>
-        <w:t>02. Explain the mechanism</w:t>
-      </w:r>
-    </w:p>
-    <w:p>
-      <w:r>
-        <w:t>Model Predictive and Generative AI using the supplied case, labelled mechanism and reasoning. Make the scope of each conclusion explicit.</w:t>
-      </w:r>
-    </w:p>
-    <w:p>
-      <w:pPr>
-        <w:spacing w:line="336" w:lineRule="auto" w:after="180"/>
-      </w:pPr>
-      <w:r>
-        <w:rPr>
-          <w:b/>
-        </w:rPr>
-        <w:t>Input</w:t>
-      </w:r>
-      <w:r>
-        <w:rPr>
-          <w:b w:val="0"/>
-        </w:rPr>
-        <w:t xml:space="preserve"> → </w:t>
-      </w:r>
-      <w:r>
-        <w:rPr>
-          <w:b/>
-        </w:rPr>
-        <w:t>Process</w:t>
-      </w:r>
-      <w:r>
-        <w:rPr>
-          <w:b w:val="0"/>
-        </w:rPr>
-        <w:t xml:space="preserve"> → </w:t>
-      </w:r>
-      <w:r>
-        <w:rPr>
-          <w:b/>
-        </w:rPr>
-        <w:t>Output</w:t>
-      </w:r>
-    </w:p>
-    <w:p>
-      <w:pPr>
-        <w:spacing w:line="336" w:lineRule="auto" w:after="180"/>
-      </w:pPr>
-      <w:r>
-        <w:rPr>
-          <w:b w:val="0"/>
-        </w:rPr>
-        <w:t>Trace the information. At each stage, ask what changed and how you could test it.</w:t>
-      </w:r>
-    </w:p>
-    <w:p>
-      <w:pPr>
-        <w:spacing w:line="336" w:lineRule="auto" w:after="180"/>
-      </w:pPr>
-      <w:r>
-        <w:rPr>
-          <w:b w:val="0"/>
-        </w:rPr>
-        <w:t>Which stage could fail even when the other two are correct? Explain:</w:t>
-      </w:r>
-    </w:p>
-    <w:p>
-      <w:pPr>
-        <w:spacing w:line="336" w:lineRule="auto" w:after="180"/>
-      </w:pPr>
-      <w:r>
-        <w:rPr>
-          <w:b w:val="0"/>
-        </w:rPr>
-        <w:t xml:space="preserve">Predict first. Then check each step. A correct answer without visible reasoning is incomplete </w:t>
-      </w:r>
-      <w:r>
-        <w:rPr>
-          <w:b/>
-        </w:rPr>
-        <w:t>evidence</w:t>
-      </w:r>
-      <w:r>
-        <w:rPr>
-          <w:b w:val="0"/>
-        </w:rPr>
-        <w:t>.</w:t>
-      </w:r>
-    </w:p>
-    <w:p>
-      <w:pPr>
-        <w:spacing w:line="336" w:lineRule="auto" w:after="180"/>
-        <w:shd w:fill="F4F9FC"/>
-      </w:pPr>
-      <w:r>
-        <w:rPr>
-          <w:b w:val="0"/>
-        </w:rPr>
-        <w:t>1. Classifier: choose one label from cat, dog, or rabbit.</w:t>
-      </w:r>
-    </w:p>
-    <w:p>
-      <w:pPr>
-        <w:spacing w:line="336" w:lineRule="auto" w:after="180"/>
-        <w:shd w:fill="F4F9FC"/>
-      </w:pPr>
-      <w:r>
-        <w:rPr>
-          <w:b w:val="0"/>
-        </w:rPr>
-        <w:t>2. Regressor: estimate a numerical reading time.</w:t>
-      </w:r>
-    </w:p>
-    <w:p>
-      <w:pPr>
-        <w:spacing w:line="336" w:lineRule="auto" w:after="180"/>
-        <w:shd w:fill="F4F9FC"/>
-      </w:pPr>
-      <w:r>
-        <w:rPr>
-          <w:b w:val="0"/>
-        </w:rPr>
-        <w:t>3. Generator: construct a new explanation token by token.</w:t>
-      </w:r>
-    </w:p>
-    <w:p>
-      <w:pPr>
-        <w:spacing w:line="336" w:lineRule="auto" w:after="180"/>
-        <w:shd w:fill="F4F9FC"/>
-      </w:pPr>
-      <w:r>
-        <w:rPr>
-          <w:b w:val="0"/>
-        </w:rPr>
-        <w:t xml:space="preserve">4. A product may combine </w:t>
-      </w:r>
-      <w:r>
-        <w:rPr>
-          <w:b/>
-        </w:rPr>
-        <w:t>mechanism</w:t>
-      </w:r>
-      <w:r>
-        <w:rPr>
-          <w:b w:val="0"/>
-        </w:rPr>
-        <w:t>s, so test each stage separately.</w:t>
-      </w:r>
-    </w:p>
-    <w:p>
-      <w:pPr>
-        <w:spacing w:line="336" w:lineRule="auto" w:after="180"/>
-      </w:pPr>
-      <w:r>
-        <w:rPr>
-          <w:b w:val="0"/>
-        </w:rPr>
-        <w:t>Recalculate, retrace, or restate the reasoning in your own representation:</w:t>
-      </w:r>
-    </w:p>
-    <w:p>
-      <w:pPr>
-        <w:spacing w:line="336" w:lineRule="auto" w:after="180"/>
-        <w:shd w:fill="F5F1FB"/>
-      </w:pPr>
-      <w:r>
-        <w:rPr>
-          <w:b w:val="0"/>
-        </w:rPr>
-        <w:t xml:space="preserve">CHECK Did the </w:t>
-      </w:r>
-      <w:r>
-        <w:rPr>
-          <w:b/>
-        </w:rPr>
-        <w:t>evidence</w:t>
-      </w:r>
-      <w:r>
-        <w:rPr>
-          <w:b w:val="0"/>
-        </w:rPr>
-        <w:t xml:space="preserve"> answer the exact question? Did the total, path, or source record stay consistent?</w:t>
-      </w:r>
-    </w:p>
-    <w:p>
-      <w:pPr>
-        <w:pStyle w:val="Heading3"/>
-      </w:pPr>
-      <w:r>
-        <w:t>Concrete teaching case</w:t>
-      </w:r>
-    </w:p>
-    <w:p>
-      <w:pPr>
-        <w:pStyle w:val="Heading3"/>
-      </w:pPr>
-      <w:r>
-        <w:t>The teaching case</w:t>
-      </w:r>
-    </w:p>
-    <w:p>
-      <w:pPr>
-        <w:spacing w:line="336" w:lineRule="auto" w:after="180"/>
-        <w:shd w:fill="F1F6FC"/>
-      </w:pPr>
-      <w:r>
-        <w:rPr>
-          <w:b w:val="0"/>
-        </w:rPr>
-        <w:t>A tool labels a question biology, writes a new question and computes 7 times 8.</w:t>
-      </w:r>
-    </w:p>
-    <w:p>
-      <w:pPr>
-        <w:pStyle w:val="Heading3"/>
-      </w:pPr>
-      <w:r>
-        <w:t>The teaching case</w:t>
-      </w:r>
-    </w:p>
-    <w:p>
-      <w:pPr>
-        <w:spacing w:line="336" w:lineRule="auto" w:after="180"/>
-        <w:shd w:fill="F1F6FC"/>
-      </w:pPr>
-      <w:r>
-        <w:rPr>
-          <w:b w:val="0"/>
-        </w:rPr>
-        <w:t>Identify each operation.</w:t>
-      </w:r>
-    </w:p>
-    <w:p>
-      <w:pPr>
-        <w:pStyle w:val="Heading3"/>
-      </w:pPr>
-      <w:r>
-        <w:t>Exact explanation to model</w:t>
-      </w:r>
-    </w:p>
-    <w:p>
-      <w:pPr>
-        <w:pStyle w:val="Heading3"/>
-      </w:pPr>
-      <w:r>
-        <w:t>Why the result follows</w:t>
-      </w:r>
-    </w:p>
-    <w:p>
-      <w:pPr>
-        <w:spacing w:line="336" w:lineRule="auto" w:after="180"/>
-        <w:shd w:fill="F1F6FC"/>
-      </w:pPr>
-      <w:r>
-        <w:rPr>
-          <w:b w:val="0"/>
-        </w:rPr>
-        <w:t>Labelling selects a category; generation creates text; calculation returns 56. Generated questions need factual and instructional checks.</w:t>
-      </w:r>
-    </w:p>
-    <w:p>
-      <w:pPr>
-        <w:pStyle w:val="Heading3"/>
-      </w:pPr>
-      <w:r>
         <w:t>Explain the added worked example</w:t>
-      </w:r>
-    </w:p>
-    <w:p>
-      <w:pPr>
-        <w:pStyle w:val="Heading3"/>
-      </w:pPr>
-      <w:r>
-        <w:t>Explain the added worked example · 1</w:t>
-      </w:r>
-    </w:p>
-    <w:p>
-      <w:pPr>
-        <w:spacing w:line="336" w:lineRule="auto" w:after="180"/>
-      </w:pPr>
-      <w:r>
-        <w:rPr>
-          <w:b w:val="0"/>
-        </w:rPr>
-        <w:t>A classifier might map a message to the label request or report. A text generator instead produces a sequence, predicting a distribution over the next token given a prefix.</w:t>
-      </w:r>
-    </w:p>
-    <w:p>
-      <w:pPr>
-        <w:spacing w:line="336" w:lineRule="auto" w:after="180"/>
-      </w:pPr>
-      <w:r>
-        <w:rPr>
-          <w:b w:val="0"/>
-        </w:rPr>
-        <w:t xml:space="preserve">Both make </w:t>
-      </w:r>
-      <w:r>
-        <w:rPr>
-          <w:b/>
-        </w:rPr>
-        <w:t>prediction</w:t>
-      </w:r>
-      <w:r>
-        <w:rPr>
-          <w:b w:val="0"/>
-        </w:rPr>
-        <w:t xml:space="preserve">s, but the </w:t>
-      </w:r>
-      <w:r>
-        <w:rPr>
-          <w:b/>
-        </w:rPr>
-        <w:t>training</w:t>
-      </w:r>
-      <w:r>
-        <w:rPr>
-          <w:b w:val="0"/>
-        </w:rPr>
-        <w:t xml:space="preserve"> </w:t>
-      </w:r>
-      <w:r>
-        <w:rPr>
-          <w:b/>
-        </w:rPr>
-        <w:t>target</w:t>
-      </w:r>
-      <w:r>
-        <w:rPr>
-          <w:b w:val="0"/>
-        </w:rPr>
-        <w:t xml:space="preserve">s and permitted </w:t>
-      </w:r>
-      <w:r>
-        <w:rPr>
-          <w:b/>
-        </w:rPr>
-        <w:t>output</w:t>
-      </w:r>
-      <w:r>
-        <w:rPr>
-          <w:b w:val="0"/>
-        </w:rPr>
-        <w:t>s differ. One application can combine generation with a classifier, retrieval and human approval.</w:t>
-      </w:r>
-    </w:p>
-    <w:p>
-      <w:pPr>
-        <w:spacing w:line="336" w:lineRule="auto" w:after="180"/>
-      </w:pPr>
-      <w:r>
-        <w:rPr>
-          <w:b w:val="0"/>
-        </w:rPr>
-        <w:t>Calling a whole product “generative” does not describe every component.</w:t>
-      </w:r>
-    </w:p>
-    <w:p>
-      <w:pPr>
-        <w:spacing w:line="336" w:lineRule="auto" w:after="180"/>
-      </w:pPr>
-      <w:r>
-        <w:rPr>
-          <w:b w:val="0"/>
-        </w:rPr>
-        <w:t xml:space="preserve">The objective defines what </w:t>
-      </w:r>
-      <w:r>
-        <w:rPr>
-          <w:b/>
-        </w:rPr>
-        <w:t>training</w:t>
-      </w:r>
-      <w:r>
-        <w:rPr>
-          <w:b w:val="0"/>
-        </w:rPr>
-        <w:t xml:space="preserve"> attempts to fit. Next-token fit rewards matching observed continuations; it does not directly certify that an answer is true, well sourced or permitted.</w:t>
-      </w:r>
-    </w:p>
-    <w:p>
-      <w:pPr>
-        <w:spacing w:line="336" w:lineRule="auto" w:after="180"/>
-      </w:pPr>
-      <w:r>
-        <w:rPr>
-          <w:b w:val="0"/>
-        </w:rPr>
-        <w:t xml:space="preserve">A fluent completion is still an </w:t>
-      </w:r>
-      <w:r>
-        <w:rPr>
-          <w:b/>
-        </w:rPr>
-        <w:t>output</w:t>
-      </w:r>
-      <w:r>
-        <w:rPr>
-          <w:b w:val="0"/>
-        </w:rPr>
-        <w:t xml:space="preserve"> to evaluate against the task.</w:t>
-      </w:r>
-    </w:p>
-    <w:p>
-      <w:pPr>
-        <w:pStyle w:val="Heading3"/>
-      </w:pPr>
-      <w:r>
-        <w:t>Explain the added worked example · 2</w:t>
-      </w:r>
-    </w:p>
-    <w:p>
-      <w:pPr>
-        <w:spacing w:line="336" w:lineRule="auto" w:after="180"/>
-      </w:pPr>
-      <w:r>
-        <w:rPr>
-          <w:b w:val="0"/>
-        </w:rPr>
-        <w:t>There are ten observed continuations. The empirical probabilities are red 6/10 = 0.6, blue 3/10 = 0.3, green 1/10 = 0.1. They are nonnegative and sum to 1.</w:t>
-      </w:r>
-    </w:p>
-    <w:p>
-      <w:pPr>
-        <w:spacing w:line="336" w:lineRule="auto" w:after="180"/>
-      </w:pPr>
-      <w:r>
-        <w:rPr>
-          <w:b w:val="0"/>
-        </w:rPr>
-        <w:t>A simple frequentist classroom model uses these relative counts as its next-token distribution. These probabilities describe the supplied corpus counts, not the current colour of any actual marker.</w:t>
       </w:r>
     </w:p>
     <w:p>
@@ -1355,90 +1983,6 @@
         <w:t>These teacher notes contain solutions; do not reveal the independent case answer during modelling.</w:t>
       </w:r>
     </w:p>
-    <w:p>
-      <w:pPr>
-        <w:pStyle w:val="Heading3"/>
-      </w:pPr>
-      <w:r>
-        <w:t>Model the reasoning aloud · 3</w:t>
-      </w:r>
-    </w:p>
-    <w:p>
-      <w:pPr>
-        <w:spacing w:line="336" w:lineRule="auto" w:after="180"/>
-      </w:pPr>
-      <w:r>
-        <w:rPr>
-          <w:b w:val="0"/>
-        </w:rPr>
-        <w:t>After producing red, the next step conditions on the expanded prefix “The marker is red”. A second table might give an end token probability 0.8 and the token today probability 0.2.</w:t>
-      </w:r>
-    </w:p>
-    <w:p>
-      <w:pPr>
-        <w:spacing w:line="336" w:lineRule="auto" w:after="180"/>
-      </w:pPr>
-      <w:r>
-        <w:rPr>
-          <w:b w:val="0"/>
-        </w:rPr>
-        <w:t>A generated sequence can stop at the end token or continue. Do not reuse the first-step table unchanged after adding a token unless the model explicitly ignores the new prefix.</w:t>
-      </w:r>
-    </w:p>
-    <w:p>
-      <w:pPr>
-        <w:pStyle w:val="Heading3"/>
-      </w:pPr>
-      <w:r>
-        <w:t>Model the reasoning aloud · 4</w:t>
-      </w:r>
-    </w:p>
-    <w:p>
-      <w:pPr>
-        <w:spacing w:line="336" w:lineRule="auto" w:after="180"/>
-      </w:pPr>
-      <w:r>
-        <w:rPr>
-          <w:b w:val="0"/>
-        </w:rPr>
-        <w:t xml:space="preserve">A separate classifier can return red as a label from an image; that is a different </w:t>
-      </w:r>
-      <w:r>
-        <w:rPr>
-          <w:b/>
-        </w:rPr>
-        <w:t>input</w:t>
-      </w:r>
-      <w:r>
-        <w:rPr>
-          <w:b w:val="0"/>
-        </w:rPr>
-        <w:t xml:space="preserve"> and </w:t>
-      </w:r>
-      <w:r>
-        <w:rPr>
-          <w:b/>
-        </w:rPr>
-        <w:t>target</w:t>
-      </w:r>
-      <w:r>
-        <w:rPr>
-          <w:b w:val="0"/>
-        </w:rPr>
-        <w:t xml:space="preserve"> from continuing text. A downstream evaluation asks whether the system correctly reports the current marker.</w:t>
-      </w:r>
-    </w:p>
-    <w:p>
-      <w:pPr>
-        <w:spacing w:line="336" w:lineRule="auto" w:after="180"/>
-      </w:pPr>
-      <w:r>
-        <w:rPr>
-          <w:b w:val="0"/>
-        </w:rPr>
-        <w:t>It must include ground truth or sources and appropriate failure handling, not just count plausible phrases.</w:t>
-      </w:r>
-    </w:p>
     <w:tbl>
       <w:tblPr>
         <w:tblStyle w:val="LightShading-Accent1"/>
@@ -1562,73 +2106,10 @@
     </w:p>
     <w:p>
       <w:pPr>
-        <w:spacing w:line="336" w:lineRule="auto" w:after="180"/>
-      </w:pPr>
-      <w:r>
-        <w:rPr>
-          <w:b w:val="0"/>
-        </w:rPr>
-        <w:t>A fictional learning tool first classifies a question, then drafts an answer from a supplied note.</w:t>
-      </w:r>
-    </w:p>
-    <w:p>
-      <w:pPr>
         <w:pStyle w:val="Heading3"/>
       </w:pPr>
       <w:r>
         <w:t>The facts we will use</w:t>
-      </w:r>
-    </w:p>
-    <w:p>
-      <w:pPr>
-        <w:pStyle w:val="Heading3"/>
-      </w:pPr>
-      <w:r>
-        <w:t>Supplied facts</w:t>
-      </w:r>
-    </w:p>
-    <w:p>
-      <w:pPr>
-        <w:spacing w:line="336" w:lineRule="auto" w:after="180"/>
-        <w:shd w:fill="F1F6FC"/>
-      </w:pPr>
-      <w:r>
-        <w:rPr>
-          <w:b w:val="0"/>
-        </w:rPr>
-        <w:t xml:space="preserve">A fitted classifier labels a question science; its </w:t>
-      </w:r>
-      <w:r>
-        <w:rPr>
-          <w:b/>
-        </w:rPr>
-        <w:t>training</w:t>
-      </w:r>
-      <w:r>
-        <w:rPr>
-          <w:b w:val="0"/>
-        </w:rPr>
-        <w:t xml:space="preserve"> used labelled questions.</w:t>
-      </w:r>
-    </w:p>
-    <w:p>
-      <w:pPr>
-        <w:pStyle w:val="Heading3"/>
-      </w:pPr>
-      <w:r>
-        <w:t>Supplied facts</w:t>
-      </w:r>
-    </w:p>
-    <w:p>
-      <w:pPr>
-        <w:spacing w:line="336" w:lineRule="auto" w:after="180"/>
-        <w:shd w:fill="F1F6FC"/>
-      </w:pPr>
-      <w:r>
-        <w:rPr>
-          <w:b w:val="0"/>
-        </w:rPr>
-        <w:t>Approved note N: evaporation changes liquid water into water vapour. A generator drafts: “Water evaporates into vapour and always disappears forever.”</w:t>
       </w:r>
     </w:p>
     <w:p>
@@ -1636,7 +2117,7 @@
         <w:drawing>
           <wp:inline xmlns:a="http://schemas.openxmlformats.org/drawingml/2006/main" xmlns:pic="http://schemas.openxmlformats.org/drawingml/2006/picture">
             <wp:extent cx="5346057" cy="5943599"/>
-            <wp:docPr id="1" name="Picture 1" descr="Predictive and Generative AI. Predict category: The classifier predicts science from the new question.. Retrieve note: N supplies a specific statement about evaporation.. Generate draft: The draft adds “always disappears forever” beyond N.. Verify claims: Keep the supported change-of-state claim; remove or review the unsupported addition."/>
+            <wp:docPr id="2" name="Picture 2" descr="Predictive and Generative AI. Predict category: The classifier predicts science from the new question.. Retrieve note: N supplies a specific statement about evaporation.. Generate draft: The draft adds “always disappears forever” beyond N.. Verify claims: Keep the supported change-of-state claim; remove or review the unsupported addition."/>
             <wp:cNvGraphicFramePr>
               <a:graphicFrameLocks noChangeAspect="1"/>
             </wp:cNvGraphicFramePr>
@@ -1648,7 +2129,7 @@
                     <pic:cNvPicPr/>
                   </pic:nvPicPr>
                   <pic:blipFill>
-                    <a:blip r:embed="rId9"/>
+                    <a:blip r:embed="rId10"/>
                     <a:stretch>
                       <a:fillRect/>
                     </a:stretch>
@@ -1672,136 +2153,7 @@
         <w:pStyle w:val="Heading3"/>
       </w:pPr>
       <w:r>
-        <w:t>Read the picture one step at a time</w:t>
-      </w:r>
-    </w:p>
-    <w:tbl>
-      <w:tblPr>
-        <w:tblStyle w:val="LightShading-Accent1"/>
-        <w:tblW w:type="auto" w:w="0"/>
-        <w:tblLook w:firstColumn="1" w:firstRow="1" w:lastColumn="0" w:lastRow="0" w:noHBand="0" w:noVBand="1" w:val="04A0"/>
-      </w:tblPr>
-      <w:tblGrid>
-        <w:gridCol w:w="5112"/>
-        <w:gridCol w:w="5112"/>
-      </w:tblGrid>
-      <w:tr>
-        <w:trPr>
-          <w:tblHeader/>
-        </w:trPr>
-        <w:tc>
-          <w:tcPr>
-            <w:tcW w:type="dxa" w:w="5112"/>
-          </w:tcPr>
-          <w:p>
-            <w:r>
-              <w:t>Step</w:t>
-            </w:r>
-          </w:p>
-        </w:tc>
-        <w:tc>
-          <w:tcPr>
-            <w:tcW w:type="dxa" w:w="5112"/>
-          </w:tcPr>
-          <w:p>
-            <w:r>
-              <w:t>What happens and why</w:t>
-            </w:r>
-          </w:p>
-        </w:tc>
-      </w:tr>
-      <w:tr>
-        <w:tc>
-          <w:tcPr>
-            <w:tcW w:type="dxa" w:w="5112"/>
-          </w:tcPr>
-          <w:p>
-            <w:r>
-              <w:t>1. Predict category</w:t>
-            </w:r>
-          </w:p>
-        </w:tc>
-        <w:tc>
-          <w:tcPr>
-            <w:tcW w:type="dxa" w:w="5112"/>
-          </w:tcPr>
-          <w:p>
-            <w:r>
-              <w:t>The classifier predicts science from the new question.</w:t>
-            </w:r>
-          </w:p>
-        </w:tc>
-      </w:tr>
-      <w:tr>
-        <w:tc>
-          <w:tcPr>
-            <w:tcW w:type="dxa" w:w="5112"/>
-          </w:tcPr>
-          <w:p>
-            <w:r>
-              <w:t>2. Retrieve note</w:t>
-            </w:r>
-          </w:p>
-        </w:tc>
-        <w:tc>
-          <w:tcPr>
-            <w:tcW w:type="dxa" w:w="5112"/>
-          </w:tcPr>
-          <w:p>
-            <w:r>
-              <w:t>N supplies a specific statement about evaporation.</w:t>
-            </w:r>
-          </w:p>
-        </w:tc>
-      </w:tr>
-      <w:tr>
-        <w:tc>
-          <w:tcPr>
-            <w:tcW w:type="dxa" w:w="5112"/>
-          </w:tcPr>
-          <w:p>
-            <w:r>
-              <w:t>3. Generate draft</w:t>
-            </w:r>
-          </w:p>
-        </w:tc>
-        <w:tc>
-          <w:tcPr>
-            <w:tcW w:type="dxa" w:w="5112"/>
-          </w:tcPr>
-          <w:p>
-            <w:r>
-              <w:t>The draft adds “always disappears forever” beyond N.</w:t>
-            </w:r>
-          </w:p>
-        </w:tc>
-      </w:tr>
-      <w:tr>
-        <w:tc>
-          <w:tcPr>
-            <w:tcW w:type="dxa" w:w="5112"/>
-          </w:tcPr>
-          <w:p>
-            <w:r>
-              <w:t>4. Verify claims</w:t>
-            </w:r>
-          </w:p>
-        </w:tc>
-        <w:tc>
-          <w:tcPr>
-            <w:tcW w:type="dxa" w:w="5112"/>
-          </w:tcPr>
-          <w:p>
-            <w:r>
-              <w:t>Keep the supported change-of-state claim; remove or review the unsupported addition.</w:t>
-            </w:r>
-          </w:p>
-        </w:tc>
-      </w:tr>
-    </w:tbl>
-    <w:p>
-      <w:r>
-        <w:t>Match each pictured step to the supplied facts. This is a worked teaching case, not an independent assessment.</w:t>
+        <w:t>Why this result follows</w:t>
       </w:r>
     </w:p>
     <w:p>
@@ -1809,7 +2161,7 @@
         <w:pStyle w:val="Heading3"/>
       </w:pPr>
       <w:r>
-        <w:t>Why this result follows</w:t>
+        <w:t>What this example does not establish</w:t>
       </w:r>
     </w:p>
     <w:p>
@@ -1817,31 +2169,349 @@
         <w:pStyle w:val="Heading3"/>
       </w:pPr>
       <w:r>
-        <w:t>Why the result follows</w:t>
+        <w:t>Change one thing in the pictured case</w:t>
+      </w:r>
+    </w:p>
+    <w:p>
+      <w:pPr>
+        <w:pStyle w:val="Heading3"/>
+      </w:pPr>
+      <w:r>
+        <w:t>Ask while showing the picture</w:t>
+      </w:r>
+    </w:p>
+    <w:p>
+      <w:pPr>
+        <w:pStyle w:val="Heading1"/>
+      </w:pPr>
+      <w:r>
+        <w:t>03. Guide the explanation, then remove help</w:t>
+      </w:r>
+    </w:p>
+    <w:p>
+      <w:r>
+        <w:t>Collect each learner’s reasoning before showing feedback.</w:t>
+      </w:r>
+    </w:p>
+    <w:p>
+      <w:pPr>
+        <w:pStyle w:val="Heading2"/>
+      </w:pPr>
+      <w:r>
+        <w:t>Main completion prompt</w:t>
       </w:r>
     </w:p>
     <w:p>
       <w:pPr>
         <w:spacing w:line="336" w:lineRule="auto" w:after="180"/>
-        <w:shd w:fill="F1F6FC"/>
       </w:pPr>
       <w:r>
         <w:rPr>
           <w:b w:val="0"/>
         </w:rPr>
-        <w:t>Classification predicts a category under a trained mapping. Generation produces a sequence of words under a language objective. Supplying a note can support factual grounding, but the draft still requires claim-level checking.</w:t>
+        <w:t>Completion task: For The marker is, calculate the three empirical probabilities, their sum and their meaning.</w:t>
+      </w:r>
+    </w:p>
+    <w:p>
+      <w:pPr>
+        <w:pStyle w:val="Heading2"/>
+      </w:pPr>
+      <w:r>
+        <w:t>Expected reasoning and fading help</w:t>
       </w:r>
     </w:p>
     <w:p>
       <w:pPr>
         <w:spacing w:line="336" w:lineRule="auto" w:after="180"/>
-        <w:shd w:fill="F1F6FC"/>
       </w:pPr>
       <w:r>
         <w:rPr>
           <w:b w:val="0"/>
         </w:rPr>
-        <w:t>The category being correct does not prove every sentence in the answer is correct.</w:t>
+        <w:t xml:space="preserve">Teacher check: Teacher explanation: Probabilities 0.6,0.3,0.1 sum to 1 and describe ten supplied corpus continuations; they are not </w:t>
+      </w:r>
+      <w:r>
+        <w:rPr>
+          <w:b/>
+        </w:rPr>
+        <w:t>observation</w:t>
+      </w:r>
+      <w:r>
+        <w:rPr>
+          <w:b w:val="0"/>
+        </w:rPr>
+        <w:t>s of the current marker.</w:t>
+      </w:r>
+    </w:p>
+    <w:p>
+      <w:pPr>
+        <w:spacing w:line="336" w:lineRule="auto" w:after="180"/>
+      </w:pPr>
+      <w:r>
+        <w:rPr>
+          <w:b w:val="0"/>
+        </w:rPr>
+        <w:t xml:space="preserve">Start by identifying the given </w:t>
+      </w:r>
+      <w:r>
+        <w:rPr>
+          <w:b/>
+        </w:rPr>
+        <w:t>input</w:t>
+      </w:r>
+      <w:r>
+        <w:rPr>
+          <w:b w:val="0"/>
+        </w:rPr>
+        <w:t>s together. Leave the intermediate steps blank. If needed, model one step, then withdraw that help on the next step. Move to a full trace only when the partial trace is understood.</w:t>
+      </w:r>
+    </w:p>
+    <w:p>
+      <w:pPr>
+        <w:spacing w:line="336" w:lineRule="auto" w:after="180"/>
+      </w:pPr>
+      <w:r>
+        <w:rPr>
+          <w:b w:val="0"/>
+        </w:rPr>
+        <w:t>For partners, alternate explainer and checker; collect a response from every learner before discussion.</w:t>
+      </w:r>
+    </w:p>
+    <w:p>
+      <w:pPr>
+        <w:pStyle w:val="Heading2"/>
+      </w:pPr>
+      <w:r>
+        <w:t>Individual misconception check</w:t>
+      </w:r>
+    </w:p>
+    <w:p>
+      <w:pPr>
+        <w:spacing w:line="336" w:lineRule="auto" w:after="180"/>
+      </w:pPr>
+      <w:r>
+        <w:rPr>
+          <w:b w:val="0"/>
+        </w:rPr>
+        <w:t>Use the worked case for Generative and predictive objectives. Proposed explanation: “Generative models do not predict”. Decide whether this explanation is supported.</w:t>
+      </w:r>
+    </w:p>
+    <w:p>
+      <w:pPr>
+        <w:spacing w:line="336" w:lineRule="auto" w:after="180"/>
+      </w:pPr>
+      <w:r>
+        <w:rPr>
+          <w:b w:val="0"/>
+        </w:rPr>
+        <w:t>Point to the step or supplied fact that decides; explain your repair if needed.</w:t>
+      </w:r>
+    </w:p>
+    <w:p>
+      <w:pPr>
+        <w:spacing w:line="336" w:lineRule="auto" w:after="180"/>
+      </w:pPr>
+      <w:r>
+        <w:rPr>
+          <w:b w:val="0"/>
+        </w:rPr>
+        <w:t xml:space="preserve">Expected correction: </w:t>
+      </w:r>
+      <w:r>
+        <w:rPr>
+          <w:b/>
+        </w:rPr>
+        <w:t>Autoregressive generation</w:t>
+      </w:r>
+      <w:r>
+        <w:rPr>
+          <w:b w:val="0"/>
+        </w:rPr>
+        <w:t xml:space="preserve"> predicts the next item repeatedly.</w:t>
+      </w:r>
+    </w:p>
+    <w:p>
+      <w:pPr>
+        <w:spacing w:line="336" w:lineRule="auto" w:after="180"/>
+      </w:pPr>
+      <w:r>
+        <w:rPr>
+          <w:b w:val="0"/>
+        </w:rPr>
+        <w:t>Collect explanations, not only yes/no votes. If a misunderstanding is common, re-model the relevant step for the class.</w:t>
+      </w:r>
+    </w:p>
+    <w:p>
+      <w:pPr>
+        <w:spacing w:line="336" w:lineRule="auto" w:after="180"/>
+      </w:pPr>
+      <w:r>
+        <w:rPr>
+          <w:b w:val="0"/>
+        </w:rPr>
+        <w:t xml:space="preserve">If it affects a few learners, give a short </w:t>
+      </w:r>
+      <w:r>
+        <w:rPr>
+          <w:b/>
+        </w:rPr>
+        <w:t>target</w:t>
+      </w:r>
+      <w:r>
+        <w:rPr>
+          <w:b w:val="0"/>
+        </w:rPr>
+        <w:t>ed group explanation while others solve a more demanding variation.</w:t>
+      </w:r>
+    </w:p>
+    <w:p>
+      <w:pPr>
+        <w:pStyle w:val="Heading2"/>
+      </w:pPr>
+      <w:r>
+        <w:t>Pictorial question and changed-case reasoning</w:t>
+      </w:r>
+    </w:p>
+    <w:p>
+      <w:pPr>
+        <w:spacing w:line="336" w:lineRule="auto" w:after="180"/>
+      </w:pPr>
+      <w:r>
+        <w:rPr>
+          <w:b w:val="0"/>
+        </w:rPr>
+        <w:t>Identify the first unsupported claim and explain what source would be needed before asserting it.</w:t>
+      </w:r>
+    </w:p>
+    <w:p>
+      <w:pPr>
+        <w:spacing w:line="336" w:lineRule="auto" w:after="180"/>
+      </w:pPr>
+      <w:r>
+        <w:rPr>
+          <w:b w:val="0"/>
+        </w:rPr>
+        <w:t>“Always disappears forever” is unsupported and misleading as phrased; do not assert it. The approved note supports liquid changing into vapour, not disappearance.</w:t>
+      </w:r>
+    </w:p>
+    <w:p>
+      <w:pPr>
+        <w:spacing w:line="336" w:lineRule="auto" w:after="180"/>
+      </w:pPr>
+      <w:r>
+        <w:rPr>
+          <w:b w:val="0"/>
+        </w:rPr>
+        <w:t xml:space="preserve">Changed-case reasoning: The category </w:t>
+      </w:r>
+      <w:r>
+        <w:rPr>
+          <w:b/>
+        </w:rPr>
+        <w:t>prediction</w:t>
+      </w:r>
+      <w:r>
+        <w:rPr>
+          <w:b w:val="0"/>
+        </w:rPr>
+        <w:t xml:space="preserve"> changes, but the same unsupported draft claim still needs checking. Stages can fail independently; one result does not validate another.</w:t>
+      </w:r>
+    </w:p>
+    <w:p>
+      <w:pPr>
+        <w:spacing w:line="336" w:lineRule="auto" w:after="180"/>
+      </w:pPr>
+      <w:r>
+        <w:rPr>
+          <w:b w:val="0"/>
+        </w:rPr>
+        <w:t xml:space="preserve">Collect each learner’s explanation before discussion. Use the first missing connection between </w:t>
+      </w:r>
+      <w:r>
+        <w:rPr>
+          <w:b/>
+        </w:rPr>
+        <w:t>input</w:t>
+      </w:r>
+      <w:r>
+        <w:rPr>
+          <w:b w:val="0"/>
+        </w:rPr>
+        <w:t xml:space="preserve">, deciding step and result to choose support. This question is worked-case practice, not fresh mastery </w:t>
+      </w:r>
+      <w:r>
+        <w:rPr>
+          <w:b/>
+        </w:rPr>
+        <w:t>evidence</w:t>
+      </w:r>
+      <w:r>
+        <w:rPr>
+          <w:b w:val="0"/>
+        </w:rPr>
+        <w:t>.</w:t>
+      </w:r>
+    </w:p>
+    <w:p>
+      <w:pPr>
+        <w:pStyle w:val="Heading2"/>
+      </w:pPr>
+      <w:r>
+        <w:t>Keep each learner explaining</w:t>
+      </w:r>
+    </w:p>
+    <w:p>
+      <w:pPr>
+        <w:pStyle w:val="ListBullet"/>
+      </w:pPr>
+      <w:r>
+        <w:t>Ask: Which facts are given, and which would we have to assume? Learners mark relevant details before discussing answers.</w:t>
+      </w:r>
+    </w:p>
+    <w:p>
+      <w:pPr>
+        <w:pStyle w:val="ListBullet"/>
+      </w:pPr>
+      <w:r>
+        <w:t>Say: Predict first. Show the rule, information path or calculation that would produce the result. A correct guess is not yet an explanation.</w:t>
+      </w:r>
+    </w:p>
+    <w:p>
+      <w:pPr>
+        <w:pStyle w:val="ListBullet"/>
+      </w:pPr>
+      <w:r>
+        <w:t>In pairs, one learner solves while the other checks evidence; exchange roles. Remove the worked answer before independent assessment.</w:t>
+      </w:r>
+    </w:p>
+    <w:p>
+      <w:pPr>
+        <w:pStyle w:val="Heading2"/>
+      </w:pPr>
+      <w:r>
+        <w:t>Earlier wording, alternatives and picture transcripts · reference / check after trying</w:t>
+      </w:r>
+    </w:p>
+    <w:p>
+      <w:pPr>
+        <w:spacing w:line="336" w:lineRule="auto" w:after="180"/>
+      </w:pPr>
+      <w:r>
+        <w:rPr>
+          <w:b w:val="0"/>
+        </w:rPr>
+        <w:t>Compact alternative: this two-session sequence covers selected core tasks. Use the three-session weekly plan for the full lesson, independent transfer, feedback and project work; allow extra time for extensions.</w:t>
+      </w:r>
+    </w:p>
+    <w:p>
+      <w:pPr>
+        <w:spacing w:line="336" w:lineRule="auto" w:after="180"/>
+      </w:pPr>
+      <w:r>
+        <w:rPr>
+          <w:b w:val="0"/>
+        </w:rPr>
+        <w:t>Demonstrate and guide practice</w:t>
       </w:r>
     </w:p>
     <w:p>
@@ -1849,7 +2519,63 @@
         <w:pStyle w:val="Heading3"/>
       </w:pPr>
       <w:r>
-        <w:t>What this example does not establish</w:t>
+        <w:t>Board sequence</w:t>
+      </w:r>
+    </w:p>
+    <w:p>
+      <w:pPr>
+        <w:spacing w:line="336" w:lineRule="auto" w:after="180"/>
+      </w:pPr>
+      <w:r>
+        <w:rPr>
+          <w:b w:val="0"/>
+        </w:rPr>
+        <w:t>Write the given facts: A tool labels a question biology, writes a new question and computes 7 times 8.</w:t>
+      </w:r>
+    </w:p>
+    <w:p>
+      <w:pPr>
+        <w:spacing w:line="336" w:lineRule="auto" w:after="180"/>
+      </w:pPr>
+      <w:r>
+        <w:rPr>
+          <w:b w:val="0"/>
+        </w:rPr>
+        <w:t>Write the question to explain: Identify each operation.</w:t>
+      </w:r>
+    </w:p>
+    <w:p>
+      <w:pPr>
+        <w:spacing w:line="336" w:lineRule="auto" w:after="180"/>
+      </w:pPr>
+      <w:r>
+        <w:rPr>
+          <w:b w:val="0"/>
+        </w:rPr>
+        <w:t xml:space="preserve">Reveal after </w:t>
+      </w:r>
+      <w:r>
+        <w:rPr>
+          <w:b/>
+        </w:rPr>
+        <w:t>prediction</w:t>
+      </w:r>
+      <w:r>
+        <w:rPr>
+          <w:b w:val="0"/>
+        </w:rPr>
+        <w:t>s: Labelling selects a category; generation creates text; calculation returns 56. Generated questions need factual and instructional checks.</w:t>
+      </w:r>
+    </w:p>
+    <w:p>
+      <w:pPr>
+        <w:spacing w:line="336" w:lineRule="auto" w:after="180"/>
+      </w:pPr>
+      <w:r>
+        <w:rPr>
+          <w:b w:val="0"/>
+        </w:rPr>
+        <w:t>Use the earlier changed question as optional later practice. Reserve Audit a new study workflow independently for the first independent attempt before hints or feedback.</w:t>
       </w:r>
     </w:p>
     <w:p>
@@ -1857,382 +2583,18 @@
         <w:pStyle w:val="Heading3"/>
       </w:pPr>
       <w:r>
-        <w:t>Keep the stated limit</w:t>
+        <w:t>Classroom dialogue</w:t>
       </w:r>
     </w:p>
     <w:p>
       <w:pPr>
         <w:spacing w:line="336" w:lineRule="auto" w:after="180"/>
-        <w:shd w:fill="FFF5E6"/>
       </w:pPr>
       <w:r>
         <w:rPr>
           <w:b w:val="0"/>
         </w:rPr>
-        <w:t>This example does not expose a real model’s architecture or prove that source-fed generation always stays grounded.</w:t>
-      </w:r>
-    </w:p>
-    <w:p>
-      <w:pPr>
-        <w:pStyle w:val="Heading3"/>
-      </w:pPr>
-      <w:r>
-        <w:t>Change one thing in the pictured case</w:t>
-      </w:r>
-    </w:p>
-    <w:p>
-      <w:pPr>
-        <w:pStyle w:val="Heading3"/>
-      </w:pPr>
-      <w:r>
-        <w:t>Change one thing</w:t>
-      </w:r>
-    </w:p>
-    <w:p>
-      <w:pPr>
-        <w:spacing w:line="336" w:lineRule="auto" w:after="180"/>
-        <w:shd w:fill="F5F1FB"/>
-      </w:pPr>
-      <w:r>
-        <w:rPr>
-          <w:b w:val="0"/>
-        </w:rPr>
-        <w:t>Change: The classifier instead predicts history while N and the draft stay unchanged.</w:t>
-      </w:r>
-    </w:p>
-    <w:p>
-      <w:pPr>
-        <w:pStyle w:val="Heading3"/>
-      </w:pPr>
-      <w:r>
-        <w:t>Predicted result</w:t>
-      </w:r>
-    </w:p>
-    <w:p>
-      <w:pPr>
-        <w:spacing w:line="336" w:lineRule="auto" w:after="180"/>
-        <w:shd w:fill="F1F6FC"/>
-      </w:pPr>
-      <w:r>
-        <w:rPr>
-          <w:b/>
-        </w:rPr>
-        <w:t>Prediction</w:t>
-      </w:r>
-      <w:r>
-        <w:rPr>
-          <w:b w:val="0"/>
-        </w:rPr>
-        <w:t xml:space="preserve">: The category </w:t>
-      </w:r>
-      <w:r>
-        <w:rPr>
-          <w:b/>
-        </w:rPr>
-        <w:t>prediction</w:t>
-      </w:r>
-      <w:r>
-        <w:rPr>
-          <w:b w:val="0"/>
-        </w:rPr>
-        <w:t xml:space="preserve"> changes, but the same unsupported draft claim still needs checking.</w:t>
-      </w:r>
-    </w:p>
-    <w:p>
-      <w:pPr>
-        <w:pStyle w:val="Heading3"/>
-      </w:pPr>
-      <w:r>
-        <w:t>Why the result follows</w:t>
-      </w:r>
-    </w:p>
-    <w:p>
-      <w:pPr>
-        <w:spacing w:line="336" w:lineRule="auto" w:after="180"/>
-        <w:shd w:fill="F1F6FC"/>
-      </w:pPr>
-      <w:r>
-        <w:rPr>
-          <w:b w:val="0"/>
-        </w:rPr>
-        <w:t>Reason: Stages can fail independently; one result does not validate another.</w:t>
-      </w:r>
-    </w:p>
-    <w:p>
-      <w:pPr>
-        <w:pStyle w:val="Heading3"/>
-      </w:pPr>
-      <w:r>
-        <w:t>Ask while showing the picture</w:t>
-      </w:r>
-    </w:p>
-    <w:p>
-      <w:pPr>
-        <w:pStyle w:val="Heading3"/>
-      </w:pPr>
-      <w:r>
-        <w:t>Ask while showing the picture · 5</w:t>
-      </w:r>
-    </w:p>
-    <w:p>
-      <w:pPr>
-        <w:spacing w:line="336" w:lineRule="auto" w:after="180"/>
-      </w:pPr>
-      <w:r>
-        <w:rPr>
-          <w:b w:val="0"/>
-        </w:rPr>
-        <w:t xml:space="preserve">Cover the result. Ask learners to name the </w:t>
-      </w:r>
-      <w:r>
-        <w:rPr>
-          <w:b/>
-        </w:rPr>
-        <w:t>input</w:t>
-      </w:r>
-      <w:r>
-        <w:rPr>
-          <w:b w:val="0"/>
-        </w:rPr>
-        <w:t xml:space="preserve">s and predict the next step. Uncover one step, connect the icon to the actual procedure, and explain its </w:t>
-      </w:r>
-      <w:r>
-        <w:rPr>
-          <w:b/>
-        </w:rPr>
-        <w:t>evidence</w:t>
-      </w:r>
-      <w:r>
-        <w:rPr>
-          <w:b w:val="0"/>
-        </w:rPr>
-        <w:t>. Then change the supplied condition and compare.</w:t>
-      </w:r>
-    </w:p>
-    <w:p>
-      <w:pPr>
-        <w:spacing w:line="336" w:lineRule="auto" w:after="180"/>
-      </w:pPr>
-      <w:r>
-        <w:rPr>
-          <w:b w:val="0"/>
-        </w:rPr>
-        <w:t>The picture is a representation; it does not document execution of a real AI model.</w:t>
-      </w:r>
-    </w:p>
-    <w:p>
-      <w:pPr>
-        <w:pStyle w:val="Heading1"/>
-      </w:pPr>
-      <w:r>
-        <w:t>03. Demonstrate and guide practice</w:t>
-      </w:r>
-    </w:p>
-    <w:p>
-      <w:r>
-        <w:t>Demonstrate Predictive and Generative AI, reduce support deliberately and check individual reasoning before discussing answers.</w:t>
-      </w:r>
-    </w:p>
-    <w:p>
-      <w:pPr>
-        <w:pStyle w:val="Heading3"/>
-      </w:pPr>
-      <w:r>
-        <w:t>Choose the pacing route</w:t>
-      </w:r>
-    </w:p>
-    <w:p>
-      <w:pPr>
-        <w:spacing w:line="336" w:lineRule="auto" w:after="180"/>
-        <w:shd w:fill="F1F6F8"/>
-      </w:pPr>
-      <w:r>
-        <w:rPr>
-          <w:b w:val="0"/>
-        </w:rPr>
-        <w:t>Compact alternative: this two-session sequence covers selected core tasks. Use the three-session weekly plan for the full lesson, independent transfer, feedback and project work; allow extra time for extensions.</w:t>
-      </w:r>
-    </w:p>
-    <w:p>
-      <w:pPr>
-        <w:pStyle w:val="Heading3"/>
-      </w:pPr>
-      <w:r>
-        <w:t>Board sequence</w:t>
-      </w:r>
-    </w:p>
-    <w:p>
-      <w:pPr>
-        <w:pStyle w:val="Heading3"/>
-      </w:pPr>
-      <w:r>
-        <w:t>1. Put the facts on the board</w:t>
-      </w:r>
-    </w:p>
-    <w:p>
-      <w:pPr>
-        <w:spacing w:line="336" w:lineRule="auto" w:after="180"/>
-        <w:shd w:fill="F4F9FC"/>
-      </w:pPr>
-      <w:r>
-        <w:rPr>
-          <w:b w:val="0"/>
-        </w:rPr>
-        <w:t>Write the given facts: A tool labels a question biology, writes a new question and computes 7 times 8.</w:t>
-      </w:r>
-    </w:p>
-    <w:p>
-      <w:pPr>
-        <w:pStyle w:val="Heading3"/>
-      </w:pPr>
-      <w:r>
-        <w:t>2. State the decision to explain</w:t>
-      </w:r>
-    </w:p>
-    <w:p>
-      <w:pPr>
-        <w:spacing w:line="336" w:lineRule="auto" w:after="180"/>
-        <w:shd w:fill="F4F9FC"/>
-      </w:pPr>
-      <w:r>
-        <w:rPr>
-          <w:b w:val="0"/>
-        </w:rPr>
-        <w:t>Write the question to explain: Identify each operation.</w:t>
-      </w:r>
-    </w:p>
-    <w:p>
-      <w:pPr>
-        <w:pStyle w:val="Heading3"/>
-      </w:pPr>
-      <w:r>
-        <w:t>3. Reveal the worked reasoning</w:t>
-      </w:r>
-    </w:p>
-    <w:p>
-      <w:pPr>
-        <w:spacing w:line="336" w:lineRule="auto" w:after="180"/>
-        <w:shd w:fill="F1F6FC"/>
-      </w:pPr>
-      <w:r>
-        <w:rPr>
-          <w:b w:val="0"/>
-        </w:rPr>
-        <w:t xml:space="preserve">Reveal after </w:t>
-      </w:r>
-      <w:r>
-        <w:rPr>
-          <w:b/>
-        </w:rPr>
-        <w:t>prediction</w:t>
-      </w:r>
-      <w:r>
-        <w:rPr>
-          <w:b w:val="0"/>
-        </w:rPr>
-        <w:t>s: Labelling selects a category; generation creates text; calculation returns 56. Generated questions need factual and instructional checks.</w:t>
-      </w:r>
-    </w:p>
-    <w:p>
-      <w:pPr>
-        <w:pStyle w:val="Heading3"/>
-      </w:pPr>
-      <w:r>
-        <w:t>Hold back the independent task</w:t>
-      </w:r>
-    </w:p>
-    <w:p>
-      <w:pPr>
-        <w:spacing w:line="336" w:lineRule="auto" w:after="180"/>
-        <w:shd w:fill="F5F1FB"/>
-      </w:pPr>
-      <w:r>
-        <w:rPr>
-          <w:b w:val="0"/>
-        </w:rPr>
-        <w:t>Keep for an independent attempt: A system labels a message as spam. Another writes a new reply. Which task predicts a category and which generates content? Can the new reply contain a false fact?</w:t>
-      </w:r>
-    </w:p>
-    <w:p>
-      <w:pPr>
-        <w:pStyle w:val="Heading3"/>
-      </w:pPr>
-      <w:r>
-        <w:t>Classroom dialogue</w:t>
-      </w:r>
-    </w:p>
-    <w:p>
-      <w:pPr>
-        <w:pStyle w:val="Heading3"/>
-      </w:pPr>
-      <w:r>
-        <w:t>Ask the class</w:t>
-      </w:r>
-    </w:p>
-    <w:p>
-      <w:pPr>
-        <w:spacing w:line="336" w:lineRule="auto" w:after="180"/>
-        <w:shd w:fill="F5F1FB"/>
-      </w:pPr>
-      <w:r>
-        <w:rPr>
-          <w:b w:val="0"/>
-        </w:rPr>
-        <w:t>Ask: Which facts are given, and which would we have to assume? Learners mark relevant details before discussing answers.</w:t>
-      </w:r>
-    </w:p>
-    <w:p>
-      <w:pPr>
-        <w:pStyle w:val="Heading3"/>
-      </w:pPr>
-      <w:r>
-        <w:t>Language to model</w:t>
-      </w:r>
-    </w:p>
-    <w:p>
-      <w:pPr>
-        <w:spacing w:line="336" w:lineRule="auto" w:after="180"/>
-        <w:shd w:fill="F1F6F8"/>
-      </w:pPr>
-      <w:r>
-        <w:rPr>
-          <w:b w:val="0"/>
-        </w:rPr>
-        <w:t>Say: Predict first. Show the rule, information path or calculation that would produce the result. A correct guess is not yet an explanation.</w:t>
-      </w:r>
-    </w:p>
-    <w:p>
-      <w:pPr>
-        <w:spacing w:line="336" w:lineRule="auto" w:after="180"/>
-      </w:pPr>
-      <w:r>
-        <w:rPr>
-          <w:b w:val="0"/>
-        </w:rPr>
         <w:t>Reveal reasoning one step at a time. Explain why a tempting alternative fails. Write units and denominators for arithmetic, trace conditions for decisions, and identify supporting sources for claims.</w:t>
-      </w:r>
-    </w:p>
-    <w:p>
-      <w:pPr>
-        <w:spacing w:line="336" w:lineRule="auto" w:after="180"/>
-      </w:pPr>
-      <w:r>
-        <w:rPr>
-          <w:b w:val="0"/>
-        </w:rPr>
-        <w:t xml:space="preserve">In pairs, one learner solves while the other checks </w:t>
-      </w:r>
-      <w:r>
-        <w:rPr>
-          <w:b/>
-        </w:rPr>
-        <w:t>evidence</w:t>
-      </w:r>
-      <w:r>
-        <w:rPr>
-          <w:b w:val="0"/>
-        </w:rPr>
-        <w:t>; exchange roles. Remove the worked answer before independent assessment.</w:t>
       </w:r>
     </w:p>
     <w:p>
@@ -2499,423 +2861,114 @@
         <w:pStyle w:val="Heading3"/>
       </w:pPr>
       <w:r>
-        <w:t>Completion practice</w:t>
+        <w:t>Individual reasoning check</w:t>
+      </w:r>
+    </w:p>
+    <w:p>
+      <w:pPr>
+        <w:pStyle w:val="Heading3"/>
+      </w:pPr>
+      <w:r>
+        <w:t>Pictorial practice question</w:t>
+      </w:r>
+    </w:p>
+    <w:p>
+      <w:pPr>
+        <w:pStyle w:val="Heading3"/>
+      </w:pPr>
+      <w:r>
+        <w:t>Reasoned teacher answer</w:t>
+      </w:r>
+    </w:p>
+    <w:p>
+      <w:pPr>
+        <w:pStyle w:val="Heading1"/>
+      </w:pPr>
+      <w:r>
+        <w:t>04. Run the supplied investigation</w:t>
+      </w:r>
+    </w:p>
+    <w:p>
+      <w:r>
+        <w:t>Keep expected results, observed paper traces and remaining limits distinguishable.</w:t>
+      </w:r>
+    </w:p>
+    <w:p>
+      <w:pPr>
+        <w:pStyle w:val="Heading2"/>
+      </w:pPr>
+      <w:r>
+        <w:t>Supplied materials and answer guidance</w:t>
       </w:r>
     </w:p>
     <w:p>
       <w:pPr>
         <w:spacing w:line="336" w:lineRule="auto" w:after="180"/>
-        <w:shd w:fill="F5F1FB"/>
       </w:pPr>
       <w:r>
         <w:rPr>
           <w:b w:val="0"/>
         </w:rPr>
-        <w:t>Completion task: For The marker is, calculate the three empirical probabilities, their sum and their meaning.</w:t>
-      </w:r>
-    </w:p>
-    <w:p>
-      <w:pPr>
-        <w:pStyle w:val="Heading3"/>
-      </w:pPr>
-      <w:r>
-        <w:t>Reasoning to listen for</w:t>
+        <w:t>Marker probabilities are 0.6, 0.3, 0.1, sum 1. Expanded-prefix end/today probabilities are a separate conditional table. Door counts give 0.8 open and 0.2 closed, but current closed is supported by the supplied sensor. The evaporation draft adds an unsupported permanent-disappearance claim; changing science to history leaves that claim unsupported.</w:t>
       </w:r>
     </w:p>
     <w:p>
       <w:pPr>
         <w:spacing w:line="336" w:lineRule="auto" w:after="180"/>
-        <w:shd w:fill="F1F6FC"/>
       </w:pPr>
       <w:r>
         <w:rPr>
           <w:b w:val="0"/>
         </w:rPr>
-        <w:t xml:space="preserve">Teacher check: Teacher explanation: Probabilities 0.6,0.3,0.1 sum to 1 and describe ten supplied corpus continuations; they are not </w:t>
-      </w:r>
-      <w:r>
-        <w:rPr>
-          <w:b/>
-        </w:rPr>
-        <w:t>observation</w:t>
-      </w:r>
-      <w:r>
-        <w:rPr>
-          <w:b w:val="0"/>
-        </w:rPr>
-        <w:t>s of the current marker.</w:t>
-      </w:r>
-    </w:p>
-    <w:p>
-      <w:pPr>
-        <w:spacing w:line="336" w:lineRule="auto" w:after="180"/>
-      </w:pPr>
-      <w:r>
-        <w:rPr>
-          <w:b w:val="0"/>
-        </w:rPr>
-        <w:t xml:space="preserve">Start by identifying the given </w:t>
-      </w:r>
-      <w:r>
-        <w:rPr>
-          <w:b/>
-        </w:rPr>
-        <w:t>input</w:t>
-      </w:r>
-      <w:r>
-        <w:rPr>
-          <w:b w:val="0"/>
-        </w:rPr>
-        <w:t>s together. Leave the intermediate steps blank. If needed, model one step, then withdraw that help on the next step. Move to a full trace only when the partial trace is understood.</w:t>
-      </w:r>
-    </w:p>
-    <w:p>
-      <w:pPr>
-        <w:spacing w:line="336" w:lineRule="auto" w:after="180"/>
-      </w:pPr>
-      <w:r>
-        <w:rPr>
-          <w:b w:val="0"/>
-        </w:rPr>
-        <w:t>For partners, alternate explainer and checker; collect a response from every learner before discussion.</w:t>
-      </w:r>
-    </w:p>
-    <w:p>
-      <w:pPr>
-        <w:pStyle w:val="Heading3"/>
-      </w:pPr>
-      <w:r>
-        <w:t>Individual reasoning check</w:t>
-      </w:r>
-    </w:p>
-    <w:p>
-      <w:pPr>
-        <w:spacing w:line="336" w:lineRule="auto" w:after="180"/>
-      </w:pPr>
-      <w:r>
-        <w:rPr>
-          <w:b w:val="0"/>
-        </w:rPr>
-        <w:t>Use the worked case for Generative and predictive objectives. Proposed explanation: “Generative models do not predict”. Decide whether this explanation is supported.</w:t>
-      </w:r>
-    </w:p>
-    <w:p>
-      <w:pPr>
-        <w:spacing w:line="336" w:lineRule="auto" w:after="180"/>
-      </w:pPr>
-      <w:r>
-        <w:rPr>
-          <w:b w:val="0"/>
-        </w:rPr>
-        <w:t>Point to the step or supplied fact that decides; explain your repair if needed.</w:t>
-      </w:r>
-    </w:p>
-    <w:p>
-      <w:pPr>
-        <w:pStyle w:val="Heading3"/>
-      </w:pPr>
-      <w:r>
-        <w:t>Expected repair</w:t>
-      </w:r>
-    </w:p>
-    <w:p>
-      <w:pPr>
-        <w:spacing w:line="336" w:lineRule="auto" w:after="180"/>
-        <w:shd w:fill="F1F6FC"/>
-      </w:pPr>
-      <w:r>
-        <w:rPr>
-          <w:b w:val="0"/>
-        </w:rPr>
-        <w:t xml:space="preserve">Expected correction: </w:t>
-      </w:r>
-      <w:r>
-        <w:rPr>
-          <w:b/>
-        </w:rPr>
-        <w:t>Autoregressive generation</w:t>
-      </w:r>
-      <w:r>
-        <w:rPr>
-          <w:b w:val="0"/>
-        </w:rPr>
-        <w:t xml:space="preserve"> predicts the next item repeatedly.</w:t>
-      </w:r>
-    </w:p>
-    <w:p>
-      <w:pPr>
-        <w:spacing w:line="336" w:lineRule="auto" w:after="180"/>
-      </w:pPr>
-      <w:r>
-        <w:rPr>
-          <w:b w:val="0"/>
-        </w:rPr>
-        <w:t>Collect explanations, not only yes/no votes. If a misunderstanding is common, re-model the relevant step for the class.</w:t>
-      </w:r>
-    </w:p>
-    <w:p>
-      <w:pPr>
-        <w:spacing w:line="336" w:lineRule="auto" w:after="180"/>
-      </w:pPr>
-      <w:r>
-        <w:rPr>
-          <w:b w:val="0"/>
-        </w:rPr>
-        <w:t xml:space="preserve">If it affects a few learners, give a short </w:t>
-      </w:r>
-      <w:r>
-        <w:rPr>
-          <w:b/>
-        </w:rPr>
-        <w:t>target</w:t>
-      </w:r>
-      <w:r>
-        <w:rPr>
-          <w:b w:val="0"/>
-        </w:rPr>
-        <w:t>ed group explanation while others solve a more demanding variation.</w:t>
-      </w:r>
-    </w:p>
-    <w:p>
-      <w:pPr>
-        <w:pStyle w:val="Heading3"/>
-      </w:pPr>
-      <w:r>
-        <w:t>Pictorial practice question</w:t>
-      </w:r>
-    </w:p>
-    <w:p>
-      <w:pPr>
-        <w:spacing w:line="336" w:lineRule="auto" w:after="180"/>
-      </w:pPr>
-      <w:r>
-        <w:rPr>
-          <w:b w:val="0"/>
-        </w:rPr>
-        <w:t>Identify the first unsupported claim and explain what source would be needed before asserting it.</w:t>
-      </w:r>
-    </w:p>
-    <w:p>
-      <w:pPr>
-        <w:pStyle w:val="Heading3"/>
-      </w:pPr>
-      <w:r>
-        <w:t>Reasoned teacher answer</w:t>
-      </w:r>
-    </w:p>
-    <w:p>
-      <w:pPr>
-        <w:spacing w:line="336" w:lineRule="auto" w:after="180"/>
-      </w:pPr>
-      <w:r>
-        <w:rPr>
-          <w:b w:val="0"/>
-        </w:rPr>
-        <w:t>“Always disappears forever” is unsupported and misleading as phrased; do not assert it. The approved note supports liquid changing into vapour, not disappearance.</w:t>
-      </w:r>
-    </w:p>
-    <w:p>
-      <w:pPr>
-        <w:spacing w:line="336" w:lineRule="auto" w:after="180"/>
-      </w:pPr>
-      <w:r>
-        <w:rPr>
-          <w:b w:val="0"/>
-        </w:rPr>
-        <w:t xml:space="preserve">Changed-case reasoning: The category </w:t>
-      </w:r>
-      <w:r>
-        <w:rPr>
-          <w:b/>
-        </w:rPr>
-        <w:t>prediction</w:t>
-      </w:r>
-      <w:r>
-        <w:rPr>
-          <w:b w:val="0"/>
-        </w:rPr>
-        <w:t xml:space="preserve"> changes, but the same unsupported draft claim still needs checking. Stages can fail independently; one result does not validate another.</w:t>
-      </w:r>
-    </w:p>
-    <w:p>
-      <w:pPr>
-        <w:spacing w:line="336" w:lineRule="auto" w:after="180"/>
-      </w:pPr>
-      <w:r>
-        <w:rPr>
-          <w:b w:val="0"/>
-        </w:rPr>
-        <w:t xml:space="preserve">Collect each learner’s explanation before discussion. Use the first missing connection between </w:t>
-      </w:r>
-      <w:r>
-        <w:rPr>
-          <w:b/>
-        </w:rPr>
-        <w:t>input</w:t>
-      </w:r>
-      <w:r>
-        <w:rPr>
-          <w:b w:val="0"/>
-        </w:rPr>
-        <w:t xml:space="preserve">, deciding step and result to choose support. This question is worked-case practice, not fresh mastery </w:t>
-      </w:r>
-      <w:r>
-        <w:rPr>
-          <w:b/>
-        </w:rPr>
-        <w:t>evidence</w:t>
-      </w:r>
-      <w:r>
-        <w:rPr>
-          <w:b w:val="0"/>
-        </w:rPr>
-        <w:t>.</w:t>
-      </w:r>
-    </w:p>
-    <w:p>
-      <w:pPr>
-        <w:pStyle w:val="Heading1"/>
-      </w:pPr>
-      <w:r>
-        <w:t>04. Run the weekly evidence lab</w:t>
-      </w:r>
-    </w:p>
-    <w:p>
-      <w:r>
-        <w:t>Run the Predictive and Generative AI investigation and use the first unsupported step to choose a teaching response.</w:t>
-      </w:r>
-    </w:p>
-    <w:p>
-      <w:pPr>
-        <w:spacing w:line="336" w:lineRule="auto" w:after="180"/>
-      </w:pPr>
-      <w:r>
-        <w:rPr>
-          <w:b w:val="0"/>
-        </w:rPr>
-        <w:t>Words You Can Use to Reason</w:t>
-      </w:r>
-    </w:p>
-    <w:p>
-      <w:pPr>
-        <w:spacing w:line="336" w:lineRule="auto" w:after="180"/>
-      </w:pPr>
-      <w:r>
-        <w:rPr>
-          <w:b w:val="0"/>
-        </w:rPr>
-        <w:t>A definition matters when you can recognize the idea, use it, and contrast it with a near-miss.</w:t>
-      </w:r>
-    </w:p>
-    <w:p>
-      <w:pPr>
-        <w:spacing w:line="336" w:lineRule="auto" w:after="180"/>
-      </w:pPr>
-      <w:r>
-        <w:rPr>
-          <w:b w:val="0"/>
-        </w:rPr>
+        <w:t>Cards describe tasks and possible checks, not measured model performance. Keep the selected Moon workflow independent.</w:t>
+      </w:r>
+    </w:p>
+    <w:p>
+      <w:pPr>
+        <w:pStyle w:val="Heading2"/>
+      </w:pPr>
+      <w:r>
+        <w:t>Run and record</w:t>
+      </w:r>
+    </w:p>
+    <w:p>
+      <w:pPr>
+        <w:pStyle w:val="ListNumber"/>
+      </w:pPr>
+      <w:r>
         <w:t>Predict → Test → Record → Explain</w:t>
       </w:r>
     </w:p>
     <w:p>
       <w:pPr>
-        <w:spacing w:line="336" w:lineRule="auto" w:after="180"/>
-      </w:pPr>
-      <w:r>
-        <w:rPr>
-          <w:b w:val="0"/>
-        </w:rPr>
+        <w:pStyle w:val="ListNumber"/>
+      </w:pPr>
+      <w:r>
         <w:t>Keep expected and actual results separate. Surprises are useful data when recorded honestly.</w:t>
       </w:r>
     </w:p>
     <w:p>
       <w:pPr>
-        <w:spacing w:line="336" w:lineRule="auto" w:after="180"/>
-      </w:pPr>
-      <w:r>
-        <w:rPr>
-          <w:b w:val="0"/>
-        </w:rPr>
-        <w:t xml:space="preserve">Sort twelve systems by </w:t>
-      </w:r>
-      <w:r>
-        <w:rPr>
-          <w:b/>
-        </w:rPr>
-        <w:t>mechanism</w:t>
-      </w:r>
-      <w:r>
-        <w:rPr>
-          <w:b w:val="0"/>
-        </w:rPr>
-        <w:t xml:space="preserve">. For each, name its </w:t>
-      </w:r>
-      <w:r>
-        <w:rPr>
-          <w:b/>
-        </w:rPr>
-        <w:t>output space</w:t>
-      </w:r>
-      <w:r>
-        <w:rPr>
-          <w:b w:val="0"/>
-        </w:rPr>
-        <w:t xml:space="preserve">, </w:t>
-      </w:r>
-      <w:r>
-        <w:rPr>
-          <w:b/>
-        </w:rPr>
-        <w:t>evidence</w:t>
-      </w:r>
-      <w:r>
-        <w:rPr>
-          <w:b w:val="0"/>
-        </w:rPr>
-        <w:t xml:space="preserve"> needed, and one possible failure.</w:t>
-      </w:r>
-    </w:p>
-    <w:p>
-      <w:pPr>
-        <w:spacing w:line="336" w:lineRule="auto" w:after="180"/>
-        <w:shd w:fill="F5F1FB"/>
-      </w:pPr>
-      <w:r>
-        <w:rPr>
-          <w:b w:val="0"/>
-        </w:rPr>
+        <w:pStyle w:val="ListNumber"/>
+      </w:pPr>
+      <w:r>
+        <w:t>Use the twelve supplied component cards. Identify input/output contracts, stated mechanisms, possible failures and appropriate evidence. Cover the supported cue column for a first attempt. No real model output or performance measurement is supplied.</w:t>
+      </w:r>
+    </w:p>
+    <w:p>
+      <w:pPr>
+        <w:pStyle w:val="ListNumber"/>
+      </w:pPr>
+      <w:r>
         <w:t>What did the hardest test teach you that the normal test did not?</w:t>
       </w:r>
     </w:p>
     <w:p>
       <w:pPr>
-        <w:pStyle w:val="Heading3"/>
-      </w:pPr>
-      <w:r>
-        <w:t>Make the lab runnable</w:t>
-      </w:r>
-    </w:p>
-    <w:p>
-      <w:pPr>
-        <w:spacing w:line="336" w:lineRule="auto" w:after="180"/>
-      </w:pPr>
-      <w:r>
-        <w:rPr>
-          <w:b w:val="0"/>
-        </w:rPr>
-        <w:t>Use the concrete case as the shared normal case and the independent question as a second case. Each pair creates a boundary or missing-information case and predicts its result before testing.</w:t>
-      </w:r>
-    </w:p>
-    <w:p>
-      <w:pPr>
-        <w:spacing w:line="336" w:lineRule="auto" w:after="180"/>
-      </w:pPr>
-      <w:r>
-        <w:rPr>
-          <w:b w:val="0"/>
-        </w:rPr>
-        <w:t>Keep the expected result separate from an observed mistake.</w:t>
+        <w:pStyle w:val="Heading2"/>
+      </w:pPr>
+      <w:r>
+        <w:t>Keep an inspectable record</w:t>
       </w:r>
     </w:p>
     <w:tbl>
@@ -3066,10 +3119,10 @@
     </w:tbl>
     <w:p>
       <w:pPr>
-        <w:pStyle w:val="Heading3"/>
-      </w:pPr>
-      <w:r>
-        <w:t>Diagnose and reteach</w:t>
+        <w:pStyle w:val="Heading2"/>
+      </w:pPr>
+      <w:r>
+        <w:t>Diagnose the first misunderstanding</w:t>
       </w:r>
     </w:p>
     <w:p>
@@ -3080,7 +3133,19 @@
         <w:rPr>
           <w:b w:val="0"/>
         </w:rPr>
-        <w:t>For guessing, return to given facts and request a trace. For vocabulary without application, use one example and one non-example. For arithmetic errors, check the setup before the calculation.</w:t>
+        <w:t xml:space="preserve">Generative models do not predict: </w:t>
+      </w:r>
+      <w:r>
+        <w:rPr>
+          <w:b/>
+        </w:rPr>
+        <w:t>Autoregressive generation</w:t>
+      </w:r>
+      <w:r>
+        <w:rPr>
+          <w:b w:val="0"/>
+        </w:rPr>
+        <w:t xml:space="preserve"> predicts the next item repeatedly.</w:t>
       </w:r>
     </w:p>
     <w:p>
@@ -3091,15 +3156,19 @@
         <w:rPr>
           <w:b w:val="0"/>
         </w:rPr>
-        <w:t>Finish with a different uncoached case before recording mastery.</w:t>
-      </w:r>
-    </w:p>
-    <w:p>
-      <w:pPr>
-        <w:pStyle w:val="Heading3"/>
-      </w:pPr>
-      <w:r>
-        <w:t>Address these additional misconceptions</w:t>
+        <w:t xml:space="preserve">The most frequent phrase is the current truth: Corpus frequency and current </w:t>
+      </w:r>
+      <w:r>
+        <w:rPr>
+          <w:b/>
+        </w:rPr>
+        <w:t>observation</w:t>
+      </w:r>
+      <w:r>
+        <w:rPr>
+          <w:b w:val="0"/>
+        </w:rPr>
+        <w:t>s answer different questions.</w:t>
       </w:r>
     </w:p>
     <w:p>
@@ -3110,61 +3179,15 @@
         <w:rPr>
           <w:b w:val="0"/>
         </w:rPr>
-        <w:t xml:space="preserve">Generative models do not predict: </w:t>
-      </w:r>
-      <w:r>
-        <w:rPr>
-          <w:b/>
-        </w:rPr>
-        <w:t>Autoregressive generation</w:t>
-      </w:r>
-      <w:r>
-        <w:rPr>
-          <w:b w:val="0"/>
-        </w:rPr>
-        <w:t xml:space="preserve"> predicts the next item repeatedly.</w:t>
-      </w:r>
-    </w:p>
-    <w:p>
-      <w:pPr>
-        <w:spacing w:line="336" w:lineRule="auto" w:after="180"/>
-      </w:pPr>
-      <w:r>
-        <w:rPr>
-          <w:b w:val="0"/>
-        </w:rPr>
-        <w:t xml:space="preserve">The most frequent phrase is the current truth: Corpus frequency and current </w:t>
-      </w:r>
-      <w:r>
-        <w:rPr>
-          <w:b/>
-        </w:rPr>
-        <w:t>observation</w:t>
-      </w:r>
-      <w:r>
-        <w:rPr>
-          <w:b w:val="0"/>
-        </w:rPr>
-        <w:t>s answer different questions.</w:t>
-      </w:r>
-    </w:p>
-    <w:p>
-      <w:pPr>
-        <w:spacing w:line="336" w:lineRule="auto" w:after="180"/>
-      </w:pPr>
-      <w:r>
-        <w:rPr>
-          <w:b w:val="0"/>
-        </w:rPr>
         <w:t>A single accuracy score evaluates the whole system: Generation, retrieval, grounding, formatting and permissions require appropriate separate checks.</w:t>
       </w:r>
     </w:p>
     <w:p>
       <w:pPr>
-        <w:pStyle w:val="Heading3"/>
-      </w:pPr>
-      <w:r>
-        <w:t>Match the support to the first error</w:t>
+        <w:pStyle w:val="Heading2"/>
+      </w:pPr>
+      <w:r>
+        <w:t>Choose support from the response</w:t>
       </w:r>
     </w:p>
     <w:tbl>
@@ -3337,15 +3360,629 @@
     </w:p>
     <w:p>
       <w:pPr>
+        <w:pStyle w:val="Heading2"/>
+      </w:pPr>
+      <w:r>
+        <w:t>Earlier wording, alternatives and picture transcripts · reference / check after trying</w:t>
+      </w:r>
+    </w:p>
+    <w:p>
+      <w:pPr>
+        <w:spacing w:line="336" w:lineRule="auto" w:after="180"/>
+      </w:pPr>
+      <w:r>
+        <w:rPr>
+          <w:b w:val="0"/>
+        </w:rPr>
+        <w:t>Run the weekly evidence lab</w:t>
+      </w:r>
+    </w:p>
+    <w:p>
+      <w:pPr>
+        <w:spacing w:line="336" w:lineRule="auto" w:after="180"/>
+      </w:pPr>
+      <w:r>
+        <w:rPr>
+          <w:b w:val="0"/>
+        </w:rPr>
+        <w:t>Words You Can Use to Reason</w:t>
+      </w:r>
+    </w:p>
+    <w:p>
+      <w:pPr>
+        <w:spacing w:line="336" w:lineRule="auto" w:after="180"/>
+      </w:pPr>
+      <w:r>
+        <w:rPr>
+          <w:b w:val="0"/>
+        </w:rPr>
+        <w:t>A definition matters when you can recognize the idea, use it, and contrast it with a near-miss.</w:t>
+      </w:r>
+    </w:p>
+    <w:p>
+      <w:pPr>
+        <w:pStyle w:val="Heading3"/>
+      </w:pPr>
+      <w:r>
+        <w:t>Make the lab runnable</w:t>
+      </w:r>
+    </w:p>
+    <w:p>
+      <w:pPr>
+        <w:spacing w:line="336" w:lineRule="auto" w:after="180"/>
+      </w:pPr>
+      <w:r>
+        <w:rPr>
+          <w:b w:val="0"/>
+        </w:rPr>
+        <w:t>Use the supplied investigation for shared practice. Keep predictions and observed paper-trace results separate. Reserve Audit a new study workflow independently for the individual first attempt before feedback; do not use the reserved case as a paired lab task.</w:t>
+      </w:r>
+    </w:p>
+    <w:p>
+      <w:pPr>
+        <w:pStyle w:val="Heading3"/>
+      </w:pPr>
+      <w:r>
+        <w:t>Diagnose and reteach</w:t>
+      </w:r>
+    </w:p>
+    <w:p>
+      <w:pPr>
+        <w:spacing w:line="336" w:lineRule="auto" w:after="180"/>
+      </w:pPr>
+      <w:r>
+        <w:rPr>
+          <w:b w:val="0"/>
+        </w:rPr>
+        <w:t>For guessing, return to given facts and request a trace. For vocabulary without application, use one example and one non-example. For arithmetic errors, check the setup before the calculation.</w:t>
+      </w:r>
+    </w:p>
+    <w:p>
+      <w:pPr>
+        <w:spacing w:line="336" w:lineRule="auto" w:after="180"/>
+      </w:pPr>
+      <w:r>
+        <w:rPr>
+          <w:b w:val="0"/>
+        </w:rPr>
+        <w:t>Finish with a different uncoached case before recording mastery.</w:t>
+      </w:r>
+    </w:p>
+    <w:p>
+      <w:pPr>
+        <w:pStyle w:val="Heading3"/>
+      </w:pPr>
+      <w:r>
+        <w:t>Address these additional misconceptions</w:t>
+      </w:r>
+    </w:p>
+    <w:p>
+      <w:pPr>
+        <w:pStyle w:val="Heading3"/>
+      </w:pPr>
+      <w:r>
+        <w:t>Match the support to the first error</w:t>
+      </w:r>
+    </w:p>
+    <w:p>
+      <w:pPr>
         <w:pStyle w:val="Heading1"/>
       </w:pPr>
       <w:r>
-        <w:t>05. Assess and explain the answers</w:t>
-      </w:r>
-    </w:p>
-    <w:p>
-      <w:r>
-        <w:t>Use the Predictive and Generative AI questions, teacher keys and criteria after the relevant attempts. Previously discussed cases are practice; protect the separately selected independent task.</w:t>
+        <w:t>05. Assess the selected new case</w:t>
+      </w:r>
+    </w:p>
+    <w:p>
+      <w:r>
+        <w:t>Keep this key until after the first attempt; accept valid alternatives with defensible reasoning.</w:t>
+      </w:r>
+    </w:p>
+    <w:p>
+      <w:pPr>
+        <w:pStyle w:val="Heading2"/>
+      </w:pPr>
+      <w:r>
+        <w:t>Selected independent question and key</w:t>
+      </w:r>
+    </w:p>
+    <w:p>
+      <w:pPr>
+        <w:spacing w:line="336" w:lineRule="auto" w:after="180"/>
+      </w:pPr>
+      <w:r>
+        <w:rPr>
+          <w:b w:val="0"/>
+        </w:rPr>
+        <w:t xml:space="preserve">Selected case: A system retrieves an approved Moon note, uses a trained classifier to predict reading difficulty, then writes a poem. Identify each </w:t>
+      </w:r>
+      <w:r>
+        <w:rPr>
+          <w:b/>
+        </w:rPr>
+        <w:t>mechanism</w:t>
+      </w:r>
+      <w:r>
+        <w:rPr>
+          <w:b w:val="0"/>
+        </w:rPr>
+        <w:t xml:space="preserve"> and the </w:t>
+      </w:r>
+      <w:r>
+        <w:rPr>
+          <w:b/>
+        </w:rPr>
+        <w:t>evidence</w:t>
+      </w:r>
+      <w:r>
+        <w:rPr>
+          <w:b w:val="0"/>
+        </w:rPr>
+        <w:t xml:space="preserve"> needed to check its </w:t>
+      </w:r>
+      <w:r>
+        <w:rPr>
+          <w:b/>
+        </w:rPr>
+        <w:t>output</w:t>
+      </w:r>
+      <w:r>
+        <w:rPr>
+          <w:b w:val="0"/>
+        </w:rPr>
+        <w:t>.</w:t>
+      </w:r>
+    </w:p>
+    <w:p>
+      <w:pPr>
+        <w:spacing w:line="336" w:lineRule="auto" w:after="180"/>
+      </w:pPr>
+      <w:r>
+        <w:rPr>
+          <w:b w:val="0"/>
+        </w:rPr>
+        <w:t>Retrieval finds an existing note; classification predicts from fitted patterns; generation creates text.</w:t>
+      </w:r>
+    </w:p>
+    <w:p>
+      <w:pPr>
+        <w:spacing w:line="336" w:lineRule="auto" w:after="180"/>
+      </w:pPr>
+      <w:r>
+        <w:rPr>
+          <w:b w:val="0"/>
+        </w:rPr>
+        <w:t xml:space="preserve">Check relevance and provenance of the note, difficulty </w:t>
+      </w:r>
+      <w:r>
+        <w:rPr>
+          <w:b/>
+        </w:rPr>
+        <w:t>prediction</w:t>
+      </w:r>
+      <w:r>
+        <w:rPr>
+          <w:b w:val="0"/>
+        </w:rPr>
+        <w:t xml:space="preserve">s against suitable held-out labels, and poem claims against sources. Fluent style is not factual </w:t>
+      </w:r>
+      <w:r>
+        <w:rPr>
+          <w:b/>
+        </w:rPr>
+        <w:t>evidence</w:t>
+      </w:r>
+      <w:r>
+        <w:rPr>
+          <w:b w:val="0"/>
+        </w:rPr>
+        <w:t>.</w:t>
+      </w:r>
+    </w:p>
+    <w:p>
+      <w:pPr>
+        <w:pStyle w:val="Heading2"/>
+      </w:pPr>
+      <w:r>
+        <w:t>Judge explanation, trace and limits</w:t>
+      </w:r>
+    </w:p>
+    <w:tbl>
+      <w:tblPr>
+        <w:tblStyle w:val="LightShading-Accent1"/>
+        <w:tblW w:type="auto" w:w="0"/>
+        <w:tblLook w:firstColumn="1" w:firstRow="1" w:lastColumn="0" w:lastRow="0" w:noHBand="0" w:noVBand="1" w:val="04A0"/>
+      </w:tblPr>
+      <w:tblGrid>
+        <w:gridCol w:w="5112"/>
+        <w:gridCol w:w="5112"/>
+      </w:tblGrid>
+      <w:tr>
+        <w:trPr>
+          <w:tblHeader/>
+        </w:trPr>
+        <w:tc>
+          <w:tcPr>
+            <w:tcW w:type="dxa" w:w="5112"/>
+          </w:tcPr>
+          <w:p>
+            <w:r>
+              <w:t>Dimension</w:t>
+            </w:r>
+          </w:p>
+        </w:tc>
+        <w:tc>
+          <w:tcPr>
+            <w:tcW w:type="dxa" w:w="5112"/>
+          </w:tcPr>
+          <w:p>
+            <w:r>
+              <w:t>Evidence required</w:t>
+            </w:r>
+          </w:p>
+        </w:tc>
+      </w:tr>
+      <w:tr>
+        <w:tc>
+          <w:tcPr>
+            <w:tcW w:type="dxa" w:w="5112"/>
+          </w:tcPr>
+          <w:p>
+            <w:r>
+              <w:t>Explanation</w:t>
+            </w:r>
+          </w:p>
+        </w:tc>
+        <w:tc>
+          <w:tcPr>
+            <w:tcW w:type="dxa" w:w="5112"/>
+          </w:tcPr>
+          <w:p>
+            <w:r>
+              <w:t>Names the applicable idea or procedure and ties it to the supplied facts.</w:t>
+            </w:r>
+          </w:p>
+        </w:tc>
+      </w:tr>
+      <w:tr>
+        <w:tc>
+          <w:tcPr>
+            <w:tcW w:type="dxa" w:w="5112"/>
+          </w:tcPr>
+          <w:p>
+            <w:r>
+              <w:t>Trace and result</w:t>
+            </w:r>
+          </w:p>
+        </w:tc>
+        <w:tc>
+          <w:tcPr>
+            <w:tcW w:type="dxa" w:w="5112"/>
+          </w:tcPr>
+          <w:p>
+            <w:r>
+              <w:t>Preserves the given inputs and shows the relevant intermediate steps; distinguishes a prediction from an observed execution.</w:t>
+            </w:r>
+          </w:p>
+        </w:tc>
+      </w:tr>
+      <w:tr>
+        <w:tc>
+          <w:tcPr>
+            <w:tcW w:type="dxa" w:w="5112"/>
+          </w:tcPr>
+          <w:p>
+            <w:r>
+              <w:t>Limits</w:t>
+            </w:r>
+          </w:p>
+        </w:tc>
+        <w:tc>
+          <w:tcPr>
+            <w:tcW w:type="dxa" w:w="5112"/>
+          </w:tcPr>
+          <w:p>
+            <w:r>
+              <w:t>States the assumptions, missing evidence or conditions under which the result would change.</w:t>
+            </w:r>
+          </w:p>
+        </w:tc>
+      </w:tr>
+    </w:tbl>
+    <w:p>
+      <w:pPr>
+        <w:spacing w:line="336" w:lineRule="auto" w:after="180"/>
+      </w:pPr>
+      <w:r>
+        <w:rPr>
+          <w:b w:val="0"/>
+        </w:rPr>
+        <w:t>Record each dimension as not yet, with support, or independent. Accept a valid alternative procedure with a defensible trace.</w:t>
+      </w:r>
+    </w:p>
+    <w:p>
+      <w:pPr>
+        <w:spacing w:line="336" w:lineRule="auto" w:after="180"/>
+      </w:pPr>
+      <w:r>
+        <w:rPr>
+          <w:b w:val="0"/>
+        </w:rPr>
+        <w:t xml:space="preserve">Do not penalise an honestly recorded model failure if the learner correctly explains its </w:t>
+      </w:r>
+      <w:r>
+        <w:rPr>
+          <w:b/>
+        </w:rPr>
+        <w:t>evidence</w:t>
+      </w:r>
+      <w:r>
+        <w:rPr>
+          <w:b w:val="0"/>
+        </w:rPr>
+        <w:t xml:space="preserve"> and limits.</w:t>
+      </w:r>
+    </w:p>
+    <w:p>
+      <w:pPr>
+        <w:pStyle w:val="Heading2"/>
+      </w:pPr>
+      <w:r>
+        <w:t>Give one usable repair action</w:t>
+      </w:r>
+    </w:p>
+    <w:p>
+      <w:pPr>
+        <w:spacing w:line="336" w:lineRule="auto" w:after="180"/>
+      </w:pPr>
+      <w:r>
+        <w:rPr>
+          <w:b w:val="0"/>
+        </w:rPr>
+        <w:t>Name the earliest unsupported step and give one action to repair it. Have the learner make that repair now and explain why. Then assess the relevant skill on a fresh, fully specified case.</w:t>
+      </w:r>
+    </w:p>
+    <w:p>
+      <w:pPr>
+        <w:spacing w:line="336" w:lineRule="auto" w:after="180"/>
+      </w:pPr>
+      <w:r>
+        <w:rPr>
+          <w:b w:val="0"/>
+        </w:rPr>
+        <w:t>Confirm it was not previously practised with feedback; solve and check the new case before assigning it. A follow-up design prompt is a starting brief, not automatically an equivalent test.</w:t>
+      </w:r>
+    </w:p>
+    <w:p>
+      <w:pPr>
+        <w:pStyle w:val="Heading2"/>
+      </w:pPr>
+      <w:r>
+        <w:t>W1 Identify the objective</w:t>
+      </w:r>
+    </w:p>
+    <w:p>
+      <w:pPr>
+        <w:spacing w:line="336" w:lineRule="auto" w:after="180"/>
+      </w:pPr>
+      <w:r>
+        <w:rPr>
+          <w:b w:val="0"/>
+        </w:rPr>
+        <w:t xml:space="preserve">Classify these components by </w:t>
+      </w:r>
+      <w:r>
+        <w:rPr>
+          <w:b/>
+        </w:rPr>
+        <w:t>target</w:t>
+      </w:r>
+      <w:r>
+        <w:rPr>
+          <w:b w:val="0"/>
+        </w:rPr>
+        <w:t>: label a message request/report; continue a prefix with a sequence; retrieve a stored sensor record. Explain why the application may combine them.</w:t>
+      </w:r>
+    </w:p>
+    <w:p>
+      <w:pPr>
+        <w:spacing w:line="336" w:lineRule="auto" w:after="180"/>
+      </w:pPr>
+      <w:r>
+        <w:rPr>
+          <w:b w:val="0"/>
+        </w:rPr>
+        <w:t xml:space="preserve">Teacher explanation: Message labels are discriminative </w:t>
+      </w:r>
+      <w:r>
+        <w:rPr>
+          <w:b/>
+        </w:rPr>
+        <w:t>prediction</w:t>
+      </w:r>
+      <w:r>
+        <w:rPr>
+          <w:b w:val="0"/>
+        </w:rPr>
+        <w:t>; continuing a sequence is generation; record lookup is retrieval rather than learned generation by itself.</w:t>
+      </w:r>
+    </w:p>
+    <w:p>
+      <w:pPr>
+        <w:spacing w:line="336" w:lineRule="auto" w:after="180"/>
+      </w:pPr>
+      <w:r>
+        <w:rPr>
+          <w:b w:val="0"/>
+        </w:rPr>
+        <w:t xml:space="preserve">One application can route a request, retrieve </w:t>
+      </w:r>
+      <w:r>
+        <w:rPr>
+          <w:b/>
+        </w:rPr>
+        <w:t>evidence</w:t>
+      </w:r>
+      <w:r>
+        <w:rPr>
+          <w:b w:val="0"/>
+        </w:rPr>
+        <w:t xml:space="preserve"> and generate a response.</w:t>
+      </w:r>
+    </w:p>
+    <w:p>
+      <w:pPr>
+        <w:pStyle w:val="Heading2"/>
+      </w:pPr>
+      <w:r>
+        <w:t>W2 Compute the distribution</w:t>
+      </w:r>
+    </w:p>
+    <w:p>
+      <w:pPr>
+        <w:spacing w:line="336" w:lineRule="auto" w:after="180"/>
+      </w:pPr>
+      <w:r>
+        <w:rPr>
+          <w:b w:val="0"/>
+        </w:rPr>
+        <w:t>For The marker is, calculate the three empirical probabilities, their sum and their meaning.</w:t>
+      </w:r>
+    </w:p>
+    <w:p>
+      <w:pPr>
+        <w:spacing w:line="336" w:lineRule="auto" w:after="180"/>
+      </w:pPr>
+      <w:r>
+        <w:rPr>
+          <w:b w:val="0"/>
+        </w:rPr>
+        <w:t xml:space="preserve">Teacher explanation: Probabilities 0.6,0.3,0.1 sum to 1 and describe ten supplied corpus continuations; they are not </w:t>
+      </w:r>
+      <w:r>
+        <w:rPr>
+          <w:b/>
+        </w:rPr>
+        <w:t>observation</w:t>
+      </w:r>
+      <w:r>
+        <w:rPr>
+          <w:b w:val="0"/>
+        </w:rPr>
+        <w:t>s of the current marker.</w:t>
+      </w:r>
+    </w:p>
+    <w:p>
+      <w:pPr>
+        <w:pStyle w:val="Heading2"/>
+      </w:pPr>
+      <w:r>
+        <w:t>W3 Follow the prefix</w:t>
+      </w:r>
+    </w:p>
+    <w:p>
+      <w:pPr>
+        <w:spacing w:line="336" w:lineRule="auto" w:after="180"/>
+      </w:pPr>
+      <w:r>
+        <w:rPr>
+          <w:b w:val="0"/>
+        </w:rPr>
+        <w:t>After red is selected, the expanded-prefix table gives end 0.8 and today 0.2. Explain why these values cannot be substituted for the red/blue/green probabilities.</w:t>
+      </w:r>
+    </w:p>
+    <w:p>
+      <w:pPr>
+        <w:spacing w:line="336" w:lineRule="auto" w:after="180"/>
+      </w:pPr>
+      <w:r>
+        <w:rPr>
+          <w:b w:val="0"/>
+        </w:rPr>
+        <w:t>Teacher explanation: The conditional prefix and alternatives differ. The second table describes what follows The marker is red, not what colour follows the earlier prefix.</w:t>
+      </w:r>
+    </w:p>
+    <w:p>
+      <w:pPr>
+        <w:pStyle w:val="Heading2"/>
+      </w:pPr>
+      <w:r>
+        <w:t>W5 Design a useful evaluation</w:t>
+      </w:r>
+    </w:p>
+    <w:p>
+      <w:pPr>
+        <w:spacing w:line="336" w:lineRule="auto" w:after="180"/>
+      </w:pPr>
+      <w:r>
+        <w:rPr>
+          <w:b w:val="0"/>
+        </w:rPr>
+        <w:t xml:space="preserve">A system reports current room status using retrieved measurements and generated sentences. Name checks for </w:t>
+      </w:r>
+      <w:r>
+        <w:rPr>
+          <w:b/>
+        </w:rPr>
+        <w:t>evidence</w:t>
+      </w:r>
+      <w:r>
+        <w:rPr>
+          <w:b w:val="0"/>
+        </w:rPr>
+        <w:t>, response quality and permission.</w:t>
+      </w:r>
+    </w:p>
+    <w:p>
+      <w:pPr>
+        <w:spacing w:line="336" w:lineRule="auto" w:after="180"/>
+      </w:pPr>
+      <w:r>
+        <w:rPr>
+          <w:b w:val="0"/>
+        </w:rPr>
+        <w:t xml:space="preserve">Teacher explanation: Check the correct room and measurement time/source, agreement of every status claim with retrieved data, required response format and handling of missing/conflicting </w:t>
+      </w:r>
+      <w:r>
+        <w:rPr>
+          <w:b/>
+        </w:rPr>
+        <w:t>observation</w:t>
+      </w:r>
+      <w:r>
+        <w:rPr>
+          <w:b w:val="0"/>
+        </w:rPr>
+        <w:t>s, and that only approved read/report actions occur.</w:t>
+      </w:r>
+    </w:p>
+    <w:p>
+      <w:pPr>
+        <w:spacing w:line="336" w:lineRule="auto" w:after="180"/>
+      </w:pPr>
+      <w:r>
+        <w:rPr>
+          <w:b w:val="0"/>
+        </w:rPr>
+        <w:t>Continuation fit alone is insufficient.</w:t>
+      </w:r>
+    </w:p>
+    <w:p>
+      <w:pPr>
+        <w:pStyle w:val="Heading2"/>
+      </w:pPr>
+      <w:r>
+        <w:t>Earlier wording, alternatives and picture transcripts · reference / check after trying</w:t>
+      </w:r>
+    </w:p>
+    <w:p>
+      <w:pPr>
+        <w:spacing w:line="336" w:lineRule="auto" w:after="180"/>
+      </w:pPr>
+      <w:r>
+        <w:rPr>
+          <w:b w:val="0"/>
+        </w:rPr>
+        <w:t>Assess and explain the answers</w:t>
       </w:r>
     </w:p>
     <w:p>
@@ -3358,22 +3995,32 @@
     </w:p>
     <w:p>
       <w:pPr>
+        <w:spacing w:line="336" w:lineRule="auto" w:after="180"/>
+      </w:pPr>
+      <w:r>
+        <w:rPr>
+          <w:b w:val="0"/>
+        </w:rPr>
+        <w:t>Labelling selects a category; generation creates text; calculation returns 56. Generated questions need factual and instructional checks.</w:t>
+      </w:r>
+    </w:p>
+    <w:p>
+      <w:pPr>
         <w:pStyle w:val="Heading3"/>
       </w:pPr>
       <w:r>
-        <w:t>Teacher key · Worked case answer</w:t>
+        <w:t>Additional transfer practice question</w:t>
       </w:r>
     </w:p>
     <w:p>
       <w:pPr>
         <w:spacing w:line="336" w:lineRule="auto" w:after="180"/>
-        <w:shd w:fill="F1F6FC"/>
       </w:pPr>
       <w:r>
         <w:rPr>
           <w:b w:val="0"/>
         </w:rPr>
-        <w:t>Labelling selects a category; generation creates text; calculation returns 56. Generated questions need factual and instructional checks.</w:t>
+        <w:t>A system labels a message as spam. Another writes a new reply. Which task predicts a category and which generates content? Can the new reply contain a false fact?</w:t>
       </w:r>
     </w:p>
     <w:p>
@@ -3381,49 +4028,12 @@
         <w:pStyle w:val="Heading3"/>
       </w:pPr>
       <w:r>
-        <w:t>Independent question</w:t>
-      </w:r>
-    </w:p>
-    <w:p>
-      <w:pPr>
-        <w:pStyle w:val="Heading3"/>
-      </w:pPr>
-      <w:r>
-        <w:t>Independent question · withhold the key</w:t>
+        <w:t>Reasoned practice answer</w:t>
       </w:r>
     </w:p>
     <w:p>
       <w:pPr>
         <w:spacing w:line="336" w:lineRule="auto" w:after="180"/>
-        <w:shd w:fill="F5F1FB"/>
-      </w:pPr>
-      <w:r>
-        <w:rPr>
-          <w:b w:val="0"/>
-        </w:rPr>
-        <w:t>A system labels a message as spam. Another writes a new reply. Which task predicts a category and which generates content? Can the new reply contain a false fact?</w:t>
-      </w:r>
-    </w:p>
-    <w:p>
-      <w:pPr>
-        <w:pStyle w:val="Heading3"/>
-      </w:pPr>
-      <w:r>
-        <w:t>Expected independent answer</w:t>
-      </w:r>
-    </w:p>
-    <w:p>
-      <w:pPr>
-        <w:pStyle w:val="Heading3"/>
-      </w:pPr>
-      <w:r>
-        <w:t>Teacher key · Expected independent answer</w:t>
-      </w:r>
-    </w:p>
-    <w:p>
-      <w:pPr>
-        <w:spacing w:line="336" w:lineRule="auto" w:after="180"/>
-        <w:shd w:fill="F1F6FC"/>
       </w:pPr>
       <w:r>
         <w:rPr>
@@ -3729,1009 +4339,398 @@
     </w:p>
     <w:p>
       <w:pPr>
+        <w:spacing w:line="336" w:lineRule="auto" w:after="180"/>
+      </w:pPr>
+      <w:r>
+        <w:rPr>
+          <w:b w:val="0"/>
+        </w:rPr>
+        <w:t xml:space="preserve">Retrieval needs the correct paragraph; </w:t>
+      </w:r>
+      <w:r>
+        <w:rPr>
+          <w:b/>
+        </w:rPr>
+        <w:t>prediction</w:t>
+      </w:r>
+      <w:r>
+        <w:rPr>
+          <w:b w:val="0"/>
+        </w:rPr>
+        <w:t xml:space="preserve"> needs a defined difficulty label and suitable evaluation; generation needs factual and instructional checks.</w:t>
+      </w:r>
+    </w:p>
+    <w:p>
+      <w:pPr>
+        <w:spacing w:line="336" w:lineRule="auto" w:after="180"/>
+      </w:pPr>
+      <w:r>
+        <w:rPr>
+          <w:b w:val="0"/>
+        </w:rPr>
+        <w:t>A correct retrieved passage does not guarantee appropriate questions.</w:t>
+      </w:r>
+    </w:p>
+    <w:p>
+      <w:pPr>
         <w:pStyle w:val="Heading3"/>
       </w:pPr>
       <w:r>
-        <w:t>Teacher key · Original transfer answer</w:t>
+        <w:t>Explanations for the additional workbook examples</w:t>
+      </w:r>
+    </w:p>
+    <w:p>
+      <w:pPr>
+        <w:pStyle w:val="Heading3"/>
+      </w:pPr>
+      <w:r>
+        <w:t>W1 Identify the objective</w:t>
+      </w:r>
+    </w:p>
+    <w:p>
+      <w:pPr>
+        <w:pStyle w:val="Heading3"/>
+      </w:pPr>
+      <w:r>
+        <w:t>W2 Compute the distribution</w:t>
+      </w:r>
+    </w:p>
+    <w:p>
+      <w:pPr>
+        <w:pStyle w:val="Heading3"/>
+      </w:pPr>
+      <w:r>
+        <w:t>W3 Follow the prefix</w:t>
+      </w:r>
+    </w:p>
+    <w:p>
+      <w:pPr>
+        <w:pStyle w:val="Heading3"/>
+      </w:pPr>
+      <w:r>
+        <w:t>W4 Analyse a new corpus independently</w:t>
       </w:r>
     </w:p>
     <w:p>
       <w:pPr>
         <w:spacing w:line="336" w:lineRule="auto" w:after="180"/>
-        <w:shd w:fill="F1F6FC"/>
       </w:pPr>
       <w:r>
         <w:rPr>
           <w:b w:val="0"/>
         </w:rPr>
-        <w:t xml:space="preserve">Retrieval needs the correct paragraph; </w:t>
+        <w:t>For prefix The signal is, counts are high 2, low 5, unknown 3. Compute all probabilities and the most frequent continuation. A current measurement reports high.</w:t>
+      </w:r>
+    </w:p>
+    <w:p>
+      <w:pPr>
+        <w:spacing w:line="336" w:lineRule="auto" w:after="180"/>
+      </w:pPr>
+      <w:r>
+        <w:rPr>
+          <w:b w:val="0"/>
+        </w:rPr>
+        <w:t>State what the most frequent continuation does and does not establish.</w:t>
+      </w:r>
+    </w:p>
+    <w:p>
+      <w:pPr>
+        <w:spacing w:line="336" w:lineRule="auto" w:after="180"/>
+      </w:pPr>
+      <w:r>
+        <w:rPr>
+          <w:b w:val="0"/>
+        </w:rPr>
+        <w:t>Teacher explanation: Probabilities high 0.2, low 0.5, unknown 0.3; low is most frequent. This describes the constructed corpus, not the current signal.</w:t>
+      </w:r>
+    </w:p>
+    <w:p>
+      <w:pPr>
+        <w:spacing w:line="336" w:lineRule="auto" w:after="180"/>
+      </w:pPr>
+      <w:r>
+        <w:rPr>
+          <w:b w:val="0"/>
+        </w:rPr>
+        <w:t xml:space="preserve">Current high is supported by the supplied measurement; generating low would conflict with that </w:t>
       </w:r>
       <w:r>
         <w:rPr>
           <w:b/>
         </w:rPr>
+        <w:t>observation</w:t>
+      </w:r>
+      <w:r>
+        <w:rPr>
+          <w:b w:val="0"/>
+        </w:rPr>
+        <w:t>.</w:t>
+      </w:r>
+    </w:p>
+    <w:p>
+      <w:pPr>
+        <w:pStyle w:val="Heading3"/>
+      </w:pPr>
+      <w:r>
+        <w:t>W5 Design a useful evaluation</w:t>
+      </w:r>
+    </w:p>
+    <w:p>
+      <w:pPr>
+        <w:pStyle w:val="Heading3"/>
+      </w:pPr>
+      <w:r>
+        <w:t>Assess independent transfer</w:t>
+      </w:r>
+    </w:p>
+    <w:p>
+      <w:pPr>
+        <w:pStyle w:val="Heading3"/>
+      </w:pPr>
+      <w:r>
+        <w:t>Selected case answer</w:t>
+      </w:r>
+    </w:p>
+    <w:p>
+      <w:pPr>
+        <w:pStyle w:val="Heading3"/>
+      </w:pPr>
+      <w:r>
+        <w:t>Feedback that the learner uses</w:t>
+      </w:r>
+    </w:p>
+    <w:p>
+      <w:pPr>
+        <w:pStyle w:val="Heading1"/>
+      </w:pPr>
+      <w:r>
+        <w:t>06. Connect, adapt and return</w:t>
+      </w:r>
+    </w:p>
+    <w:p>
+      <w:r>
+        <w:t>Retain the project evidence and revisit the reasoning on a changed case.</w:t>
+      </w:r>
+    </w:p>
+    <w:p>
+      <w:pPr>
+        <w:pStyle w:val="Heading2"/>
+      </w:pPr>
+      <w:r>
+        <w:t>Project evidence to keep</w:t>
+      </w:r>
+    </w:p>
+    <w:p>
+      <w:pPr>
+        <w:spacing w:line="336" w:lineRule="auto" w:after="180"/>
+      </w:pPr>
+      <w:r>
+        <w:rPr>
+          <w:b w:val="0"/>
+        </w:rPr>
+        <w:t>Separate Study Buddy tasks into classify, calculate, retrieve, and generate stages.</w:t>
+      </w:r>
+    </w:p>
+    <w:p>
+      <w:pPr>
+        <w:spacing w:line="336" w:lineRule="auto" w:after="180"/>
+      </w:pPr>
+      <w:r>
+        <w:rPr>
+          <w:b w:val="0"/>
+        </w:rPr>
+        <w:t xml:space="preserve">Keep the decision, </w:t>
+      </w:r>
+      <w:r>
+        <w:rPr>
+          <w:b/>
+        </w:rPr>
+        <w:t>input</w:t>
+      </w:r>
+      <w:r>
+        <w:rPr>
+          <w:b w:val="0"/>
+        </w:rPr>
+        <w:t xml:space="preserve">, result, explanation and remaining limitation in the project </w:t>
+      </w:r>
+      <w:r>
+        <w:rPr>
+          <w:b/>
+        </w:rPr>
+        <w:t>evidence</w:t>
+      </w:r>
+      <w:r>
+        <w:rPr>
+          <w:b w:val="0"/>
+        </w:rPr>
+        <w:t xml:space="preserve"> record. Retrieve this record next week rather than restarting the project.</w:t>
+      </w:r>
+    </w:p>
+    <w:p>
+      <w:pPr>
+        <w:spacing w:line="336" w:lineRule="auto" w:after="180"/>
+      </w:pPr>
+      <w:r>
+        <w:rPr>
+          <w:b w:val="0"/>
+        </w:rPr>
+        <w:t xml:space="preserve">For the Verified Study Buddy, separate routing </w:t>
+      </w:r>
+      <w:r>
+        <w:rPr>
+          <w:b/>
+        </w:rPr>
         <w:t>prediction</w:t>
       </w:r>
       <w:r>
         <w:rPr>
           <w:b w:val="0"/>
         </w:rPr>
-        <w:t xml:space="preserve"> needs a defined difficulty label and suitable evaluation; generation needs factual and instructional checks.</w:t>
+        <w:t xml:space="preserve">s, source retrieval and generated explanations in its </w:t>
+      </w:r>
+      <w:r>
+        <w:rPr>
+          <w:b/>
+        </w:rPr>
+        <w:t>evidence</w:t>
+      </w:r>
+      <w:r>
+        <w:rPr>
+          <w:b w:val="0"/>
+        </w:rPr>
+        <w:t xml:space="preserve"> record.</w:t>
+      </w:r>
+    </w:p>
+    <w:p>
+      <w:pPr>
+        <w:pStyle w:val="Heading2"/>
+      </w:pPr>
+      <w:r>
+        <w:t>Support while preserving the reasoning goal</w:t>
       </w:r>
     </w:p>
     <w:p>
       <w:pPr>
         <w:spacing w:line="336" w:lineRule="auto" w:after="180"/>
-        <w:shd w:fill="F1F6FC"/>
       </w:pPr>
       <w:r>
         <w:rPr>
           <w:b w:val="0"/>
         </w:rPr>
-        <w:t>A correct retrieved passage does not guarantee appropriate questions.</w:t>
-      </w:r>
-    </w:p>
-    <w:p>
-      <w:pPr>
-        <w:pStyle w:val="Heading3"/>
-      </w:pPr>
-      <w:r>
-        <w:t>Explanations for the additional workbook examples</w:t>
-      </w:r>
-    </w:p>
-    <w:p>
-      <w:pPr>
-        <w:pStyle w:val="Heading3"/>
-      </w:pPr>
-      <w:r>
-        <w:t>W1 Identify the objective</w:t>
-      </w:r>
-    </w:p>
-    <w:p>
-      <w:pPr>
-        <w:pStyle w:val="Heading3"/>
-      </w:pPr>
-      <w:r>
-        <w:t>Workbook question · W1</w:t>
+        <w:t xml:space="preserve">Provide one short approved passage; separate instruction, </w:t>
+      </w:r>
+      <w:r>
+        <w:rPr>
+          <w:b/>
+        </w:rPr>
+        <w:t>input</w:t>
+      </w:r>
+      <w:r>
+        <w:rPr>
+          <w:b w:val="0"/>
+        </w:rPr>
+        <w:t xml:space="preserve">, </w:t>
+      </w:r>
+      <w:r>
+        <w:rPr>
+          <w:b/>
+        </w:rPr>
+        <w:t>output</w:t>
+      </w:r>
+      <w:r>
+        <w:rPr>
+          <w:b w:val="0"/>
+        </w:rPr>
+        <w:t xml:space="preserve"> and </w:t>
+      </w:r>
+      <w:r>
+        <w:rPr>
+          <w:b/>
+        </w:rPr>
+        <w:t>evidence</w:t>
+      </w:r>
+      <w:r>
+        <w:rPr>
+          <w:b w:val="0"/>
+        </w:rPr>
+        <w:t>. Stretch: introduce an unsupported claim or conflicting source and validate claim by claim with a fallback.</w:t>
       </w:r>
     </w:p>
     <w:p>
       <w:pPr>
         <w:spacing w:line="336" w:lineRule="auto" w:after="180"/>
-        <w:shd w:fill="F5F1FB"/>
       </w:pPr>
       <w:r>
         <w:rPr>
           <w:b w:val="0"/>
         </w:rPr>
-        <w:t xml:space="preserve">Classify these components by </w:t>
+        <w:t>Provide labelled intermediate columns and allow a calculator. Ask students to state the meaning and denominator of a value before interpreting it.</w:t>
+      </w:r>
+    </w:p>
+    <w:p>
+      <w:pPr>
+        <w:spacing w:line="336" w:lineRule="auto" w:after="180"/>
+      </w:pPr>
+      <w:r>
+        <w:rPr>
+          <w:b w:val="0"/>
+        </w:rPr>
+        <w:t>Extension: implement the classroom calculation locally and test boundary cases without using personal data.</w:t>
+      </w:r>
+    </w:p>
+    <w:p>
+      <w:pPr>
+        <w:spacing w:line="336" w:lineRule="auto" w:after="180"/>
+      </w:pPr>
+      <w:r>
+        <w:rPr>
+          <w:b w:val="0"/>
+        </w:rPr>
+        <w:t xml:space="preserve">Selected independent task: retrieval finds an approved Moon note; the trained difficulty classifier predicts a category; the poem generator produces a sequence. Check source identity/relevance, difficulty predictions against suitable separate reference labels and any poem facts against approved </w:t>
       </w:r>
       <w:r>
         <w:rPr>
           <w:b/>
         </w:rPr>
-        <w:t>target</w:t>
+        <w:t>evidence</w:t>
       </w:r>
       <w:r>
         <w:rPr>
           <w:b w:val="0"/>
         </w:rPr>
-        <w:t>: label a message request/report; continue a prefix with a sequence; retrieve a stored sensor record. Explain why the application may combine them.</w:t>
-      </w:r>
-    </w:p>
-    <w:p>
-      <w:pPr>
-        <w:pStyle w:val="Heading3"/>
-      </w:pPr>
-      <w:r>
-        <w:t>Teacher reasoning · W1</w:t>
-      </w:r>
-    </w:p>
-    <w:p>
-      <w:pPr>
-        <w:spacing w:line="336" w:lineRule="auto" w:after="180"/>
-        <w:shd w:fill="F1F6FC"/>
-      </w:pPr>
+        <w:t xml:space="preserve">; also check requested form. No outputs are supplied, so this is an </w:t>
+      </w:r>
+      <w:r>
+        <w:rPr>
+          <w:b/>
+        </w:rPr>
+        <w:t>evidence</w:t>
+      </w:r>
       <w:r>
         <w:rPr>
           <w:b w:val="0"/>
         </w:rPr>
-        <w:t xml:space="preserve">Teacher explanation: Message labels are discriminative </w:t>
+        <w:t xml:space="preserve">-plan task. Fresh retry: a river-study app retrieves a supplied note, predicts topic with a fitted classifier and drafts a quiz. Require the same stage-specific </w:t>
       </w:r>
       <w:r>
         <w:rPr>
           <w:b/>
         </w:rPr>
-        <w:t>prediction</w:t>
+        <w:t>evidence</w:t>
       </w:r>
       <w:r>
         <w:rPr>
           <w:b w:val="0"/>
         </w:rPr>
-        <w:t>; continuing a sequence is generation; record lookup is retrieval rather than learned generation by itself.</w:t>
-      </w:r>
-    </w:p>
-    <w:p>
-      <w:pPr>
-        <w:spacing w:line="336" w:lineRule="auto" w:after="180"/>
-        <w:shd w:fill="F1F6FC"/>
-      </w:pPr>
-      <w:r>
-        <w:rPr>
-          <w:b w:val="0"/>
-        </w:rPr>
-        <w:t xml:space="preserve">One application can route a request, retrieve </w:t>
-      </w:r>
-      <w:r>
-        <w:rPr>
-          <w:b/>
-        </w:rPr>
-        <w:t>evidence</w:t>
-      </w:r>
-      <w:r>
-        <w:rPr>
-          <w:b w:val="0"/>
-        </w:rPr>
-        <w:t xml:space="preserve"> and generate a response.</w:t>
-      </w:r>
-    </w:p>
-    <w:p>
-      <w:pPr>
-        <w:pStyle w:val="Heading3"/>
-      </w:pPr>
-      <w:r>
-        <w:t>W2 Compute the distribution</w:t>
-      </w:r>
-    </w:p>
-    <w:p>
-      <w:pPr>
-        <w:pStyle w:val="Heading3"/>
-      </w:pPr>
-      <w:r>
-        <w:t>Workbook question · W2</w:t>
-      </w:r>
-    </w:p>
-    <w:p>
-      <w:pPr>
-        <w:spacing w:line="336" w:lineRule="auto" w:after="180"/>
-        <w:shd w:fill="F5F1FB"/>
-      </w:pPr>
-      <w:r>
-        <w:rPr>
-          <w:b w:val="0"/>
-        </w:rPr>
-        <w:t>For The marker is, calculate the three empirical probabilities, their sum and their meaning.</w:t>
-      </w:r>
-    </w:p>
-    <w:p>
-      <w:pPr>
-        <w:pStyle w:val="Heading3"/>
-      </w:pPr>
-      <w:r>
-        <w:t>Teacher reasoning · W2</w:t>
-      </w:r>
-    </w:p>
-    <w:p>
-      <w:pPr>
-        <w:spacing w:line="336" w:lineRule="auto" w:after="180"/>
-        <w:shd w:fill="F1F6FC"/>
-      </w:pPr>
-      <w:r>
-        <w:rPr>
-          <w:b w:val="0"/>
-        </w:rPr>
-        <w:t xml:space="preserve">Teacher explanation: Probabilities 0.6,0.3,0.1 sum to 1 and describe ten supplied corpus continuations; they are not </w:t>
-      </w:r>
-      <w:r>
-        <w:rPr>
-          <w:b/>
-        </w:rPr>
-        <w:t>observation</w:t>
-      </w:r>
-      <w:r>
-        <w:rPr>
-          <w:b w:val="0"/>
-        </w:rPr>
-        <w:t>s of the current marker.</w:t>
-      </w:r>
-    </w:p>
-    <w:p>
-      <w:pPr>
-        <w:pStyle w:val="Heading3"/>
-      </w:pPr>
-      <w:r>
-        <w:t>W3 Follow the prefix</w:t>
-      </w:r>
-    </w:p>
-    <w:p>
-      <w:pPr>
-        <w:pStyle w:val="Heading3"/>
-      </w:pPr>
-      <w:r>
-        <w:t>Workbook question · W3</w:t>
-      </w:r>
-    </w:p>
-    <w:p>
-      <w:pPr>
-        <w:spacing w:line="336" w:lineRule="auto" w:after="180"/>
-        <w:shd w:fill="F5F1FB"/>
-      </w:pPr>
-      <w:r>
-        <w:rPr>
-          <w:b w:val="0"/>
-        </w:rPr>
-        <w:t>After red is selected, the expanded-prefix table gives end 0.8 and today 0.2. Explain why these values cannot be substituted for the red/blue/green probabilities.</w:t>
-      </w:r>
-    </w:p>
-    <w:p>
-      <w:pPr>
-        <w:pStyle w:val="Heading3"/>
-      </w:pPr>
-      <w:r>
-        <w:t>Teacher reasoning · W3</w:t>
-      </w:r>
-    </w:p>
-    <w:p>
-      <w:pPr>
-        <w:spacing w:line="336" w:lineRule="auto" w:after="180"/>
-        <w:shd w:fill="F1F6FC"/>
-      </w:pPr>
-      <w:r>
-        <w:rPr>
-          <w:b w:val="0"/>
-        </w:rPr>
-        <w:t>Teacher explanation: The conditional prefix and alternatives differ. The second table describes what follows The marker is red, not what colour follows the earlier prefix.</w:t>
-      </w:r>
-    </w:p>
-    <w:p>
-      <w:pPr>
-        <w:pStyle w:val="Heading3"/>
-      </w:pPr>
-      <w:r>
-        <w:t>W4 Analyse a new corpus independently</w:t>
-      </w:r>
-    </w:p>
-    <w:p>
-      <w:pPr>
-        <w:pStyle w:val="Heading3"/>
-      </w:pPr>
-      <w:r>
-        <w:t>Workbook question · W4</w:t>
-      </w:r>
-    </w:p>
-    <w:p>
-      <w:pPr>
-        <w:spacing w:line="336" w:lineRule="auto" w:after="180"/>
-        <w:shd w:fill="F5F1FB"/>
-      </w:pPr>
-      <w:r>
-        <w:rPr>
-          <w:b w:val="0"/>
-        </w:rPr>
-        <w:t>For prefix The signal is, counts are high 2, low 5, unknown 3. Compute all probabilities and the most frequent continuation. A current measurement reports high.</w:t>
-      </w:r>
-    </w:p>
-    <w:p>
-      <w:pPr>
-        <w:spacing w:line="336" w:lineRule="auto" w:after="180"/>
-        <w:shd w:fill="F5F1FB"/>
-      </w:pPr>
-      <w:r>
-        <w:rPr>
-          <w:b w:val="0"/>
-        </w:rPr>
-        <w:t>State what the most frequent continuation does and does not establish.</w:t>
-      </w:r>
-    </w:p>
-    <w:p>
-      <w:pPr>
-        <w:pStyle w:val="Heading3"/>
-      </w:pPr>
-      <w:r>
-        <w:t>Teacher reasoning · W4</w:t>
-      </w:r>
-    </w:p>
-    <w:p>
-      <w:pPr>
-        <w:spacing w:line="336" w:lineRule="auto" w:after="180"/>
-        <w:shd w:fill="F1F6FC"/>
-      </w:pPr>
-      <w:r>
-        <w:rPr>
-          <w:b w:val="0"/>
-        </w:rPr>
-        <w:t>Teacher explanation: Probabilities high 0.2, low 0.5, unknown 0.3; low is most frequent. This describes the constructed corpus, not the current signal.</w:t>
-      </w:r>
-    </w:p>
-    <w:p>
-      <w:pPr>
-        <w:spacing w:line="336" w:lineRule="auto" w:after="180"/>
-        <w:shd w:fill="F1F6FC"/>
-      </w:pPr>
-      <w:r>
-        <w:rPr>
-          <w:b w:val="0"/>
-        </w:rPr>
-        <w:t xml:space="preserve">Current high is supported by the supplied measurement; generating low would conflict with that </w:t>
-      </w:r>
-      <w:r>
-        <w:rPr>
-          <w:b/>
-        </w:rPr>
-        <w:t>observation</w:t>
-      </w:r>
-      <w:r>
-        <w:rPr>
-          <w:b w:val="0"/>
-        </w:rPr>
-        <w:t>.</w:t>
-      </w:r>
-    </w:p>
-    <w:p>
-      <w:pPr>
-        <w:pStyle w:val="Heading3"/>
-      </w:pPr>
-      <w:r>
-        <w:t>W5 Design a useful evaluation</w:t>
-      </w:r>
-    </w:p>
-    <w:p>
-      <w:pPr>
-        <w:pStyle w:val="Heading3"/>
-      </w:pPr>
-      <w:r>
-        <w:t>Workbook question · W5</w:t>
-      </w:r>
-    </w:p>
-    <w:p>
-      <w:pPr>
-        <w:spacing w:line="336" w:lineRule="auto" w:after="180"/>
-        <w:shd w:fill="F5F1FB"/>
-      </w:pPr>
-      <w:r>
-        <w:rPr>
-          <w:b w:val="0"/>
-        </w:rPr>
-        <w:t xml:space="preserve">A system reports current room status using retrieved measurements and generated sentences. Name checks for </w:t>
-      </w:r>
-      <w:r>
-        <w:rPr>
-          <w:b/>
-        </w:rPr>
-        <w:t>evidence</w:t>
-      </w:r>
-      <w:r>
-        <w:rPr>
-          <w:b w:val="0"/>
-        </w:rPr>
-        <w:t>, response quality and permission.</w:t>
-      </w:r>
-    </w:p>
-    <w:p>
-      <w:pPr>
-        <w:pStyle w:val="Heading3"/>
-      </w:pPr>
-      <w:r>
-        <w:t>Teacher reasoning · W5</w:t>
-      </w:r>
-    </w:p>
-    <w:p>
-      <w:pPr>
-        <w:spacing w:line="336" w:lineRule="auto" w:after="180"/>
-        <w:shd w:fill="F1F6FC"/>
-      </w:pPr>
-      <w:r>
-        <w:rPr>
-          <w:b w:val="0"/>
-        </w:rPr>
-        <w:t xml:space="preserve">Teacher explanation: Check the correct room and measurement time/source, agreement of every status claim with retrieved data, required response format and handling of missing/conflicting </w:t>
-      </w:r>
-      <w:r>
-        <w:rPr>
-          <w:b/>
-        </w:rPr>
-        <w:t>observation</w:t>
-      </w:r>
-      <w:r>
-        <w:rPr>
-          <w:b w:val="0"/>
-        </w:rPr>
-        <w:t>s, and that only approved read/report actions occur.</w:t>
-      </w:r>
-    </w:p>
-    <w:p>
-      <w:pPr>
-        <w:spacing w:line="336" w:lineRule="auto" w:after="180"/>
-        <w:shd w:fill="F1F6FC"/>
-      </w:pPr>
-      <w:r>
-        <w:rPr>
-          <w:b w:val="0"/>
-        </w:rPr>
-        <w:t>Continuation fit alone is insufficient.</w:t>
-      </w:r>
-    </w:p>
-    <w:p>
-      <w:pPr>
-        <w:pStyle w:val="Heading3"/>
-      </w:pPr>
-      <w:r>
-        <w:t>Assess independent transfer</w:t>
-      </w:r>
-    </w:p>
-    <w:p>
-      <w:pPr>
-        <w:pStyle w:val="Heading3"/>
-      </w:pPr>
-      <w:r>
-        <w:t>Independent question · withhold the key</w:t>
-      </w:r>
-    </w:p>
-    <w:p>
-      <w:pPr>
-        <w:spacing w:line="336" w:lineRule="auto" w:after="180"/>
-        <w:shd w:fill="F5F1FB"/>
-      </w:pPr>
-      <w:r>
-        <w:rPr>
-          <w:b w:val="0"/>
-        </w:rPr>
-        <w:t xml:space="preserve">Selected case: A system retrieves an approved Moon note, uses a trained classifier to predict reading difficulty, then writes a poem. Identify each </w:t>
-      </w:r>
-      <w:r>
-        <w:rPr>
-          <w:b/>
-        </w:rPr>
-        <w:t>mechanism</w:t>
-      </w:r>
-      <w:r>
-        <w:rPr>
-          <w:b w:val="0"/>
-        </w:rPr>
-        <w:t xml:space="preserve"> and the </w:t>
-      </w:r>
-      <w:r>
-        <w:rPr>
-          <w:b/>
-        </w:rPr>
-        <w:t>evidence</w:t>
-      </w:r>
-      <w:r>
-        <w:rPr>
-          <w:b w:val="0"/>
-        </w:rPr>
-        <w:t xml:space="preserve"> needed to check its </w:t>
-      </w:r>
-      <w:r>
-        <w:rPr>
-          <w:b/>
-        </w:rPr>
-        <w:t>output</w:t>
-      </w:r>
-      <w:r>
-        <w:rPr>
-          <w:b w:val="0"/>
-        </w:rPr>
-        <w:t>.</w:t>
-      </w:r>
-    </w:p>
-    <w:p>
-      <w:pPr>
-        <w:pStyle w:val="Heading3"/>
-      </w:pPr>
-      <w:r>
-        <w:t>Selected case answer</w:t>
-      </w:r>
-    </w:p>
-    <w:p>
-      <w:pPr>
-        <w:pStyle w:val="Heading3"/>
-      </w:pPr>
-      <w:r>
-        <w:t>Teacher key · Selected case answer</w:t>
-      </w:r>
-    </w:p>
-    <w:p>
-      <w:pPr>
-        <w:spacing w:line="336" w:lineRule="auto" w:after="180"/>
-        <w:shd w:fill="F1F6FC"/>
-      </w:pPr>
-      <w:r>
-        <w:rPr>
-          <w:b w:val="0"/>
-        </w:rPr>
-        <w:t>Retrieval finds an existing note; classification predicts from fitted patterns; generation creates text.</w:t>
-      </w:r>
-    </w:p>
-    <w:p>
-      <w:pPr>
-        <w:spacing w:line="336" w:lineRule="auto" w:after="180"/>
-        <w:shd w:fill="F1F6FC"/>
-      </w:pPr>
-      <w:r>
-        <w:rPr>
-          <w:b w:val="0"/>
-        </w:rPr>
-        <w:t xml:space="preserve">Check relevance and provenance of the note, difficulty </w:t>
-      </w:r>
-      <w:r>
-        <w:rPr>
-          <w:b/>
-        </w:rPr>
-        <w:t>prediction</w:t>
-      </w:r>
-      <w:r>
-        <w:rPr>
-          <w:b w:val="0"/>
-        </w:rPr>
-        <w:t xml:space="preserve">s against suitable held-out labels, and poem claims against sources. Fluent style is not factual </w:t>
-      </w:r>
-      <w:r>
-        <w:rPr>
-          <w:b/>
-        </w:rPr>
-        <w:t>evidence</w:t>
-      </w:r>
-      <w:r>
-        <w:rPr>
-          <w:b w:val="0"/>
-        </w:rPr>
-        <w:t>.</w:t>
-      </w:r>
-    </w:p>
-    <w:tbl>
-      <w:tblPr>
-        <w:tblStyle w:val="LightShading-Accent1"/>
-        <w:tblW w:type="auto" w:w="0"/>
-        <w:tblLook w:firstColumn="1" w:firstRow="1" w:lastColumn="0" w:lastRow="0" w:noHBand="0" w:noVBand="1" w:val="04A0"/>
-      </w:tblPr>
-      <w:tblGrid>
-        <w:gridCol w:w="5112"/>
-        <w:gridCol w:w="5112"/>
-      </w:tblGrid>
-      <w:tr>
-        <w:trPr>
-          <w:tblHeader/>
-        </w:trPr>
-        <w:tc>
-          <w:tcPr>
-            <w:tcW w:type="dxa" w:w="5112"/>
-          </w:tcPr>
-          <w:p>
-            <w:r>
-              <w:t>Dimension</w:t>
-            </w:r>
-          </w:p>
-        </w:tc>
-        <w:tc>
-          <w:tcPr>
-            <w:tcW w:type="dxa" w:w="5112"/>
-          </w:tcPr>
-          <w:p>
-            <w:r>
-              <w:t>Evidence required</w:t>
-            </w:r>
-          </w:p>
-        </w:tc>
-      </w:tr>
-      <w:tr>
-        <w:tc>
-          <w:tcPr>
-            <w:tcW w:type="dxa" w:w="5112"/>
-          </w:tcPr>
-          <w:p>
-            <w:r>
-              <w:t>Explanation</w:t>
-            </w:r>
-          </w:p>
-        </w:tc>
-        <w:tc>
-          <w:tcPr>
-            <w:tcW w:type="dxa" w:w="5112"/>
-          </w:tcPr>
-          <w:p>
-            <w:r>
-              <w:t>Names the applicable idea or procedure and ties it to the supplied facts.</w:t>
-            </w:r>
-          </w:p>
-        </w:tc>
-      </w:tr>
-      <w:tr>
-        <w:tc>
-          <w:tcPr>
-            <w:tcW w:type="dxa" w:w="5112"/>
-          </w:tcPr>
-          <w:p>
-            <w:r>
-              <w:t>Trace and result</w:t>
-            </w:r>
-          </w:p>
-        </w:tc>
-        <w:tc>
-          <w:tcPr>
-            <w:tcW w:type="dxa" w:w="5112"/>
-          </w:tcPr>
-          <w:p>
-            <w:r>
-              <w:t>Preserves the given inputs and shows the relevant intermediate steps; distinguishes a prediction from an observed execution.</w:t>
-            </w:r>
-          </w:p>
-        </w:tc>
-      </w:tr>
-      <w:tr>
-        <w:tc>
-          <w:tcPr>
-            <w:tcW w:type="dxa" w:w="5112"/>
-          </w:tcPr>
-          <w:p>
-            <w:r>
-              <w:t>Limits</w:t>
-            </w:r>
-          </w:p>
-        </w:tc>
-        <w:tc>
-          <w:tcPr>
-            <w:tcW w:type="dxa" w:w="5112"/>
-          </w:tcPr>
-          <w:p>
-            <w:r>
-              <w:t>States the assumptions, missing evidence or conditions under which the result would change.</w:t>
-            </w:r>
-          </w:p>
-        </w:tc>
-      </w:tr>
-    </w:tbl>
-    <w:p>
-      <w:pPr>
-        <w:pStyle w:val="Heading3"/>
-      </w:pPr>
-      <w:r>
-        <w:t>Teacher key · Selected case answer</w:t>
-      </w:r>
-    </w:p>
-    <w:p>
-      <w:pPr>
-        <w:spacing w:line="336" w:lineRule="auto" w:after="180"/>
-        <w:shd w:fill="F1F6FC"/>
-      </w:pPr>
-      <w:r>
-        <w:rPr>
-          <w:b w:val="0"/>
-        </w:rPr>
-        <w:t>Record each dimension as not yet, with support, or independent. Accept a valid alternative procedure with a defensible trace.</w:t>
-      </w:r>
-    </w:p>
-    <w:p>
-      <w:pPr>
-        <w:spacing w:line="336" w:lineRule="auto" w:after="180"/>
-        <w:shd w:fill="F1F6FC"/>
-      </w:pPr>
-      <w:r>
-        <w:rPr>
-          <w:b w:val="0"/>
-        </w:rPr>
-        <w:t xml:space="preserve">Do not penalise an honestly recorded model failure if the learner correctly explains its </w:t>
-      </w:r>
-      <w:r>
-        <w:rPr>
-          <w:b/>
-        </w:rPr>
-        <w:t>evidence</w:t>
-      </w:r>
-      <w:r>
-        <w:rPr>
-          <w:b w:val="0"/>
-        </w:rPr>
-        <w:t xml:space="preserve"> and limits.</w:t>
-      </w:r>
-    </w:p>
-    <w:p>
-      <w:pPr>
-        <w:pStyle w:val="Heading3"/>
-      </w:pPr>
-      <w:r>
-        <w:t>Feedback that the learner uses</w:t>
-      </w:r>
-    </w:p>
-    <w:p>
-      <w:pPr>
-        <w:spacing w:line="336" w:lineRule="auto" w:after="180"/>
-      </w:pPr>
-      <w:r>
-        <w:rPr>
-          <w:b w:val="0"/>
-        </w:rPr>
-        <w:t>Name the earliest unsupported step and give one action to repair it. Have the learner make that repair now and explain why. Then assess the relevant skill on a fresh, fully specified case.</w:t>
-      </w:r>
-    </w:p>
-    <w:p>
-      <w:pPr>
-        <w:spacing w:line="336" w:lineRule="auto" w:after="180"/>
-      </w:pPr>
-      <w:r>
-        <w:rPr>
-          <w:b w:val="0"/>
-        </w:rPr>
-        <w:t>Confirm it was not previously practised with feedback; solve and check the new case before assigning it. A follow-up design prompt is a starting brief, not automatically an equivalent test.</w:t>
-      </w:r>
-    </w:p>
-    <w:p>
-      <w:pPr>
-        <w:pStyle w:val="Heading1"/>
-      </w:pPr>
-      <w:r>
-        <w:t>06. Connect and extend learning</w:t>
-      </w:r>
-    </w:p>
-    <w:p>
-      <w:r>
-        <w:t>Connect Predictive and Generative AI to Verified Study Buddy, adapt support and plan a later changed-case check.</w:t>
-      </w:r>
-    </w:p>
-    <w:p>
-      <w:pPr>
-        <w:pStyle w:val="Heading3"/>
-      </w:pPr>
-      <w:r>
-        <w:t>Verified Study Buddy</w:t>
-      </w:r>
-    </w:p>
-    <w:p>
-      <w:pPr>
-        <w:spacing w:line="336" w:lineRule="auto" w:after="180"/>
-      </w:pPr>
-      <w:r>
-        <w:rPr>
-          <w:b w:val="0"/>
-        </w:rPr>
-        <w:t>Separate Study Buddy tasks into classify, calculate, retrieve, and generate stages.</w:t>
-      </w:r>
-    </w:p>
-    <w:p>
-      <w:pPr>
-        <w:spacing w:line="336" w:lineRule="auto" w:after="180"/>
-      </w:pPr>
-      <w:r>
-        <w:rPr>
-          <w:b w:val="0"/>
-        </w:rPr>
-        <w:t xml:space="preserve">Keep the decision, </w:t>
-      </w:r>
-      <w:r>
-        <w:rPr>
-          <w:b/>
-        </w:rPr>
-        <w:t>input</w:t>
-      </w:r>
-      <w:r>
-        <w:rPr>
-          <w:b w:val="0"/>
-        </w:rPr>
-        <w:t xml:space="preserve">, result, explanation and remaining limitation in the project </w:t>
-      </w:r>
-      <w:r>
-        <w:rPr>
-          <w:b/>
-        </w:rPr>
-        <w:t>evidence</w:t>
-      </w:r>
-      <w:r>
-        <w:rPr>
-          <w:b w:val="0"/>
-        </w:rPr>
-        <w:t xml:space="preserve"> record. Retrieve this record next week rather than restarting the project.</w:t>
-      </w:r>
-    </w:p>
-    <w:p>
-      <w:pPr>
-        <w:pStyle w:val="Heading3"/>
-      </w:pPr>
-      <w:r>
-        <w:t>Support and stretch</w:t>
-      </w:r>
-    </w:p>
-    <w:p>
-      <w:pPr>
-        <w:spacing w:line="336" w:lineRule="auto" w:after="180"/>
-      </w:pPr>
-      <w:r>
-        <w:rPr>
-          <w:b w:val="0"/>
-        </w:rPr>
-        <w:t xml:space="preserve">Provide one short approved passage; separate instruction, </w:t>
-      </w:r>
-      <w:r>
-        <w:rPr>
-          <w:b/>
-        </w:rPr>
-        <w:t>input</w:t>
-      </w:r>
-      <w:r>
-        <w:rPr>
-          <w:b w:val="0"/>
-        </w:rPr>
-        <w:t xml:space="preserve">, </w:t>
-      </w:r>
-      <w:r>
-        <w:rPr>
-          <w:b/>
-        </w:rPr>
-        <w:t>output</w:t>
-      </w:r>
-      <w:r>
-        <w:rPr>
-          <w:b w:val="0"/>
-        </w:rPr>
-        <w:t xml:space="preserve"> and </w:t>
-      </w:r>
-      <w:r>
-        <w:rPr>
-          <w:b/>
-        </w:rPr>
-        <w:t>evidence</w:t>
-      </w:r>
-      <w:r>
-        <w:rPr>
-          <w:b w:val="0"/>
-        </w:rPr>
-        <w:t>. Stretch: introduce an unsupported claim or conflicting source and validate claim by claim with a fallback.</w:t>
-      </w:r>
-    </w:p>
-    <w:p>
-      <w:pPr>
-        <w:pStyle w:val="Heading3"/>
-      </w:pPr>
-      <w:r>
-        <w:t>Exit reflection</w:t>
-      </w:r>
-    </w:p>
-    <w:p>
-      <w:pPr>
-        <w:spacing w:line="336" w:lineRule="auto" w:after="180"/>
-      </w:pPr>
-      <w:r>
-        <w:rPr>
-          <w:b w:val="0"/>
-        </w:rPr>
-        <w:t xml:space="preserve">Ask for one decision the learner can now justify and one situation requiring more </w:t>
-      </w:r>
-      <w:r>
-        <w:rPr>
-          <w:b/>
-        </w:rPr>
-        <w:t>evidence</w:t>
-      </w:r>
-      <w:r>
-        <w:rPr>
-          <w:b w:val="0"/>
-        </w:rPr>
-        <w:t xml:space="preserve"> or human review. Confidence ratings are separate from correct independent performance.</w:t>
-      </w:r>
-    </w:p>
-    <w:p>
-      <w:pPr>
-        <w:pStyle w:val="Heading3"/>
-      </w:pPr>
-      <w:r>
-        <w:t>Bridge to the next week</w:t>
-      </w:r>
-    </w:p>
-    <w:p>
-      <w:pPr>
-        <w:spacing w:line="336" w:lineRule="auto" w:after="180"/>
-      </w:pPr>
-      <w:r>
-        <w:rPr>
-          <w:b w:val="0"/>
-        </w:rPr>
-        <w:t xml:space="preserve">Next: Week 2: A Distribution of Possibilities. Retrieve today’s </w:t>
-      </w:r>
-      <w:r>
-        <w:rPr>
-          <w:b/>
-        </w:rPr>
-        <w:t>evidence</w:t>
-      </w:r>
-      <w:r>
-        <w:rPr>
-          <w:b w:val="0"/>
-        </w:rPr>
-        <w:t xml:space="preserve"> and identify what carries forward and what is new.</w:t>
-      </w:r>
-    </w:p>
-    <w:p>
-      <w:pPr>
-        <w:pStyle w:val="Heading3"/>
-      </w:pPr>
-      <w:r>
-        <w:t>Support and fresh reassessment</w:t>
-      </w:r>
-    </w:p>
-    <w:p>
-      <w:pPr>
-        <w:spacing w:line="336" w:lineRule="auto" w:after="180"/>
-      </w:pPr>
-      <w:r>
-        <w:rPr>
-          <w:b w:val="0"/>
-        </w:rPr>
-        <w:t>Provide labelled intermediate columns and allow a calculator. Ask students to state the meaning and denominator of a value before interpreting it.</w:t>
-      </w:r>
-    </w:p>
-    <w:p>
-      <w:pPr>
-        <w:spacing w:line="336" w:lineRule="auto" w:after="180"/>
-      </w:pPr>
-      <w:r>
-        <w:rPr>
-          <w:b w:val="0"/>
-        </w:rPr>
-        <w:t>Extension: implement the classroom calculation locally and test boundary cases without using personal data.</w:t>
-      </w:r>
-    </w:p>
-    <w:p>
-      <w:pPr>
-        <w:spacing w:line="336" w:lineRule="auto" w:after="180"/>
-      </w:pPr>
-      <w:r>
-        <w:rPr>
-          <w:b w:val="0"/>
-        </w:rPr>
-        <w:t>W4 requires 0.2,0.5,0.3 and low, with the corpus/current-</w:t>
-      </w:r>
-      <w:r>
-        <w:rPr>
-          <w:b/>
-        </w:rPr>
-        <w:t>evidence</w:t>
-      </w:r>
-      <w:r>
-        <w:rPr>
-          <w:b w:val="0"/>
-        </w:rPr>
-        <w:t xml:space="preserve"> distinction. Fresh retry: counts ready 7, busy 1, unknown 2 and current </w:t>
-      </w:r>
-      <w:r>
-        <w:rPr>
-          <w:b/>
-        </w:rPr>
-        <w:t>observation</w:t>
-      </w:r>
-      <w:r>
-        <w:rPr>
-          <w:b w:val="0"/>
-        </w:rPr>
-        <w:t xml:space="preserve"> busy.</w:t>
-      </w:r>
-    </w:p>
-    <w:p>
-      <w:pPr>
-        <w:spacing w:line="336" w:lineRule="auto" w:after="180"/>
-      </w:pPr>
-      <w:r>
-        <w:rPr>
-          <w:b w:val="0"/>
-        </w:rPr>
-        <w:t>Probabilities 0.7,0.1,0.2; ready is most frequent but does not establish the current state.</w:t>
-      </w:r>
-    </w:p>
-    <w:p>
-      <w:pPr>
-        <w:spacing w:line="336" w:lineRule="auto" w:after="180"/>
-      </w:pPr>
-      <w:r>
-        <w:rPr>
-          <w:b w:val="0"/>
-        </w:rPr>
-        <w:t>Week 2 defines a small token vocabulary and traces encoding and decoding without assuming tokens are words.</w:t>
-      </w:r>
-    </w:p>
-    <w:p>
-      <w:pPr>
-        <w:pStyle w:val="Heading3"/>
-      </w:pPr>
-      <w:r>
-        <w:t>Plan the delayed return</w:t>
+        <w:t xml:space="preserve"> plan, without supplying an actual result. The earlier signal-corpus task remains additional practice.</w:t>
+      </w:r>
+    </w:p>
+    <w:p>
+      <w:pPr>
+        <w:pStyle w:val="Heading2"/>
+      </w:pPr>
+      <w:r>
+        <w:t>Plan the delayed check</w:t>
       </w:r>
     </w:p>
     <w:p>
@@ -4948,72 +4947,176 @@
     </w:p>
     <w:p>
       <w:pPr>
+        <w:pStyle w:val="Heading2"/>
+      </w:pPr>
+      <w:r>
+        <w:t>Bridge to next week</w:t>
+      </w:r>
+    </w:p>
+    <w:p>
+      <w:pPr>
+        <w:spacing w:line="336" w:lineRule="auto" w:after="180"/>
+      </w:pPr>
+      <w:r>
+        <w:rPr>
+          <w:b w:val="0"/>
+        </w:rPr>
+        <w:t xml:space="preserve">Ask for one decision the learner can now justify and one situation requiring more </w:t>
+      </w:r>
+      <w:r>
+        <w:rPr>
+          <w:b/>
+        </w:rPr>
+        <w:t>evidence</w:t>
+      </w:r>
+      <w:r>
+        <w:rPr>
+          <w:b w:val="0"/>
+        </w:rPr>
+        <w:t xml:space="preserve"> or human review. Confidence ratings are separate from correct independent performance.</w:t>
+      </w:r>
+    </w:p>
+    <w:p>
+      <w:pPr>
+        <w:spacing w:line="336" w:lineRule="auto" w:after="180"/>
+      </w:pPr>
+      <w:r>
+        <w:rPr>
+          <w:b w:val="0"/>
+        </w:rPr>
+        <w:t xml:space="preserve">Next: Week 2: A Distribution of Possibilities. Retrieve today’s </w:t>
+      </w:r>
+      <w:r>
+        <w:rPr>
+          <w:b/>
+        </w:rPr>
+        <w:t>evidence</w:t>
+      </w:r>
+      <w:r>
+        <w:rPr>
+          <w:b w:val="0"/>
+        </w:rPr>
+        <w:t xml:space="preserve"> and identify what carries forward and what is new.</w:t>
+      </w:r>
+    </w:p>
+    <w:p>
+      <w:pPr>
+        <w:spacing w:line="336" w:lineRule="auto" w:after="180"/>
+      </w:pPr>
+      <w:r>
+        <w:rPr>
+          <w:b w:val="0"/>
+        </w:rPr>
+        <w:t>Next is Week2: A Distribution of Possibilities. Carry forward empirical counts, conditional prefixes and the distinction between a distribution over outputs and evidence about the world.</w:t>
+      </w:r>
+    </w:p>
+    <w:p>
+      <w:pPr>
+        <w:pStyle w:val="Heading2"/>
+      </w:pPr>
+      <w:r>
+        <w:t>Earlier wording, alternatives and picture transcripts · reference / check after trying</w:t>
+      </w:r>
+    </w:p>
+    <w:p>
+      <w:pPr>
+        <w:spacing w:line="336" w:lineRule="auto" w:after="180"/>
+      </w:pPr>
+      <w:r>
+        <w:rPr>
+          <w:b w:val="0"/>
+        </w:rPr>
+        <w:t>Connect and extend learning</w:t>
+      </w:r>
+    </w:p>
+    <w:p>
+      <w:pPr>
         <w:pStyle w:val="Heading3"/>
       </w:pPr>
       <w:r>
+        <w:t>Verified Study Buddy</w:t>
+      </w:r>
+    </w:p>
+    <w:p>
+      <w:pPr>
+        <w:pStyle w:val="Heading3"/>
+      </w:pPr>
+      <w:r>
+        <w:t>Support and stretch</w:t>
+      </w:r>
+    </w:p>
+    <w:p>
+      <w:pPr>
+        <w:pStyle w:val="Heading3"/>
+      </w:pPr>
+      <w:r>
+        <w:t>Exit reflection</w:t>
+      </w:r>
+    </w:p>
+    <w:p>
+      <w:pPr>
+        <w:pStyle w:val="Heading3"/>
+      </w:pPr>
+      <w:r>
+        <w:t>Bridge to the next week</w:t>
+      </w:r>
+    </w:p>
+    <w:p>
+      <w:pPr>
+        <w:pStyle w:val="Heading3"/>
+      </w:pPr>
+      <w:r>
+        <w:t>Support and fresh reassessment</w:t>
+      </w:r>
+    </w:p>
+    <w:p>
+      <w:pPr>
+        <w:pStyle w:val="Heading3"/>
+      </w:pPr>
+      <w:r>
+        <w:t>Plan the delayed return</w:t>
+      </w:r>
+    </w:p>
+    <w:p>
+      <w:pPr>
+        <w:pStyle w:val="Heading3"/>
+      </w:pPr>
+      <w:r>
         <w:t>Project evidence from this case</w:t>
       </w:r>
     </w:p>
     <w:p>
       <w:pPr>
+        <w:pStyle w:val="Heading1"/>
+      </w:pPr>
+      <w:r>
+        <w:t>Reference bank and extra practice</w:t>
+      </w:r>
+    </w:p>
+    <w:p>
+      <w:pPr>
+        <w:pStyle w:val="Heading1"/>
+      </w:pPr>
+      <w:r>
+        <w:t>07. Reference: alternative planning checklist</w:t>
+      </w:r>
+    </w:p>
+    <w:p>
+      <w:r>
+        <w:t>Use as a reminder alongside the main route rather than teaching the cycle twice.</w:t>
+      </w:r>
+    </w:p>
+    <w:p>
+      <w:pPr>
+        <w:pStyle w:val="Heading2"/>
+      </w:pPr>
+      <w:r>
+        <w:t>Preparation and schedule</w:t>
+      </w:r>
+    </w:p>
+    <w:p>
+      <w:pPr>
         <w:spacing w:line="336" w:lineRule="auto" w:after="180"/>
-      </w:pPr>
-      <w:r>
-        <w:rPr>
-          <w:b w:val="0"/>
-        </w:rPr>
-        <w:t xml:space="preserve">For the Verified Study Buddy, separate routing </w:t>
-      </w:r>
-      <w:r>
-        <w:rPr>
-          <w:b/>
-        </w:rPr>
-        <w:t>prediction</w:t>
-      </w:r>
-      <w:r>
-        <w:rPr>
-          <w:b w:val="0"/>
-        </w:rPr>
-        <w:t xml:space="preserve">s, source retrieval and generated explanations in its </w:t>
-      </w:r>
-      <w:r>
-        <w:rPr>
-          <w:b/>
-        </w:rPr>
-        <w:t>evidence</w:t>
-      </w:r>
-      <w:r>
-        <w:rPr>
-          <w:b w:val="0"/>
-        </w:rPr>
-        <w:t xml:space="preserve"> record.</w:t>
-      </w:r>
-    </w:p>
-    <w:p>
-      <w:pPr>
-        <w:pStyle w:val="Heading1"/>
-      </w:pPr>
-      <w:r>
-        <w:t>07. Prepare, teach and assess</w:t>
-      </w:r>
-    </w:p>
-    <w:p>
-      <w:r>
-        <w:t>Use this preparation summary alongside the detailed Predictive and Generative AI lesson; it is a checklist rather than a replacement for the full sequence.</w:t>
-      </w:r>
-    </w:p>
-    <w:p>
-      <w:pPr>
-        <w:pStyle w:val="Heading3"/>
-      </w:pPr>
-      <w:r>
-        <w:t>Teaching target</w:t>
-      </w:r>
-    </w:p>
-    <w:p>
-      <w:pPr>
-        <w:spacing w:line="336" w:lineRule="auto" w:after="180"/>
-        <w:shd w:fill="EDF7F3"/>
       </w:pPr>
       <w:r>
         <w:rPr>
@@ -5220,6 +5323,14 @@
     </w:tbl>
     <w:p>
       <w:pPr>
+        <w:pStyle w:val="Heading2"/>
+      </w:pPr>
+      <w:r>
+        <w:t>Practice and assessment reminders</w:t>
+      </w:r>
+    </w:p>
+    <w:p>
+      <w:pPr>
         <w:spacing w:line="336" w:lineRule="auto" w:after="180"/>
       </w:pPr>
       <w:r>
@@ -5231,16 +5342,7 @@
     </w:p>
     <w:p>
       <w:pPr>
-        <w:pStyle w:val="Heading3"/>
-      </w:pPr>
-      <w:r>
-        <w:t>Supported practice answer</w:t>
-      </w:r>
-    </w:p>
-    <w:p>
-      <w:pPr>
         <w:spacing w:line="336" w:lineRule="auto" w:after="180"/>
-        <w:shd w:fill="F1F6FC"/>
       </w:pPr>
       <w:r>
         <w:rPr>
@@ -5285,16 +5387,7 @@
     </w:p>
     <w:p>
       <w:pPr>
-        <w:pStyle w:val="Heading3"/>
-      </w:pPr>
-      <w:r>
-        <w:t>Repair the misconception</w:t>
-      </w:r>
-    </w:p>
-    <w:p>
-      <w:pPr>
         <w:spacing w:line="336" w:lineRule="auto" w:after="180"/>
-        <w:shd w:fill="FFF5E6"/>
       </w:pPr>
       <w:r>
         <w:rPr>
@@ -5317,16 +5410,7 @@
     </w:p>
     <w:p>
       <w:pPr>
-        <w:pStyle w:val="Heading3"/>
-      </w:pPr>
-      <w:r>
-        <w:t>Support without giving away the answer</w:t>
-      </w:r>
-    </w:p>
-    <w:p>
-      <w:pPr>
         <w:spacing w:line="336" w:lineRule="auto" w:after="180"/>
-        <w:shd w:fill="F1F6F8"/>
       </w:pPr>
       <w:r>
         <w:rPr>
@@ -5349,16 +5433,7 @@
     </w:p>
     <w:p>
       <w:pPr>
-        <w:pStyle w:val="Heading3"/>
-      </w:pPr>
-      <w:r>
-        <w:t>Extend the reasoning</w:t>
-      </w:r>
-    </w:p>
-    <w:p>
-      <w:pPr>
         <w:spacing w:line="336" w:lineRule="auto" w:after="180"/>
-        <w:shd w:fill="F5F1FB"/>
       </w:pPr>
       <w:r>
         <w:rPr>
@@ -5382,7 +5457,6 @@
     <w:p>
       <w:pPr>
         <w:spacing w:line="336" w:lineRule="auto" w:after="180"/>
-        <w:shd w:fill="F5F1FB"/>
       </w:pPr>
       <w:r>
         <w:rPr>
@@ -5405,16 +5479,7 @@
     </w:p>
     <w:p>
       <w:pPr>
-        <w:pStyle w:val="Heading3"/>
-      </w:pPr>
-      <w:r>
-        <w:t>Protect the independent attempt</w:t>
-      </w:r>
-    </w:p>
-    <w:p>
-      <w:pPr>
         <w:spacing w:line="336" w:lineRule="auto" w:after="180"/>
-        <w:shd w:fill="FFF5E6"/>
       </w:pPr>
       <w:r>
         <w:rPr>
@@ -5609,16 +5674,7 @@
     </w:tbl>
     <w:p>
       <w:pPr>
-        <w:pStyle w:val="Heading3"/>
-      </w:pPr>
-      <w:r>
-        <w:t>Project checkpoint</w:t>
-      </w:r>
-    </w:p>
-    <w:p>
-      <w:pPr>
         <w:spacing w:line="336" w:lineRule="auto" w:after="180"/>
-        <w:shd w:fill="EDF7F3"/>
       </w:pPr>
       <w:r>
         <w:rPr>
@@ -5667,12 +5723,20 @@
         <w:pStyle w:val="Heading1"/>
       </w:pPr>
       <w:r>
-        <w:t>08. Use feedback, labs and repair paths</w:t>
-      </w:r>
-    </w:p>
-    <w:p>
-      <w:r>
-        <w:t>Use feedback, earlier review and portfolios purposefully. Apply the coding routine only when this lesson has an executable lab.</w:t>
+        <w:t>08. Reference: feedback and records</w:t>
+      </w:r>
+    </w:p>
+    <w:p>
+      <w:r>
+        <w:t>Use digital tools where they help retain an explanation and its evidence.</w:t>
+      </w:r>
+    </w:p>
+    <w:p>
+      <w:pPr>
+        <w:pStyle w:val="Heading2"/>
+      </w:pPr>
+      <w:r>
+        <w:t>Keep practice and independent evidence separate</w:t>
       </w:r>
     </w:p>
     <w:p>
@@ -5711,10 +5775,52 @@
     </w:p>
     <w:p>
       <w:pPr>
-        <w:pStyle w:val="Heading3"/>
-      </w:pPr>
-      <w:r>
-        <w:t>For later coding lessons</w:t>
+        <w:pStyle w:val="Heading2"/>
+      </w:pPr>
+      <w:r>
+        <w:t>Repair and portfolio records</w:t>
+      </w:r>
+    </w:p>
+    <w:p>
+      <w:pPr>
+        <w:spacing w:line="336" w:lineRule="auto" w:after="180"/>
+      </w:pPr>
+      <w:r>
+        <w:rPr>
+          <w:b w:val="0"/>
+        </w:rPr>
+        <w:t>Use the earlier worked-explanation links to address a specific missing building block, then return to the current question. Adapt this suggestion after observing the learner; it is not an automatic diagnosis.</w:t>
+      </w:r>
+    </w:p>
+    <w:p>
+      <w:pPr>
+        <w:spacing w:line="336" w:lineRule="auto" w:after="180"/>
+      </w:pPr>
+      <w:r>
+        <w:rPr>
+          <w:b w:val="0"/>
+        </w:rPr>
+        <w:t xml:space="preserve">Collect the completed-work portfolio as </w:t>
+      </w:r>
+      <w:r>
+        <w:rPr>
+          <w:b/>
+        </w:rPr>
+        <w:t>evidence</w:t>
+      </w:r>
+      <w:r>
+        <w:rPr>
+          <w:b w:val="0"/>
+        </w:rPr>
+        <w:t>. Record support separately from correctness, and assess explanation, trace/test and limitations. Progress ticks and quiz selections alone do not establish mastery.</w:t>
+      </w:r>
+    </w:p>
+    <w:p>
+      <w:pPr>
+        <w:pStyle w:val="Heading2"/>
+      </w:pPr>
+      <w:r>
+        <w:t>Earlier wording, alternatives and picture transcripts · reference / check after trying</w:t>
       </w:r>
     </w:p>
     <w:p>
@@ -5725,7 +5831,6 @@
     <w:p>
       <w:pPr>
         <w:spacing w:line="336" w:lineRule="auto" w:after="180"/>
-        <w:shd w:fill="F1F6F8"/>
       </w:pPr>
       <w:r>
         <w:rPr>
@@ -5748,77 +5853,20 @@
     </w:p>
     <w:p>
       <w:pPr>
-        <w:spacing w:line="336" w:lineRule="auto" w:after="180"/>
-      </w:pPr>
-      <w:r>
-        <w:rPr>
-          <w:b w:val="0"/>
-        </w:rPr>
-        <w:t>Use the earlier worked-explanation links to address a specific missing building block, then return to the current question. Adapt this suggestion after observing the learner; it is not an automatic diagnosis.</w:t>
-      </w:r>
-    </w:p>
-    <w:p>
-      <w:pPr>
-        <w:spacing w:line="336" w:lineRule="auto" w:after="180"/>
-      </w:pPr>
-      <w:r>
-        <w:rPr>
-          <w:b w:val="0"/>
-        </w:rPr>
-        <w:t xml:space="preserve">Collect the completed-work portfolio as </w:t>
-      </w:r>
-      <w:r>
-        <w:rPr>
-          <w:b/>
-        </w:rPr>
-        <w:t>evidence</w:t>
-      </w:r>
-      <w:r>
-        <w:rPr>
-          <w:b w:val="0"/>
-        </w:rPr>
-        <w:t>. Record support separately from correctness, and assess explanation, trace/test and limitations. Progress ticks and quiz selections alone do not establish mastery.</w:t>
-      </w:r>
-    </w:p>
-    <w:p>
-      <w:pPr>
         <w:pStyle w:val="Heading1"/>
       </w:pPr>
       <w:r>
-        <w:t>09. Visual concept journey</w:t>
-      </w:r>
-    </w:p>
-    <w:p>
-      <w:r>
-        <w:t>Show one Predictive and Generative AI graphic at a time, request a prediction and discuss its trace before the independent assessment.</w:t>
-      </w:r>
-    </w:p>
-    <w:p>
-      <w:pPr>
-        <w:spacing w:line="336" w:lineRule="auto" w:after="180"/>
-      </w:pPr>
-      <w:r>
-        <w:rPr>
-          <w:b w:val="0"/>
-        </w:rPr>
-        <w:t xml:space="preserve">Use one picture at a time. Hide a worked result before asking for a </w:t>
-      </w:r>
-      <w:r>
-        <w:rPr>
-          <w:b/>
-        </w:rPr>
-        <w:t>prediction</w:t>
-      </w:r>
-      <w:r>
-        <w:rPr>
-          <w:b w:val="0"/>
-        </w:rPr>
-        <w:t>, then reveal it for feedback. These are supported teaching cases; retain the separate independent assessment for a fresh first attempt.</w:t>
-      </w:r>
-    </w:p>
-    <w:p>
-      <w:pPr>
-        <w:pStyle w:val="Heading3"/>
+        <w:t>09. Reference: teach with the six pictures</w:t>
+      </w:r>
+    </w:p>
+    <w:p>
+      <w:r>
+        <w:t>Choose the picture for the teaching move and connect it to the explanation.</w:t>
+      </w:r>
+    </w:p>
+    <w:p>
+      <w:pPr>
+        <w:pStyle w:val="Heading2"/>
       </w:pPr>
       <w:r>
         <w:t>01. Predictive and Generative AI: the case</w:t>
@@ -5829,7 +5877,7 @@
         <w:drawing>
           <wp:inline xmlns:a="http://schemas.openxmlformats.org/drawingml/2006/main" xmlns:pic="http://schemas.openxmlformats.org/drawingml/2006/picture">
             <wp:extent cx="5486400" cy="3142488"/>
-            <wp:docPr id="2" name="Picture 2" descr="A fictional learning tool first classifies a question, then drafts an answer from a supplied note. Supplied facts: A fitted classifier labels a question science; its training used labelled questions. Approved note N: evaporation changes liquid water into water vapour. A generator drafts: “Water evaporates into vapour and always disappears forever.”"/>
+            <wp:docPr id="3" name="Picture 3" descr="A fictional learning tool first classifies a question, then drafts an answer from a supplied note. Supplied facts: A fitted classifier labels a question science; its training used labelled questions. Approved note N: evaporation changes liquid water into water vapour. A generator drafts: “Water evaporates into vapour and always disappears forever.”"/>
             <wp:cNvGraphicFramePr>
               <a:graphicFrameLocks noChangeAspect="1"/>
             </wp:cNvGraphicFramePr>
@@ -5841,7 +5889,7 @@
                     <pic:cNvPicPr/>
                   </pic:nvPicPr>
                   <pic:blipFill>
-                    <a:blip r:embed="rId10"/>
+                    <a:blip r:embed="rId11"/>
                     <a:stretch>
                       <a:fillRect/>
                     </a:stretch>
@@ -5897,7 +5945,6 @@
     <w:p>
       <w:pPr>
         <w:spacing w:line="336" w:lineRule="auto" w:after="180"/>
-        <w:shd w:fill="F5F1FB"/>
       </w:pPr>
       <w:r>
         <w:rPr>
@@ -5908,16 +5955,7 @@
     </w:p>
     <w:p>
       <w:pPr>
-        <w:pStyle w:val="Heading3"/>
-      </w:pPr>
-      <w:r>
-        <w:t>Discuss while showing the picture</w:t>
-      </w:r>
-    </w:p>
-    <w:p>
-      <w:pPr>
         <w:spacing w:line="336" w:lineRule="auto" w:after="180"/>
-        <w:shd w:fill="F1F6F8"/>
       </w:pPr>
       <w:r>
         <w:rPr>
@@ -5928,7 +5966,7 @@
     </w:p>
     <w:p>
       <w:pPr>
-        <w:pStyle w:val="Heading3"/>
+        <w:pStyle w:val="Heading2"/>
       </w:pPr>
       <w:r>
         <w:t>02. Follow the deciding steps</w:t>
@@ -5939,7 +5977,7 @@
         <w:drawing>
           <wp:inline xmlns:a="http://schemas.openxmlformats.org/drawingml/2006/main" xmlns:pic="http://schemas.openxmlformats.org/drawingml/2006/picture">
             <wp:extent cx="5486400" cy="4160520"/>
-            <wp:docPr id="3" name="Picture 3" descr="Predict category: The classifier predicts science from the new question. → Retrieve note: N supplies a specific statement about evaporation. → Generate draft: The draft adds “always disappears forever” beyond N. → Verify claims: Keep the supported change-of-state claim; remove or review the unsupported addition."/>
+            <wp:docPr id="4" name="Picture 4" descr="Predict category: The classifier predicts science from the new question. → Retrieve note: N supplies a specific statement about evaporation. → Generate draft: The draft adds “always disappears forever” beyond N. → Verify claims: Keep the supported change-of-state claim; remove or review the unsupported addition."/>
             <wp:cNvGraphicFramePr>
               <a:graphicFrameLocks noChangeAspect="1"/>
             </wp:cNvGraphicFramePr>
@@ -5951,7 +5989,7 @@
                     <pic:cNvPicPr/>
                   </pic:nvPicPr>
                   <pic:blipFill>
-                    <a:blip r:embed="rId11"/>
+                    <a:blip r:embed="rId9"/>
                     <a:stretch>
                       <a:fillRect/>
                     </a:stretch>
@@ -5984,7 +6022,6 @@
     <w:p>
       <w:pPr>
         <w:spacing w:line="336" w:lineRule="auto" w:after="180"/>
-        <w:shd w:fill="F5F1FB"/>
       </w:pPr>
       <w:r>
         <w:rPr>
@@ -6007,16 +6044,7 @@
     </w:p>
     <w:p>
       <w:pPr>
-        <w:pStyle w:val="Heading3"/>
-      </w:pPr>
-      <w:r>
-        <w:t>Discuss while showing the picture</w:t>
-      </w:r>
-    </w:p>
-    <w:p>
-      <w:pPr>
         <w:spacing w:line="336" w:lineRule="auto" w:after="180"/>
-        <w:shd w:fill="F1F6F8"/>
       </w:pPr>
       <w:r>
         <w:rPr>
@@ -6039,7 +6067,7 @@
     </w:p>
     <w:p>
       <w:pPr>
-        <w:pStyle w:val="Heading3"/>
+        <w:pStyle w:val="Heading2"/>
       </w:pPr>
       <w:r>
         <w:t>03. Keep the evidence roles separate</w:t>
@@ -6050,7 +6078,7 @@
         <w:drawing>
           <wp:inline xmlns:a="http://schemas.openxmlformats.org/drawingml/2006/main" xmlns:pic="http://schemas.openxmlformats.org/drawingml/2006/picture">
             <wp:extent cx="5486400" cy="2834640"/>
-            <wp:docPr id="4" name="Picture 4" descr="Keep the evidence roles separate. Ten corpus continuations | Count red 6, blue 3, green 1 | Distribution 0.6, 0.3, 0.1. Prefix: The marker is | Select a next token | An output, not an observation. Current marker question | Check direct evidence | Colour claim needs support"/>
+            <wp:docPr id="5" name="Picture 5" descr="Keep the evidence roles separate. Ten corpus continuations | Count red 6, blue 3, green 1 | Distribution 0.6, 0.3, 0.1. Prefix: The marker is | Select a next token | An output, not an observation. Current marker question | Check direct evidence | Colour claim needs support"/>
             <wp:cNvGraphicFramePr>
               <a:graphicFrameLocks noChangeAspect="1"/>
             </wp:cNvGraphicFramePr>
@@ -6154,7 +6182,6 @@
     <w:p>
       <w:pPr>
         <w:spacing w:line="336" w:lineRule="auto" w:after="180"/>
-        <w:shd w:fill="F5F1FB"/>
       </w:pPr>
       <w:r>
         <w:rPr>
@@ -6165,16 +6192,7 @@
     </w:p>
     <w:p>
       <w:pPr>
-        <w:pStyle w:val="Heading3"/>
-      </w:pPr>
-      <w:r>
-        <w:t>Discuss while showing the picture</w:t>
-      </w:r>
-    </w:p>
-    <w:p>
-      <w:pPr>
         <w:spacing w:line="336" w:lineRule="auto" w:after="180"/>
-        <w:shd w:fill="F1F6F8"/>
       </w:pPr>
       <w:r>
         <w:rPr>
@@ -6185,7 +6203,7 @@
     </w:p>
     <w:p>
       <w:pPr>
-        <w:pStyle w:val="Heading3"/>
+        <w:pStyle w:val="Heading2"/>
       </w:pPr>
       <w:r>
         <w:t>04. Change one thing. Trace what follows.</w:t>
@@ -6196,7 +6214,7 @@
         <w:drawing>
           <wp:inline xmlns:a="http://schemas.openxmlformats.org/drawingml/2006/main" xmlns:pic="http://schemas.openxmlformats.org/drawingml/2006/picture">
             <wp:extent cx="5486400" cy="3026664"/>
-            <wp:docPr id="5" name="Picture 5" descr="Original case: Keep the supported change-of-state claim; remove or review the unsupported addition. Changed condition: The classifier instead predicts history while N and the draft stay unchanged. Expected result: The category prediction changes, but the same unsupported draft claim still needs checking. Reason: Stages can fail independently; one result does not validate another."/>
+            <wp:docPr id="6" name="Picture 6" descr="Original case: Keep the supported change-of-state claim; remove or review the unsupported addition. Changed condition: The classifier instead predicts history while N and the draft stay unchanged. Expected result: The category prediction changes, but the same unsupported draft claim still needs checking. Reason: Stages can fail independently; one result does not validate another."/>
             <wp:cNvGraphicFramePr>
               <a:graphicFrameLocks noChangeAspect="1"/>
             </wp:cNvGraphicFramePr>
@@ -6264,7 +6282,6 @@
     <w:p>
       <w:pPr>
         <w:spacing w:line="336" w:lineRule="auto" w:after="180"/>
-        <w:shd w:fill="F5F1FB"/>
       </w:pPr>
       <w:r>
         <w:rPr>
@@ -6275,16 +6292,7 @@
     </w:p>
     <w:p>
       <w:pPr>
-        <w:pStyle w:val="Heading3"/>
-      </w:pPr>
-      <w:r>
-        <w:t>Discuss while showing the picture</w:t>
-      </w:r>
-    </w:p>
-    <w:p>
-      <w:pPr>
         <w:spacing w:line="336" w:lineRule="auto" w:after="180"/>
-        <w:shd w:fill="F1F6F8"/>
       </w:pPr>
       <w:r>
         <w:rPr>
@@ -6296,7 +6304,6 @@
     <w:p>
       <w:pPr>
         <w:spacing w:line="336" w:lineRule="auto" w:after="180"/>
-        <w:shd w:fill="F1F6F8"/>
       </w:pPr>
       <w:r>
         <w:rPr>
@@ -6307,7 +6314,7 @@
     </w:p>
     <w:p>
       <w:pPr>
-        <w:pStyle w:val="Heading3"/>
+        <w:pStyle w:val="Heading2"/>
       </w:pPr>
       <w:r>
         <w:t>05. Connect the explanation to its limit</w:t>
@@ -6318,7 +6325,7 @@
         <w:drawing>
           <wp:inline xmlns:a="http://schemas.openxmlformats.org/drawingml/2006/main" xmlns:pic="http://schemas.openxmlformats.org/drawingml/2006/picture">
             <wp:extent cx="5486400" cy="2834640"/>
-            <wp:docPr id="6" name="Picture 6" descr="Classification predicts a category under a trained mapping. Generation produces a sequence of words under a language objective. Supplying a note can support factual grounding, but the draft still requires claim-level checking. The category being correct does not prove every sentence in the answer is correct. Limit: This example does not expose a real model’s architecture or prove that source-fed generation always stays grounded."/>
+            <wp:docPr id="7" name="Picture 7" descr="Classification predicts a category under a trained mapping. Generation produces a sequence of words under a language objective. Supplying a note can support factual grounding, but the draft still requires claim-level checking. The category being correct does not prove every sentence in the answer is correct. Limit: This example does not expose a real model’s architecture or prove that source-fed generation always stays grounded."/>
             <wp:cNvGraphicFramePr>
               <a:graphicFrameLocks noChangeAspect="1"/>
             </wp:cNvGraphicFramePr>
@@ -6374,7 +6381,6 @@
     <w:p>
       <w:pPr>
         <w:spacing w:line="336" w:lineRule="auto" w:after="180"/>
-        <w:shd w:fill="F5F1FB"/>
       </w:pPr>
       <w:r>
         <w:rPr>
@@ -6385,16 +6391,7 @@
     </w:p>
     <w:p>
       <w:pPr>
-        <w:pStyle w:val="Heading3"/>
-      </w:pPr>
-      <w:r>
-        <w:t>Discuss while showing the picture</w:t>
-      </w:r>
-    </w:p>
-    <w:p>
-      <w:pPr>
         <w:spacing w:line="336" w:lineRule="auto" w:after="180"/>
-        <w:shd w:fill="F1F6F8"/>
       </w:pPr>
       <w:r>
         <w:rPr>
@@ -6406,7 +6403,6 @@
     <w:p>
       <w:pPr>
         <w:spacing w:line="336" w:lineRule="auto" w:after="180"/>
-        <w:shd w:fill="F1F6F8"/>
       </w:pPr>
       <w:r>
         <w:rPr>
@@ -6417,7 +6413,7 @@
     </w:p>
     <w:p>
       <w:pPr>
-        <w:pStyle w:val="Heading3"/>
+        <w:pStyle w:val="Heading2"/>
       </w:pPr>
       <w:r>
         <w:t>06. Make the idea visible in your project</w:t>
@@ -6428,7 +6424,7 @@
         <w:drawing>
           <wp:inline xmlns:a="http://schemas.openxmlformats.org/drawingml/2006/main" xmlns:pic="http://schemas.openxmlformats.org/drawingml/2006/picture">
             <wp:extent cx="5486400" cy="3380232"/>
-            <wp:docPr id="7" name="Picture 7" descr="For the Verified Study Buddy, separate routing predictions, source retrieval and generated explanations in its evidence record. Draw your input, deciding step, result and limit. Supported question: Identify the first unsupported claim and explain what source would be needed before asserting it."/>
+            <wp:docPr id="8" name="Picture 8" descr="For the Verified Study Buddy, separate routing predictions, source retrieval and generated explanations in its evidence record. Draw your input, deciding step, result and limit. Supported question: Identify the first unsupported claim and explain what source would be needed before asserting it."/>
             <wp:cNvGraphicFramePr>
               <a:graphicFrameLocks noChangeAspect="1"/>
             </wp:cNvGraphicFramePr>
@@ -6520,7 +6516,6 @@
     <w:p>
       <w:pPr>
         <w:spacing w:line="336" w:lineRule="auto" w:after="180"/>
-        <w:shd w:fill="F5F1FB"/>
       </w:pPr>
       <w:r>
         <w:rPr>
@@ -6543,46 +6538,115 @@
     </w:p>
     <w:p>
       <w:pPr>
+        <w:spacing w:line="336" w:lineRule="auto" w:after="180"/>
+      </w:pPr>
+      <w:r>
+        <w:rPr>
+          <w:b w:val="0"/>
+        </w:rPr>
+        <w:t xml:space="preserve">Teacher prompt: Draw your project trace and justify the deciding step using </w:t>
+      </w:r>
+      <w:r>
+        <w:rPr>
+          <w:b/>
+        </w:rPr>
+        <w:t>evidence</w:t>
+      </w:r>
+      <w:r>
+        <w:rPr>
+          <w:b w:val="0"/>
+        </w:rPr>
+        <w:t>. Ask learners to describe one label or arrow in ordinary words. Use the adjacent transcript if the image is difficult to see.</w:t>
+      </w:r>
+    </w:p>
+    <w:p>
+      <w:pPr>
+        <w:spacing w:line="336" w:lineRule="auto" w:after="180"/>
+      </w:pPr>
+      <w:r>
+        <w:rPr>
+          <w:b w:val="0"/>
+        </w:rPr>
+        <w:t>Supported practice key: “Always disappears forever” is unsupported and misleading as phrased; do not assert it. The approved note supports liquid changing into vapour, not disappearance.</w:t>
+      </w:r>
+    </w:p>
+    <w:p>
+      <w:pPr>
+        <w:pStyle w:val="Heading2"/>
+      </w:pPr>
+      <w:r>
+        <w:t>Earlier wording, alternatives and picture transcripts · reference / check after trying</w:t>
+      </w:r>
+    </w:p>
+    <w:p>
+      <w:pPr>
+        <w:spacing w:line="336" w:lineRule="auto" w:after="180"/>
+      </w:pPr>
+      <w:r>
+        <w:rPr>
+          <w:b w:val="0"/>
+        </w:rPr>
+        <w:t xml:space="preserve">Use one picture at a time. Hide a worked result before asking for a </w:t>
+      </w:r>
+      <w:r>
+        <w:rPr>
+          <w:b/>
+        </w:rPr>
+        <w:t>prediction</w:t>
+      </w:r>
+      <w:r>
+        <w:rPr>
+          <w:b w:val="0"/>
+        </w:rPr>
+        <w:t>, then reveal it for feedback. These are supported teaching cases; retain the separate independent assessment for a fresh first attempt.</w:t>
+      </w:r>
+    </w:p>
+    <w:p>
+      <w:pPr>
         <w:pStyle w:val="Heading3"/>
       </w:pPr>
       <w:r>
-        <w:t>Discuss while showing the picture</w:t>
-      </w:r>
-    </w:p>
-    <w:p>
-      <w:pPr>
-        <w:spacing w:line="336" w:lineRule="auto" w:after="180"/>
-        <w:shd w:fill="F1F6F8"/>
-      </w:pPr>
-      <w:r>
-        <w:rPr>
-          <w:b w:val="0"/>
-        </w:rPr>
-        <w:t xml:space="preserve">Teacher prompt: Draw your project trace and justify the deciding step using </w:t>
-      </w:r>
-      <w:r>
-        <w:rPr>
-          <w:b/>
-        </w:rPr>
-        <w:t>evidence</w:t>
-      </w:r>
-      <w:r>
-        <w:rPr>
-          <w:b w:val="0"/>
-        </w:rPr>
-        <w:t>. Ask learners to describe one label or arrow in ordinary words. Use the adjacent transcript if the image is difficult to see.</w:t>
-      </w:r>
-    </w:p>
-    <w:p>
-      <w:pPr>
-        <w:spacing w:line="336" w:lineRule="auto" w:after="180"/>
-        <w:shd w:fill="F1F6F8"/>
-      </w:pPr>
-      <w:r>
-        <w:rPr>
-          <w:b w:val="0"/>
-        </w:rPr>
-        <w:t>Supported practice key: “Always disappears forever” is unsupported and misleading as phrased; do not assert it. The approved note supports liquid changing into vapour, not disappearance.</w:t>
+        <w:t>01. Predictive and Generative AI: the case</w:t>
+      </w:r>
+    </w:p>
+    <w:p>
+      <w:pPr>
+        <w:pStyle w:val="Heading3"/>
+      </w:pPr>
+      <w:r>
+        <w:t>02. Follow the deciding steps</w:t>
+      </w:r>
+    </w:p>
+    <w:p>
+      <w:pPr>
+        <w:pStyle w:val="Heading3"/>
+      </w:pPr>
+      <w:r>
+        <w:t>03. Keep the evidence roles separate</w:t>
+      </w:r>
+    </w:p>
+    <w:p>
+      <w:pPr>
+        <w:pStyle w:val="Heading3"/>
+      </w:pPr>
+      <w:r>
+        <w:t>04. Change one thing. Trace what follows.</w:t>
+      </w:r>
+    </w:p>
+    <w:p>
+      <w:pPr>
+        <w:pStyle w:val="Heading3"/>
+      </w:pPr>
+      <w:r>
+        <w:t>05. Connect the explanation to its limit</w:t>
+      </w:r>
+    </w:p>
+    <w:p>
+      <w:pPr>
+        <w:pStyle w:val="Heading3"/>
+      </w:pPr>
+      <w:r>
+        <w:t>06. Make the idea visible in your project</w:t>
       </w:r>
     </w:p>
     <w:sectPr>
